--- a/analysis/output/manuscript/TRIPOD-LLM.docx
+++ b/analysis/output/manuscript/TRIPOD-LLM.docx
@@ -59,6 +59,7 @@
             <w:pPr>
               <w:pStyle w:val="Normal"/>
               <w:jc w:val="left"/>
+              <w:keepNext/>
               <w:pBdr>
                 <w:bottom w:val="none" w:sz="0" w:space="0" w:color="000000"/>
                 <w:top w:val="none" w:sz="0" w:space="0" w:color="000000"/>
@@ -114,6 +115,7 @@
             <w:pPr>
               <w:pStyle w:val="Normal"/>
               <w:jc w:val="left"/>
+              <w:keepNext/>
               <w:pBdr>
                 <w:bottom w:val="none" w:sz="0" w:space="0" w:color="000000"/>
                 <w:top w:val="none" w:sz="0" w:space="0" w:color="000000"/>
@@ -169,6 +171,7 @@
             <w:pPr>
               <w:pStyle w:val="Normal"/>
               <w:jc w:val="left"/>
+              <w:keepNext/>
               <w:pBdr>
                 <w:bottom w:val="none" w:sz="0" w:space="0" w:color="000000"/>
                 <w:top w:val="none" w:sz="0" w:space="0" w:color="000000"/>
@@ -224,6 +227,7 @@
             <w:pPr>
               <w:pStyle w:val="Normal"/>
               <w:jc w:val="left"/>
+              <w:keepNext/>
               <w:pBdr>
                 <w:bottom w:val="none" w:sz="0" w:space="0" w:color="000000"/>
                 <w:top w:val="none" w:sz="0" w:space="0" w:color="000000"/>
@@ -279,6 +283,7 @@
             <w:pPr>
               <w:pStyle w:val="Normal"/>
               <w:jc w:val="left"/>
+              <w:keepNext/>
               <w:pBdr>
                 <w:bottom w:val="none" w:sz="0" w:space="0" w:color="000000"/>
                 <w:top w:val="none" w:sz="0" w:space="0" w:color="000000"/>
@@ -334,6 +339,7 @@
             <w:pPr>
               <w:pStyle w:val="Normal"/>
               <w:jc w:val="left"/>
+              <w:keepNext/>
               <w:pBdr>
                 <w:bottom w:val="none" w:sz="0" w:space="0" w:color="000000"/>
                 <w:top w:val="none" w:sz="0" w:space="0" w:color="000000"/>
@@ -21563,6 +21569,7 @@
             <w:pPr>
               <w:pStyle w:val="Normal"/>
               <w:jc w:val="left"/>
+              <w:keepNext/>
               <w:pBdr>
                 <w:bottom w:val="none" w:sz="0" w:space="0" w:color="000000"/>
                 <w:top w:val="none" w:sz="0" w:space="0" w:color="000000"/>
@@ -21618,6 +21625,7 @@
             <w:pPr>
               <w:pStyle w:val="Normal"/>
               <w:jc w:val="left"/>
+              <w:keepNext/>
               <w:pBdr>
                 <w:bottom w:val="none" w:sz="0" w:space="0" w:color="000000"/>
                 <w:top w:val="none" w:sz="0" w:space="0" w:color="000000"/>
@@ -21673,6 +21681,7 @@
             <w:pPr>
               <w:pStyle w:val="Normal"/>
               <w:jc w:val="left"/>
+              <w:keepNext/>
               <w:pBdr>
                 <w:bottom w:val="none" w:sz="0" w:space="0" w:color="000000"/>
                 <w:top w:val="none" w:sz="0" w:space="0" w:color="000000"/>
@@ -21728,6 +21737,7 @@
             <w:pPr>
               <w:pStyle w:val="Normal"/>
               <w:jc w:val="left"/>
+              <w:keepNext/>
               <w:pBdr>
                 <w:bottom w:val="none" w:sz="0" w:space="0" w:color="000000"/>
                 <w:top w:val="none" w:sz="0" w:space="0" w:color="000000"/>
@@ -21783,6 +21793,7 @@
             <w:pPr>
               <w:pStyle w:val="Normal"/>
               <w:jc w:val="left"/>
+              <w:keepNext/>
               <w:pBdr>
                 <w:bottom w:val="none" w:sz="0" w:space="0" w:color="000000"/>
                 <w:top w:val="none" w:sz="0" w:space="0" w:color="000000"/>
@@ -21838,6 +21849,7 @@
             <w:pPr>
               <w:pStyle w:val="Normal"/>
               <w:jc w:val="left"/>
+              <w:keepNext/>
               <w:pBdr>
                 <w:bottom w:val="none" w:sz="0" w:space="0" w:color="000000"/>
                 <w:top w:val="none" w:sz="0" w:space="0" w:color="000000"/>

--- a/analysis/output/manuscript/TRIPOD-LLM.docx
+++ b/analysis/output/manuscript/TRIPOD-LLM.docx
@@ -1944,7 +1944,7 @@
                 <w:szCs w:val="18"/>
                 <w:color w:val="000000"/>
               </w:rPr>
-              <w:t xml:space="preserve">eMethods Published-label target matching; eTable 1</w:t>
+              <w:t xml:space="preserve">eMethods Published-label target matching; eTable 2</w:t>
             </w:r>
           </w:p>
         </w:tc>
@@ -2225,7 +2225,7 @@
                 <w:szCs w:val="18"/>
                 <w:color w:val="000000"/>
               </w:rPr>
-              <w:t xml:space="preserve">eTable 1; eTable 2</w:t>
+              <w:t xml:space="preserve">eTable 2; eTable 3</w:t>
             </w:r>
           </w:p>
         </w:tc>
@@ -6440,7 +6440,7 @@
                 <w:szCs w:val="18"/>
                 <w:color w:val="000000"/>
               </w:rPr>
-              <w:t xml:space="preserve">Table 2; eTable 17</w:t>
+              <w:t xml:space="preserve">Table 2; eTable 13</w:t>
             </w:r>
           </w:p>
         </w:tc>
@@ -7283,7 +7283,7 @@
                 <w:szCs w:val="18"/>
                 <w:color w:val="000000"/>
               </w:rPr>
-              <w:t xml:space="preserve">Supplement Prompt templates and a filled example; eTable 3</w:t>
+              <w:t xml:space="preserve">Supplement Prompt templates and a filled example; eTable 1</w:t>
             </w:r>
           </w:p>
         </w:tc>
@@ -10936,7 +10936,7 @@
                 <w:szCs w:val="18"/>
                 <w:color w:val="000000"/>
               </w:rPr>
-              <w:t xml:space="preserve">eTables 1–2</w:t>
+              <w:t xml:space="preserve">eTables 2–3</w:t>
             </w:r>
           </w:p>
         </w:tc>
@@ -11217,7 +11217,7 @@
                 <w:szCs w:val="18"/>
                 <w:color w:val="000000"/>
               </w:rPr>
-              <w:t xml:space="preserve">eTable 1; N/A for individual-patient distributions: report-level benchmark</w:t>
+              <w:t xml:space="preserve">eTable 2; N/A for individual-patient distributions: report-level benchmark</w:t>
             </w:r>
           </w:p>
         </w:tc>
@@ -14870,7 +14870,7 @@
                 <w:szCs w:val="18"/>
                 <w:color w:val="000000"/>
               </w:rPr>
-              <w:t xml:space="preserve">eTable 1; Figure 3</w:t>
+              <w:t xml:space="preserve">eTable 2; Figure 3</w:t>
             </w:r>
           </w:p>
         </w:tc>
@@ -15994,7 +15994,7 @@
                 <w:szCs w:val="18"/>
                 <w:color w:val="000000"/>
               </w:rPr>
-              <w:t xml:space="preserve">eTable 1; benchmark README-FOR-ALI.md</w:t>
+              <w:t xml:space="preserve">eTable 2; benchmark README-FOR-ALI.md</w:t>
             </w:r>
           </w:p>
         </w:tc>
@@ -17399,7 +17399,7 @@
                 <w:szCs w:val="18"/>
                 <w:color w:val="000000"/>
               </w:rPr>
-              <w:t xml:space="preserve">eTable 1; Manuscript Methods rater credentials (author completion required)</w:t>
+              <w:t xml:space="preserve">eTable 2; Manuscript Methods rater credentials (author completion required)</w:t>
             </w:r>
           </w:p>
         </w:tc>

--- a/analysis/output/manuscript/TRIPOD-LLM.docx
+++ b/analysis/output/manuscript/TRIPOD-LLM.docx
@@ -7,15 +7,7 @@
         <w:pStyle w:val="Titre1"/>
       </w:pPr>
       <w:r>
-        <w:t xml:space="preserve">TRIPOD-LLM and GRRAS reporting map</w:t>
-      </w:r>
-    </w:p>
-    <w:p>
-      <w:pPr>
-        <w:pStyle w:val="ManuscriptBody"/>
-      </w:pPr>
-      <w:r>
-        <w:t xml:space="preserve">Abbreviated topic labels map to official item identifiers. Locations identify the manuscript display or supplement section; author declarations and rater credentials marked for author completion remain open. Page numbers are left to final manuscript pagination.</w:t>
+        <w:t xml:space="preserve">TRIPOD LLM and GRRAS reporting map</w:t>
       </w:r>
     </w:p>
     <w:tbl xmlns:a="http://schemas.openxmlformats.org/drawingml/2006/main" xmlns:pic="http://schemas.openxmlformats.org/drawingml/2006/picture">
@@ -313,7 +305,7 @@
                 <w:szCs w:val="18"/>
                 <w:color w:val="000000"/>
               </w:rPr>
-              <w:t xml:space="preserve">Notes</w:t>
+              <w:t xml:space="preserve">Applicability and Notes</w:t>
             </w:r>
           </w:p>
         </w:tc>
@@ -1382,7 +1374,7 @@
                 <w:szCs w:val="18"/>
                 <w:color w:val="000000"/>
               </w:rPr>
-              <w:t xml:space="preserve">Manuscript Introduction; eMethods Limitations</w:t>
+              <w:t xml:space="preserve">Manuscript Introduction; eMethods Design status and limitations</w:t>
             </w:r>
           </w:p>
         </w:tc>
@@ -1663,7 +1655,7 @@
                 <w:szCs w:val="18"/>
                 <w:color w:val="000000"/>
               </w:rPr>
-              <w:t xml:space="preserve">eMethods Adjudication process and primary endpoint</w:t>
+              <w:t xml:space="preserve">eMethods Blinded expert assessment</w:t>
             </w:r>
           </w:p>
         </w:tc>
@@ -1944,7 +1936,7 @@
                 <w:szCs w:val="18"/>
                 <w:color w:val="000000"/>
               </w:rPr>
-              <w:t xml:space="preserve">eMethods Published-label target matching; eTable 2</w:t>
+              <w:t xml:space="preserve">eMethods Published-label target matching; eTable 11</w:t>
             </w:r>
           </w:p>
         </w:tc>
@@ -2225,7 +2217,7 @@
                 <w:szCs w:val="18"/>
                 <w:color w:val="000000"/>
               </w:rPr>
-              <w:t xml:space="preserve">eTable 2; eTable 3</w:t>
+              <w:t xml:space="preserve">eTable 11 Benchmark trials; label-target CSVs</w:t>
             </w:r>
           </w:p>
         </w:tc>
@@ -3068,7 +3060,7 @@
                 <w:szCs w:val="18"/>
                 <w:color w:val="000000"/>
               </w:rPr>
-              <w:t xml:space="preserve">eMethods Inference and references; Table 3</w:t>
+              <w:t xml:space="preserve">eMethods Independent reference and Overall; Table 3</w:t>
             </w:r>
           </w:p>
         </w:tc>
@@ -3349,7 +3341,7 @@
                 <w:szCs w:val="18"/>
                 <w:color w:val="000000"/>
               </w:rPr>
-              <w:t xml:space="preserve">Supplement Run provenance; eMethods Dates and training exposure</w:t>
+              <w:t xml:space="preserve">Supplement Prompt templates and run provenance; eMethods Dates and training exposure</w:t>
             </w:r>
           </w:p>
         </w:tc>
@@ -3911,7 +3903,7 @@
                 <w:szCs w:val="18"/>
                 <w:color w:val="000000"/>
               </w:rPr>
-              <w:t xml:space="preserve">Supplement Run provenance</w:t>
+              <w:t xml:space="preserve">Supplement Prompt templates and run provenance</w:t>
             </w:r>
           </w:p>
         </w:tc>
@@ -4255,12 +4247,12 @@
       <w:tr>
         <w:trPr>
           <w:cantSplit/>
-          <w:trHeight w:val="480" w:hRule="auto"/>
+          <w:trHeight w:val="490" w:hRule="auto"/>
         </w:trPr>
         <w:tc>
           <w:tcPr>
             <w:tcBorders>
-              <w:bottom w:val="none" w:sz="0" w:space="0" w:color="000000"/>
+              <w:bottom w:val="single" w:sz="8" w:space="0" w:color="000000"/>
               <w:top w:val="none" w:sz="0" w:space="0" w:color="000000"/>
               <w:left w:val="none" w:sz="0" w:space="0" w:color="000000"/>
               <w:right w:val="none" w:sz="0" w:space="0" w:color="000000"/>
@@ -4315,7 +4307,7 @@
         <w:tc>
           <w:tcPr>
             <w:tcBorders>
-              <w:bottom w:val="none" w:sz="0" w:space="0" w:color="000000"/>
+              <w:bottom w:val="single" w:sz="8" w:space="0" w:color="000000"/>
               <w:top w:val="none" w:sz="0" w:space="0" w:color="000000"/>
               <w:left w:val="none" w:sz="0" w:space="0" w:color="000000"/>
               <w:right w:val="none" w:sz="0" w:space="0" w:color="000000"/>
@@ -4370,7 +4362,7 @@
         <w:tc>
           <w:tcPr>
             <w:tcBorders>
-              <w:bottom w:val="none" w:sz="0" w:space="0" w:color="000000"/>
+              <w:bottom w:val="single" w:sz="8" w:space="0" w:color="000000"/>
               <w:top w:val="none" w:sz="0" w:space="0" w:color="000000"/>
               <w:left w:val="none" w:sz="0" w:space="0" w:color="000000"/>
               <w:right w:val="none" w:sz="0" w:space="0" w:color="000000"/>
@@ -4425,7 +4417,7 @@
         <w:tc>
           <w:tcPr>
             <w:tcBorders>
-              <w:bottom w:val="none" w:sz="0" w:space="0" w:color="000000"/>
+              <w:bottom w:val="single" w:sz="8" w:space="0" w:color="000000"/>
               <w:top w:val="none" w:sz="0" w:space="0" w:color="000000"/>
               <w:left w:val="none" w:sz="0" w:space="0" w:color="000000"/>
               <w:right w:val="none" w:sz="0" w:space="0" w:color="000000"/>
@@ -4480,7 +4472,7 @@
         <w:tc>
           <w:tcPr>
             <w:tcBorders>
-              <w:bottom w:val="none" w:sz="0" w:space="0" w:color="000000"/>
+              <w:bottom w:val="single" w:sz="8" w:space="0" w:color="000000"/>
               <w:top w:val="none" w:sz="0" w:space="0" w:color="000000"/>
               <w:left w:val="none" w:sz="0" w:space="0" w:color="000000"/>
               <w:right w:val="none" w:sz="0" w:space="0" w:color="000000"/>
@@ -4529,6 +4521,321 @@
                 <w:color w:val="000000"/>
               </w:rPr>
               <w:t xml:space="preserve">Reported at the named display or supplement location.</w:t>
+            </w:r>
+          </w:p>
+        </w:tc>
+      </w:tr>
+    </w:tbl>
+    <w:p>
+      <w:pPr/>
+      <w:r>
+        <w:br w:type="page"/>
+      </w:r>
+    </w:p>
+    <w:p>
+      <w:pPr>
+        <w:pStyle w:val="Titre2"/>
+      </w:pPr>
+      <w:r>
+        <w:t xml:space="preserve">Reporting map continued</w:t>
+      </w:r>
+    </w:p>
+    <w:tbl xmlns:a="http://schemas.openxmlformats.org/drawingml/2006/main" xmlns:pic="http://schemas.openxmlformats.org/drawingml/2006/picture">
+      <w:tblPr>
+        <w:tblLayout w:type="fixed"/>
+        <w:jc w:val="center"/>
+        <w:tblLook w:firstRow="1" w:lastRow="0" w:firstColumn="0" w:lastColumn="0" w:noHBand="0" w:noVBand="1"/>
+      </w:tblPr>
+      <w:tblGrid>
+        <w:gridCol w:w="1008"/>
+        <w:gridCol w:w="576"/>
+        <w:gridCol w:w="1512"/>
+        <w:gridCol w:w="3960"/>
+        <w:gridCol w:w="2808"/>
+      </w:tblGrid>
+      <w:tr>
+        <w:trPr>
+          <w:cantSplit/>
+          <w:trHeight w:val="496" w:hRule="auto"/>
+          <w:tblHeader/>
+        </w:trPr>
+        <w:tc>
+          <w:tcPr>
+            <w:tcBorders>
+              <w:bottom w:val="single" w:sz="5" w:space="0" w:color="000000"/>
+              <w:top w:val="single" w:sz="8" w:space="0" w:color="000000"/>
+              <w:left w:val="none" w:sz="0" w:space="0" w:color="000000"/>
+              <w:right w:val="none" w:sz="0" w:space="0" w:color="000000"/>
+            </w:tcBorders>
+            <w:shd w:val="clear" w:color="auto" w:fill="FFFFFF"/>
+            <w:tcMar>
+              <w:top w:w="0" w:type="dxa"/>
+              <w:bottom w:w="0" w:type="dxa"/>
+              <w:left w:w="0" w:type="dxa"/>
+              <w:right w:w="0" w:type="dxa"/>
+            </w:tcMar>
+            <w:vAlign w:val="top"/>
+          </w:tcPr>
+          <w:p>
+            <w:pPr>
+              <w:pStyle w:val="Normal"/>
+              <w:jc w:val="left"/>
+              <w:keepNext/>
+              <w:pBdr>
+                <w:bottom w:val="none" w:sz="0" w:space="0" w:color="000000"/>
+                <w:top w:val="none" w:sz="0" w:space="0" w:color="000000"/>
+                <w:left w:val="none" w:sz="0" w:space="0" w:color="000000"/>
+                <w:right w:val="none" w:sz="0" w:space="0" w:color="000000"/>
+              </w:pBdr>
+              <w:spacing w:after="60" w:before="60" w:line="240"/>
+              <w:ind w:left="60" w:right="60" w:firstLine="0" w:firstLineChars="0"/>
+              <w:rPr>
+                <w:rFonts w:ascii="Arial" w:hAnsi="Arial" w:eastAsia="Arial" w:cs="Arial"/>
+                <w:i w:val="false"/>
+                <w:b w:val="true"/>
+                <w:u w:val="none"/>
+                <w:strike w:val="false"/>
+                <w:sz w:val="18"/>
+                <w:szCs w:val="18"/>
+                <w:color w:val="000000"/>
+              </w:rPr>
+            </w:pPr>
+            <w:r>
+              <w:rPr>
+                <w:rFonts w:ascii="Arial" w:hAnsi="Arial" w:eastAsia="Arial" w:cs="Arial"/>
+                <w:i w:val="false"/>
+                <w:b w:val="true"/>
+                <w:u w:val="none"/>
+                <w:strike w:val="false"/>
+                <w:sz w:val="18"/>
+                <w:szCs w:val="18"/>
+                <w:color w:val="000000"/>
+              </w:rPr>
+              <w:t xml:space="preserve">Guideline</w:t>
+            </w:r>
+          </w:p>
+        </w:tc>
+        <w:tc>
+          <w:tcPr>
+            <w:tcBorders>
+              <w:bottom w:val="single" w:sz="5" w:space="0" w:color="000000"/>
+              <w:top w:val="single" w:sz="8" w:space="0" w:color="000000"/>
+              <w:left w:val="none" w:sz="0" w:space="0" w:color="000000"/>
+              <w:right w:val="none" w:sz="0" w:space="0" w:color="000000"/>
+            </w:tcBorders>
+            <w:shd w:val="clear" w:color="auto" w:fill="FFFFFF"/>
+            <w:tcMar>
+              <w:top w:w="0" w:type="dxa"/>
+              <w:bottom w:w="0" w:type="dxa"/>
+              <w:left w:w="0" w:type="dxa"/>
+              <w:right w:w="0" w:type="dxa"/>
+            </w:tcMar>
+            <w:vAlign w:val="top"/>
+          </w:tcPr>
+          <w:p>
+            <w:pPr>
+              <w:pStyle w:val="Normal"/>
+              <w:jc w:val="left"/>
+              <w:keepNext/>
+              <w:pBdr>
+                <w:bottom w:val="none" w:sz="0" w:space="0" w:color="000000"/>
+                <w:top w:val="none" w:sz="0" w:space="0" w:color="000000"/>
+                <w:left w:val="none" w:sz="0" w:space="0" w:color="000000"/>
+                <w:right w:val="none" w:sz="0" w:space="0" w:color="000000"/>
+              </w:pBdr>
+              <w:spacing w:after="60" w:before="60" w:line="240"/>
+              <w:ind w:left="60" w:right="60" w:firstLine="0" w:firstLineChars="0"/>
+              <w:rPr>
+                <w:rFonts w:ascii="Arial" w:hAnsi="Arial" w:eastAsia="Arial" w:cs="Arial"/>
+                <w:i w:val="false"/>
+                <w:b w:val="true"/>
+                <w:u w:val="none"/>
+                <w:strike w:val="false"/>
+                <w:sz w:val="18"/>
+                <w:szCs w:val="18"/>
+                <w:color w:val="000000"/>
+              </w:rPr>
+            </w:pPr>
+            <w:r>
+              <w:rPr>
+                <w:rFonts w:ascii="Arial" w:hAnsi="Arial" w:eastAsia="Arial" w:cs="Arial"/>
+                <w:i w:val="false"/>
+                <w:b w:val="true"/>
+                <w:u w:val="none"/>
+                <w:strike w:val="false"/>
+                <w:sz w:val="18"/>
+                <w:szCs w:val="18"/>
+                <w:color w:val="000000"/>
+              </w:rPr>
+              <w:t xml:space="preserve">Item</w:t>
+            </w:r>
+          </w:p>
+        </w:tc>
+        <w:tc>
+          <w:tcPr>
+            <w:tcBorders>
+              <w:bottom w:val="single" w:sz="5" w:space="0" w:color="000000"/>
+              <w:top w:val="single" w:sz="8" w:space="0" w:color="000000"/>
+              <w:left w:val="none" w:sz="0" w:space="0" w:color="000000"/>
+              <w:right w:val="none" w:sz="0" w:space="0" w:color="000000"/>
+            </w:tcBorders>
+            <w:shd w:val="clear" w:color="auto" w:fill="FFFFFF"/>
+            <w:tcMar>
+              <w:top w:w="0" w:type="dxa"/>
+              <w:bottom w:w="0" w:type="dxa"/>
+              <w:left w:w="0" w:type="dxa"/>
+              <w:right w:w="0" w:type="dxa"/>
+            </w:tcMar>
+            <w:vAlign w:val="top"/>
+          </w:tcPr>
+          <w:p>
+            <w:pPr>
+              <w:pStyle w:val="Normal"/>
+              <w:jc w:val="left"/>
+              <w:keepNext/>
+              <w:pBdr>
+                <w:bottom w:val="none" w:sz="0" w:space="0" w:color="000000"/>
+                <w:top w:val="none" w:sz="0" w:space="0" w:color="000000"/>
+                <w:left w:val="none" w:sz="0" w:space="0" w:color="000000"/>
+                <w:right w:val="none" w:sz="0" w:space="0" w:color="000000"/>
+              </w:pBdr>
+              <w:spacing w:after="60" w:before="60" w:line="240"/>
+              <w:ind w:left="60" w:right="60" w:firstLine="0" w:firstLineChars="0"/>
+              <w:rPr>
+                <w:rFonts w:ascii="Arial" w:hAnsi="Arial" w:eastAsia="Arial" w:cs="Arial"/>
+                <w:i w:val="false"/>
+                <w:b w:val="true"/>
+                <w:u w:val="none"/>
+                <w:strike w:val="false"/>
+                <w:sz w:val="18"/>
+                <w:szCs w:val="18"/>
+                <w:color w:val="000000"/>
+              </w:rPr>
+            </w:pPr>
+            <w:r>
+              <w:rPr>
+                <w:rFonts w:ascii="Arial" w:hAnsi="Arial" w:eastAsia="Arial" w:cs="Arial"/>
+                <w:i w:val="false"/>
+                <w:b w:val="true"/>
+                <w:u w:val="none"/>
+                <w:strike w:val="false"/>
+                <w:sz w:val="18"/>
+                <w:szCs w:val="18"/>
+                <w:color w:val="000000"/>
+              </w:rPr>
+              <w:t xml:space="preserve">Topic</w:t>
+            </w:r>
+          </w:p>
+        </w:tc>
+        <w:tc>
+          <w:tcPr>
+            <w:tcBorders>
+              <w:bottom w:val="single" w:sz="5" w:space="0" w:color="000000"/>
+              <w:top w:val="single" w:sz="8" w:space="0" w:color="000000"/>
+              <w:left w:val="none" w:sz="0" w:space="0" w:color="000000"/>
+              <w:right w:val="none" w:sz="0" w:space="0" w:color="000000"/>
+            </w:tcBorders>
+            <w:shd w:val="clear" w:color="auto" w:fill="FFFFFF"/>
+            <w:tcMar>
+              <w:top w:w="0" w:type="dxa"/>
+              <w:bottom w:w="0" w:type="dxa"/>
+              <w:left w:w="0" w:type="dxa"/>
+              <w:right w:w="0" w:type="dxa"/>
+            </w:tcMar>
+            <w:vAlign w:val="top"/>
+          </w:tcPr>
+          <w:p>
+            <w:pPr>
+              <w:pStyle w:val="Normal"/>
+              <w:jc w:val="left"/>
+              <w:keepNext/>
+              <w:pBdr>
+                <w:bottom w:val="none" w:sz="0" w:space="0" w:color="000000"/>
+                <w:top w:val="none" w:sz="0" w:space="0" w:color="000000"/>
+                <w:left w:val="none" w:sz="0" w:space="0" w:color="000000"/>
+                <w:right w:val="none" w:sz="0" w:space="0" w:color="000000"/>
+              </w:pBdr>
+              <w:spacing w:after="60" w:before="60" w:line="240"/>
+              <w:ind w:left="60" w:right="60" w:firstLine="0" w:firstLineChars="0"/>
+              <w:rPr>
+                <w:rFonts w:ascii="Arial" w:hAnsi="Arial" w:eastAsia="Arial" w:cs="Arial"/>
+                <w:i w:val="false"/>
+                <w:b w:val="true"/>
+                <w:u w:val="none"/>
+                <w:strike w:val="false"/>
+                <w:sz w:val="18"/>
+                <w:szCs w:val="18"/>
+                <w:color w:val="000000"/>
+              </w:rPr>
+            </w:pPr>
+            <w:r>
+              <w:rPr>
+                <w:rFonts w:ascii="Arial" w:hAnsi="Arial" w:eastAsia="Arial" w:cs="Arial"/>
+                <w:i w:val="false"/>
+                <w:b w:val="true"/>
+                <w:u w:val="none"/>
+                <w:strike w:val="false"/>
+                <w:sz w:val="18"/>
+                <w:szCs w:val="18"/>
+                <w:color w:val="000000"/>
+              </w:rPr>
+              <w:t xml:space="preserve">Section</w:t>
+            </w:r>
+          </w:p>
+        </w:tc>
+        <w:tc>
+          <w:tcPr>
+            <w:tcBorders>
+              <w:bottom w:val="single" w:sz="5" w:space="0" w:color="000000"/>
+              <w:top w:val="single" w:sz="8" w:space="0" w:color="000000"/>
+              <w:left w:val="none" w:sz="0" w:space="0" w:color="000000"/>
+              <w:right w:val="none" w:sz="0" w:space="0" w:color="000000"/>
+            </w:tcBorders>
+            <w:shd w:val="clear" w:color="auto" w:fill="FFFFFF"/>
+            <w:tcMar>
+              <w:top w:w="0" w:type="dxa"/>
+              <w:bottom w:w="0" w:type="dxa"/>
+              <w:left w:w="0" w:type="dxa"/>
+              <w:right w:w="0" w:type="dxa"/>
+            </w:tcMar>
+            <w:vAlign w:val="top"/>
+          </w:tcPr>
+          <w:p>
+            <w:pPr>
+              <w:pStyle w:val="Normal"/>
+              <w:jc w:val="left"/>
+              <w:keepNext/>
+              <w:pBdr>
+                <w:bottom w:val="none" w:sz="0" w:space="0" w:color="000000"/>
+                <w:top w:val="none" w:sz="0" w:space="0" w:color="000000"/>
+                <w:left w:val="none" w:sz="0" w:space="0" w:color="000000"/>
+                <w:right w:val="none" w:sz="0" w:space="0" w:color="000000"/>
+              </w:pBdr>
+              <w:spacing w:after="60" w:before="60" w:line="240"/>
+              <w:ind w:left="60" w:right="60" w:firstLine="0" w:firstLineChars="0"/>
+              <w:rPr>
+                <w:rFonts w:ascii="Arial" w:hAnsi="Arial" w:eastAsia="Arial" w:cs="Arial"/>
+                <w:i w:val="false"/>
+                <w:b w:val="true"/>
+                <w:u w:val="none"/>
+                <w:strike w:val="false"/>
+                <w:sz w:val="18"/>
+                <w:szCs w:val="18"/>
+                <w:color w:val="000000"/>
+              </w:rPr>
+            </w:pPr>
+            <w:r>
+              <w:rPr>
+                <w:rFonts w:ascii="Arial" w:hAnsi="Arial" w:eastAsia="Arial" w:cs="Arial"/>
+                <w:i w:val="false"/>
+                <w:b w:val="true"/>
+                <w:u w:val="none"/>
+                <w:strike w:val="false"/>
+                <w:sz w:val="18"/>
+                <w:szCs w:val="18"/>
+                <w:color w:val="000000"/>
+              </w:rPr>
+              <w:t xml:space="preserve">Applicability and Notes</w:t>
             </w:r>
           </w:p>
         </w:tc>
@@ -4542,7 +4849,7 @@
           <w:tcPr>
             <w:tcBorders>
               <w:bottom w:val="none" w:sz="0" w:space="0" w:color="000000"/>
-              <w:top w:val="none" w:sz="0" w:space="0" w:color="000000"/>
+              <w:top w:val="single" w:sz="5" w:space="0" w:color="000000"/>
               <w:left w:val="none" w:sz="0" w:space="0" w:color="000000"/>
               <w:right w:val="none" w:sz="0" w:space="0" w:color="000000"/>
             </w:tcBorders>
@@ -4597,7 +4904,7 @@
           <w:tcPr>
             <w:tcBorders>
               <w:bottom w:val="none" w:sz="0" w:space="0" w:color="000000"/>
-              <w:top w:val="none" w:sz="0" w:space="0" w:color="000000"/>
+              <w:top w:val="single" w:sz="5" w:space="0" w:color="000000"/>
               <w:left w:val="none" w:sz="0" w:space="0" w:color="000000"/>
               <w:right w:val="none" w:sz="0" w:space="0" w:color="000000"/>
             </w:tcBorders>
@@ -4652,7 +4959,7 @@
           <w:tcPr>
             <w:tcBorders>
               <w:bottom w:val="none" w:sz="0" w:space="0" w:color="000000"/>
-              <w:top w:val="none" w:sz="0" w:space="0" w:color="000000"/>
+              <w:top w:val="single" w:sz="5" w:space="0" w:color="000000"/>
               <w:left w:val="none" w:sz="0" w:space="0" w:color="000000"/>
               <w:right w:val="none" w:sz="0" w:space="0" w:color="000000"/>
             </w:tcBorders>
@@ -4707,7 +5014,7 @@
           <w:tcPr>
             <w:tcBorders>
               <w:bottom w:val="none" w:sz="0" w:space="0" w:color="000000"/>
-              <w:top w:val="none" w:sz="0" w:space="0" w:color="000000"/>
+              <w:top w:val="single" w:sz="5" w:space="0" w:color="000000"/>
               <w:left w:val="none" w:sz="0" w:space="0" w:color="000000"/>
               <w:right w:val="none" w:sz="0" w:space="0" w:color="000000"/>
             </w:tcBorders>
@@ -4762,7 +5069,7 @@
           <w:tcPr>
             <w:tcBorders>
               <w:bottom w:val="none" w:sz="0" w:space="0" w:color="000000"/>
-              <w:top w:val="none" w:sz="0" w:space="0" w:color="000000"/>
+              <w:top w:val="single" w:sz="5" w:space="0" w:color="000000"/>
               <w:left w:val="none" w:sz="0" w:space="0" w:color="000000"/>
               <w:right w:val="none" w:sz="0" w:space="0" w:color="000000"/>
             </w:tcBorders>
@@ -5035,7 +5342,7 @@
                 <w:szCs w:val="18"/>
                 <w:color w:val="000000"/>
               </w:rPr>
-              <w:t xml:space="preserve">eMethods Adjudication process and primary endpoint; Inference and references</w:t>
+              <w:t xml:space="preserve">eMethods Blinded expert assessment; Independent reference and Overall</w:t>
             </w:r>
           </w:p>
         </w:tc>
@@ -5597,7 +5904,7 @@
                 <w:szCs w:val="18"/>
                 <w:color w:val="000000"/>
               </w:rPr>
-              <w:t xml:space="preserve">eMethods Adjudication process and primary endpoint; Manuscript Methods rater credentials (author completion required)</w:t>
+              <w:t xml:space="preserve">eMethods Blinded expert assessment; Manuscript Methods rater credentials (author completion required)</w:t>
             </w:r>
           </w:p>
         </w:tc>
@@ -5878,7 +6185,7 @@
                 <w:szCs w:val="18"/>
                 <w:color w:val="000000"/>
               </w:rPr>
-              <w:t xml:space="preserve">eMethods Input parity; prompt templates; Table 1</w:t>
+              <w:t xml:space="preserve">eMethods Input parity and label targets; prompt templates; Table 1</w:t>
             </w:r>
           </w:p>
         </w:tc>
@@ -6159,7 +6466,7 @@
                 <w:szCs w:val="18"/>
                 <w:color w:val="000000"/>
               </w:rPr>
-              <w:t xml:space="preserve">eMethods Algorithms and validation; Adjudication process and primary endpoint</w:t>
+              <w:t xml:space="preserve">eMethods Algorithms and validation; Blinded expert assessment</w:t>
             </w:r>
           </w:p>
         </w:tc>
@@ -6440,7 +6747,7 @@
                 <w:szCs w:val="18"/>
                 <w:color w:val="000000"/>
               </w:rPr>
-              <w:t xml:space="preserve">Table 2; eTable 13</w:t>
+              <w:t xml:space="preserve">Table 2; eTable 2 Full independent agreement and paired contrasts; eTable 8 Expert reliability</w:t>
             </w:r>
           </w:p>
         </w:tc>
@@ -7002,7 +7309,7 @@
                 <w:szCs w:val="18"/>
                 <w:color w:val="000000"/>
               </w:rPr>
-              <w:t xml:space="preserve">Supplement Prompt templates and a filled example</w:t>
+              <w:t xml:space="preserve">Supplement Prompt templates and run provenance</w:t>
             </w:r>
           </w:p>
         </w:tc>
@@ -7283,7 +7590,7 @@
                 <w:szCs w:val="18"/>
                 <w:color w:val="000000"/>
               </w:rPr>
-              <w:t xml:space="preserve">Supplement Prompt templates and a filled example; eTable 1</w:t>
+              <w:t xml:space="preserve">Supplement Prompt templates and run provenance; eTable 11</w:t>
             </w:r>
           </w:p>
         </w:tc>
@@ -8126,7 +8433,7 @@
                 <w:szCs w:val="18"/>
                 <w:color w:val="000000"/>
               </w:rPr>
-              <w:t xml:space="preserve">Supplement Run provenance; eMethods API list-price reconstruction; time/cost eTables</w:t>
+              <w:t xml:space="preserve">Supplement Prompt templates and run provenance; eMethods API list-price reconstruction; time/cost eTables</w:t>
             </w:r>
           </w:p>
         </w:tc>
@@ -8470,12 +8777,12 @@
       <w:tr>
         <w:trPr>
           <w:cantSplit/>
-          <w:trHeight w:val="480" w:hRule="auto"/>
+          <w:trHeight w:val="490" w:hRule="auto"/>
         </w:trPr>
         <w:tc>
           <w:tcPr>
             <w:tcBorders>
-              <w:bottom w:val="none" w:sz="0" w:space="0" w:color="000000"/>
+              <w:bottom w:val="single" w:sz="8" w:space="0" w:color="000000"/>
               <w:top w:val="none" w:sz="0" w:space="0" w:color="000000"/>
               <w:left w:val="none" w:sz="0" w:space="0" w:color="000000"/>
               <w:right w:val="none" w:sz="0" w:space="0" w:color="000000"/>
@@ -8530,7 +8837,7 @@
         <w:tc>
           <w:tcPr>
             <w:tcBorders>
-              <w:bottom w:val="none" w:sz="0" w:space="0" w:color="000000"/>
+              <w:bottom w:val="single" w:sz="8" w:space="0" w:color="000000"/>
               <w:top w:val="none" w:sz="0" w:space="0" w:color="000000"/>
               <w:left w:val="none" w:sz="0" w:space="0" w:color="000000"/>
               <w:right w:val="none" w:sz="0" w:space="0" w:color="000000"/>
@@ -8585,7 +8892,7 @@
         <w:tc>
           <w:tcPr>
             <w:tcBorders>
-              <w:bottom w:val="none" w:sz="0" w:space="0" w:color="000000"/>
+              <w:bottom w:val="single" w:sz="8" w:space="0" w:color="000000"/>
               <w:top w:val="none" w:sz="0" w:space="0" w:color="000000"/>
               <w:left w:val="none" w:sz="0" w:space="0" w:color="000000"/>
               <w:right w:val="none" w:sz="0" w:space="0" w:color="000000"/>
@@ -8640,7 +8947,7 @@
         <w:tc>
           <w:tcPr>
             <w:tcBorders>
-              <w:bottom w:val="none" w:sz="0" w:space="0" w:color="000000"/>
+              <w:bottom w:val="single" w:sz="8" w:space="0" w:color="000000"/>
               <w:top w:val="none" w:sz="0" w:space="0" w:color="000000"/>
               <w:left w:val="none" w:sz="0" w:space="0" w:color="000000"/>
               <w:right w:val="none" w:sz="0" w:space="0" w:color="000000"/>
@@ -8695,7 +9002,7 @@
         <w:tc>
           <w:tcPr>
             <w:tcBorders>
-              <w:bottom w:val="none" w:sz="0" w:space="0" w:color="000000"/>
+              <w:bottom w:val="single" w:sz="8" w:space="0" w:color="000000"/>
               <w:top w:val="none" w:sz="0" w:space="0" w:color="000000"/>
               <w:left w:val="none" w:sz="0" w:space="0" w:color="000000"/>
               <w:right w:val="none" w:sz="0" w:space="0" w:color="000000"/>
@@ -8744,6 +9051,321 @@
                 <w:color w:val="000000"/>
               </w:rPr>
               <w:t xml:space="preserve">Author information required; the planned location is identified, but the statement is not supplied by these data.</w:t>
+            </w:r>
+          </w:p>
+        </w:tc>
+      </w:tr>
+    </w:tbl>
+    <w:p>
+      <w:pPr/>
+      <w:r>
+        <w:br w:type="page"/>
+      </w:r>
+    </w:p>
+    <w:p>
+      <w:pPr>
+        <w:pStyle w:val="Titre2"/>
+      </w:pPr>
+      <w:r>
+        <w:t xml:space="preserve">Reporting map continued</w:t>
+      </w:r>
+    </w:p>
+    <w:tbl xmlns:a="http://schemas.openxmlformats.org/drawingml/2006/main" xmlns:pic="http://schemas.openxmlformats.org/drawingml/2006/picture">
+      <w:tblPr>
+        <w:tblLayout w:type="fixed"/>
+        <w:jc w:val="center"/>
+        <w:tblLook w:firstRow="1" w:lastRow="0" w:firstColumn="0" w:lastColumn="0" w:noHBand="0" w:noVBand="1"/>
+      </w:tblPr>
+      <w:tblGrid>
+        <w:gridCol w:w="1008"/>
+        <w:gridCol w:w="576"/>
+        <w:gridCol w:w="1512"/>
+        <w:gridCol w:w="3960"/>
+        <w:gridCol w:w="2808"/>
+      </w:tblGrid>
+      <w:tr>
+        <w:trPr>
+          <w:cantSplit/>
+          <w:trHeight w:val="496" w:hRule="auto"/>
+          <w:tblHeader/>
+        </w:trPr>
+        <w:tc>
+          <w:tcPr>
+            <w:tcBorders>
+              <w:bottom w:val="single" w:sz="5" w:space="0" w:color="000000"/>
+              <w:top w:val="single" w:sz="8" w:space="0" w:color="000000"/>
+              <w:left w:val="none" w:sz="0" w:space="0" w:color="000000"/>
+              <w:right w:val="none" w:sz="0" w:space="0" w:color="000000"/>
+            </w:tcBorders>
+            <w:shd w:val="clear" w:color="auto" w:fill="FFFFFF"/>
+            <w:tcMar>
+              <w:top w:w="0" w:type="dxa"/>
+              <w:bottom w:w="0" w:type="dxa"/>
+              <w:left w:w="0" w:type="dxa"/>
+              <w:right w:w="0" w:type="dxa"/>
+            </w:tcMar>
+            <w:vAlign w:val="top"/>
+          </w:tcPr>
+          <w:p>
+            <w:pPr>
+              <w:pStyle w:val="Normal"/>
+              <w:jc w:val="left"/>
+              <w:keepNext/>
+              <w:pBdr>
+                <w:bottom w:val="none" w:sz="0" w:space="0" w:color="000000"/>
+                <w:top w:val="none" w:sz="0" w:space="0" w:color="000000"/>
+                <w:left w:val="none" w:sz="0" w:space="0" w:color="000000"/>
+                <w:right w:val="none" w:sz="0" w:space="0" w:color="000000"/>
+              </w:pBdr>
+              <w:spacing w:after="60" w:before="60" w:line="240"/>
+              <w:ind w:left="60" w:right="60" w:firstLine="0" w:firstLineChars="0"/>
+              <w:rPr>
+                <w:rFonts w:ascii="Arial" w:hAnsi="Arial" w:eastAsia="Arial" w:cs="Arial"/>
+                <w:i w:val="false"/>
+                <w:b w:val="true"/>
+                <w:u w:val="none"/>
+                <w:strike w:val="false"/>
+                <w:sz w:val="18"/>
+                <w:szCs w:val="18"/>
+                <w:color w:val="000000"/>
+              </w:rPr>
+            </w:pPr>
+            <w:r>
+              <w:rPr>
+                <w:rFonts w:ascii="Arial" w:hAnsi="Arial" w:eastAsia="Arial" w:cs="Arial"/>
+                <w:i w:val="false"/>
+                <w:b w:val="true"/>
+                <w:u w:val="none"/>
+                <w:strike w:val="false"/>
+                <w:sz w:val="18"/>
+                <w:szCs w:val="18"/>
+                <w:color w:val="000000"/>
+              </w:rPr>
+              <w:t xml:space="preserve">Guideline</w:t>
+            </w:r>
+          </w:p>
+        </w:tc>
+        <w:tc>
+          <w:tcPr>
+            <w:tcBorders>
+              <w:bottom w:val="single" w:sz="5" w:space="0" w:color="000000"/>
+              <w:top w:val="single" w:sz="8" w:space="0" w:color="000000"/>
+              <w:left w:val="none" w:sz="0" w:space="0" w:color="000000"/>
+              <w:right w:val="none" w:sz="0" w:space="0" w:color="000000"/>
+            </w:tcBorders>
+            <w:shd w:val="clear" w:color="auto" w:fill="FFFFFF"/>
+            <w:tcMar>
+              <w:top w:w="0" w:type="dxa"/>
+              <w:bottom w:w="0" w:type="dxa"/>
+              <w:left w:w="0" w:type="dxa"/>
+              <w:right w:w="0" w:type="dxa"/>
+            </w:tcMar>
+            <w:vAlign w:val="top"/>
+          </w:tcPr>
+          <w:p>
+            <w:pPr>
+              <w:pStyle w:val="Normal"/>
+              <w:jc w:val="left"/>
+              <w:keepNext/>
+              <w:pBdr>
+                <w:bottom w:val="none" w:sz="0" w:space="0" w:color="000000"/>
+                <w:top w:val="none" w:sz="0" w:space="0" w:color="000000"/>
+                <w:left w:val="none" w:sz="0" w:space="0" w:color="000000"/>
+                <w:right w:val="none" w:sz="0" w:space="0" w:color="000000"/>
+              </w:pBdr>
+              <w:spacing w:after="60" w:before="60" w:line="240"/>
+              <w:ind w:left="60" w:right="60" w:firstLine="0" w:firstLineChars="0"/>
+              <w:rPr>
+                <w:rFonts w:ascii="Arial" w:hAnsi="Arial" w:eastAsia="Arial" w:cs="Arial"/>
+                <w:i w:val="false"/>
+                <w:b w:val="true"/>
+                <w:u w:val="none"/>
+                <w:strike w:val="false"/>
+                <w:sz w:val="18"/>
+                <w:szCs w:val="18"/>
+                <w:color w:val="000000"/>
+              </w:rPr>
+            </w:pPr>
+            <w:r>
+              <w:rPr>
+                <w:rFonts w:ascii="Arial" w:hAnsi="Arial" w:eastAsia="Arial" w:cs="Arial"/>
+                <w:i w:val="false"/>
+                <w:b w:val="true"/>
+                <w:u w:val="none"/>
+                <w:strike w:val="false"/>
+                <w:sz w:val="18"/>
+                <w:szCs w:val="18"/>
+                <w:color w:val="000000"/>
+              </w:rPr>
+              <w:t xml:space="preserve">Item</w:t>
+            </w:r>
+          </w:p>
+        </w:tc>
+        <w:tc>
+          <w:tcPr>
+            <w:tcBorders>
+              <w:bottom w:val="single" w:sz="5" w:space="0" w:color="000000"/>
+              <w:top w:val="single" w:sz="8" w:space="0" w:color="000000"/>
+              <w:left w:val="none" w:sz="0" w:space="0" w:color="000000"/>
+              <w:right w:val="none" w:sz="0" w:space="0" w:color="000000"/>
+            </w:tcBorders>
+            <w:shd w:val="clear" w:color="auto" w:fill="FFFFFF"/>
+            <w:tcMar>
+              <w:top w:w="0" w:type="dxa"/>
+              <w:bottom w:w="0" w:type="dxa"/>
+              <w:left w:w="0" w:type="dxa"/>
+              <w:right w:w="0" w:type="dxa"/>
+            </w:tcMar>
+            <w:vAlign w:val="top"/>
+          </w:tcPr>
+          <w:p>
+            <w:pPr>
+              <w:pStyle w:val="Normal"/>
+              <w:jc w:val="left"/>
+              <w:keepNext/>
+              <w:pBdr>
+                <w:bottom w:val="none" w:sz="0" w:space="0" w:color="000000"/>
+                <w:top w:val="none" w:sz="0" w:space="0" w:color="000000"/>
+                <w:left w:val="none" w:sz="0" w:space="0" w:color="000000"/>
+                <w:right w:val="none" w:sz="0" w:space="0" w:color="000000"/>
+              </w:pBdr>
+              <w:spacing w:after="60" w:before="60" w:line="240"/>
+              <w:ind w:left="60" w:right="60" w:firstLine="0" w:firstLineChars="0"/>
+              <w:rPr>
+                <w:rFonts w:ascii="Arial" w:hAnsi="Arial" w:eastAsia="Arial" w:cs="Arial"/>
+                <w:i w:val="false"/>
+                <w:b w:val="true"/>
+                <w:u w:val="none"/>
+                <w:strike w:val="false"/>
+                <w:sz w:val="18"/>
+                <w:szCs w:val="18"/>
+                <w:color w:val="000000"/>
+              </w:rPr>
+            </w:pPr>
+            <w:r>
+              <w:rPr>
+                <w:rFonts w:ascii="Arial" w:hAnsi="Arial" w:eastAsia="Arial" w:cs="Arial"/>
+                <w:i w:val="false"/>
+                <w:b w:val="true"/>
+                <w:u w:val="none"/>
+                <w:strike w:val="false"/>
+                <w:sz w:val="18"/>
+                <w:szCs w:val="18"/>
+                <w:color w:val="000000"/>
+              </w:rPr>
+              <w:t xml:space="preserve">Topic</w:t>
+            </w:r>
+          </w:p>
+        </w:tc>
+        <w:tc>
+          <w:tcPr>
+            <w:tcBorders>
+              <w:bottom w:val="single" w:sz="5" w:space="0" w:color="000000"/>
+              <w:top w:val="single" w:sz="8" w:space="0" w:color="000000"/>
+              <w:left w:val="none" w:sz="0" w:space="0" w:color="000000"/>
+              <w:right w:val="none" w:sz="0" w:space="0" w:color="000000"/>
+            </w:tcBorders>
+            <w:shd w:val="clear" w:color="auto" w:fill="FFFFFF"/>
+            <w:tcMar>
+              <w:top w:w="0" w:type="dxa"/>
+              <w:bottom w:w="0" w:type="dxa"/>
+              <w:left w:w="0" w:type="dxa"/>
+              <w:right w:w="0" w:type="dxa"/>
+            </w:tcMar>
+            <w:vAlign w:val="top"/>
+          </w:tcPr>
+          <w:p>
+            <w:pPr>
+              <w:pStyle w:val="Normal"/>
+              <w:jc w:val="left"/>
+              <w:keepNext/>
+              <w:pBdr>
+                <w:bottom w:val="none" w:sz="0" w:space="0" w:color="000000"/>
+                <w:top w:val="none" w:sz="0" w:space="0" w:color="000000"/>
+                <w:left w:val="none" w:sz="0" w:space="0" w:color="000000"/>
+                <w:right w:val="none" w:sz="0" w:space="0" w:color="000000"/>
+              </w:pBdr>
+              <w:spacing w:after="60" w:before="60" w:line="240"/>
+              <w:ind w:left="60" w:right="60" w:firstLine="0" w:firstLineChars="0"/>
+              <w:rPr>
+                <w:rFonts w:ascii="Arial" w:hAnsi="Arial" w:eastAsia="Arial" w:cs="Arial"/>
+                <w:i w:val="false"/>
+                <w:b w:val="true"/>
+                <w:u w:val="none"/>
+                <w:strike w:val="false"/>
+                <w:sz w:val="18"/>
+                <w:szCs w:val="18"/>
+                <w:color w:val="000000"/>
+              </w:rPr>
+            </w:pPr>
+            <w:r>
+              <w:rPr>
+                <w:rFonts w:ascii="Arial" w:hAnsi="Arial" w:eastAsia="Arial" w:cs="Arial"/>
+                <w:i w:val="false"/>
+                <w:b w:val="true"/>
+                <w:u w:val="none"/>
+                <w:strike w:val="false"/>
+                <w:sz w:val="18"/>
+                <w:szCs w:val="18"/>
+                <w:color w:val="000000"/>
+              </w:rPr>
+              <w:t xml:space="preserve">Section</w:t>
+            </w:r>
+          </w:p>
+        </w:tc>
+        <w:tc>
+          <w:tcPr>
+            <w:tcBorders>
+              <w:bottom w:val="single" w:sz="5" w:space="0" w:color="000000"/>
+              <w:top w:val="single" w:sz="8" w:space="0" w:color="000000"/>
+              <w:left w:val="none" w:sz="0" w:space="0" w:color="000000"/>
+              <w:right w:val="none" w:sz="0" w:space="0" w:color="000000"/>
+            </w:tcBorders>
+            <w:shd w:val="clear" w:color="auto" w:fill="FFFFFF"/>
+            <w:tcMar>
+              <w:top w:w="0" w:type="dxa"/>
+              <w:bottom w:w="0" w:type="dxa"/>
+              <w:left w:w="0" w:type="dxa"/>
+              <w:right w:w="0" w:type="dxa"/>
+            </w:tcMar>
+            <w:vAlign w:val="top"/>
+          </w:tcPr>
+          <w:p>
+            <w:pPr>
+              <w:pStyle w:val="Normal"/>
+              <w:jc w:val="left"/>
+              <w:keepNext/>
+              <w:pBdr>
+                <w:bottom w:val="none" w:sz="0" w:space="0" w:color="000000"/>
+                <w:top w:val="none" w:sz="0" w:space="0" w:color="000000"/>
+                <w:left w:val="none" w:sz="0" w:space="0" w:color="000000"/>
+                <w:right w:val="none" w:sz="0" w:space="0" w:color="000000"/>
+              </w:pBdr>
+              <w:spacing w:after="60" w:before="60" w:line="240"/>
+              <w:ind w:left="60" w:right="60" w:firstLine="0" w:firstLineChars="0"/>
+              <w:rPr>
+                <w:rFonts w:ascii="Arial" w:hAnsi="Arial" w:eastAsia="Arial" w:cs="Arial"/>
+                <w:i w:val="false"/>
+                <w:b w:val="true"/>
+                <w:u w:val="none"/>
+                <w:strike w:val="false"/>
+                <w:sz w:val="18"/>
+                <w:szCs w:val="18"/>
+                <w:color w:val="000000"/>
+              </w:rPr>
+            </w:pPr>
+            <w:r>
+              <w:rPr>
+                <w:rFonts w:ascii="Arial" w:hAnsi="Arial" w:eastAsia="Arial" w:cs="Arial"/>
+                <w:i w:val="false"/>
+                <w:b w:val="true"/>
+                <w:u w:val="none"/>
+                <w:strike w:val="false"/>
+                <w:sz w:val="18"/>
+                <w:szCs w:val="18"/>
+                <w:color w:val="000000"/>
+              </w:rPr>
+              <w:t xml:space="preserve">Applicability and Notes</w:t>
             </w:r>
           </w:p>
         </w:tc>
@@ -8757,7 +9379,7 @@
           <w:tcPr>
             <w:tcBorders>
               <w:bottom w:val="none" w:sz="0" w:space="0" w:color="000000"/>
-              <w:top w:val="none" w:sz="0" w:space="0" w:color="000000"/>
+              <w:top w:val="single" w:sz="5" w:space="0" w:color="000000"/>
               <w:left w:val="none" w:sz="0" w:space="0" w:color="000000"/>
               <w:right w:val="none" w:sz="0" w:space="0" w:color="000000"/>
             </w:tcBorders>
@@ -8812,7 +9434,7 @@
           <w:tcPr>
             <w:tcBorders>
               <w:bottom w:val="none" w:sz="0" w:space="0" w:color="000000"/>
-              <w:top w:val="none" w:sz="0" w:space="0" w:color="000000"/>
+              <w:top w:val="single" w:sz="5" w:space="0" w:color="000000"/>
               <w:left w:val="none" w:sz="0" w:space="0" w:color="000000"/>
               <w:right w:val="none" w:sz="0" w:space="0" w:color="000000"/>
             </w:tcBorders>
@@ -8867,7 +9489,7 @@
           <w:tcPr>
             <w:tcBorders>
               <w:bottom w:val="none" w:sz="0" w:space="0" w:color="000000"/>
-              <w:top w:val="none" w:sz="0" w:space="0" w:color="000000"/>
+              <w:top w:val="single" w:sz="5" w:space="0" w:color="000000"/>
               <w:left w:val="none" w:sz="0" w:space="0" w:color="000000"/>
               <w:right w:val="none" w:sz="0" w:space="0" w:color="000000"/>
             </w:tcBorders>
@@ -8922,7 +9544,7 @@
           <w:tcPr>
             <w:tcBorders>
               <w:bottom w:val="none" w:sz="0" w:space="0" w:color="000000"/>
-              <w:top w:val="none" w:sz="0" w:space="0" w:color="000000"/>
+              <w:top w:val="single" w:sz="5" w:space="0" w:color="000000"/>
               <w:left w:val="none" w:sz="0" w:space="0" w:color="000000"/>
               <w:right w:val="none" w:sz="0" w:space="0" w:color="000000"/>
             </w:tcBorders>
@@ -8977,7 +9599,7 @@
           <w:tcPr>
             <w:tcBorders>
               <w:bottom w:val="none" w:sz="0" w:space="0" w:color="000000"/>
-              <w:top w:val="none" w:sz="0" w:space="0" w:color="000000"/>
+              <w:top w:val="single" w:sz="5" w:space="0" w:color="000000"/>
               <w:left w:val="none" w:sz="0" w:space="0" w:color="000000"/>
               <w:right w:val="none" w:sz="0" w:space="0" w:color="000000"/>
             </w:tcBorders>
@@ -9250,7 +9872,7 @@
                 <w:szCs w:val="18"/>
                 <w:color w:val="000000"/>
               </w:rPr>
-              <w:t xml:space="preserve">ANALYSIS-PLAN.md; analysis/DEVIATIONS.md; eMethods Inference and references</w:t>
+              <w:t xml:space="preserve">ANALYSIS-PLAN.md; analysis/DEVIATIONS.md; eMethods Independent reference and Overall</w:t>
             </w:r>
           </w:p>
         </w:tc>
@@ -10093,7 +10715,7 @@
                 <w:szCs w:val="18"/>
                 <w:color w:val="000000"/>
               </w:rPr>
-              <w:t xml:space="preserve">results.html How to reproduce; Supplement Run provenance</w:t>
+              <w:t xml:space="preserve">results.html How to reproduce; Supplement Prompt templates and run provenance</w:t>
             </w:r>
           </w:p>
         </w:tc>
@@ -10936,7 +11558,7 @@
                 <w:szCs w:val="18"/>
                 <w:color w:val="000000"/>
               </w:rPr>
-              <w:t xml:space="preserve">eTables 2–3</w:t>
+              <w:t xml:space="preserve">eTable 11</w:t>
             </w:r>
           </w:p>
         </w:tc>
@@ -11217,7 +11839,7 @@
                 <w:szCs w:val="18"/>
                 <w:color w:val="000000"/>
               </w:rPr>
-              <w:t xml:space="preserve">eTable 2; N/A for individual-patient distributions: report-level benchmark</w:t>
+              <w:t xml:space="preserve">eTable 11; N/A for individual-patient distributions: report-level benchmark</w:t>
             </w:r>
           </w:p>
         </w:tc>
@@ -11779,7 +12401,7 @@
                 <w:szCs w:val="18"/>
                 <w:color w:val="000000"/>
               </w:rPr>
-              <w:t xml:space="preserve">Figures 4–6; Tables 1–3; supplementary analyses</w:t>
+              <w:t xml:space="preserve">Figures 4–6; Tables 1–3; eTable 2 full contrasts; eTable 5 signalling questions and disagreement types; Figure 6 collapsed question differences; eFigure 3 five-level and collapsed differences; eFigure 2 domain agreement</w:t>
             </w:r>
           </w:p>
         </w:tc>
@@ -12622,7 +13244,7 @@
                 <w:szCs w:val="18"/>
                 <w:color w:val="000000"/>
               </w:rPr>
-              <w:t xml:space="preserve">eMethods Limitations</w:t>
+              <w:t xml:space="preserve">eMethods Design status and limitations</w:t>
             </w:r>
           </w:p>
         </w:tc>
@@ -12678,6 +13300,602 @@
                 <w:color w:val="000000"/>
               </w:rPr>
               <w:t xml:space="preserve">Reported at the named display or supplement location.</w:t>
+            </w:r>
+          </w:p>
+        </w:tc>
+      </w:tr>
+      <w:tr>
+        <w:trPr>
+          <w:cantSplit/>
+          <w:trHeight w:val="490" w:hRule="auto"/>
+        </w:trPr>
+        <w:tc>
+          <w:tcPr>
+            <w:tcBorders>
+              <w:bottom w:val="single" w:sz="8" w:space="0" w:color="000000"/>
+              <w:top w:val="none" w:sz="0" w:space="0" w:color="000000"/>
+              <w:left w:val="none" w:sz="0" w:space="0" w:color="000000"/>
+              <w:right w:val="none" w:sz="0" w:space="0" w:color="000000"/>
+            </w:tcBorders>
+            <w:shd w:val="clear" w:color="auto" w:fill="FFFFFF"/>
+            <w:tcMar>
+              <w:top w:w="0" w:type="dxa"/>
+              <w:bottom w:w="0" w:type="dxa"/>
+              <w:left w:w="0" w:type="dxa"/>
+              <w:right w:w="0" w:type="dxa"/>
+            </w:tcMar>
+            <w:vAlign w:val="top"/>
+          </w:tcPr>
+          <w:p>
+            <w:pPr>
+              <w:pStyle w:val="Normal"/>
+              <w:jc w:val="left"/>
+              <w:pBdr>
+                <w:bottom w:val="none" w:sz="0" w:space="0" w:color="000000"/>
+                <w:top w:val="none" w:sz="0" w:space="0" w:color="000000"/>
+                <w:left w:val="none" w:sz="0" w:space="0" w:color="000000"/>
+                <w:right w:val="none" w:sz="0" w:space="0" w:color="000000"/>
+              </w:pBdr>
+              <w:spacing w:after="60" w:before="60" w:line="240"/>
+              <w:ind w:left="60" w:right="60" w:firstLine="0" w:firstLineChars="0"/>
+              <w:rPr>
+                <w:rFonts w:ascii="Arial" w:hAnsi="Arial" w:eastAsia="Arial" w:cs="Arial"/>
+                <w:i w:val="false"/>
+                <w:b w:val="false"/>
+                <w:u w:val="none"/>
+                <w:strike w:val="false"/>
+                <w:sz w:val="18"/>
+                <w:szCs w:val="18"/>
+                <w:color w:val="000000"/>
+              </w:rPr>
+            </w:pPr>
+            <w:r>
+              <w:rPr>
+                <w:rFonts w:ascii="Arial" w:hAnsi="Arial" w:eastAsia="Arial" w:cs="Arial"/>
+                <w:i w:val="false"/>
+                <w:b w:val="false"/>
+                <w:u w:val="none"/>
+                <w:strike w:val="false"/>
+                <w:sz w:val="18"/>
+                <w:szCs w:val="18"/>
+                <w:color w:val="000000"/>
+              </w:rPr>
+              <w:t xml:space="preserve">TRIPOD-LLM</w:t>
+            </w:r>
+          </w:p>
+        </w:tc>
+        <w:tc>
+          <w:tcPr>
+            <w:tcBorders>
+              <w:bottom w:val="single" w:sz="8" w:space="0" w:color="000000"/>
+              <w:top w:val="none" w:sz="0" w:space="0" w:color="000000"/>
+              <w:left w:val="none" w:sz="0" w:space="0" w:color="000000"/>
+              <w:right w:val="none" w:sz="0" w:space="0" w:color="000000"/>
+            </w:tcBorders>
+            <w:shd w:val="clear" w:color="auto" w:fill="FFFFFF"/>
+            <w:tcMar>
+              <w:top w:w="0" w:type="dxa"/>
+              <w:bottom w:w="0" w:type="dxa"/>
+              <w:left w:w="0" w:type="dxa"/>
+              <w:right w:w="0" w:type="dxa"/>
+            </w:tcMar>
+            <w:vAlign w:val="top"/>
+          </w:tcPr>
+          <w:p>
+            <w:pPr>
+              <w:pStyle w:val="Normal"/>
+              <w:jc w:val="left"/>
+              <w:pBdr>
+                <w:bottom w:val="none" w:sz="0" w:space="0" w:color="000000"/>
+                <w:top w:val="none" w:sz="0" w:space="0" w:color="000000"/>
+                <w:left w:val="none" w:sz="0" w:space="0" w:color="000000"/>
+                <w:right w:val="none" w:sz="0" w:space="0" w:color="000000"/>
+              </w:pBdr>
+              <w:spacing w:after="60" w:before="60" w:line="240"/>
+              <w:ind w:left="60" w:right="60" w:firstLine="0" w:firstLineChars="0"/>
+              <w:rPr>
+                <w:rFonts w:ascii="Arial" w:hAnsi="Arial" w:eastAsia="Arial" w:cs="Arial"/>
+                <w:i w:val="false"/>
+                <w:b w:val="false"/>
+                <w:u w:val="none"/>
+                <w:strike w:val="false"/>
+                <w:sz w:val="18"/>
+                <w:szCs w:val="18"/>
+                <w:color w:val="000000"/>
+              </w:rPr>
+            </w:pPr>
+            <w:r>
+              <w:rPr>
+                <w:rFonts w:ascii="Arial" w:hAnsi="Arial" w:eastAsia="Arial" w:cs="Arial"/>
+                <w:i w:val="false"/>
+                <w:b w:val="false"/>
+                <w:u w:val="none"/>
+                <w:strike w:val="false"/>
+                <w:sz w:val="18"/>
+                <w:szCs w:val="18"/>
+                <w:color w:val="000000"/>
+              </w:rPr>
+              <w:t xml:space="preserve">19c</w:t>
+            </w:r>
+          </w:p>
+        </w:tc>
+        <w:tc>
+          <w:tcPr>
+            <w:tcBorders>
+              <w:bottom w:val="single" w:sz="8" w:space="0" w:color="000000"/>
+              <w:top w:val="none" w:sz="0" w:space="0" w:color="000000"/>
+              <w:left w:val="none" w:sz="0" w:space="0" w:color="000000"/>
+              <w:right w:val="none" w:sz="0" w:space="0" w:color="000000"/>
+            </w:tcBorders>
+            <w:shd w:val="clear" w:color="auto" w:fill="FFFFFF"/>
+            <w:tcMar>
+              <w:top w:w="0" w:type="dxa"/>
+              <w:bottom w:w="0" w:type="dxa"/>
+              <w:left w:w="0" w:type="dxa"/>
+              <w:right w:w="0" w:type="dxa"/>
+            </w:tcMar>
+            <w:vAlign w:val="top"/>
+          </w:tcPr>
+          <w:p>
+            <w:pPr>
+              <w:pStyle w:val="Normal"/>
+              <w:jc w:val="left"/>
+              <w:pBdr>
+                <w:bottom w:val="none" w:sz="0" w:space="0" w:color="000000"/>
+                <w:top w:val="none" w:sz="0" w:space="0" w:color="000000"/>
+                <w:left w:val="none" w:sz="0" w:space="0" w:color="000000"/>
+                <w:right w:val="none" w:sz="0" w:space="0" w:color="000000"/>
+              </w:pBdr>
+              <w:spacing w:after="60" w:before="60" w:line="240"/>
+              <w:ind w:left="60" w:right="60" w:firstLine="0" w:firstLineChars="0"/>
+              <w:rPr>
+                <w:rFonts w:ascii="Arial" w:hAnsi="Arial" w:eastAsia="Arial" w:cs="Arial"/>
+                <w:i w:val="false"/>
+                <w:b w:val="false"/>
+                <w:u w:val="none"/>
+                <w:strike w:val="false"/>
+                <w:sz w:val="18"/>
+                <w:szCs w:val="18"/>
+                <w:color w:val="000000"/>
+              </w:rPr>
+            </w:pPr>
+            <w:r>
+              <w:rPr>
+                <w:rFonts w:ascii="Arial" w:hAnsi="Arial" w:eastAsia="Arial" w:cs="Arial"/>
+                <w:i w:val="false"/>
+                <w:b w:val="false"/>
+                <w:u w:val="none"/>
+                <w:strike w:val="false"/>
+                <w:sz w:val="18"/>
+                <w:szCs w:val="18"/>
+                <w:color w:val="000000"/>
+              </w:rPr>
+              <w:t xml:space="preserve">Data challenges</w:t>
+            </w:r>
+          </w:p>
+        </w:tc>
+        <w:tc>
+          <w:tcPr>
+            <w:tcBorders>
+              <w:bottom w:val="single" w:sz="8" w:space="0" w:color="000000"/>
+              <w:top w:val="none" w:sz="0" w:space="0" w:color="000000"/>
+              <w:left w:val="none" w:sz="0" w:space="0" w:color="000000"/>
+              <w:right w:val="none" w:sz="0" w:space="0" w:color="000000"/>
+            </w:tcBorders>
+            <w:shd w:val="clear" w:color="auto" w:fill="FFFFFF"/>
+            <w:tcMar>
+              <w:top w:w="0" w:type="dxa"/>
+              <w:bottom w:w="0" w:type="dxa"/>
+              <w:left w:w="0" w:type="dxa"/>
+              <w:right w:w="0" w:type="dxa"/>
+            </w:tcMar>
+            <w:vAlign w:val="top"/>
+          </w:tcPr>
+          <w:p>
+            <w:pPr>
+              <w:pStyle w:val="Normal"/>
+              <w:jc w:val="left"/>
+              <w:pBdr>
+                <w:bottom w:val="none" w:sz="0" w:space="0" w:color="000000"/>
+                <w:top w:val="none" w:sz="0" w:space="0" w:color="000000"/>
+                <w:left w:val="none" w:sz="0" w:space="0" w:color="000000"/>
+                <w:right w:val="none" w:sz="0" w:space="0" w:color="000000"/>
+              </w:pBdr>
+              <w:spacing w:after="60" w:before="60" w:line="240"/>
+              <w:ind w:left="60" w:right="60" w:firstLine="0" w:firstLineChars="0"/>
+              <w:rPr>
+                <w:rFonts w:ascii="Arial" w:hAnsi="Arial" w:eastAsia="Arial" w:cs="Arial"/>
+                <w:i w:val="false"/>
+                <w:b w:val="false"/>
+                <w:u w:val="none"/>
+                <w:strike w:val="false"/>
+                <w:sz w:val="18"/>
+                <w:szCs w:val="18"/>
+                <w:color w:val="000000"/>
+              </w:rPr>
+            </w:pPr>
+            <w:r>
+              <w:rPr>
+                <w:rFonts w:ascii="Arial" w:hAnsi="Arial" w:eastAsia="Arial" w:cs="Arial"/>
+                <w:i w:val="false"/>
+                <w:b w:val="false"/>
+                <w:u w:val="none"/>
+                <w:strike w:val="false"/>
+                <w:sz w:val="18"/>
+                <w:szCs w:val="18"/>
+                <w:color w:val="000000"/>
+              </w:rPr>
+              <w:t xml:space="preserve">eMethods Published-label target matching; Design status and limitations</w:t>
+            </w:r>
+          </w:p>
+        </w:tc>
+        <w:tc>
+          <w:tcPr>
+            <w:tcBorders>
+              <w:bottom w:val="single" w:sz="8" w:space="0" w:color="000000"/>
+              <w:top w:val="none" w:sz="0" w:space="0" w:color="000000"/>
+              <w:left w:val="none" w:sz="0" w:space="0" w:color="000000"/>
+              <w:right w:val="none" w:sz="0" w:space="0" w:color="000000"/>
+            </w:tcBorders>
+            <w:shd w:val="clear" w:color="auto" w:fill="FFFFFF"/>
+            <w:tcMar>
+              <w:top w:w="0" w:type="dxa"/>
+              <w:bottom w:w="0" w:type="dxa"/>
+              <w:left w:w="0" w:type="dxa"/>
+              <w:right w:w="0" w:type="dxa"/>
+            </w:tcMar>
+            <w:vAlign w:val="top"/>
+          </w:tcPr>
+          <w:p>
+            <w:pPr>
+              <w:pStyle w:val="Normal"/>
+              <w:jc w:val="left"/>
+              <w:pBdr>
+                <w:bottom w:val="none" w:sz="0" w:space="0" w:color="000000"/>
+                <w:top w:val="none" w:sz="0" w:space="0" w:color="000000"/>
+                <w:left w:val="none" w:sz="0" w:space="0" w:color="000000"/>
+                <w:right w:val="none" w:sz="0" w:space="0" w:color="000000"/>
+              </w:pBdr>
+              <w:spacing w:after="60" w:before="60" w:line="240"/>
+              <w:ind w:left="60" w:right="60" w:firstLine="0" w:firstLineChars="0"/>
+              <w:rPr>
+                <w:rFonts w:ascii="Arial" w:hAnsi="Arial" w:eastAsia="Arial" w:cs="Arial"/>
+                <w:i w:val="false"/>
+                <w:b w:val="false"/>
+                <w:u w:val="none"/>
+                <w:strike w:val="false"/>
+                <w:sz w:val="18"/>
+                <w:szCs w:val="18"/>
+                <w:color w:val="000000"/>
+              </w:rPr>
+            </w:pPr>
+            <w:r>
+              <w:rPr>
+                <w:rFonts w:ascii="Arial" w:hAnsi="Arial" w:eastAsia="Arial" w:cs="Arial"/>
+                <w:i w:val="false"/>
+                <w:b w:val="false"/>
+                <w:u w:val="none"/>
+                <w:strike w:val="false"/>
+                <w:sz w:val="18"/>
+                <w:szCs w:val="18"/>
+                <w:color w:val="000000"/>
+              </w:rPr>
+              <w:t xml:space="preserve">Reported at the named display or supplement location.</w:t>
+            </w:r>
+          </w:p>
+        </w:tc>
+      </w:tr>
+    </w:tbl>
+    <w:p>
+      <w:pPr/>
+      <w:r>
+        <w:br w:type="page"/>
+      </w:r>
+    </w:p>
+    <w:p>
+      <w:pPr>
+        <w:pStyle w:val="Titre2"/>
+      </w:pPr>
+      <w:r>
+        <w:t xml:space="preserve">Reporting map continued</w:t>
+      </w:r>
+    </w:p>
+    <w:tbl xmlns:a="http://schemas.openxmlformats.org/drawingml/2006/main" xmlns:pic="http://schemas.openxmlformats.org/drawingml/2006/picture">
+      <w:tblPr>
+        <w:tblLayout w:type="fixed"/>
+        <w:jc w:val="center"/>
+        <w:tblLook w:firstRow="1" w:lastRow="0" w:firstColumn="0" w:lastColumn="0" w:noHBand="0" w:noVBand="1"/>
+      </w:tblPr>
+      <w:tblGrid>
+        <w:gridCol w:w="1008"/>
+        <w:gridCol w:w="576"/>
+        <w:gridCol w:w="1512"/>
+        <w:gridCol w:w="3960"/>
+        <w:gridCol w:w="2808"/>
+      </w:tblGrid>
+      <w:tr>
+        <w:trPr>
+          <w:cantSplit/>
+          <w:trHeight w:val="496" w:hRule="auto"/>
+          <w:tblHeader/>
+        </w:trPr>
+        <w:tc>
+          <w:tcPr>
+            <w:tcBorders>
+              <w:bottom w:val="single" w:sz="5" w:space="0" w:color="000000"/>
+              <w:top w:val="single" w:sz="8" w:space="0" w:color="000000"/>
+              <w:left w:val="none" w:sz="0" w:space="0" w:color="000000"/>
+              <w:right w:val="none" w:sz="0" w:space="0" w:color="000000"/>
+            </w:tcBorders>
+            <w:shd w:val="clear" w:color="auto" w:fill="FFFFFF"/>
+            <w:tcMar>
+              <w:top w:w="0" w:type="dxa"/>
+              <w:bottom w:w="0" w:type="dxa"/>
+              <w:left w:w="0" w:type="dxa"/>
+              <w:right w:w="0" w:type="dxa"/>
+            </w:tcMar>
+            <w:vAlign w:val="top"/>
+          </w:tcPr>
+          <w:p>
+            <w:pPr>
+              <w:pStyle w:val="Normal"/>
+              <w:jc w:val="left"/>
+              <w:keepNext/>
+              <w:pBdr>
+                <w:bottom w:val="none" w:sz="0" w:space="0" w:color="000000"/>
+                <w:top w:val="none" w:sz="0" w:space="0" w:color="000000"/>
+                <w:left w:val="none" w:sz="0" w:space="0" w:color="000000"/>
+                <w:right w:val="none" w:sz="0" w:space="0" w:color="000000"/>
+              </w:pBdr>
+              <w:spacing w:after="60" w:before="60" w:line="240"/>
+              <w:ind w:left="60" w:right="60" w:firstLine="0" w:firstLineChars="0"/>
+              <w:rPr>
+                <w:rFonts w:ascii="Arial" w:hAnsi="Arial" w:eastAsia="Arial" w:cs="Arial"/>
+                <w:i w:val="false"/>
+                <w:b w:val="true"/>
+                <w:u w:val="none"/>
+                <w:strike w:val="false"/>
+                <w:sz w:val="18"/>
+                <w:szCs w:val="18"/>
+                <w:color w:val="000000"/>
+              </w:rPr>
+            </w:pPr>
+            <w:r>
+              <w:rPr>
+                <w:rFonts w:ascii="Arial" w:hAnsi="Arial" w:eastAsia="Arial" w:cs="Arial"/>
+                <w:i w:val="false"/>
+                <w:b w:val="true"/>
+                <w:u w:val="none"/>
+                <w:strike w:val="false"/>
+                <w:sz w:val="18"/>
+                <w:szCs w:val="18"/>
+                <w:color w:val="000000"/>
+              </w:rPr>
+              <w:t xml:space="preserve">Guideline</w:t>
+            </w:r>
+          </w:p>
+        </w:tc>
+        <w:tc>
+          <w:tcPr>
+            <w:tcBorders>
+              <w:bottom w:val="single" w:sz="5" w:space="0" w:color="000000"/>
+              <w:top w:val="single" w:sz="8" w:space="0" w:color="000000"/>
+              <w:left w:val="none" w:sz="0" w:space="0" w:color="000000"/>
+              <w:right w:val="none" w:sz="0" w:space="0" w:color="000000"/>
+            </w:tcBorders>
+            <w:shd w:val="clear" w:color="auto" w:fill="FFFFFF"/>
+            <w:tcMar>
+              <w:top w:w="0" w:type="dxa"/>
+              <w:bottom w:w="0" w:type="dxa"/>
+              <w:left w:w="0" w:type="dxa"/>
+              <w:right w:w="0" w:type="dxa"/>
+            </w:tcMar>
+            <w:vAlign w:val="top"/>
+          </w:tcPr>
+          <w:p>
+            <w:pPr>
+              <w:pStyle w:val="Normal"/>
+              <w:jc w:val="left"/>
+              <w:keepNext/>
+              <w:pBdr>
+                <w:bottom w:val="none" w:sz="0" w:space="0" w:color="000000"/>
+                <w:top w:val="none" w:sz="0" w:space="0" w:color="000000"/>
+                <w:left w:val="none" w:sz="0" w:space="0" w:color="000000"/>
+                <w:right w:val="none" w:sz="0" w:space="0" w:color="000000"/>
+              </w:pBdr>
+              <w:spacing w:after="60" w:before="60" w:line="240"/>
+              <w:ind w:left="60" w:right="60" w:firstLine="0" w:firstLineChars="0"/>
+              <w:rPr>
+                <w:rFonts w:ascii="Arial" w:hAnsi="Arial" w:eastAsia="Arial" w:cs="Arial"/>
+                <w:i w:val="false"/>
+                <w:b w:val="true"/>
+                <w:u w:val="none"/>
+                <w:strike w:val="false"/>
+                <w:sz w:val="18"/>
+                <w:szCs w:val="18"/>
+                <w:color w:val="000000"/>
+              </w:rPr>
+            </w:pPr>
+            <w:r>
+              <w:rPr>
+                <w:rFonts w:ascii="Arial" w:hAnsi="Arial" w:eastAsia="Arial" w:cs="Arial"/>
+                <w:i w:val="false"/>
+                <w:b w:val="true"/>
+                <w:u w:val="none"/>
+                <w:strike w:val="false"/>
+                <w:sz w:val="18"/>
+                <w:szCs w:val="18"/>
+                <w:color w:val="000000"/>
+              </w:rPr>
+              <w:t xml:space="preserve">Item</w:t>
+            </w:r>
+          </w:p>
+        </w:tc>
+        <w:tc>
+          <w:tcPr>
+            <w:tcBorders>
+              <w:bottom w:val="single" w:sz="5" w:space="0" w:color="000000"/>
+              <w:top w:val="single" w:sz="8" w:space="0" w:color="000000"/>
+              <w:left w:val="none" w:sz="0" w:space="0" w:color="000000"/>
+              <w:right w:val="none" w:sz="0" w:space="0" w:color="000000"/>
+            </w:tcBorders>
+            <w:shd w:val="clear" w:color="auto" w:fill="FFFFFF"/>
+            <w:tcMar>
+              <w:top w:w="0" w:type="dxa"/>
+              <w:bottom w:w="0" w:type="dxa"/>
+              <w:left w:w="0" w:type="dxa"/>
+              <w:right w:w="0" w:type="dxa"/>
+            </w:tcMar>
+            <w:vAlign w:val="top"/>
+          </w:tcPr>
+          <w:p>
+            <w:pPr>
+              <w:pStyle w:val="Normal"/>
+              <w:jc w:val="left"/>
+              <w:keepNext/>
+              <w:pBdr>
+                <w:bottom w:val="none" w:sz="0" w:space="0" w:color="000000"/>
+                <w:top w:val="none" w:sz="0" w:space="0" w:color="000000"/>
+                <w:left w:val="none" w:sz="0" w:space="0" w:color="000000"/>
+                <w:right w:val="none" w:sz="0" w:space="0" w:color="000000"/>
+              </w:pBdr>
+              <w:spacing w:after="60" w:before="60" w:line="240"/>
+              <w:ind w:left="60" w:right="60" w:firstLine="0" w:firstLineChars="0"/>
+              <w:rPr>
+                <w:rFonts w:ascii="Arial" w:hAnsi="Arial" w:eastAsia="Arial" w:cs="Arial"/>
+                <w:i w:val="false"/>
+                <w:b w:val="true"/>
+                <w:u w:val="none"/>
+                <w:strike w:val="false"/>
+                <w:sz w:val="18"/>
+                <w:szCs w:val="18"/>
+                <w:color w:val="000000"/>
+              </w:rPr>
+            </w:pPr>
+            <w:r>
+              <w:rPr>
+                <w:rFonts w:ascii="Arial" w:hAnsi="Arial" w:eastAsia="Arial" w:cs="Arial"/>
+                <w:i w:val="false"/>
+                <w:b w:val="true"/>
+                <w:u w:val="none"/>
+                <w:strike w:val="false"/>
+                <w:sz w:val="18"/>
+                <w:szCs w:val="18"/>
+                <w:color w:val="000000"/>
+              </w:rPr>
+              <w:t xml:space="preserve">Topic</w:t>
+            </w:r>
+          </w:p>
+        </w:tc>
+        <w:tc>
+          <w:tcPr>
+            <w:tcBorders>
+              <w:bottom w:val="single" w:sz="5" w:space="0" w:color="000000"/>
+              <w:top w:val="single" w:sz="8" w:space="0" w:color="000000"/>
+              <w:left w:val="none" w:sz="0" w:space="0" w:color="000000"/>
+              <w:right w:val="none" w:sz="0" w:space="0" w:color="000000"/>
+            </w:tcBorders>
+            <w:shd w:val="clear" w:color="auto" w:fill="FFFFFF"/>
+            <w:tcMar>
+              <w:top w:w="0" w:type="dxa"/>
+              <w:bottom w:w="0" w:type="dxa"/>
+              <w:left w:w="0" w:type="dxa"/>
+              <w:right w:w="0" w:type="dxa"/>
+            </w:tcMar>
+            <w:vAlign w:val="top"/>
+          </w:tcPr>
+          <w:p>
+            <w:pPr>
+              <w:pStyle w:val="Normal"/>
+              <w:jc w:val="left"/>
+              <w:keepNext/>
+              <w:pBdr>
+                <w:bottom w:val="none" w:sz="0" w:space="0" w:color="000000"/>
+                <w:top w:val="none" w:sz="0" w:space="0" w:color="000000"/>
+                <w:left w:val="none" w:sz="0" w:space="0" w:color="000000"/>
+                <w:right w:val="none" w:sz="0" w:space="0" w:color="000000"/>
+              </w:pBdr>
+              <w:spacing w:after="60" w:before="60" w:line="240"/>
+              <w:ind w:left="60" w:right="60" w:firstLine="0" w:firstLineChars="0"/>
+              <w:rPr>
+                <w:rFonts w:ascii="Arial" w:hAnsi="Arial" w:eastAsia="Arial" w:cs="Arial"/>
+                <w:i w:val="false"/>
+                <w:b w:val="true"/>
+                <w:u w:val="none"/>
+                <w:strike w:val="false"/>
+                <w:sz w:val="18"/>
+                <w:szCs w:val="18"/>
+                <w:color w:val="000000"/>
+              </w:rPr>
+            </w:pPr>
+            <w:r>
+              <w:rPr>
+                <w:rFonts w:ascii="Arial" w:hAnsi="Arial" w:eastAsia="Arial" w:cs="Arial"/>
+                <w:i w:val="false"/>
+                <w:b w:val="true"/>
+                <w:u w:val="none"/>
+                <w:strike w:val="false"/>
+                <w:sz w:val="18"/>
+                <w:szCs w:val="18"/>
+                <w:color w:val="000000"/>
+              </w:rPr>
+              <w:t xml:space="preserve">Section</w:t>
+            </w:r>
+          </w:p>
+        </w:tc>
+        <w:tc>
+          <w:tcPr>
+            <w:tcBorders>
+              <w:bottom w:val="single" w:sz="5" w:space="0" w:color="000000"/>
+              <w:top w:val="single" w:sz="8" w:space="0" w:color="000000"/>
+              <w:left w:val="none" w:sz="0" w:space="0" w:color="000000"/>
+              <w:right w:val="none" w:sz="0" w:space="0" w:color="000000"/>
+            </w:tcBorders>
+            <w:shd w:val="clear" w:color="auto" w:fill="FFFFFF"/>
+            <w:tcMar>
+              <w:top w:w="0" w:type="dxa"/>
+              <w:bottom w:w="0" w:type="dxa"/>
+              <w:left w:w="0" w:type="dxa"/>
+              <w:right w:w="0" w:type="dxa"/>
+            </w:tcMar>
+            <w:vAlign w:val="top"/>
+          </w:tcPr>
+          <w:p>
+            <w:pPr>
+              <w:pStyle w:val="Normal"/>
+              <w:jc w:val="left"/>
+              <w:keepNext/>
+              <w:pBdr>
+                <w:bottom w:val="none" w:sz="0" w:space="0" w:color="000000"/>
+                <w:top w:val="none" w:sz="0" w:space="0" w:color="000000"/>
+                <w:left w:val="none" w:sz="0" w:space="0" w:color="000000"/>
+                <w:right w:val="none" w:sz="0" w:space="0" w:color="000000"/>
+              </w:pBdr>
+              <w:spacing w:after="60" w:before="60" w:line="240"/>
+              <w:ind w:left="60" w:right="60" w:firstLine="0" w:firstLineChars="0"/>
+              <w:rPr>
+                <w:rFonts w:ascii="Arial" w:hAnsi="Arial" w:eastAsia="Arial" w:cs="Arial"/>
+                <w:i w:val="false"/>
+                <w:b w:val="true"/>
+                <w:u w:val="none"/>
+                <w:strike w:val="false"/>
+                <w:sz w:val="18"/>
+                <w:szCs w:val="18"/>
+                <w:color w:val="000000"/>
+              </w:rPr>
+            </w:pPr>
+            <w:r>
+              <w:rPr>
+                <w:rFonts w:ascii="Arial" w:hAnsi="Arial" w:eastAsia="Arial" w:cs="Arial"/>
+                <w:i w:val="false"/>
+                <w:b w:val="true"/>
+                <w:u w:val="none"/>
+                <w:strike w:val="false"/>
+                <w:sz w:val="18"/>
+                <w:szCs w:val="18"/>
+                <w:color w:val="000000"/>
+              </w:rPr>
+              <w:t xml:space="preserve">Applicability and Notes</w:t>
             </w:r>
           </w:p>
         </w:tc>
@@ -12691,7 +13909,7 @@
           <w:tcPr>
             <w:tcBorders>
               <w:bottom w:val="none" w:sz="0" w:space="0" w:color="000000"/>
-              <w:top w:val="none" w:sz="0" w:space="0" w:color="000000"/>
+              <w:top w:val="single" w:sz="5" w:space="0" w:color="000000"/>
               <w:left w:val="none" w:sz="0" w:space="0" w:color="000000"/>
               <w:right w:val="none" w:sz="0" w:space="0" w:color="000000"/>
             </w:tcBorders>
@@ -12746,219 +13964,219 @@
           <w:tcPr>
             <w:tcBorders>
               <w:bottom w:val="none" w:sz="0" w:space="0" w:color="000000"/>
-              <w:top w:val="none" w:sz="0" w:space="0" w:color="000000"/>
-              <w:left w:val="none" w:sz="0" w:space="0" w:color="000000"/>
-              <w:right w:val="none" w:sz="0" w:space="0" w:color="000000"/>
-            </w:tcBorders>
-            <w:shd w:val="clear" w:color="auto" w:fill="FFFFFF"/>
-            <w:tcMar>
-              <w:top w:w="0" w:type="dxa"/>
-              <w:bottom w:w="0" w:type="dxa"/>
-              <w:left w:w="0" w:type="dxa"/>
-              <w:right w:w="0" w:type="dxa"/>
-            </w:tcMar>
-            <w:vAlign w:val="top"/>
-          </w:tcPr>
-          <w:p>
-            <w:pPr>
-              <w:pStyle w:val="Normal"/>
-              <w:jc w:val="left"/>
-              <w:pBdr>
-                <w:bottom w:val="none" w:sz="0" w:space="0" w:color="000000"/>
-                <w:top w:val="none" w:sz="0" w:space="0" w:color="000000"/>
-                <w:left w:val="none" w:sz="0" w:space="0" w:color="000000"/>
-                <w:right w:val="none" w:sz="0" w:space="0" w:color="000000"/>
-              </w:pBdr>
-              <w:spacing w:after="60" w:before="60" w:line="240"/>
-              <w:ind w:left="60" w:right="60" w:firstLine="0" w:firstLineChars="0"/>
-              <w:rPr>
-                <w:rFonts w:ascii="Arial" w:hAnsi="Arial" w:eastAsia="Arial" w:cs="Arial"/>
-                <w:i w:val="false"/>
-                <w:b w:val="false"/>
-                <w:u w:val="none"/>
-                <w:strike w:val="false"/>
-                <w:sz w:val="18"/>
-                <w:szCs w:val="18"/>
-                <w:color w:val="000000"/>
-              </w:rPr>
-            </w:pPr>
-            <w:r>
-              <w:rPr>
-                <w:rFonts w:ascii="Arial" w:hAnsi="Arial" w:eastAsia="Arial" w:cs="Arial"/>
-                <w:i w:val="false"/>
-                <w:b w:val="false"/>
-                <w:u w:val="none"/>
-                <w:strike w:val="false"/>
-                <w:sz w:val="18"/>
-                <w:szCs w:val="18"/>
-                <w:color w:val="000000"/>
-              </w:rPr>
-              <w:t xml:space="preserve">19c</w:t>
-            </w:r>
-          </w:p>
-        </w:tc>
-        <w:tc>
-          <w:tcPr>
-            <w:tcBorders>
-              <w:bottom w:val="none" w:sz="0" w:space="0" w:color="000000"/>
-              <w:top w:val="none" w:sz="0" w:space="0" w:color="000000"/>
-              <w:left w:val="none" w:sz="0" w:space="0" w:color="000000"/>
-              <w:right w:val="none" w:sz="0" w:space="0" w:color="000000"/>
-            </w:tcBorders>
-            <w:shd w:val="clear" w:color="auto" w:fill="FFFFFF"/>
-            <w:tcMar>
-              <w:top w:w="0" w:type="dxa"/>
-              <w:bottom w:w="0" w:type="dxa"/>
-              <w:left w:w="0" w:type="dxa"/>
-              <w:right w:w="0" w:type="dxa"/>
-            </w:tcMar>
-            <w:vAlign w:val="top"/>
-          </w:tcPr>
-          <w:p>
-            <w:pPr>
-              <w:pStyle w:val="Normal"/>
-              <w:jc w:val="left"/>
-              <w:pBdr>
-                <w:bottom w:val="none" w:sz="0" w:space="0" w:color="000000"/>
-                <w:top w:val="none" w:sz="0" w:space="0" w:color="000000"/>
-                <w:left w:val="none" w:sz="0" w:space="0" w:color="000000"/>
-                <w:right w:val="none" w:sz="0" w:space="0" w:color="000000"/>
-              </w:pBdr>
-              <w:spacing w:after="60" w:before="60" w:line="240"/>
-              <w:ind w:left="60" w:right="60" w:firstLine="0" w:firstLineChars="0"/>
-              <w:rPr>
-                <w:rFonts w:ascii="Arial" w:hAnsi="Arial" w:eastAsia="Arial" w:cs="Arial"/>
-                <w:i w:val="false"/>
-                <w:b w:val="false"/>
-                <w:u w:val="none"/>
-                <w:strike w:val="false"/>
-                <w:sz w:val="18"/>
-                <w:szCs w:val="18"/>
-                <w:color w:val="000000"/>
-              </w:rPr>
-            </w:pPr>
-            <w:r>
-              <w:rPr>
-                <w:rFonts w:ascii="Arial" w:hAnsi="Arial" w:eastAsia="Arial" w:cs="Arial"/>
-                <w:i w:val="false"/>
-                <w:b w:val="false"/>
-                <w:u w:val="none"/>
-                <w:strike w:val="false"/>
-                <w:sz w:val="18"/>
-                <w:szCs w:val="18"/>
-                <w:color w:val="000000"/>
-              </w:rPr>
-              <w:t xml:space="preserve">Data challenges</w:t>
-            </w:r>
-          </w:p>
-        </w:tc>
-        <w:tc>
-          <w:tcPr>
-            <w:tcBorders>
-              <w:bottom w:val="none" w:sz="0" w:space="0" w:color="000000"/>
-              <w:top w:val="none" w:sz="0" w:space="0" w:color="000000"/>
-              <w:left w:val="none" w:sz="0" w:space="0" w:color="000000"/>
-              <w:right w:val="none" w:sz="0" w:space="0" w:color="000000"/>
-            </w:tcBorders>
-            <w:shd w:val="clear" w:color="auto" w:fill="FFFFFF"/>
-            <w:tcMar>
-              <w:top w:w="0" w:type="dxa"/>
-              <w:bottom w:w="0" w:type="dxa"/>
-              <w:left w:w="0" w:type="dxa"/>
-              <w:right w:w="0" w:type="dxa"/>
-            </w:tcMar>
-            <w:vAlign w:val="top"/>
-          </w:tcPr>
-          <w:p>
-            <w:pPr>
-              <w:pStyle w:val="Normal"/>
-              <w:jc w:val="left"/>
-              <w:pBdr>
-                <w:bottom w:val="none" w:sz="0" w:space="0" w:color="000000"/>
-                <w:top w:val="none" w:sz="0" w:space="0" w:color="000000"/>
-                <w:left w:val="none" w:sz="0" w:space="0" w:color="000000"/>
-                <w:right w:val="none" w:sz="0" w:space="0" w:color="000000"/>
-              </w:pBdr>
-              <w:spacing w:after="60" w:before="60" w:line="240"/>
-              <w:ind w:left="60" w:right="60" w:firstLine="0" w:firstLineChars="0"/>
-              <w:rPr>
-                <w:rFonts w:ascii="Arial" w:hAnsi="Arial" w:eastAsia="Arial" w:cs="Arial"/>
-                <w:i w:val="false"/>
-                <w:b w:val="false"/>
-                <w:u w:val="none"/>
-                <w:strike w:val="false"/>
-                <w:sz w:val="18"/>
-                <w:szCs w:val="18"/>
-                <w:color w:val="000000"/>
-              </w:rPr>
-            </w:pPr>
-            <w:r>
-              <w:rPr>
-                <w:rFonts w:ascii="Arial" w:hAnsi="Arial" w:eastAsia="Arial" w:cs="Arial"/>
-                <w:i w:val="false"/>
-                <w:b w:val="false"/>
-                <w:u w:val="none"/>
-                <w:strike w:val="false"/>
-                <w:sz w:val="18"/>
-                <w:szCs w:val="18"/>
-                <w:color w:val="000000"/>
-              </w:rPr>
-              <w:t xml:space="preserve">eMethods Published-label target matching; Limitations</w:t>
-            </w:r>
-          </w:p>
-        </w:tc>
-        <w:tc>
-          <w:tcPr>
-            <w:tcBorders>
-              <w:bottom w:val="none" w:sz="0" w:space="0" w:color="000000"/>
-              <w:top w:val="none" w:sz="0" w:space="0" w:color="000000"/>
-              <w:left w:val="none" w:sz="0" w:space="0" w:color="000000"/>
-              <w:right w:val="none" w:sz="0" w:space="0" w:color="000000"/>
-            </w:tcBorders>
-            <w:shd w:val="clear" w:color="auto" w:fill="FFFFFF"/>
-            <w:tcMar>
-              <w:top w:w="0" w:type="dxa"/>
-              <w:bottom w:w="0" w:type="dxa"/>
-              <w:left w:w="0" w:type="dxa"/>
-              <w:right w:w="0" w:type="dxa"/>
-            </w:tcMar>
-            <w:vAlign w:val="top"/>
-          </w:tcPr>
-          <w:p>
-            <w:pPr>
-              <w:pStyle w:val="Normal"/>
-              <w:jc w:val="left"/>
-              <w:pBdr>
-                <w:bottom w:val="none" w:sz="0" w:space="0" w:color="000000"/>
-                <w:top w:val="none" w:sz="0" w:space="0" w:color="000000"/>
-                <w:left w:val="none" w:sz="0" w:space="0" w:color="000000"/>
-                <w:right w:val="none" w:sz="0" w:space="0" w:color="000000"/>
-              </w:pBdr>
-              <w:spacing w:after="60" w:before="60" w:line="240"/>
-              <w:ind w:left="60" w:right="60" w:firstLine="0" w:firstLineChars="0"/>
-              <w:rPr>
-                <w:rFonts w:ascii="Arial" w:hAnsi="Arial" w:eastAsia="Arial" w:cs="Arial"/>
-                <w:i w:val="false"/>
-                <w:b w:val="false"/>
-                <w:u w:val="none"/>
-                <w:strike w:val="false"/>
-                <w:sz w:val="18"/>
-                <w:szCs w:val="18"/>
-                <w:color w:val="000000"/>
-              </w:rPr>
-            </w:pPr>
-            <w:r>
-              <w:rPr>
-                <w:rFonts w:ascii="Arial" w:hAnsi="Arial" w:eastAsia="Arial" w:cs="Arial"/>
-                <w:i w:val="false"/>
-                <w:b w:val="false"/>
-                <w:u w:val="none"/>
-                <w:strike w:val="false"/>
-                <w:sz w:val="18"/>
-                <w:szCs w:val="18"/>
-                <w:color w:val="000000"/>
-              </w:rPr>
-              <w:t xml:space="preserve">Reported at the named display or supplement location.</w:t>
+              <w:top w:val="single" w:sz="5" w:space="0" w:color="000000"/>
+              <w:left w:val="none" w:sz="0" w:space="0" w:color="000000"/>
+              <w:right w:val="none" w:sz="0" w:space="0" w:color="000000"/>
+            </w:tcBorders>
+            <w:shd w:val="clear" w:color="auto" w:fill="FFFFFF"/>
+            <w:tcMar>
+              <w:top w:w="0" w:type="dxa"/>
+              <w:bottom w:w="0" w:type="dxa"/>
+              <w:left w:w="0" w:type="dxa"/>
+              <w:right w:w="0" w:type="dxa"/>
+            </w:tcMar>
+            <w:vAlign w:val="top"/>
+          </w:tcPr>
+          <w:p>
+            <w:pPr>
+              <w:pStyle w:val="Normal"/>
+              <w:jc w:val="left"/>
+              <w:pBdr>
+                <w:bottom w:val="none" w:sz="0" w:space="0" w:color="000000"/>
+                <w:top w:val="none" w:sz="0" w:space="0" w:color="000000"/>
+                <w:left w:val="none" w:sz="0" w:space="0" w:color="000000"/>
+                <w:right w:val="none" w:sz="0" w:space="0" w:color="000000"/>
+              </w:pBdr>
+              <w:spacing w:after="60" w:before="60" w:line="240"/>
+              <w:ind w:left="60" w:right="60" w:firstLine="0" w:firstLineChars="0"/>
+              <w:rPr>
+                <w:rFonts w:ascii="Arial" w:hAnsi="Arial" w:eastAsia="Arial" w:cs="Arial"/>
+                <w:i w:val="false"/>
+                <w:b w:val="false"/>
+                <w:u w:val="none"/>
+                <w:strike w:val="false"/>
+                <w:sz w:val="18"/>
+                <w:szCs w:val="18"/>
+                <w:color w:val="000000"/>
+              </w:rPr>
+            </w:pPr>
+            <w:r>
+              <w:rPr>
+                <w:rFonts w:ascii="Arial" w:hAnsi="Arial" w:eastAsia="Arial" w:cs="Arial"/>
+                <w:i w:val="false"/>
+                <w:b w:val="false"/>
+                <w:u w:val="none"/>
+                <w:strike w:val="false"/>
+                <w:sz w:val="18"/>
+                <w:szCs w:val="18"/>
+                <w:color w:val="000000"/>
+              </w:rPr>
+              <w:t xml:space="preserve">19d</w:t>
+            </w:r>
+          </w:p>
+        </w:tc>
+        <w:tc>
+          <w:tcPr>
+            <w:tcBorders>
+              <w:bottom w:val="none" w:sz="0" w:space="0" w:color="000000"/>
+              <w:top w:val="single" w:sz="5" w:space="0" w:color="000000"/>
+              <w:left w:val="none" w:sz="0" w:space="0" w:color="000000"/>
+              <w:right w:val="none" w:sz="0" w:space="0" w:color="000000"/>
+            </w:tcBorders>
+            <w:shd w:val="clear" w:color="auto" w:fill="FFFFFF"/>
+            <w:tcMar>
+              <w:top w:w="0" w:type="dxa"/>
+              <w:bottom w:w="0" w:type="dxa"/>
+              <w:left w:w="0" w:type="dxa"/>
+              <w:right w:w="0" w:type="dxa"/>
+            </w:tcMar>
+            <w:vAlign w:val="top"/>
+          </w:tcPr>
+          <w:p>
+            <w:pPr>
+              <w:pStyle w:val="Normal"/>
+              <w:jc w:val="left"/>
+              <w:pBdr>
+                <w:bottom w:val="none" w:sz="0" w:space="0" w:color="000000"/>
+                <w:top w:val="none" w:sz="0" w:space="0" w:color="000000"/>
+                <w:left w:val="none" w:sz="0" w:space="0" w:color="000000"/>
+                <w:right w:val="none" w:sz="0" w:space="0" w:color="000000"/>
+              </w:pBdr>
+              <w:spacing w:after="60" w:before="60" w:line="240"/>
+              <w:ind w:left="60" w:right="60" w:firstLine="0" w:firstLineChars="0"/>
+              <w:rPr>
+                <w:rFonts w:ascii="Arial" w:hAnsi="Arial" w:eastAsia="Arial" w:cs="Arial"/>
+                <w:i w:val="false"/>
+                <w:b w:val="false"/>
+                <w:u w:val="none"/>
+                <w:strike w:val="false"/>
+                <w:sz w:val="18"/>
+                <w:szCs w:val="18"/>
+                <w:color w:val="000000"/>
+              </w:rPr>
+            </w:pPr>
+            <w:r>
+              <w:rPr>
+                <w:rFonts w:ascii="Arial" w:hAnsi="Arial" w:eastAsia="Arial" w:cs="Arial"/>
+                <w:i w:val="false"/>
+                <w:b w:val="false"/>
+                <w:u w:val="none"/>
+                <w:strike w:val="false"/>
+                <w:sz w:val="18"/>
+                <w:szCs w:val="18"/>
+                <w:color w:val="000000"/>
+              </w:rPr>
+              <w:t xml:space="preserve">Implementation scope</w:t>
+            </w:r>
+          </w:p>
+        </w:tc>
+        <w:tc>
+          <w:tcPr>
+            <w:tcBorders>
+              <w:bottom w:val="none" w:sz="0" w:space="0" w:color="000000"/>
+              <w:top w:val="single" w:sz="5" w:space="0" w:color="000000"/>
+              <w:left w:val="none" w:sz="0" w:space="0" w:color="000000"/>
+              <w:right w:val="none" w:sz="0" w:space="0" w:color="000000"/>
+            </w:tcBorders>
+            <w:shd w:val="clear" w:color="auto" w:fill="FFFFFF"/>
+            <w:tcMar>
+              <w:top w:w="0" w:type="dxa"/>
+              <w:bottom w:w="0" w:type="dxa"/>
+              <w:left w:w="0" w:type="dxa"/>
+              <w:right w:w="0" w:type="dxa"/>
+            </w:tcMar>
+            <w:vAlign w:val="top"/>
+          </w:tcPr>
+          <w:p>
+            <w:pPr>
+              <w:pStyle w:val="Normal"/>
+              <w:jc w:val="left"/>
+              <w:pBdr>
+                <w:bottom w:val="none" w:sz="0" w:space="0" w:color="000000"/>
+                <w:top w:val="none" w:sz="0" w:space="0" w:color="000000"/>
+                <w:left w:val="none" w:sz="0" w:space="0" w:color="000000"/>
+                <w:right w:val="none" w:sz="0" w:space="0" w:color="000000"/>
+              </w:pBdr>
+              <w:spacing w:after="60" w:before="60" w:line="240"/>
+              <w:ind w:left="60" w:right="60" w:firstLine="0" w:firstLineChars="0"/>
+              <w:rPr>
+                <w:rFonts w:ascii="Arial" w:hAnsi="Arial" w:eastAsia="Arial" w:cs="Arial"/>
+                <w:i w:val="false"/>
+                <w:b w:val="false"/>
+                <w:u w:val="none"/>
+                <w:strike w:val="false"/>
+                <w:sz w:val="18"/>
+                <w:szCs w:val="18"/>
+                <w:color w:val="000000"/>
+              </w:rPr>
+            </w:pPr>
+            <w:r>
+              <w:rPr>
+                <w:rFonts w:ascii="Arial" w:hAnsi="Arial" w:eastAsia="Arial" w:cs="Arial"/>
+                <w:i w:val="false"/>
+                <w:b w:val="false"/>
+                <w:u w:val="none"/>
+                <w:strike w:val="false"/>
+                <w:sz w:val="18"/>
+                <w:szCs w:val="18"/>
+                <w:color w:val="000000"/>
+              </w:rPr>
+              <w:t xml:space="preserve">eMethods Design status and limitations; Manuscript Discussion deployment (author assembly)</w:t>
+            </w:r>
+          </w:p>
+        </w:tc>
+        <w:tc>
+          <w:tcPr>
+            <w:tcBorders>
+              <w:bottom w:val="none" w:sz="0" w:space="0" w:color="000000"/>
+              <w:top w:val="single" w:sz="5" w:space="0" w:color="000000"/>
+              <w:left w:val="none" w:sz="0" w:space="0" w:color="000000"/>
+              <w:right w:val="none" w:sz="0" w:space="0" w:color="000000"/>
+            </w:tcBorders>
+            <w:shd w:val="clear" w:color="auto" w:fill="FFFFFF"/>
+            <w:tcMar>
+              <w:top w:w="0" w:type="dxa"/>
+              <w:bottom w:w="0" w:type="dxa"/>
+              <w:left w:w="0" w:type="dxa"/>
+              <w:right w:w="0" w:type="dxa"/>
+            </w:tcMar>
+            <w:vAlign w:val="top"/>
+          </w:tcPr>
+          <w:p>
+            <w:pPr>
+              <w:pStyle w:val="Normal"/>
+              <w:jc w:val="left"/>
+              <w:pBdr>
+                <w:bottom w:val="none" w:sz="0" w:space="0" w:color="000000"/>
+                <w:top w:val="none" w:sz="0" w:space="0" w:color="000000"/>
+                <w:left w:val="none" w:sz="0" w:space="0" w:color="000000"/>
+                <w:right w:val="none" w:sz="0" w:space="0" w:color="000000"/>
+              </w:pBdr>
+              <w:spacing w:after="60" w:before="60" w:line="240"/>
+              <w:ind w:left="60" w:right="60" w:firstLine="0" w:firstLineChars="0"/>
+              <w:rPr>
+                <w:rFonts w:ascii="Arial" w:hAnsi="Arial" w:eastAsia="Arial" w:cs="Arial"/>
+                <w:i w:val="false"/>
+                <w:b w:val="false"/>
+                <w:u w:val="none"/>
+                <w:strike w:val="false"/>
+                <w:sz w:val="18"/>
+                <w:szCs w:val="18"/>
+                <w:color w:val="000000"/>
+              </w:rPr>
+            </w:pPr>
+            <w:r>
+              <w:rPr>
+                <w:rFonts w:ascii="Arial" w:hAnsi="Arial" w:eastAsia="Arial" w:cs="Arial"/>
+                <w:i w:val="false"/>
+                <w:b w:val="false"/>
+                <w:u w:val="none"/>
+                <w:strike w:val="false"/>
+                <w:sz w:val="18"/>
+                <w:szCs w:val="18"/>
+                <w:color w:val="000000"/>
+              </w:rPr>
+              <w:t xml:space="preserve">Manuscript prose location; verify during author assembly.</w:t>
             </w:r>
           </w:p>
         </w:tc>
@@ -13074,172 +14292,172 @@
                 <w:szCs w:val="18"/>
                 <w:color w:val="000000"/>
               </w:rPr>
-              <w:t xml:space="preserve">19d</w:t>
-            </w:r>
-          </w:p>
-        </w:tc>
-        <w:tc>
-          <w:tcPr>
-            <w:tcBorders>
-              <w:bottom w:val="none" w:sz="0" w:space="0" w:color="000000"/>
-              <w:top w:val="none" w:sz="0" w:space="0" w:color="000000"/>
-              <w:left w:val="none" w:sz="0" w:space="0" w:color="000000"/>
-              <w:right w:val="none" w:sz="0" w:space="0" w:color="000000"/>
-            </w:tcBorders>
-            <w:shd w:val="clear" w:color="auto" w:fill="FFFFFF"/>
-            <w:tcMar>
-              <w:top w:w="0" w:type="dxa"/>
-              <w:bottom w:w="0" w:type="dxa"/>
-              <w:left w:w="0" w:type="dxa"/>
-              <w:right w:w="0" w:type="dxa"/>
-            </w:tcMar>
-            <w:vAlign w:val="top"/>
-          </w:tcPr>
-          <w:p>
-            <w:pPr>
-              <w:pStyle w:val="Normal"/>
-              <w:jc w:val="left"/>
-              <w:pBdr>
-                <w:bottom w:val="none" w:sz="0" w:space="0" w:color="000000"/>
-                <w:top w:val="none" w:sz="0" w:space="0" w:color="000000"/>
-                <w:left w:val="none" w:sz="0" w:space="0" w:color="000000"/>
-                <w:right w:val="none" w:sz="0" w:space="0" w:color="000000"/>
-              </w:pBdr>
-              <w:spacing w:after="60" w:before="60" w:line="240"/>
-              <w:ind w:left="60" w:right="60" w:firstLine="0" w:firstLineChars="0"/>
-              <w:rPr>
-                <w:rFonts w:ascii="Arial" w:hAnsi="Arial" w:eastAsia="Arial" w:cs="Arial"/>
-                <w:i w:val="false"/>
-                <w:b w:val="false"/>
-                <w:u w:val="none"/>
-                <w:strike w:val="false"/>
-                <w:sz w:val="18"/>
-                <w:szCs w:val="18"/>
-                <w:color w:val="000000"/>
-              </w:rPr>
-            </w:pPr>
-            <w:r>
-              <w:rPr>
-                <w:rFonts w:ascii="Arial" w:hAnsi="Arial" w:eastAsia="Arial" w:cs="Arial"/>
-                <w:i w:val="false"/>
-                <w:b w:val="false"/>
-                <w:u w:val="none"/>
-                <w:strike w:val="false"/>
-                <w:sz w:val="18"/>
-                <w:szCs w:val="18"/>
-                <w:color w:val="000000"/>
-              </w:rPr>
-              <w:t xml:space="preserve">Implementation scope</w:t>
-            </w:r>
-          </w:p>
-        </w:tc>
-        <w:tc>
-          <w:tcPr>
-            <w:tcBorders>
-              <w:bottom w:val="none" w:sz="0" w:space="0" w:color="000000"/>
-              <w:top w:val="none" w:sz="0" w:space="0" w:color="000000"/>
-              <w:left w:val="none" w:sz="0" w:space="0" w:color="000000"/>
-              <w:right w:val="none" w:sz="0" w:space="0" w:color="000000"/>
-            </w:tcBorders>
-            <w:shd w:val="clear" w:color="auto" w:fill="FFFFFF"/>
-            <w:tcMar>
-              <w:top w:w="0" w:type="dxa"/>
-              <w:bottom w:w="0" w:type="dxa"/>
-              <w:left w:w="0" w:type="dxa"/>
-              <w:right w:w="0" w:type="dxa"/>
-            </w:tcMar>
-            <w:vAlign w:val="top"/>
-          </w:tcPr>
-          <w:p>
-            <w:pPr>
-              <w:pStyle w:val="Normal"/>
-              <w:jc w:val="left"/>
-              <w:pBdr>
-                <w:bottom w:val="none" w:sz="0" w:space="0" w:color="000000"/>
-                <w:top w:val="none" w:sz="0" w:space="0" w:color="000000"/>
-                <w:left w:val="none" w:sz="0" w:space="0" w:color="000000"/>
-                <w:right w:val="none" w:sz="0" w:space="0" w:color="000000"/>
-              </w:pBdr>
-              <w:spacing w:after="60" w:before="60" w:line="240"/>
-              <w:ind w:left="60" w:right="60" w:firstLine="0" w:firstLineChars="0"/>
-              <w:rPr>
-                <w:rFonts w:ascii="Arial" w:hAnsi="Arial" w:eastAsia="Arial" w:cs="Arial"/>
-                <w:i w:val="false"/>
-                <w:b w:val="false"/>
-                <w:u w:val="none"/>
-                <w:strike w:val="false"/>
-                <w:sz w:val="18"/>
-                <w:szCs w:val="18"/>
-                <w:color w:val="000000"/>
-              </w:rPr>
-            </w:pPr>
-            <w:r>
-              <w:rPr>
-                <w:rFonts w:ascii="Arial" w:hAnsi="Arial" w:eastAsia="Arial" w:cs="Arial"/>
-                <w:i w:val="false"/>
-                <w:b w:val="false"/>
-                <w:u w:val="none"/>
-                <w:strike w:val="false"/>
-                <w:sz w:val="18"/>
-                <w:szCs w:val="18"/>
-                <w:color w:val="000000"/>
-              </w:rPr>
-              <w:t xml:space="preserve">eMethods Limitations; Manuscript Discussion deployment (author assembly)</w:t>
-            </w:r>
-          </w:p>
-        </w:tc>
-        <w:tc>
-          <w:tcPr>
-            <w:tcBorders>
-              <w:bottom w:val="none" w:sz="0" w:space="0" w:color="000000"/>
-              <w:top w:val="none" w:sz="0" w:space="0" w:color="000000"/>
-              <w:left w:val="none" w:sz="0" w:space="0" w:color="000000"/>
-              <w:right w:val="none" w:sz="0" w:space="0" w:color="000000"/>
-            </w:tcBorders>
-            <w:shd w:val="clear" w:color="auto" w:fill="FFFFFF"/>
-            <w:tcMar>
-              <w:top w:w="0" w:type="dxa"/>
-              <w:bottom w:w="0" w:type="dxa"/>
-              <w:left w:w="0" w:type="dxa"/>
-              <w:right w:w="0" w:type="dxa"/>
-            </w:tcMar>
-            <w:vAlign w:val="top"/>
-          </w:tcPr>
-          <w:p>
-            <w:pPr>
-              <w:pStyle w:val="Normal"/>
-              <w:jc w:val="left"/>
-              <w:pBdr>
-                <w:bottom w:val="none" w:sz="0" w:space="0" w:color="000000"/>
-                <w:top w:val="none" w:sz="0" w:space="0" w:color="000000"/>
-                <w:left w:val="none" w:sz="0" w:space="0" w:color="000000"/>
-                <w:right w:val="none" w:sz="0" w:space="0" w:color="000000"/>
-              </w:pBdr>
-              <w:spacing w:after="60" w:before="60" w:line="240"/>
-              <w:ind w:left="60" w:right="60" w:firstLine="0" w:firstLineChars="0"/>
-              <w:rPr>
-                <w:rFonts w:ascii="Arial" w:hAnsi="Arial" w:eastAsia="Arial" w:cs="Arial"/>
-                <w:i w:val="false"/>
-                <w:b w:val="false"/>
-                <w:u w:val="none"/>
-                <w:strike w:val="false"/>
-                <w:sz w:val="18"/>
-                <w:szCs w:val="18"/>
-                <w:color w:val="000000"/>
-              </w:rPr>
-            </w:pPr>
-            <w:r>
-              <w:rPr>
-                <w:rFonts w:ascii="Arial" w:hAnsi="Arial" w:eastAsia="Arial" w:cs="Arial"/>
-                <w:i w:val="false"/>
-                <w:b w:val="false"/>
-                <w:u w:val="none"/>
-                <w:strike w:val="false"/>
-                <w:sz w:val="18"/>
-                <w:szCs w:val="18"/>
-                <w:color w:val="000000"/>
-              </w:rPr>
-              <w:t xml:space="preserve">Manuscript prose location; verify during author assembly.</w:t>
+              <w:t xml:space="preserve">19e</w:t>
+            </w:r>
+          </w:p>
+        </w:tc>
+        <w:tc>
+          <w:tcPr>
+            <w:tcBorders>
+              <w:bottom w:val="none" w:sz="0" w:space="0" w:color="000000"/>
+              <w:top w:val="none" w:sz="0" w:space="0" w:color="000000"/>
+              <w:left w:val="none" w:sz="0" w:space="0" w:color="000000"/>
+              <w:right w:val="none" w:sz="0" w:space="0" w:color="000000"/>
+            </w:tcBorders>
+            <w:shd w:val="clear" w:color="auto" w:fill="FFFFFF"/>
+            <w:tcMar>
+              <w:top w:w="0" w:type="dxa"/>
+              <w:bottom w:w="0" w:type="dxa"/>
+              <w:left w:w="0" w:type="dxa"/>
+              <w:right w:w="0" w:type="dxa"/>
+            </w:tcMar>
+            <w:vAlign w:val="top"/>
+          </w:tcPr>
+          <w:p>
+            <w:pPr>
+              <w:pStyle w:val="Normal"/>
+              <w:jc w:val="left"/>
+              <w:pBdr>
+                <w:bottom w:val="none" w:sz="0" w:space="0" w:color="000000"/>
+                <w:top w:val="none" w:sz="0" w:space="0" w:color="000000"/>
+                <w:left w:val="none" w:sz="0" w:space="0" w:color="000000"/>
+                <w:right w:val="none" w:sz="0" w:space="0" w:color="000000"/>
+              </w:pBdr>
+              <w:spacing w:after="60" w:before="60" w:line="240"/>
+              <w:ind w:left="60" w:right="60" w:firstLine="0" w:firstLineChars="0"/>
+              <w:rPr>
+                <w:rFonts w:ascii="Arial" w:hAnsi="Arial" w:eastAsia="Arial" w:cs="Arial"/>
+                <w:i w:val="false"/>
+                <w:b w:val="false"/>
+                <w:u w:val="none"/>
+                <w:strike w:val="false"/>
+                <w:sz w:val="18"/>
+                <w:szCs w:val="18"/>
+                <w:color w:val="000000"/>
+              </w:rPr>
+            </w:pPr>
+            <w:r>
+              <w:rPr>
+                <w:rFonts w:ascii="Arial" w:hAnsi="Arial" w:eastAsia="Arial" w:cs="Arial"/>
+                <w:i w:val="false"/>
+                <w:b w:val="false"/>
+                <w:u w:val="none"/>
+                <w:strike w:val="false"/>
+                <w:sz w:val="18"/>
+                <w:szCs w:val="18"/>
+                <w:color w:val="000000"/>
+              </w:rPr>
+              <w:t xml:space="preserve">Poor inputs</w:t>
+            </w:r>
+          </w:p>
+        </w:tc>
+        <w:tc>
+          <w:tcPr>
+            <w:tcBorders>
+              <w:bottom w:val="none" w:sz="0" w:space="0" w:color="000000"/>
+              <w:top w:val="none" w:sz="0" w:space="0" w:color="000000"/>
+              <w:left w:val="none" w:sz="0" w:space="0" w:color="000000"/>
+              <w:right w:val="none" w:sz="0" w:space="0" w:color="000000"/>
+            </w:tcBorders>
+            <w:shd w:val="clear" w:color="auto" w:fill="FFFFFF"/>
+            <w:tcMar>
+              <w:top w:w="0" w:type="dxa"/>
+              <w:bottom w:w="0" w:type="dxa"/>
+              <w:left w:w="0" w:type="dxa"/>
+              <w:right w:w="0" w:type="dxa"/>
+            </w:tcMar>
+            <w:vAlign w:val="top"/>
+          </w:tcPr>
+          <w:p>
+            <w:pPr>
+              <w:pStyle w:val="Normal"/>
+              <w:jc w:val="left"/>
+              <w:pBdr>
+                <w:bottom w:val="none" w:sz="0" w:space="0" w:color="000000"/>
+                <w:top w:val="none" w:sz="0" w:space="0" w:color="000000"/>
+                <w:left w:val="none" w:sz="0" w:space="0" w:color="000000"/>
+                <w:right w:val="none" w:sz="0" w:space="0" w:color="000000"/>
+              </w:pBdr>
+              <w:spacing w:after="60" w:before="60" w:line="240"/>
+              <w:ind w:left="60" w:right="60" w:firstLine="0" w:firstLineChars="0"/>
+              <w:rPr>
+                <w:rFonts w:ascii="Arial" w:hAnsi="Arial" w:eastAsia="Arial" w:cs="Arial"/>
+                <w:i w:val="false"/>
+                <w:b w:val="false"/>
+                <w:u w:val="none"/>
+                <w:strike w:val="false"/>
+                <w:sz w:val="18"/>
+                <w:szCs w:val="18"/>
+                <w:color w:val="000000"/>
+              </w:rPr>
+            </w:pPr>
+            <w:r>
+              <w:rPr>
+                <w:rFonts w:ascii="Arial" w:hAnsi="Arial" w:eastAsia="Arial" w:cs="Arial"/>
+                <w:i w:val="false"/>
+                <w:b w:val="false"/>
+                <w:u w:val="none"/>
+                <w:strike w:val="false"/>
+                <w:sz w:val="18"/>
+                <w:szCs w:val="18"/>
+                <w:color w:val="000000"/>
+              </w:rPr>
+              <w:t xml:space="preserve">Table 3; eMethods Algorithms and validation; Design status and limitations</w:t>
+            </w:r>
+          </w:p>
+        </w:tc>
+        <w:tc>
+          <w:tcPr>
+            <w:tcBorders>
+              <w:bottom w:val="none" w:sz="0" w:space="0" w:color="000000"/>
+              <w:top w:val="none" w:sz="0" w:space="0" w:color="000000"/>
+              <w:left w:val="none" w:sz="0" w:space="0" w:color="000000"/>
+              <w:right w:val="none" w:sz="0" w:space="0" w:color="000000"/>
+            </w:tcBorders>
+            <w:shd w:val="clear" w:color="auto" w:fill="FFFFFF"/>
+            <w:tcMar>
+              <w:top w:w="0" w:type="dxa"/>
+              <w:bottom w:w="0" w:type="dxa"/>
+              <w:left w:w="0" w:type="dxa"/>
+              <w:right w:w="0" w:type="dxa"/>
+            </w:tcMar>
+            <w:vAlign w:val="top"/>
+          </w:tcPr>
+          <w:p>
+            <w:pPr>
+              <w:pStyle w:val="Normal"/>
+              <w:jc w:val="left"/>
+              <w:pBdr>
+                <w:bottom w:val="none" w:sz="0" w:space="0" w:color="000000"/>
+                <w:top w:val="none" w:sz="0" w:space="0" w:color="000000"/>
+                <w:left w:val="none" w:sz="0" w:space="0" w:color="000000"/>
+                <w:right w:val="none" w:sz="0" w:space="0" w:color="000000"/>
+              </w:pBdr>
+              <w:spacing w:after="60" w:before="60" w:line="240"/>
+              <w:ind w:left="60" w:right="60" w:firstLine="0" w:firstLineChars="0"/>
+              <w:rPr>
+                <w:rFonts w:ascii="Arial" w:hAnsi="Arial" w:eastAsia="Arial" w:cs="Arial"/>
+                <w:i w:val="false"/>
+                <w:b w:val="false"/>
+                <w:u w:val="none"/>
+                <w:strike w:val="false"/>
+                <w:sz w:val="18"/>
+                <w:szCs w:val="18"/>
+                <w:color w:val="000000"/>
+              </w:rPr>
+            </w:pPr>
+            <w:r>
+              <w:rPr>
+                <w:rFonts w:ascii="Arial" w:hAnsi="Arial" w:eastAsia="Arial" w:cs="Arial"/>
+                <w:i w:val="false"/>
+                <w:b w:val="false"/>
+                <w:u w:val="none"/>
+                <w:strike w:val="false"/>
+                <w:sz w:val="18"/>
+                <w:szCs w:val="18"/>
+                <w:color w:val="000000"/>
+              </w:rPr>
+              <w:t xml:space="preserve">Reported at the named display or supplement location.</w:t>
             </w:r>
           </w:p>
         </w:tc>
@@ -13355,172 +14573,172 @@
                 <w:szCs w:val="18"/>
                 <w:color w:val="000000"/>
               </w:rPr>
-              <w:t xml:space="preserve">19e</w:t>
-            </w:r>
-          </w:p>
-        </w:tc>
-        <w:tc>
-          <w:tcPr>
-            <w:tcBorders>
-              <w:bottom w:val="none" w:sz="0" w:space="0" w:color="000000"/>
-              <w:top w:val="none" w:sz="0" w:space="0" w:color="000000"/>
-              <w:left w:val="none" w:sz="0" w:space="0" w:color="000000"/>
-              <w:right w:val="none" w:sz="0" w:space="0" w:color="000000"/>
-            </w:tcBorders>
-            <w:shd w:val="clear" w:color="auto" w:fill="FFFFFF"/>
-            <w:tcMar>
-              <w:top w:w="0" w:type="dxa"/>
-              <w:bottom w:w="0" w:type="dxa"/>
-              <w:left w:w="0" w:type="dxa"/>
-              <w:right w:w="0" w:type="dxa"/>
-            </w:tcMar>
-            <w:vAlign w:val="top"/>
-          </w:tcPr>
-          <w:p>
-            <w:pPr>
-              <w:pStyle w:val="Normal"/>
-              <w:jc w:val="left"/>
-              <w:pBdr>
-                <w:bottom w:val="none" w:sz="0" w:space="0" w:color="000000"/>
-                <w:top w:val="none" w:sz="0" w:space="0" w:color="000000"/>
-                <w:left w:val="none" w:sz="0" w:space="0" w:color="000000"/>
-                <w:right w:val="none" w:sz="0" w:space="0" w:color="000000"/>
-              </w:pBdr>
-              <w:spacing w:after="60" w:before="60" w:line="240"/>
-              <w:ind w:left="60" w:right="60" w:firstLine="0" w:firstLineChars="0"/>
-              <w:rPr>
-                <w:rFonts w:ascii="Arial" w:hAnsi="Arial" w:eastAsia="Arial" w:cs="Arial"/>
-                <w:i w:val="false"/>
-                <w:b w:val="false"/>
-                <w:u w:val="none"/>
-                <w:strike w:val="false"/>
-                <w:sz w:val="18"/>
-                <w:szCs w:val="18"/>
-                <w:color w:val="000000"/>
-              </w:rPr>
-            </w:pPr>
-            <w:r>
-              <w:rPr>
-                <w:rFonts w:ascii="Arial" w:hAnsi="Arial" w:eastAsia="Arial" w:cs="Arial"/>
-                <w:i w:val="false"/>
-                <w:b w:val="false"/>
-                <w:u w:val="none"/>
-                <w:strike w:val="false"/>
-                <w:sz w:val="18"/>
-                <w:szCs w:val="18"/>
-                <w:color w:val="000000"/>
-              </w:rPr>
-              <w:t xml:space="preserve">Poor inputs</w:t>
-            </w:r>
-          </w:p>
-        </w:tc>
-        <w:tc>
-          <w:tcPr>
-            <w:tcBorders>
-              <w:bottom w:val="none" w:sz="0" w:space="0" w:color="000000"/>
-              <w:top w:val="none" w:sz="0" w:space="0" w:color="000000"/>
-              <w:left w:val="none" w:sz="0" w:space="0" w:color="000000"/>
-              <w:right w:val="none" w:sz="0" w:space="0" w:color="000000"/>
-            </w:tcBorders>
-            <w:shd w:val="clear" w:color="auto" w:fill="FFFFFF"/>
-            <w:tcMar>
-              <w:top w:w="0" w:type="dxa"/>
-              <w:bottom w:w="0" w:type="dxa"/>
-              <w:left w:w="0" w:type="dxa"/>
-              <w:right w:w="0" w:type="dxa"/>
-            </w:tcMar>
-            <w:vAlign w:val="top"/>
-          </w:tcPr>
-          <w:p>
-            <w:pPr>
-              <w:pStyle w:val="Normal"/>
-              <w:jc w:val="left"/>
-              <w:pBdr>
-                <w:bottom w:val="none" w:sz="0" w:space="0" w:color="000000"/>
-                <w:top w:val="none" w:sz="0" w:space="0" w:color="000000"/>
-                <w:left w:val="none" w:sz="0" w:space="0" w:color="000000"/>
-                <w:right w:val="none" w:sz="0" w:space="0" w:color="000000"/>
-              </w:pBdr>
-              <w:spacing w:after="60" w:before="60" w:line="240"/>
-              <w:ind w:left="60" w:right="60" w:firstLine="0" w:firstLineChars="0"/>
-              <w:rPr>
-                <w:rFonts w:ascii="Arial" w:hAnsi="Arial" w:eastAsia="Arial" w:cs="Arial"/>
-                <w:i w:val="false"/>
-                <w:b w:val="false"/>
-                <w:u w:val="none"/>
-                <w:strike w:val="false"/>
-                <w:sz w:val="18"/>
-                <w:szCs w:val="18"/>
-                <w:color w:val="000000"/>
-              </w:rPr>
-            </w:pPr>
-            <w:r>
-              <w:rPr>
-                <w:rFonts w:ascii="Arial" w:hAnsi="Arial" w:eastAsia="Arial" w:cs="Arial"/>
-                <w:i w:val="false"/>
-                <w:b w:val="false"/>
-                <w:u w:val="none"/>
-                <w:strike w:val="false"/>
-                <w:sz w:val="18"/>
-                <w:szCs w:val="18"/>
-                <w:color w:val="000000"/>
-              </w:rPr>
-              <w:t xml:space="preserve">Table 3; eMethods Algorithms and validation; Limitations</w:t>
-            </w:r>
-          </w:p>
-        </w:tc>
-        <w:tc>
-          <w:tcPr>
-            <w:tcBorders>
-              <w:bottom w:val="none" w:sz="0" w:space="0" w:color="000000"/>
-              <w:top w:val="none" w:sz="0" w:space="0" w:color="000000"/>
-              <w:left w:val="none" w:sz="0" w:space="0" w:color="000000"/>
-              <w:right w:val="none" w:sz="0" w:space="0" w:color="000000"/>
-            </w:tcBorders>
-            <w:shd w:val="clear" w:color="auto" w:fill="FFFFFF"/>
-            <w:tcMar>
-              <w:top w:w="0" w:type="dxa"/>
-              <w:bottom w:w="0" w:type="dxa"/>
-              <w:left w:w="0" w:type="dxa"/>
-              <w:right w:w="0" w:type="dxa"/>
-            </w:tcMar>
-            <w:vAlign w:val="top"/>
-          </w:tcPr>
-          <w:p>
-            <w:pPr>
-              <w:pStyle w:val="Normal"/>
-              <w:jc w:val="left"/>
-              <w:pBdr>
-                <w:bottom w:val="none" w:sz="0" w:space="0" w:color="000000"/>
-                <w:top w:val="none" w:sz="0" w:space="0" w:color="000000"/>
-                <w:left w:val="none" w:sz="0" w:space="0" w:color="000000"/>
-                <w:right w:val="none" w:sz="0" w:space="0" w:color="000000"/>
-              </w:pBdr>
-              <w:spacing w:after="60" w:before="60" w:line="240"/>
-              <w:ind w:left="60" w:right="60" w:firstLine="0" w:firstLineChars="0"/>
-              <w:rPr>
-                <w:rFonts w:ascii="Arial" w:hAnsi="Arial" w:eastAsia="Arial" w:cs="Arial"/>
-                <w:i w:val="false"/>
-                <w:b w:val="false"/>
-                <w:u w:val="none"/>
-                <w:strike w:val="false"/>
-                <w:sz w:val="18"/>
-                <w:szCs w:val="18"/>
-                <w:color w:val="000000"/>
-              </w:rPr>
-            </w:pPr>
-            <w:r>
-              <w:rPr>
-                <w:rFonts w:ascii="Arial" w:hAnsi="Arial" w:eastAsia="Arial" w:cs="Arial"/>
-                <w:i w:val="false"/>
-                <w:b w:val="false"/>
-                <w:u w:val="none"/>
-                <w:strike w:val="false"/>
-                <w:sz w:val="18"/>
-                <w:szCs w:val="18"/>
-                <w:color w:val="000000"/>
-              </w:rPr>
-              <w:t xml:space="preserve">Reported at the named display or supplement location.</w:t>
+              <w:t xml:space="preserve">19f</w:t>
+            </w:r>
+          </w:p>
+        </w:tc>
+        <w:tc>
+          <w:tcPr>
+            <w:tcBorders>
+              <w:bottom w:val="none" w:sz="0" w:space="0" w:color="000000"/>
+              <w:top w:val="none" w:sz="0" w:space="0" w:color="000000"/>
+              <w:left w:val="none" w:sz="0" w:space="0" w:color="000000"/>
+              <w:right w:val="none" w:sz="0" w:space="0" w:color="000000"/>
+            </w:tcBorders>
+            <w:shd w:val="clear" w:color="auto" w:fill="FFFFFF"/>
+            <w:tcMar>
+              <w:top w:w="0" w:type="dxa"/>
+              <w:bottom w:w="0" w:type="dxa"/>
+              <w:left w:w="0" w:type="dxa"/>
+              <w:right w:w="0" w:type="dxa"/>
+            </w:tcMar>
+            <w:vAlign w:val="top"/>
+          </w:tcPr>
+          <w:p>
+            <w:pPr>
+              <w:pStyle w:val="Normal"/>
+              <w:jc w:val="left"/>
+              <w:pBdr>
+                <w:bottom w:val="none" w:sz="0" w:space="0" w:color="000000"/>
+                <w:top w:val="none" w:sz="0" w:space="0" w:color="000000"/>
+                <w:left w:val="none" w:sz="0" w:space="0" w:color="000000"/>
+                <w:right w:val="none" w:sz="0" w:space="0" w:color="000000"/>
+              </w:pBdr>
+              <w:spacing w:after="60" w:before="60" w:line="240"/>
+              <w:ind w:left="60" w:right="60" w:firstLine="0" w:firstLineChars="0"/>
+              <w:rPr>
+                <w:rFonts w:ascii="Arial" w:hAnsi="Arial" w:eastAsia="Arial" w:cs="Arial"/>
+                <w:i w:val="false"/>
+                <w:b w:val="false"/>
+                <w:u w:val="none"/>
+                <w:strike w:val="false"/>
+                <w:sz w:val="18"/>
+                <w:szCs w:val="18"/>
+                <w:color w:val="000000"/>
+              </w:rPr>
+            </w:pPr>
+            <w:r>
+              <w:rPr>
+                <w:rFonts w:ascii="Arial" w:hAnsi="Arial" w:eastAsia="Arial" w:cs="Arial"/>
+                <w:i w:val="false"/>
+                <w:b w:val="false"/>
+                <w:u w:val="none"/>
+                <w:strike w:val="false"/>
+                <w:sz w:val="18"/>
+                <w:szCs w:val="18"/>
+                <w:color w:val="000000"/>
+              </w:rPr>
+              <w:t xml:space="preserve">User expertise</w:t>
+            </w:r>
+          </w:p>
+        </w:tc>
+        <w:tc>
+          <w:tcPr>
+            <w:tcBorders>
+              <w:bottom w:val="none" w:sz="0" w:space="0" w:color="000000"/>
+              <w:top w:val="none" w:sz="0" w:space="0" w:color="000000"/>
+              <w:left w:val="none" w:sz="0" w:space="0" w:color="000000"/>
+              <w:right w:val="none" w:sz="0" w:space="0" w:color="000000"/>
+            </w:tcBorders>
+            <w:shd w:val="clear" w:color="auto" w:fill="FFFFFF"/>
+            <w:tcMar>
+              <w:top w:w="0" w:type="dxa"/>
+              <w:bottom w:w="0" w:type="dxa"/>
+              <w:left w:w="0" w:type="dxa"/>
+              <w:right w:w="0" w:type="dxa"/>
+            </w:tcMar>
+            <w:vAlign w:val="top"/>
+          </w:tcPr>
+          <w:p>
+            <w:pPr>
+              <w:pStyle w:val="Normal"/>
+              <w:jc w:val="left"/>
+              <w:pBdr>
+                <w:bottom w:val="none" w:sz="0" w:space="0" w:color="000000"/>
+                <w:top w:val="none" w:sz="0" w:space="0" w:color="000000"/>
+                <w:left w:val="none" w:sz="0" w:space="0" w:color="000000"/>
+                <w:right w:val="none" w:sz="0" w:space="0" w:color="000000"/>
+              </w:pBdr>
+              <w:spacing w:after="60" w:before="60" w:line="240"/>
+              <w:ind w:left="60" w:right="60" w:firstLine="0" w:firstLineChars="0"/>
+              <w:rPr>
+                <w:rFonts w:ascii="Arial" w:hAnsi="Arial" w:eastAsia="Arial" w:cs="Arial"/>
+                <w:i w:val="false"/>
+                <w:b w:val="false"/>
+                <w:u w:val="none"/>
+                <w:strike w:val="false"/>
+                <w:sz w:val="18"/>
+                <w:szCs w:val="18"/>
+                <w:color w:val="000000"/>
+              </w:rPr>
+            </w:pPr>
+            <w:r>
+              <w:rPr>
+                <w:rFonts w:ascii="Arial" w:hAnsi="Arial" w:eastAsia="Arial" w:cs="Arial"/>
+                <w:i w:val="false"/>
+                <w:b w:val="false"/>
+                <w:u w:val="none"/>
+                <w:strike w:val="false"/>
+                <w:sz w:val="18"/>
+                <w:szCs w:val="18"/>
+                <w:color w:val="000000"/>
+              </w:rPr>
+              <w:t xml:space="preserve">Manuscript Discussion human oversight (author assembly)</w:t>
+            </w:r>
+          </w:p>
+        </w:tc>
+        <w:tc>
+          <w:tcPr>
+            <w:tcBorders>
+              <w:bottom w:val="none" w:sz="0" w:space="0" w:color="000000"/>
+              <w:top w:val="none" w:sz="0" w:space="0" w:color="000000"/>
+              <w:left w:val="none" w:sz="0" w:space="0" w:color="000000"/>
+              <w:right w:val="none" w:sz="0" w:space="0" w:color="000000"/>
+            </w:tcBorders>
+            <w:shd w:val="clear" w:color="auto" w:fill="FFFFFF"/>
+            <w:tcMar>
+              <w:top w:w="0" w:type="dxa"/>
+              <w:bottom w:w="0" w:type="dxa"/>
+              <w:left w:w="0" w:type="dxa"/>
+              <w:right w:w="0" w:type="dxa"/>
+            </w:tcMar>
+            <w:vAlign w:val="top"/>
+          </w:tcPr>
+          <w:p>
+            <w:pPr>
+              <w:pStyle w:val="Normal"/>
+              <w:jc w:val="left"/>
+              <w:pBdr>
+                <w:bottom w:val="none" w:sz="0" w:space="0" w:color="000000"/>
+                <w:top w:val="none" w:sz="0" w:space="0" w:color="000000"/>
+                <w:left w:val="none" w:sz="0" w:space="0" w:color="000000"/>
+                <w:right w:val="none" w:sz="0" w:space="0" w:color="000000"/>
+              </w:pBdr>
+              <w:spacing w:after="60" w:before="60" w:line="240"/>
+              <w:ind w:left="60" w:right="60" w:firstLine="0" w:firstLineChars="0"/>
+              <w:rPr>
+                <w:rFonts w:ascii="Arial" w:hAnsi="Arial" w:eastAsia="Arial" w:cs="Arial"/>
+                <w:i w:val="false"/>
+                <w:b w:val="false"/>
+                <w:u w:val="none"/>
+                <w:strike w:val="false"/>
+                <w:sz w:val="18"/>
+                <w:szCs w:val="18"/>
+                <w:color w:val="000000"/>
+              </w:rPr>
+            </w:pPr>
+            <w:r>
+              <w:rPr>
+                <w:rFonts w:ascii="Arial" w:hAnsi="Arial" w:eastAsia="Arial" w:cs="Arial"/>
+                <w:i w:val="false"/>
+                <w:b w:val="false"/>
+                <w:u w:val="none"/>
+                <w:strike w:val="false"/>
+                <w:sz w:val="18"/>
+                <w:szCs w:val="18"/>
+                <w:color w:val="000000"/>
+              </w:rPr>
+              <w:t xml:space="preserve">Manuscript prose location; verify during author assembly.</w:t>
             </w:r>
           </w:p>
         </w:tc>
@@ -13636,117 +14854,117 @@
                 <w:szCs w:val="18"/>
                 <w:color w:val="000000"/>
               </w:rPr>
-              <w:t xml:space="preserve">19f</w:t>
-            </w:r>
-          </w:p>
-        </w:tc>
-        <w:tc>
-          <w:tcPr>
-            <w:tcBorders>
-              <w:bottom w:val="none" w:sz="0" w:space="0" w:color="000000"/>
-              <w:top w:val="none" w:sz="0" w:space="0" w:color="000000"/>
-              <w:left w:val="none" w:sz="0" w:space="0" w:color="000000"/>
-              <w:right w:val="none" w:sz="0" w:space="0" w:color="000000"/>
-            </w:tcBorders>
-            <w:shd w:val="clear" w:color="auto" w:fill="FFFFFF"/>
-            <w:tcMar>
-              <w:top w:w="0" w:type="dxa"/>
-              <w:bottom w:w="0" w:type="dxa"/>
-              <w:left w:w="0" w:type="dxa"/>
-              <w:right w:w="0" w:type="dxa"/>
-            </w:tcMar>
-            <w:vAlign w:val="top"/>
-          </w:tcPr>
-          <w:p>
-            <w:pPr>
-              <w:pStyle w:val="Normal"/>
-              <w:jc w:val="left"/>
-              <w:pBdr>
-                <w:bottom w:val="none" w:sz="0" w:space="0" w:color="000000"/>
-                <w:top w:val="none" w:sz="0" w:space="0" w:color="000000"/>
-                <w:left w:val="none" w:sz="0" w:space="0" w:color="000000"/>
-                <w:right w:val="none" w:sz="0" w:space="0" w:color="000000"/>
-              </w:pBdr>
-              <w:spacing w:after="60" w:before="60" w:line="240"/>
-              <w:ind w:left="60" w:right="60" w:firstLine="0" w:firstLineChars="0"/>
-              <w:rPr>
-                <w:rFonts w:ascii="Arial" w:hAnsi="Arial" w:eastAsia="Arial" w:cs="Arial"/>
-                <w:i w:val="false"/>
-                <w:b w:val="false"/>
-                <w:u w:val="none"/>
-                <w:strike w:val="false"/>
-                <w:sz w:val="18"/>
-                <w:szCs w:val="18"/>
-                <w:color w:val="000000"/>
-              </w:rPr>
-            </w:pPr>
-            <w:r>
-              <w:rPr>
-                <w:rFonts w:ascii="Arial" w:hAnsi="Arial" w:eastAsia="Arial" w:cs="Arial"/>
-                <w:i w:val="false"/>
-                <w:b w:val="false"/>
-                <w:u w:val="none"/>
-                <w:strike w:val="false"/>
-                <w:sz w:val="18"/>
-                <w:szCs w:val="18"/>
-                <w:color w:val="000000"/>
-              </w:rPr>
-              <w:t xml:space="preserve">User expertise</w:t>
-            </w:r>
-          </w:p>
-        </w:tc>
-        <w:tc>
-          <w:tcPr>
-            <w:tcBorders>
-              <w:bottom w:val="none" w:sz="0" w:space="0" w:color="000000"/>
-              <w:top w:val="none" w:sz="0" w:space="0" w:color="000000"/>
-              <w:left w:val="none" w:sz="0" w:space="0" w:color="000000"/>
-              <w:right w:val="none" w:sz="0" w:space="0" w:color="000000"/>
-            </w:tcBorders>
-            <w:shd w:val="clear" w:color="auto" w:fill="FFFFFF"/>
-            <w:tcMar>
-              <w:top w:w="0" w:type="dxa"/>
-              <w:bottom w:w="0" w:type="dxa"/>
-              <w:left w:w="0" w:type="dxa"/>
-              <w:right w:w="0" w:type="dxa"/>
-            </w:tcMar>
-            <w:vAlign w:val="top"/>
-          </w:tcPr>
-          <w:p>
-            <w:pPr>
-              <w:pStyle w:val="Normal"/>
-              <w:jc w:val="left"/>
-              <w:pBdr>
-                <w:bottom w:val="none" w:sz="0" w:space="0" w:color="000000"/>
-                <w:top w:val="none" w:sz="0" w:space="0" w:color="000000"/>
-                <w:left w:val="none" w:sz="0" w:space="0" w:color="000000"/>
-                <w:right w:val="none" w:sz="0" w:space="0" w:color="000000"/>
-              </w:pBdr>
-              <w:spacing w:after="60" w:before="60" w:line="240"/>
-              <w:ind w:left="60" w:right="60" w:firstLine="0" w:firstLineChars="0"/>
-              <w:rPr>
-                <w:rFonts w:ascii="Arial" w:hAnsi="Arial" w:eastAsia="Arial" w:cs="Arial"/>
-                <w:i w:val="false"/>
-                <w:b w:val="false"/>
-                <w:u w:val="none"/>
-                <w:strike w:val="false"/>
-                <w:sz w:val="18"/>
-                <w:szCs w:val="18"/>
-                <w:color w:val="000000"/>
-              </w:rPr>
-            </w:pPr>
-            <w:r>
-              <w:rPr>
-                <w:rFonts w:ascii="Arial" w:hAnsi="Arial" w:eastAsia="Arial" w:cs="Arial"/>
-                <w:i w:val="false"/>
-                <w:b w:val="false"/>
-                <w:u w:val="none"/>
-                <w:strike w:val="false"/>
-                <w:sz w:val="18"/>
-                <w:szCs w:val="18"/>
-                <w:color w:val="000000"/>
-              </w:rPr>
-              <w:t xml:space="preserve">Manuscript Discussion human oversight (author assembly)</w:t>
+              <w:t xml:space="preserve">19g</w:t>
+            </w:r>
+          </w:p>
+        </w:tc>
+        <w:tc>
+          <w:tcPr>
+            <w:tcBorders>
+              <w:bottom w:val="none" w:sz="0" w:space="0" w:color="000000"/>
+              <w:top w:val="none" w:sz="0" w:space="0" w:color="000000"/>
+              <w:left w:val="none" w:sz="0" w:space="0" w:color="000000"/>
+              <w:right w:val="none" w:sz="0" w:space="0" w:color="000000"/>
+            </w:tcBorders>
+            <w:shd w:val="clear" w:color="auto" w:fill="FFFFFF"/>
+            <w:tcMar>
+              <w:top w:w="0" w:type="dxa"/>
+              <w:bottom w:w="0" w:type="dxa"/>
+              <w:left w:w="0" w:type="dxa"/>
+              <w:right w:w="0" w:type="dxa"/>
+            </w:tcMar>
+            <w:vAlign w:val="top"/>
+          </w:tcPr>
+          <w:p>
+            <w:pPr>
+              <w:pStyle w:val="Normal"/>
+              <w:jc w:val="left"/>
+              <w:pBdr>
+                <w:bottom w:val="none" w:sz="0" w:space="0" w:color="000000"/>
+                <w:top w:val="none" w:sz="0" w:space="0" w:color="000000"/>
+                <w:left w:val="none" w:sz="0" w:space="0" w:color="000000"/>
+                <w:right w:val="none" w:sz="0" w:space="0" w:color="000000"/>
+              </w:pBdr>
+              <w:spacing w:after="60" w:before="60" w:line="240"/>
+              <w:ind w:left="60" w:right="60" w:firstLine="0" w:firstLineChars="0"/>
+              <w:rPr>
+                <w:rFonts w:ascii="Arial" w:hAnsi="Arial" w:eastAsia="Arial" w:cs="Arial"/>
+                <w:i w:val="false"/>
+                <w:b w:val="false"/>
+                <w:u w:val="none"/>
+                <w:strike w:val="false"/>
+                <w:sz w:val="18"/>
+                <w:szCs w:val="18"/>
+                <w:color w:val="000000"/>
+              </w:rPr>
+            </w:pPr>
+            <w:r>
+              <w:rPr>
+                <w:rFonts w:ascii="Arial" w:hAnsi="Arial" w:eastAsia="Arial" w:cs="Arial"/>
+                <w:i w:val="false"/>
+                <w:b w:val="false"/>
+                <w:u w:val="none"/>
+                <w:strike w:val="false"/>
+                <w:sz w:val="18"/>
+                <w:szCs w:val="18"/>
+                <w:color w:val="000000"/>
+              </w:rPr>
+              <w:t xml:space="preserve">Future research</w:t>
+            </w:r>
+          </w:p>
+        </w:tc>
+        <w:tc>
+          <w:tcPr>
+            <w:tcBorders>
+              <w:bottom w:val="none" w:sz="0" w:space="0" w:color="000000"/>
+              <w:top w:val="none" w:sz="0" w:space="0" w:color="000000"/>
+              <w:left w:val="none" w:sz="0" w:space="0" w:color="000000"/>
+              <w:right w:val="none" w:sz="0" w:space="0" w:color="000000"/>
+            </w:tcBorders>
+            <w:shd w:val="clear" w:color="auto" w:fill="FFFFFF"/>
+            <w:tcMar>
+              <w:top w:w="0" w:type="dxa"/>
+              <w:bottom w:w="0" w:type="dxa"/>
+              <w:left w:w="0" w:type="dxa"/>
+              <w:right w:w="0" w:type="dxa"/>
+            </w:tcMar>
+            <w:vAlign w:val="top"/>
+          </w:tcPr>
+          <w:p>
+            <w:pPr>
+              <w:pStyle w:val="Normal"/>
+              <w:jc w:val="left"/>
+              <w:pBdr>
+                <w:bottom w:val="none" w:sz="0" w:space="0" w:color="000000"/>
+                <w:top w:val="none" w:sz="0" w:space="0" w:color="000000"/>
+                <w:left w:val="none" w:sz="0" w:space="0" w:color="000000"/>
+                <w:right w:val="none" w:sz="0" w:space="0" w:color="000000"/>
+              </w:pBdr>
+              <w:spacing w:after="60" w:before="60" w:line="240"/>
+              <w:ind w:left="60" w:right="60" w:firstLine="0" w:firstLineChars="0"/>
+              <w:rPr>
+                <w:rFonts w:ascii="Arial" w:hAnsi="Arial" w:eastAsia="Arial" w:cs="Arial"/>
+                <w:i w:val="false"/>
+                <w:b w:val="false"/>
+                <w:u w:val="none"/>
+                <w:strike w:val="false"/>
+                <w:sz w:val="18"/>
+                <w:szCs w:val="18"/>
+                <w:color w:val="000000"/>
+              </w:rPr>
+            </w:pPr>
+            <w:r>
+              <w:rPr>
+                <w:rFonts w:ascii="Arial" w:hAnsi="Arial" w:eastAsia="Arial" w:cs="Arial"/>
+                <w:i w:val="false"/>
+                <w:b w:val="false"/>
+                <w:u w:val="none"/>
+                <w:strike w:val="false"/>
+                <w:sz w:val="18"/>
+                <w:szCs w:val="18"/>
+                <w:color w:val="000000"/>
+              </w:rPr>
+              <w:t xml:space="preserve">Manuscript Discussion future work (author assembly)</w:t>
             </w:r>
           </w:p>
         </w:tc>
@@ -13862,172 +15080,172 @@
                 <w:szCs w:val="18"/>
                 <w:color w:val="000000"/>
               </w:rPr>
-              <w:t xml:space="preserve">TRIPOD-LLM</w:t>
-            </w:r>
-          </w:p>
-        </w:tc>
-        <w:tc>
-          <w:tcPr>
-            <w:tcBorders>
-              <w:bottom w:val="none" w:sz="0" w:space="0" w:color="000000"/>
-              <w:top w:val="none" w:sz="0" w:space="0" w:color="000000"/>
-              <w:left w:val="none" w:sz="0" w:space="0" w:color="000000"/>
-              <w:right w:val="none" w:sz="0" w:space="0" w:color="000000"/>
-            </w:tcBorders>
-            <w:shd w:val="clear" w:color="auto" w:fill="FFFFFF"/>
-            <w:tcMar>
-              <w:top w:w="0" w:type="dxa"/>
-              <w:bottom w:w="0" w:type="dxa"/>
-              <w:left w:w="0" w:type="dxa"/>
-              <w:right w:w="0" w:type="dxa"/>
-            </w:tcMar>
-            <w:vAlign w:val="top"/>
-          </w:tcPr>
-          <w:p>
-            <w:pPr>
-              <w:pStyle w:val="Normal"/>
-              <w:jc w:val="left"/>
-              <w:pBdr>
-                <w:bottom w:val="none" w:sz="0" w:space="0" w:color="000000"/>
-                <w:top w:val="none" w:sz="0" w:space="0" w:color="000000"/>
-                <w:left w:val="none" w:sz="0" w:space="0" w:color="000000"/>
-                <w:right w:val="none" w:sz="0" w:space="0" w:color="000000"/>
-              </w:pBdr>
-              <w:spacing w:after="60" w:before="60" w:line="240"/>
-              <w:ind w:left="60" w:right="60" w:firstLine="0" w:firstLineChars="0"/>
-              <w:rPr>
-                <w:rFonts w:ascii="Arial" w:hAnsi="Arial" w:eastAsia="Arial" w:cs="Arial"/>
-                <w:i w:val="false"/>
-                <w:b w:val="false"/>
-                <w:u w:val="none"/>
-                <w:strike w:val="false"/>
-                <w:sz w:val="18"/>
-                <w:szCs w:val="18"/>
-                <w:color w:val="000000"/>
-              </w:rPr>
-            </w:pPr>
-            <w:r>
-              <w:rPr>
-                <w:rFonts w:ascii="Arial" w:hAnsi="Arial" w:eastAsia="Arial" w:cs="Arial"/>
-                <w:i w:val="false"/>
-                <w:b w:val="false"/>
-                <w:u w:val="none"/>
-                <w:strike w:val="false"/>
-                <w:sz w:val="18"/>
-                <w:szCs w:val="18"/>
-                <w:color w:val="000000"/>
-              </w:rPr>
-              <w:t xml:space="preserve">19g</w:t>
-            </w:r>
-          </w:p>
-        </w:tc>
-        <w:tc>
-          <w:tcPr>
-            <w:tcBorders>
-              <w:bottom w:val="none" w:sz="0" w:space="0" w:color="000000"/>
-              <w:top w:val="none" w:sz="0" w:space="0" w:color="000000"/>
-              <w:left w:val="none" w:sz="0" w:space="0" w:color="000000"/>
-              <w:right w:val="none" w:sz="0" w:space="0" w:color="000000"/>
-            </w:tcBorders>
-            <w:shd w:val="clear" w:color="auto" w:fill="FFFFFF"/>
-            <w:tcMar>
-              <w:top w:w="0" w:type="dxa"/>
-              <w:bottom w:w="0" w:type="dxa"/>
-              <w:left w:w="0" w:type="dxa"/>
-              <w:right w:w="0" w:type="dxa"/>
-            </w:tcMar>
-            <w:vAlign w:val="top"/>
-          </w:tcPr>
-          <w:p>
-            <w:pPr>
-              <w:pStyle w:val="Normal"/>
-              <w:jc w:val="left"/>
-              <w:pBdr>
-                <w:bottom w:val="none" w:sz="0" w:space="0" w:color="000000"/>
-                <w:top w:val="none" w:sz="0" w:space="0" w:color="000000"/>
-                <w:left w:val="none" w:sz="0" w:space="0" w:color="000000"/>
-                <w:right w:val="none" w:sz="0" w:space="0" w:color="000000"/>
-              </w:pBdr>
-              <w:spacing w:after="60" w:before="60" w:line="240"/>
-              <w:ind w:left="60" w:right="60" w:firstLine="0" w:firstLineChars="0"/>
-              <w:rPr>
-                <w:rFonts w:ascii="Arial" w:hAnsi="Arial" w:eastAsia="Arial" w:cs="Arial"/>
-                <w:i w:val="false"/>
-                <w:b w:val="false"/>
-                <w:u w:val="none"/>
-                <w:strike w:val="false"/>
-                <w:sz w:val="18"/>
-                <w:szCs w:val="18"/>
-                <w:color w:val="000000"/>
-              </w:rPr>
-            </w:pPr>
-            <w:r>
-              <w:rPr>
-                <w:rFonts w:ascii="Arial" w:hAnsi="Arial" w:eastAsia="Arial" w:cs="Arial"/>
-                <w:i w:val="false"/>
-                <w:b w:val="false"/>
-                <w:u w:val="none"/>
-                <w:strike w:val="false"/>
-                <w:sz w:val="18"/>
-                <w:szCs w:val="18"/>
-                <w:color w:val="000000"/>
-              </w:rPr>
-              <w:t xml:space="preserve">Future research</w:t>
-            </w:r>
-          </w:p>
-        </w:tc>
-        <w:tc>
-          <w:tcPr>
-            <w:tcBorders>
-              <w:bottom w:val="none" w:sz="0" w:space="0" w:color="000000"/>
-              <w:top w:val="none" w:sz="0" w:space="0" w:color="000000"/>
-              <w:left w:val="none" w:sz="0" w:space="0" w:color="000000"/>
-              <w:right w:val="none" w:sz="0" w:space="0" w:color="000000"/>
-            </w:tcBorders>
-            <w:shd w:val="clear" w:color="auto" w:fill="FFFFFF"/>
-            <w:tcMar>
-              <w:top w:w="0" w:type="dxa"/>
-              <w:bottom w:w="0" w:type="dxa"/>
-              <w:left w:w="0" w:type="dxa"/>
-              <w:right w:w="0" w:type="dxa"/>
-            </w:tcMar>
-            <w:vAlign w:val="top"/>
-          </w:tcPr>
-          <w:p>
-            <w:pPr>
-              <w:pStyle w:val="Normal"/>
-              <w:jc w:val="left"/>
-              <w:pBdr>
-                <w:bottom w:val="none" w:sz="0" w:space="0" w:color="000000"/>
-                <w:top w:val="none" w:sz="0" w:space="0" w:color="000000"/>
-                <w:left w:val="none" w:sz="0" w:space="0" w:color="000000"/>
-                <w:right w:val="none" w:sz="0" w:space="0" w:color="000000"/>
-              </w:pBdr>
-              <w:spacing w:after="60" w:before="60" w:line="240"/>
-              <w:ind w:left="60" w:right="60" w:firstLine="0" w:firstLineChars="0"/>
-              <w:rPr>
-                <w:rFonts w:ascii="Arial" w:hAnsi="Arial" w:eastAsia="Arial" w:cs="Arial"/>
-                <w:i w:val="false"/>
-                <w:b w:val="false"/>
-                <w:u w:val="none"/>
-                <w:strike w:val="false"/>
-                <w:sz w:val="18"/>
-                <w:szCs w:val="18"/>
-                <w:color w:val="000000"/>
-              </w:rPr>
-            </w:pPr>
-            <w:r>
-              <w:rPr>
-                <w:rFonts w:ascii="Arial" w:hAnsi="Arial" w:eastAsia="Arial" w:cs="Arial"/>
-                <w:i w:val="false"/>
-                <w:b w:val="false"/>
-                <w:u w:val="none"/>
-                <w:strike w:val="false"/>
-                <w:sz w:val="18"/>
-                <w:szCs w:val="18"/>
-                <w:color w:val="000000"/>
-              </w:rPr>
-              <w:t xml:space="preserve">Manuscript Discussion future work (author assembly)</w:t>
+              <w:t xml:space="preserve">GRRAS</w:t>
+            </w:r>
+          </w:p>
+        </w:tc>
+        <w:tc>
+          <w:tcPr>
+            <w:tcBorders>
+              <w:bottom w:val="none" w:sz="0" w:space="0" w:color="000000"/>
+              <w:top w:val="none" w:sz="0" w:space="0" w:color="000000"/>
+              <w:left w:val="none" w:sz="0" w:space="0" w:color="000000"/>
+              <w:right w:val="none" w:sz="0" w:space="0" w:color="000000"/>
+            </w:tcBorders>
+            <w:shd w:val="clear" w:color="auto" w:fill="FFFFFF"/>
+            <w:tcMar>
+              <w:top w:w="0" w:type="dxa"/>
+              <w:bottom w:w="0" w:type="dxa"/>
+              <w:left w:w="0" w:type="dxa"/>
+              <w:right w:w="0" w:type="dxa"/>
+            </w:tcMar>
+            <w:vAlign w:val="top"/>
+          </w:tcPr>
+          <w:p>
+            <w:pPr>
+              <w:pStyle w:val="Normal"/>
+              <w:jc w:val="left"/>
+              <w:pBdr>
+                <w:bottom w:val="none" w:sz="0" w:space="0" w:color="000000"/>
+                <w:top w:val="none" w:sz="0" w:space="0" w:color="000000"/>
+                <w:left w:val="none" w:sz="0" w:space="0" w:color="000000"/>
+                <w:right w:val="none" w:sz="0" w:space="0" w:color="000000"/>
+              </w:pBdr>
+              <w:spacing w:after="60" w:before="60" w:line="240"/>
+              <w:ind w:left="60" w:right="60" w:firstLine="0" w:firstLineChars="0"/>
+              <w:rPr>
+                <w:rFonts w:ascii="Arial" w:hAnsi="Arial" w:eastAsia="Arial" w:cs="Arial"/>
+                <w:i w:val="false"/>
+                <w:b w:val="false"/>
+                <w:u w:val="none"/>
+                <w:strike w:val="false"/>
+                <w:sz w:val="18"/>
+                <w:szCs w:val="18"/>
+                <w:color w:val="000000"/>
+              </w:rPr>
+            </w:pPr>
+            <w:r>
+              <w:rPr>
+                <w:rFonts w:ascii="Arial" w:hAnsi="Arial" w:eastAsia="Arial" w:cs="Arial"/>
+                <w:i w:val="false"/>
+                <w:b w:val="false"/>
+                <w:u w:val="none"/>
+                <w:strike w:val="false"/>
+                <w:sz w:val="18"/>
+                <w:szCs w:val="18"/>
+                <w:color w:val="000000"/>
+              </w:rPr>
+              <w:t xml:space="preserve">1</w:t>
+            </w:r>
+          </w:p>
+        </w:tc>
+        <w:tc>
+          <w:tcPr>
+            <w:tcBorders>
+              <w:bottom w:val="none" w:sz="0" w:space="0" w:color="000000"/>
+              <w:top w:val="none" w:sz="0" w:space="0" w:color="000000"/>
+              <w:left w:val="none" w:sz="0" w:space="0" w:color="000000"/>
+              <w:right w:val="none" w:sz="0" w:space="0" w:color="000000"/>
+            </w:tcBorders>
+            <w:shd w:val="clear" w:color="auto" w:fill="FFFFFF"/>
+            <w:tcMar>
+              <w:top w:w="0" w:type="dxa"/>
+              <w:bottom w:w="0" w:type="dxa"/>
+              <w:left w:w="0" w:type="dxa"/>
+              <w:right w:w="0" w:type="dxa"/>
+            </w:tcMar>
+            <w:vAlign w:val="top"/>
+          </w:tcPr>
+          <w:p>
+            <w:pPr>
+              <w:pStyle w:val="Normal"/>
+              <w:jc w:val="left"/>
+              <w:pBdr>
+                <w:bottom w:val="none" w:sz="0" w:space="0" w:color="000000"/>
+                <w:top w:val="none" w:sz="0" w:space="0" w:color="000000"/>
+                <w:left w:val="none" w:sz="0" w:space="0" w:color="000000"/>
+                <w:right w:val="none" w:sz="0" w:space="0" w:color="000000"/>
+              </w:pBdr>
+              <w:spacing w:after="60" w:before="60" w:line="240"/>
+              <w:ind w:left="60" w:right="60" w:firstLine="0" w:firstLineChars="0"/>
+              <w:rPr>
+                <w:rFonts w:ascii="Arial" w:hAnsi="Arial" w:eastAsia="Arial" w:cs="Arial"/>
+                <w:i w:val="false"/>
+                <w:b w:val="false"/>
+                <w:u w:val="none"/>
+                <w:strike w:val="false"/>
+                <w:sz w:val="18"/>
+                <w:szCs w:val="18"/>
+                <w:color w:val="000000"/>
+              </w:rPr>
+            </w:pPr>
+            <w:r>
+              <w:rPr>
+                <w:rFonts w:ascii="Arial" w:hAnsi="Arial" w:eastAsia="Arial" w:cs="Arial"/>
+                <w:i w:val="false"/>
+                <w:b w:val="false"/>
+                <w:u w:val="none"/>
+                <w:strike w:val="false"/>
+                <w:sz w:val="18"/>
+                <w:szCs w:val="18"/>
+                <w:color w:val="000000"/>
+              </w:rPr>
+              <w:t xml:space="preserve">Title/abstract identification</w:t>
+            </w:r>
+          </w:p>
+        </w:tc>
+        <w:tc>
+          <w:tcPr>
+            <w:tcBorders>
+              <w:bottom w:val="none" w:sz="0" w:space="0" w:color="000000"/>
+              <w:top w:val="none" w:sz="0" w:space="0" w:color="000000"/>
+              <w:left w:val="none" w:sz="0" w:space="0" w:color="000000"/>
+              <w:right w:val="none" w:sz="0" w:space="0" w:color="000000"/>
+            </w:tcBorders>
+            <w:shd w:val="clear" w:color="auto" w:fill="FFFFFF"/>
+            <w:tcMar>
+              <w:top w:w="0" w:type="dxa"/>
+              <w:bottom w:w="0" w:type="dxa"/>
+              <w:left w:w="0" w:type="dxa"/>
+              <w:right w:w="0" w:type="dxa"/>
+            </w:tcMar>
+            <w:vAlign w:val="top"/>
+          </w:tcPr>
+          <w:p>
+            <w:pPr>
+              <w:pStyle w:val="Normal"/>
+              <w:jc w:val="left"/>
+              <w:pBdr>
+                <w:bottom w:val="none" w:sz="0" w:space="0" w:color="000000"/>
+                <w:top w:val="none" w:sz="0" w:space="0" w:color="000000"/>
+                <w:left w:val="none" w:sz="0" w:space="0" w:color="000000"/>
+                <w:right w:val="none" w:sz="0" w:space="0" w:color="000000"/>
+              </w:pBdr>
+              <w:spacing w:after="60" w:before="60" w:line="240"/>
+              <w:ind w:left="60" w:right="60" w:firstLine="0" w:firstLineChars="0"/>
+              <w:rPr>
+                <w:rFonts w:ascii="Arial" w:hAnsi="Arial" w:eastAsia="Arial" w:cs="Arial"/>
+                <w:i w:val="false"/>
+                <w:b w:val="false"/>
+                <w:u w:val="none"/>
+                <w:strike w:val="false"/>
+                <w:sz w:val="18"/>
+                <w:szCs w:val="18"/>
+                <w:color w:val="000000"/>
+              </w:rPr>
+            </w:pPr>
+            <w:r>
+              <w:rPr>
+                <w:rFonts w:ascii="Arial" w:hAnsi="Arial" w:eastAsia="Arial" w:cs="Arial"/>
+                <w:i w:val="false"/>
+                <w:b w:val="false"/>
+                <w:u w:val="none"/>
+                <w:strike w:val="false"/>
+                <w:sz w:val="18"/>
+                <w:szCs w:val="18"/>
+                <w:color w:val="000000"/>
+              </w:rPr>
+              <w:t xml:space="preserve">Manuscript title and abstract (author assembly)</w:t>
             </w:r>
           </w:p>
         </w:tc>
@@ -14198,172 +15416,172 @@
                 <w:szCs w:val="18"/>
                 <w:color w:val="000000"/>
               </w:rPr>
-              <w:t xml:space="preserve">1</w:t>
-            </w:r>
-          </w:p>
-        </w:tc>
-        <w:tc>
-          <w:tcPr>
-            <w:tcBorders>
-              <w:bottom w:val="none" w:sz="0" w:space="0" w:color="000000"/>
-              <w:top w:val="none" w:sz="0" w:space="0" w:color="000000"/>
-              <w:left w:val="none" w:sz="0" w:space="0" w:color="000000"/>
-              <w:right w:val="none" w:sz="0" w:space="0" w:color="000000"/>
-            </w:tcBorders>
-            <w:shd w:val="clear" w:color="auto" w:fill="FFFFFF"/>
-            <w:tcMar>
-              <w:top w:w="0" w:type="dxa"/>
-              <w:bottom w:w="0" w:type="dxa"/>
-              <w:left w:w="0" w:type="dxa"/>
-              <w:right w:w="0" w:type="dxa"/>
-            </w:tcMar>
-            <w:vAlign w:val="top"/>
-          </w:tcPr>
-          <w:p>
-            <w:pPr>
-              <w:pStyle w:val="Normal"/>
-              <w:jc w:val="left"/>
-              <w:pBdr>
-                <w:bottom w:val="none" w:sz="0" w:space="0" w:color="000000"/>
-                <w:top w:val="none" w:sz="0" w:space="0" w:color="000000"/>
-                <w:left w:val="none" w:sz="0" w:space="0" w:color="000000"/>
-                <w:right w:val="none" w:sz="0" w:space="0" w:color="000000"/>
-              </w:pBdr>
-              <w:spacing w:after="60" w:before="60" w:line="240"/>
-              <w:ind w:left="60" w:right="60" w:firstLine="0" w:firstLineChars="0"/>
-              <w:rPr>
-                <w:rFonts w:ascii="Arial" w:hAnsi="Arial" w:eastAsia="Arial" w:cs="Arial"/>
-                <w:i w:val="false"/>
-                <w:b w:val="false"/>
-                <w:u w:val="none"/>
-                <w:strike w:val="false"/>
-                <w:sz w:val="18"/>
-                <w:szCs w:val="18"/>
-                <w:color w:val="000000"/>
-              </w:rPr>
-            </w:pPr>
-            <w:r>
-              <w:rPr>
-                <w:rFonts w:ascii="Arial" w:hAnsi="Arial" w:eastAsia="Arial" w:cs="Arial"/>
-                <w:i w:val="false"/>
-                <w:b w:val="false"/>
-                <w:u w:val="none"/>
-                <w:strike w:val="false"/>
-                <w:sz w:val="18"/>
-                <w:szCs w:val="18"/>
-                <w:color w:val="000000"/>
-              </w:rPr>
-              <w:t xml:space="preserve">Title/abstract identification</w:t>
-            </w:r>
-          </w:p>
-        </w:tc>
-        <w:tc>
-          <w:tcPr>
-            <w:tcBorders>
-              <w:bottom w:val="none" w:sz="0" w:space="0" w:color="000000"/>
-              <w:top w:val="none" w:sz="0" w:space="0" w:color="000000"/>
-              <w:left w:val="none" w:sz="0" w:space="0" w:color="000000"/>
-              <w:right w:val="none" w:sz="0" w:space="0" w:color="000000"/>
-            </w:tcBorders>
-            <w:shd w:val="clear" w:color="auto" w:fill="FFFFFF"/>
-            <w:tcMar>
-              <w:top w:w="0" w:type="dxa"/>
-              <w:bottom w:w="0" w:type="dxa"/>
-              <w:left w:w="0" w:type="dxa"/>
-              <w:right w:w="0" w:type="dxa"/>
-            </w:tcMar>
-            <w:vAlign w:val="top"/>
-          </w:tcPr>
-          <w:p>
-            <w:pPr>
-              <w:pStyle w:val="Normal"/>
-              <w:jc w:val="left"/>
-              <w:pBdr>
-                <w:bottom w:val="none" w:sz="0" w:space="0" w:color="000000"/>
-                <w:top w:val="none" w:sz="0" w:space="0" w:color="000000"/>
-                <w:left w:val="none" w:sz="0" w:space="0" w:color="000000"/>
-                <w:right w:val="none" w:sz="0" w:space="0" w:color="000000"/>
-              </w:pBdr>
-              <w:spacing w:after="60" w:before="60" w:line="240"/>
-              <w:ind w:left="60" w:right="60" w:firstLine="0" w:firstLineChars="0"/>
-              <w:rPr>
-                <w:rFonts w:ascii="Arial" w:hAnsi="Arial" w:eastAsia="Arial" w:cs="Arial"/>
-                <w:i w:val="false"/>
-                <w:b w:val="false"/>
-                <w:u w:val="none"/>
-                <w:strike w:val="false"/>
-                <w:sz w:val="18"/>
-                <w:szCs w:val="18"/>
-                <w:color w:val="000000"/>
-              </w:rPr>
-            </w:pPr>
-            <w:r>
-              <w:rPr>
-                <w:rFonts w:ascii="Arial" w:hAnsi="Arial" w:eastAsia="Arial" w:cs="Arial"/>
-                <w:i w:val="false"/>
-                <w:b w:val="false"/>
-                <w:u w:val="none"/>
-                <w:strike w:val="false"/>
-                <w:sz w:val="18"/>
-                <w:szCs w:val="18"/>
-                <w:color w:val="000000"/>
-              </w:rPr>
-              <w:t xml:space="preserve">Manuscript title and abstract (author assembly)</w:t>
-            </w:r>
-          </w:p>
-        </w:tc>
-        <w:tc>
-          <w:tcPr>
-            <w:tcBorders>
-              <w:bottom w:val="none" w:sz="0" w:space="0" w:color="000000"/>
-              <w:top w:val="none" w:sz="0" w:space="0" w:color="000000"/>
-              <w:left w:val="none" w:sz="0" w:space="0" w:color="000000"/>
-              <w:right w:val="none" w:sz="0" w:space="0" w:color="000000"/>
-            </w:tcBorders>
-            <w:shd w:val="clear" w:color="auto" w:fill="FFFFFF"/>
-            <w:tcMar>
-              <w:top w:w="0" w:type="dxa"/>
-              <w:bottom w:w="0" w:type="dxa"/>
-              <w:left w:w="0" w:type="dxa"/>
-              <w:right w:w="0" w:type="dxa"/>
-            </w:tcMar>
-            <w:vAlign w:val="top"/>
-          </w:tcPr>
-          <w:p>
-            <w:pPr>
-              <w:pStyle w:val="Normal"/>
-              <w:jc w:val="left"/>
-              <w:pBdr>
-                <w:bottom w:val="none" w:sz="0" w:space="0" w:color="000000"/>
-                <w:top w:val="none" w:sz="0" w:space="0" w:color="000000"/>
-                <w:left w:val="none" w:sz="0" w:space="0" w:color="000000"/>
-                <w:right w:val="none" w:sz="0" w:space="0" w:color="000000"/>
-              </w:pBdr>
-              <w:spacing w:after="60" w:before="60" w:line="240"/>
-              <w:ind w:left="60" w:right="60" w:firstLine="0" w:firstLineChars="0"/>
-              <w:rPr>
-                <w:rFonts w:ascii="Arial" w:hAnsi="Arial" w:eastAsia="Arial" w:cs="Arial"/>
-                <w:i w:val="false"/>
-                <w:b w:val="false"/>
-                <w:u w:val="none"/>
-                <w:strike w:val="false"/>
-                <w:sz w:val="18"/>
-                <w:szCs w:val="18"/>
-                <w:color w:val="000000"/>
-              </w:rPr>
-            </w:pPr>
-            <w:r>
-              <w:rPr>
-                <w:rFonts w:ascii="Arial" w:hAnsi="Arial" w:eastAsia="Arial" w:cs="Arial"/>
-                <w:i w:val="false"/>
-                <w:b w:val="false"/>
-                <w:u w:val="none"/>
-                <w:strike w:val="false"/>
-                <w:sz w:val="18"/>
-                <w:szCs w:val="18"/>
-                <w:color w:val="000000"/>
-              </w:rPr>
-              <w:t xml:space="preserve">Manuscript prose location; verify during author assembly.</w:t>
+              <w:t xml:space="preserve">2</w:t>
+            </w:r>
+          </w:p>
+        </w:tc>
+        <w:tc>
+          <w:tcPr>
+            <w:tcBorders>
+              <w:bottom w:val="none" w:sz="0" w:space="0" w:color="000000"/>
+              <w:top w:val="none" w:sz="0" w:space="0" w:color="000000"/>
+              <w:left w:val="none" w:sz="0" w:space="0" w:color="000000"/>
+              <w:right w:val="none" w:sz="0" w:space="0" w:color="000000"/>
+            </w:tcBorders>
+            <w:shd w:val="clear" w:color="auto" w:fill="FFFFFF"/>
+            <w:tcMar>
+              <w:top w:w="0" w:type="dxa"/>
+              <w:bottom w:w="0" w:type="dxa"/>
+              <w:left w:w="0" w:type="dxa"/>
+              <w:right w:w="0" w:type="dxa"/>
+            </w:tcMar>
+            <w:vAlign w:val="top"/>
+          </w:tcPr>
+          <w:p>
+            <w:pPr>
+              <w:pStyle w:val="Normal"/>
+              <w:jc w:val="left"/>
+              <w:pBdr>
+                <w:bottom w:val="none" w:sz="0" w:space="0" w:color="000000"/>
+                <w:top w:val="none" w:sz="0" w:space="0" w:color="000000"/>
+                <w:left w:val="none" w:sz="0" w:space="0" w:color="000000"/>
+                <w:right w:val="none" w:sz="0" w:space="0" w:color="000000"/>
+              </w:pBdr>
+              <w:spacing w:after="60" w:before="60" w:line="240"/>
+              <w:ind w:left="60" w:right="60" w:firstLine="0" w:firstLineChars="0"/>
+              <w:rPr>
+                <w:rFonts w:ascii="Arial" w:hAnsi="Arial" w:eastAsia="Arial" w:cs="Arial"/>
+                <w:i w:val="false"/>
+                <w:b w:val="false"/>
+                <w:u w:val="none"/>
+                <w:strike w:val="false"/>
+                <w:sz w:val="18"/>
+                <w:szCs w:val="18"/>
+                <w:color w:val="000000"/>
+              </w:rPr>
+            </w:pPr>
+            <w:r>
+              <w:rPr>
+                <w:rFonts w:ascii="Arial" w:hAnsi="Arial" w:eastAsia="Arial" w:cs="Arial"/>
+                <w:i w:val="false"/>
+                <w:b w:val="false"/>
+                <w:u w:val="none"/>
+                <w:strike w:val="false"/>
+                <w:sz w:val="18"/>
+                <w:szCs w:val="18"/>
+                <w:color w:val="000000"/>
+              </w:rPr>
+              <w:t xml:space="preserve">Measurement instrument</w:t>
+            </w:r>
+          </w:p>
+        </w:tc>
+        <w:tc>
+          <w:tcPr>
+            <w:tcBorders>
+              <w:bottom w:val="none" w:sz="0" w:space="0" w:color="000000"/>
+              <w:top w:val="none" w:sz="0" w:space="0" w:color="000000"/>
+              <w:left w:val="none" w:sz="0" w:space="0" w:color="000000"/>
+              <w:right w:val="none" w:sz="0" w:space="0" w:color="000000"/>
+            </w:tcBorders>
+            <w:shd w:val="clear" w:color="auto" w:fill="FFFFFF"/>
+            <w:tcMar>
+              <w:top w:w="0" w:type="dxa"/>
+              <w:bottom w:w="0" w:type="dxa"/>
+              <w:left w:w="0" w:type="dxa"/>
+              <w:right w:w="0" w:type="dxa"/>
+            </w:tcMar>
+            <w:vAlign w:val="top"/>
+          </w:tcPr>
+          <w:p>
+            <w:pPr>
+              <w:pStyle w:val="Normal"/>
+              <w:jc w:val="left"/>
+              <w:pBdr>
+                <w:bottom w:val="none" w:sz="0" w:space="0" w:color="000000"/>
+                <w:top w:val="none" w:sz="0" w:space="0" w:color="000000"/>
+                <w:left w:val="none" w:sz="0" w:space="0" w:color="000000"/>
+                <w:right w:val="none" w:sz="0" w:space="0" w:color="000000"/>
+              </w:pBdr>
+              <w:spacing w:after="60" w:before="60" w:line="240"/>
+              <w:ind w:left="60" w:right="60" w:firstLine="0" w:firstLineChars="0"/>
+              <w:rPr>
+                <w:rFonts w:ascii="Arial" w:hAnsi="Arial" w:eastAsia="Arial" w:cs="Arial"/>
+                <w:i w:val="false"/>
+                <w:b w:val="false"/>
+                <w:u w:val="none"/>
+                <w:strike w:val="false"/>
+                <w:sz w:val="18"/>
+                <w:szCs w:val="18"/>
+                <w:color w:val="000000"/>
+              </w:rPr>
+            </w:pPr>
+            <w:r>
+              <w:rPr>
+                <w:rFonts w:ascii="Arial" w:hAnsi="Arial" w:eastAsia="Arial" w:cs="Arial"/>
+                <w:i w:val="false"/>
+                <w:b w:val="false"/>
+                <w:u w:val="none"/>
+                <w:strike w:val="false"/>
+                <w:sz w:val="18"/>
+                <w:szCs w:val="18"/>
+                <w:color w:val="000000"/>
+              </w:rPr>
+              <w:t xml:space="preserve">eMethods Algorithms and validation</w:t>
+            </w:r>
+          </w:p>
+        </w:tc>
+        <w:tc>
+          <w:tcPr>
+            <w:tcBorders>
+              <w:bottom w:val="none" w:sz="0" w:space="0" w:color="000000"/>
+              <w:top w:val="none" w:sz="0" w:space="0" w:color="000000"/>
+              <w:left w:val="none" w:sz="0" w:space="0" w:color="000000"/>
+              <w:right w:val="none" w:sz="0" w:space="0" w:color="000000"/>
+            </w:tcBorders>
+            <w:shd w:val="clear" w:color="auto" w:fill="FFFFFF"/>
+            <w:tcMar>
+              <w:top w:w="0" w:type="dxa"/>
+              <w:bottom w:w="0" w:type="dxa"/>
+              <w:left w:w="0" w:type="dxa"/>
+              <w:right w:w="0" w:type="dxa"/>
+            </w:tcMar>
+            <w:vAlign w:val="top"/>
+          </w:tcPr>
+          <w:p>
+            <w:pPr>
+              <w:pStyle w:val="Normal"/>
+              <w:jc w:val="left"/>
+              <w:pBdr>
+                <w:bottom w:val="none" w:sz="0" w:space="0" w:color="000000"/>
+                <w:top w:val="none" w:sz="0" w:space="0" w:color="000000"/>
+                <w:left w:val="none" w:sz="0" w:space="0" w:color="000000"/>
+                <w:right w:val="none" w:sz="0" w:space="0" w:color="000000"/>
+              </w:pBdr>
+              <w:spacing w:after="60" w:before="60" w:line="240"/>
+              <w:ind w:left="60" w:right="60" w:firstLine="0" w:firstLineChars="0"/>
+              <w:rPr>
+                <w:rFonts w:ascii="Arial" w:hAnsi="Arial" w:eastAsia="Arial" w:cs="Arial"/>
+                <w:i w:val="false"/>
+                <w:b w:val="false"/>
+                <w:u w:val="none"/>
+                <w:strike w:val="false"/>
+                <w:sz w:val="18"/>
+                <w:szCs w:val="18"/>
+                <w:color w:val="000000"/>
+              </w:rPr>
+            </w:pPr>
+            <w:r>
+              <w:rPr>
+                <w:rFonts w:ascii="Arial" w:hAnsi="Arial" w:eastAsia="Arial" w:cs="Arial"/>
+                <w:i w:val="false"/>
+                <w:b w:val="false"/>
+                <w:u w:val="none"/>
+                <w:strike w:val="false"/>
+                <w:sz w:val="18"/>
+                <w:szCs w:val="18"/>
+                <w:color w:val="000000"/>
+              </w:rPr>
+              <w:t xml:space="preserve">Reported at the named display or supplement location.</w:t>
             </w:r>
           </w:p>
         </w:tc>
@@ -14479,117 +15697,117 @@
                 <w:szCs w:val="18"/>
                 <w:color w:val="000000"/>
               </w:rPr>
-              <w:t xml:space="preserve">2</w:t>
-            </w:r>
-          </w:p>
-        </w:tc>
-        <w:tc>
-          <w:tcPr>
-            <w:tcBorders>
-              <w:bottom w:val="none" w:sz="0" w:space="0" w:color="000000"/>
-              <w:top w:val="none" w:sz="0" w:space="0" w:color="000000"/>
-              <w:left w:val="none" w:sz="0" w:space="0" w:color="000000"/>
-              <w:right w:val="none" w:sz="0" w:space="0" w:color="000000"/>
-            </w:tcBorders>
-            <w:shd w:val="clear" w:color="auto" w:fill="FFFFFF"/>
-            <w:tcMar>
-              <w:top w:w="0" w:type="dxa"/>
-              <w:bottom w:w="0" w:type="dxa"/>
-              <w:left w:w="0" w:type="dxa"/>
-              <w:right w:w="0" w:type="dxa"/>
-            </w:tcMar>
-            <w:vAlign w:val="top"/>
-          </w:tcPr>
-          <w:p>
-            <w:pPr>
-              <w:pStyle w:val="Normal"/>
-              <w:jc w:val="left"/>
-              <w:pBdr>
-                <w:bottom w:val="none" w:sz="0" w:space="0" w:color="000000"/>
-                <w:top w:val="none" w:sz="0" w:space="0" w:color="000000"/>
-                <w:left w:val="none" w:sz="0" w:space="0" w:color="000000"/>
-                <w:right w:val="none" w:sz="0" w:space="0" w:color="000000"/>
-              </w:pBdr>
-              <w:spacing w:after="60" w:before="60" w:line="240"/>
-              <w:ind w:left="60" w:right="60" w:firstLine="0" w:firstLineChars="0"/>
-              <w:rPr>
-                <w:rFonts w:ascii="Arial" w:hAnsi="Arial" w:eastAsia="Arial" w:cs="Arial"/>
-                <w:i w:val="false"/>
-                <w:b w:val="false"/>
-                <w:u w:val="none"/>
-                <w:strike w:val="false"/>
-                <w:sz w:val="18"/>
-                <w:szCs w:val="18"/>
-                <w:color w:val="000000"/>
-              </w:rPr>
-            </w:pPr>
-            <w:r>
-              <w:rPr>
-                <w:rFonts w:ascii="Arial" w:hAnsi="Arial" w:eastAsia="Arial" w:cs="Arial"/>
-                <w:i w:val="false"/>
-                <w:b w:val="false"/>
-                <w:u w:val="none"/>
-                <w:strike w:val="false"/>
-                <w:sz w:val="18"/>
-                <w:szCs w:val="18"/>
-                <w:color w:val="000000"/>
-              </w:rPr>
-              <w:t xml:space="preserve">Measurement instrument</w:t>
-            </w:r>
-          </w:p>
-        </w:tc>
-        <w:tc>
-          <w:tcPr>
-            <w:tcBorders>
-              <w:bottom w:val="none" w:sz="0" w:space="0" w:color="000000"/>
-              <w:top w:val="none" w:sz="0" w:space="0" w:color="000000"/>
-              <w:left w:val="none" w:sz="0" w:space="0" w:color="000000"/>
-              <w:right w:val="none" w:sz="0" w:space="0" w:color="000000"/>
-            </w:tcBorders>
-            <w:shd w:val="clear" w:color="auto" w:fill="FFFFFF"/>
-            <w:tcMar>
-              <w:top w:w="0" w:type="dxa"/>
-              <w:bottom w:w="0" w:type="dxa"/>
-              <w:left w:w="0" w:type="dxa"/>
-              <w:right w:w="0" w:type="dxa"/>
-            </w:tcMar>
-            <w:vAlign w:val="top"/>
-          </w:tcPr>
-          <w:p>
-            <w:pPr>
-              <w:pStyle w:val="Normal"/>
-              <w:jc w:val="left"/>
-              <w:pBdr>
-                <w:bottom w:val="none" w:sz="0" w:space="0" w:color="000000"/>
-                <w:top w:val="none" w:sz="0" w:space="0" w:color="000000"/>
-                <w:left w:val="none" w:sz="0" w:space="0" w:color="000000"/>
-                <w:right w:val="none" w:sz="0" w:space="0" w:color="000000"/>
-              </w:pBdr>
-              <w:spacing w:after="60" w:before="60" w:line="240"/>
-              <w:ind w:left="60" w:right="60" w:firstLine="0" w:firstLineChars="0"/>
-              <w:rPr>
-                <w:rFonts w:ascii="Arial" w:hAnsi="Arial" w:eastAsia="Arial" w:cs="Arial"/>
-                <w:i w:val="false"/>
-                <w:b w:val="false"/>
-                <w:u w:val="none"/>
-                <w:strike w:val="false"/>
-                <w:sz w:val="18"/>
-                <w:szCs w:val="18"/>
-                <w:color w:val="000000"/>
-              </w:rPr>
-            </w:pPr>
-            <w:r>
-              <w:rPr>
-                <w:rFonts w:ascii="Arial" w:hAnsi="Arial" w:eastAsia="Arial" w:cs="Arial"/>
-                <w:i w:val="false"/>
-                <w:b w:val="false"/>
-                <w:u w:val="none"/>
-                <w:strike w:val="false"/>
-                <w:sz w:val="18"/>
-                <w:szCs w:val="18"/>
-                <w:color w:val="000000"/>
-              </w:rPr>
-              <w:t xml:space="preserve">eMethods Algorithms and validation</w:t>
+              <w:t xml:space="preserve">3</w:t>
+            </w:r>
+          </w:p>
+        </w:tc>
+        <w:tc>
+          <w:tcPr>
+            <w:tcBorders>
+              <w:bottom w:val="none" w:sz="0" w:space="0" w:color="000000"/>
+              <w:top w:val="none" w:sz="0" w:space="0" w:color="000000"/>
+              <w:left w:val="none" w:sz="0" w:space="0" w:color="000000"/>
+              <w:right w:val="none" w:sz="0" w:space="0" w:color="000000"/>
+            </w:tcBorders>
+            <w:shd w:val="clear" w:color="auto" w:fill="FFFFFF"/>
+            <w:tcMar>
+              <w:top w:w="0" w:type="dxa"/>
+              <w:bottom w:w="0" w:type="dxa"/>
+              <w:left w:w="0" w:type="dxa"/>
+              <w:right w:w="0" w:type="dxa"/>
+            </w:tcMar>
+            <w:vAlign w:val="top"/>
+          </w:tcPr>
+          <w:p>
+            <w:pPr>
+              <w:pStyle w:val="Normal"/>
+              <w:jc w:val="left"/>
+              <w:pBdr>
+                <w:bottom w:val="none" w:sz="0" w:space="0" w:color="000000"/>
+                <w:top w:val="none" w:sz="0" w:space="0" w:color="000000"/>
+                <w:left w:val="none" w:sz="0" w:space="0" w:color="000000"/>
+                <w:right w:val="none" w:sz="0" w:space="0" w:color="000000"/>
+              </w:pBdr>
+              <w:spacing w:after="60" w:before="60" w:line="240"/>
+              <w:ind w:left="60" w:right="60" w:firstLine="0" w:firstLineChars="0"/>
+              <w:rPr>
+                <w:rFonts w:ascii="Arial" w:hAnsi="Arial" w:eastAsia="Arial" w:cs="Arial"/>
+                <w:i w:val="false"/>
+                <w:b w:val="false"/>
+                <w:u w:val="none"/>
+                <w:strike w:val="false"/>
+                <w:sz w:val="18"/>
+                <w:szCs w:val="18"/>
+                <w:color w:val="000000"/>
+              </w:rPr>
+            </w:pPr>
+            <w:r>
+              <w:rPr>
+                <w:rFonts w:ascii="Arial" w:hAnsi="Arial" w:eastAsia="Arial" w:cs="Arial"/>
+                <w:i w:val="false"/>
+                <w:b w:val="false"/>
+                <w:u w:val="none"/>
+                <w:strike w:val="false"/>
+                <w:sz w:val="18"/>
+                <w:szCs w:val="18"/>
+                <w:color w:val="000000"/>
+              </w:rPr>
+              <w:t xml:space="preserve">Subject population</w:t>
+            </w:r>
+          </w:p>
+        </w:tc>
+        <w:tc>
+          <w:tcPr>
+            <w:tcBorders>
+              <w:bottom w:val="none" w:sz="0" w:space="0" w:color="000000"/>
+              <w:top w:val="none" w:sz="0" w:space="0" w:color="000000"/>
+              <w:left w:val="none" w:sz="0" w:space="0" w:color="000000"/>
+              <w:right w:val="none" w:sz="0" w:space="0" w:color="000000"/>
+            </w:tcBorders>
+            <w:shd w:val="clear" w:color="auto" w:fill="FFFFFF"/>
+            <w:tcMar>
+              <w:top w:w="0" w:type="dxa"/>
+              <w:bottom w:w="0" w:type="dxa"/>
+              <w:left w:w="0" w:type="dxa"/>
+              <w:right w:w="0" w:type="dxa"/>
+            </w:tcMar>
+            <w:vAlign w:val="top"/>
+          </w:tcPr>
+          <w:p>
+            <w:pPr>
+              <w:pStyle w:val="Normal"/>
+              <w:jc w:val="left"/>
+              <w:pBdr>
+                <w:bottom w:val="none" w:sz="0" w:space="0" w:color="000000"/>
+                <w:top w:val="none" w:sz="0" w:space="0" w:color="000000"/>
+                <w:left w:val="none" w:sz="0" w:space="0" w:color="000000"/>
+                <w:right w:val="none" w:sz="0" w:space="0" w:color="000000"/>
+              </w:pBdr>
+              <w:spacing w:after="60" w:before="60" w:line="240"/>
+              <w:ind w:left="60" w:right="60" w:firstLine="0" w:firstLineChars="0"/>
+              <w:rPr>
+                <w:rFonts w:ascii="Arial" w:hAnsi="Arial" w:eastAsia="Arial" w:cs="Arial"/>
+                <w:i w:val="false"/>
+                <w:b w:val="false"/>
+                <w:u w:val="none"/>
+                <w:strike w:val="false"/>
+                <w:sz w:val="18"/>
+                <w:szCs w:val="18"/>
+                <w:color w:val="000000"/>
+              </w:rPr>
+            </w:pPr>
+            <w:r>
+              <w:rPr>
+                <w:rFonts w:ascii="Arial" w:hAnsi="Arial" w:eastAsia="Arial" w:cs="Arial"/>
+                <w:i w:val="false"/>
+                <w:b w:val="false"/>
+                <w:u w:val="none"/>
+                <w:strike w:val="false"/>
+                <w:sz w:val="18"/>
+                <w:szCs w:val="18"/>
+                <w:color w:val="000000"/>
+              </w:rPr>
+              <w:t xml:space="preserve">eTable 11; Figure 3</w:t>
             </w:r>
           </w:p>
         </w:tc>
@@ -14760,172 +15978,172 @@
                 <w:szCs w:val="18"/>
                 <w:color w:val="000000"/>
               </w:rPr>
-              <w:t xml:space="preserve">3</w:t>
-            </w:r>
-          </w:p>
-        </w:tc>
-        <w:tc>
-          <w:tcPr>
-            <w:tcBorders>
-              <w:bottom w:val="none" w:sz="0" w:space="0" w:color="000000"/>
-              <w:top w:val="none" w:sz="0" w:space="0" w:color="000000"/>
-              <w:left w:val="none" w:sz="0" w:space="0" w:color="000000"/>
-              <w:right w:val="none" w:sz="0" w:space="0" w:color="000000"/>
-            </w:tcBorders>
-            <w:shd w:val="clear" w:color="auto" w:fill="FFFFFF"/>
-            <w:tcMar>
-              <w:top w:w="0" w:type="dxa"/>
-              <w:bottom w:w="0" w:type="dxa"/>
-              <w:left w:w="0" w:type="dxa"/>
-              <w:right w:w="0" w:type="dxa"/>
-            </w:tcMar>
-            <w:vAlign w:val="top"/>
-          </w:tcPr>
-          <w:p>
-            <w:pPr>
-              <w:pStyle w:val="Normal"/>
-              <w:jc w:val="left"/>
-              <w:pBdr>
-                <w:bottom w:val="none" w:sz="0" w:space="0" w:color="000000"/>
-                <w:top w:val="none" w:sz="0" w:space="0" w:color="000000"/>
-                <w:left w:val="none" w:sz="0" w:space="0" w:color="000000"/>
-                <w:right w:val="none" w:sz="0" w:space="0" w:color="000000"/>
-              </w:pBdr>
-              <w:spacing w:after="60" w:before="60" w:line="240"/>
-              <w:ind w:left="60" w:right="60" w:firstLine="0" w:firstLineChars="0"/>
-              <w:rPr>
-                <w:rFonts w:ascii="Arial" w:hAnsi="Arial" w:eastAsia="Arial" w:cs="Arial"/>
-                <w:i w:val="false"/>
-                <w:b w:val="false"/>
-                <w:u w:val="none"/>
-                <w:strike w:val="false"/>
-                <w:sz w:val="18"/>
-                <w:szCs w:val="18"/>
-                <w:color w:val="000000"/>
-              </w:rPr>
-            </w:pPr>
-            <w:r>
-              <w:rPr>
-                <w:rFonts w:ascii="Arial" w:hAnsi="Arial" w:eastAsia="Arial" w:cs="Arial"/>
-                <w:i w:val="false"/>
-                <w:b w:val="false"/>
-                <w:u w:val="none"/>
-                <w:strike w:val="false"/>
-                <w:sz w:val="18"/>
-                <w:szCs w:val="18"/>
-                <w:color w:val="000000"/>
-              </w:rPr>
-              <w:t xml:space="preserve">Subject population</w:t>
-            </w:r>
-          </w:p>
-        </w:tc>
-        <w:tc>
-          <w:tcPr>
-            <w:tcBorders>
-              <w:bottom w:val="none" w:sz="0" w:space="0" w:color="000000"/>
-              <w:top w:val="none" w:sz="0" w:space="0" w:color="000000"/>
-              <w:left w:val="none" w:sz="0" w:space="0" w:color="000000"/>
-              <w:right w:val="none" w:sz="0" w:space="0" w:color="000000"/>
-            </w:tcBorders>
-            <w:shd w:val="clear" w:color="auto" w:fill="FFFFFF"/>
-            <w:tcMar>
-              <w:top w:w="0" w:type="dxa"/>
-              <w:bottom w:w="0" w:type="dxa"/>
-              <w:left w:w="0" w:type="dxa"/>
-              <w:right w:w="0" w:type="dxa"/>
-            </w:tcMar>
-            <w:vAlign w:val="top"/>
-          </w:tcPr>
-          <w:p>
-            <w:pPr>
-              <w:pStyle w:val="Normal"/>
-              <w:jc w:val="left"/>
-              <w:pBdr>
-                <w:bottom w:val="none" w:sz="0" w:space="0" w:color="000000"/>
-                <w:top w:val="none" w:sz="0" w:space="0" w:color="000000"/>
-                <w:left w:val="none" w:sz="0" w:space="0" w:color="000000"/>
-                <w:right w:val="none" w:sz="0" w:space="0" w:color="000000"/>
-              </w:pBdr>
-              <w:spacing w:after="60" w:before="60" w:line="240"/>
-              <w:ind w:left="60" w:right="60" w:firstLine="0" w:firstLineChars="0"/>
-              <w:rPr>
-                <w:rFonts w:ascii="Arial" w:hAnsi="Arial" w:eastAsia="Arial" w:cs="Arial"/>
-                <w:i w:val="false"/>
-                <w:b w:val="false"/>
-                <w:u w:val="none"/>
-                <w:strike w:val="false"/>
-                <w:sz w:val="18"/>
-                <w:szCs w:val="18"/>
-                <w:color w:val="000000"/>
-              </w:rPr>
-            </w:pPr>
-            <w:r>
-              <w:rPr>
-                <w:rFonts w:ascii="Arial" w:hAnsi="Arial" w:eastAsia="Arial" w:cs="Arial"/>
-                <w:i w:val="false"/>
-                <w:b w:val="false"/>
-                <w:u w:val="none"/>
-                <w:strike w:val="false"/>
-                <w:sz w:val="18"/>
-                <w:szCs w:val="18"/>
-                <w:color w:val="000000"/>
-              </w:rPr>
-              <w:t xml:space="preserve">eTable 2; Figure 3</w:t>
-            </w:r>
-          </w:p>
-        </w:tc>
-        <w:tc>
-          <w:tcPr>
-            <w:tcBorders>
-              <w:bottom w:val="none" w:sz="0" w:space="0" w:color="000000"/>
-              <w:top w:val="none" w:sz="0" w:space="0" w:color="000000"/>
-              <w:left w:val="none" w:sz="0" w:space="0" w:color="000000"/>
-              <w:right w:val="none" w:sz="0" w:space="0" w:color="000000"/>
-            </w:tcBorders>
-            <w:shd w:val="clear" w:color="auto" w:fill="FFFFFF"/>
-            <w:tcMar>
-              <w:top w:w="0" w:type="dxa"/>
-              <w:bottom w:w="0" w:type="dxa"/>
-              <w:left w:w="0" w:type="dxa"/>
-              <w:right w:w="0" w:type="dxa"/>
-            </w:tcMar>
-            <w:vAlign w:val="top"/>
-          </w:tcPr>
-          <w:p>
-            <w:pPr>
-              <w:pStyle w:val="Normal"/>
-              <w:jc w:val="left"/>
-              <w:pBdr>
-                <w:bottom w:val="none" w:sz="0" w:space="0" w:color="000000"/>
-                <w:top w:val="none" w:sz="0" w:space="0" w:color="000000"/>
-                <w:left w:val="none" w:sz="0" w:space="0" w:color="000000"/>
-                <w:right w:val="none" w:sz="0" w:space="0" w:color="000000"/>
-              </w:pBdr>
-              <w:spacing w:after="60" w:before="60" w:line="240"/>
-              <w:ind w:left="60" w:right="60" w:firstLine="0" w:firstLineChars="0"/>
-              <w:rPr>
-                <w:rFonts w:ascii="Arial" w:hAnsi="Arial" w:eastAsia="Arial" w:cs="Arial"/>
-                <w:i w:val="false"/>
-                <w:b w:val="false"/>
-                <w:u w:val="none"/>
-                <w:strike w:val="false"/>
-                <w:sz w:val="18"/>
-                <w:szCs w:val="18"/>
-                <w:color w:val="000000"/>
-              </w:rPr>
-            </w:pPr>
-            <w:r>
-              <w:rPr>
-                <w:rFonts w:ascii="Arial" w:hAnsi="Arial" w:eastAsia="Arial" w:cs="Arial"/>
-                <w:i w:val="false"/>
-                <w:b w:val="false"/>
-                <w:u w:val="none"/>
-                <w:strike w:val="false"/>
-                <w:sz w:val="18"/>
-                <w:szCs w:val="18"/>
-                <w:color w:val="000000"/>
-              </w:rPr>
-              <w:t xml:space="preserve">Reported at the named display or supplement location.</w:t>
+              <w:t xml:space="preserve">4</w:t>
+            </w:r>
+          </w:p>
+        </w:tc>
+        <w:tc>
+          <w:tcPr>
+            <w:tcBorders>
+              <w:bottom w:val="none" w:sz="0" w:space="0" w:color="000000"/>
+              <w:top w:val="none" w:sz="0" w:space="0" w:color="000000"/>
+              <w:left w:val="none" w:sz="0" w:space="0" w:color="000000"/>
+              <w:right w:val="none" w:sz="0" w:space="0" w:color="000000"/>
+            </w:tcBorders>
+            <w:shd w:val="clear" w:color="auto" w:fill="FFFFFF"/>
+            <w:tcMar>
+              <w:top w:w="0" w:type="dxa"/>
+              <w:bottom w:w="0" w:type="dxa"/>
+              <w:left w:w="0" w:type="dxa"/>
+              <w:right w:w="0" w:type="dxa"/>
+            </w:tcMar>
+            <w:vAlign w:val="top"/>
+          </w:tcPr>
+          <w:p>
+            <w:pPr>
+              <w:pStyle w:val="Normal"/>
+              <w:jc w:val="left"/>
+              <w:pBdr>
+                <w:bottom w:val="none" w:sz="0" w:space="0" w:color="000000"/>
+                <w:top w:val="none" w:sz="0" w:space="0" w:color="000000"/>
+                <w:left w:val="none" w:sz="0" w:space="0" w:color="000000"/>
+                <w:right w:val="none" w:sz="0" w:space="0" w:color="000000"/>
+              </w:pBdr>
+              <w:spacing w:after="60" w:before="60" w:line="240"/>
+              <w:ind w:left="60" w:right="60" w:firstLine="0" w:firstLineChars="0"/>
+              <w:rPr>
+                <w:rFonts w:ascii="Arial" w:hAnsi="Arial" w:eastAsia="Arial" w:cs="Arial"/>
+                <w:i w:val="false"/>
+                <w:b w:val="false"/>
+                <w:u w:val="none"/>
+                <w:strike w:val="false"/>
+                <w:sz w:val="18"/>
+                <w:szCs w:val="18"/>
+                <w:color w:val="000000"/>
+              </w:rPr>
+            </w:pPr>
+            <w:r>
+              <w:rPr>
+                <w:rFonts w:ascii="Arial" w:hAnsi="Arial" w:eastAsia="Arial" w:cs="Arial"/>
+                <w:i w:val="false"/>
+                <w:b w:val="false"/>
+                <w:u w:val="none"/>
+                <w:strike w:val="false"/>
+                <w:sz w:val="18"/>
+                <w:szCs w:val="18"/>
+                <w:color w:val="000000"/>
+              </w:rPr>
+              <w:t xml:space="preserve">Rater population</w:t>
+            </w:r>
+          </w:p>
+        </w:tc>
+        <w:tc>
+          <w:tcPr>
+            <w:tcBorders>
+              <w:bottom w:val="none" w:sz="0" w:space="0" w:color="000000"/>
+              <w:top w:val="none" w:sz="0" w:space="0" w:color="000000"/>
+              <w:left w:val="none" w:sz="0" w:space="0" w:color="000000"/>
+              <w:right w:val="none" w:sz="0" w:space="0" w:color="000000"/>
+            </w:tcBorders>
+            <w:shd w:val="clear" w:color="auto" w:fill="FFFFFF"/>
+            <w:tcMar>
+              <w:top w:w="0" w:type="dxa"/>
+              <w:bottom w:w="0" w:type="dxa"/>
+              <w:left w:w="0" w:type="dxa"/>
+              <w:right w:w="0" w:type="dxa"/>
+            </w:tcMar>
+            <w:vAlign w:val="top"/>
+          </w:tcPr>
+          <w:p>
+            <w:pPr>
+              <w:pStyle w:val="Normal"/>
+              <w:jc w:val="left"/>
+              <w:pBdr>
+                <w:bottom w:val="none" w:sz="0" w:space="0" w:color="000000"/>
+                <w:top w:val="none" w:sz="0" w:space="0" w:color="000000"/>
+                <w:left w:val="none" w:sz="0" w:space="0" w:color="000000"/>
+                <w:right w:val="none" w:sz="0" w:space="0" w:color="000000"/>
+              </w:pBdr>
+              <w:spacing w:after="60" w:before="60" w:line="240"/>
+              <w:ind w:left="60" w:right="60" w:firstLine="0" w:firstLineChars="0"/>
+              <w:rPr>
+                <w:rFonts w:ascii="Arial" w:hAnsi="Arial" w:eastAsia="Arial" w:cs="Arial"/>
+                <w:i w:val="false"/>
+                <w:b w:val="false"/>
+                <w:u w:val="none"/>
+                <w:strike w:val="false"/>
+                <w:sz w:val="18"/>
+                <w:szCs w:val="18"/>
+                <w:color w:val="000000"/>
+              </w:rPr>
+            </w:pPr>
+            <w:r>
+              <w:rPr>
+                <w:rFonts w:ascii="Arial" w:hAnsi="Arial" w:eastAsia="Arial" w:cs="Arial"/>
+                <w:i w:val="false"/>
+                <w:b w:val="false"/>
+                <w:u w:val="none"/>
+                <w:strike w:val="false"/>
+                <w:sz w:val="18"/>
+                <w:szCs w:val="18"/>
+                <w:color w:val="000000"/>
+              </w:rPr>
+              <w:t xml:space="preserve">Manuscript Methods rater credentials (author completion required)</w:t>
+            </w:r>
+          </w:p>
+        </w:tc>
+        <w:tc>
+          <w:tcPr>
+            <w:tcBorders>
+              <w:bottom w:val="none" w:sz="0" w:space="0" w:color="000000"/>
+              <w:top w:val="none" w:sz="0" w:space="0" w:color="000000"/>
+              <w:left w:val="none" w:sz="0" w:space="0" w:color="000000"/>
+              <w:right w:val="none" w:sz="0" w:space="0" w:color="000000"/>
+            </w:tcBorders>
+            <w:shd w:val="clear" w:color="auto" w:fill="FFFFFF"/>
+            <w:tcMar>
+              <w:top w:w="0" w:type="dxa"/>
+              <w:bottom w:w="0" w:type="dxa"/>
+              <w:left w:w="0" w:type="dxa"/>
+              <w:right w:w="0" w:type="dxa"/>
+            </w:tcMar>
+            <w:vAlign w:val="top"/>
+          </w:tcPr>
+          <w:p>
+            <w:pPr>
+              <w:pStyle w:val="Normal"/>
+              <w:jc w:val="left"/>
+              <w:pBdr>
+                <w:bottom w:val="none" w:sz="0" w:space="0" w:color="000000"/>
+                <w:top w:val="none" w:sz="0" w:space="0" w:color="000000"/>
+                <w:left w:val="none" w:sz="0" w:space="0" w:color="000000"/>
+                <w:right w:val="none" w:sz="0" w:space="0" w:color="000000"/>
+              </w:pBdr>
+              <w:spacing w:after="60" w:before="60" w:line="240"/>
+              <w:ind w:left="60" w:right="60" w:firstLine="0" w:firstLineChars="0"/>
+              <w:rPr>
+                <w:rFonts w:ascii="Arial" w:hAnsi="Arial" w:eastAsia="Arial" w:cs="Arial"/>
+                <w:i w:val="false"/>
+                <w:b w:val="false"/>
+                <w:u w:val="none"/>
+                <w:strike w:val="false"/>
+                <w:sz w:val="18"/>
+                <w:szCs w:val="18"/>
+                <w:color w:val="000000"/>
+              </w:rPr>
+            </w:pPr>
+            <w:r>
+              <w:rPr>
+                <w:rFonts w:ascii="Arial" w:hAnsi="Arial" w:eastAsia="Arial" w:cs="Arial"/>
+                <w:i w:val="false"/>
+                <w:b w:val="false"/>
+                <w:u w:val="none"/>
+                <w:strike w:val="false"/>
+                <w:sz w:val="18"/>
+                <w:szCs w:val="18"/>
+                <w:color w:val="000000"/>
+              </w:rPr>
+              <w:t xml:space="preserve">Author information required; the planned location is identified, but the statement is not supplied by these data.</w:t>
             </w:r>
           </w:p>
         </w:tc>
@@ -15041,172 +16259,172 @@
                 <w:szCs w:val="18"/>
                 <w:color w:val="000000"/>
               </w:rPr>
-              <w:t xml:space="preserve">4</w:t>
-            </w:r>
-          </w:p>
-        </w:tc>
-        <w:tc>
-          <w:tcPr>
-            <w:tcBorders>
-              <w:bottom w:val="none" w:sz="0" w:space="0" w:color="000000"/>
-              <w:top w:val="none" w:sz="0" w:space="0" w:color="000000"/>
-              <w:left w:val="none" w:sz="0" w:space="0" w:color="000000"/>
-              <w:right w:val="none" w:sz="0" w:space="0" w:color="000000"/>
-            </w:tcBorders>
-            <w:shd w:val="clear" w:color="auto" w:fill="FFFFFF"/>
-            <w:tcMar>
-              <w:top w:w="0" w:type="dxa"/>
-              <w:bottom w:w="0" w:type="dxa"/>
-              <w:left w:w="0" w:type="dxa"/>
-              <w:right w:w="0" w:type="dxa"/>
-            </w:tcMar>
-            <w:vAlign w:val="top"/>
-          </w:tcPr>
-          <w:p>
-            <w:pPr>
-              <w:pStyle w:val="Normal"/>
-              <w:jc w:val="left"/>
-              <w:pBdr>
-                <w:bottom w:val="none" w:sz="0" w:space="0" w:color="000000"/>
-                <w:top w:val="none" w:sz="0" w:space="0" w:color="000000"/>
-                <w:left w:val="none" w:sz="0" w:space="0" w:color="000000"/>
-                <w:right w:val="none" w:sz="0" w:space="0" w:color="000000"/>
-              </w:pBdr>
-              <w:spacing w:after="60" w:before="60" w:line="240"/>
-              <w:ind w:left="60" w:right="60" w:firstLine="0" w:firstLineChars="0"/>
-              <w:rPr>
-                <w:rFonts w:ascii="Arial" w:hAnsi="Arial" w:eastAsia="Arial" w:cs="Arial"/>
-                <w:i w:val="false"/>
-                <w:b w:val="false"/>
-                <w:u w:val="none"/>
-                <w:strike w:val="false"/>
-                <w:sz w:val="18"/>
-                <w:szCs w:val="18"/>
-                <w:color w:val="000000"/>
-              </w:rPr>
-            </w:pPr>
-            <w:r>
-              <w:rPr>
-                <w:rFonts w:ascii="Arial" w:hAnsi="Arial" w:eastAsia="Arial" w:cs="Arial"/>
-                <w:i w:val="false"/>
-                <w:b w:val="false"/>
-                <w:u w:val="none"/>
-                <w:strike w:val="false"/>
-                <w:sz w:val="18"/>
-                <w:szCs w:val="18"/>
-                <w:color w:val="000000"/>
-              </w:rPr>
-              <w:t xml:space="preserve">Rater population</w:t>
-            </w:r>
-          </w:p>
-        </w:tc>
-        <w:tc>
-          <w:tcPr>
-            <w:tcBorders>
-              <w:bottom w:val="none" w:sz="0" w:space="0" w:color="000000"/>
-              <w:top w:val="none" w:sz="0" w:space="0" w:color="000000"/>
-              <w:left w:val="none" w:sz="0" w:space="0" w:color="000000"/>
-              <w:right w:val="none" w:sz="0" w:space="0" w:color="000000"/>
-            </w:tcBorders>
-            <w:shd w:val="clear" w:color="auto" w:fill="FFFFFF"/>
-            <w:tcMar>
-              <w:top w:w="0" w:type="dxa"/>
-              <w:bottom w:w="0" w:type="dxa"/>
-              <w:left w:w="0" w:type="dxa"/>
-              <w:right w:w="0" w:type="dxa"/>
-            </w:tcMar>
-            <w:vAlign w:val="top"/>
-          </w:tcPr>
-          <w:p>
-            <w:pPr>
-              <w:pStyle w:val="Normal"/>
-              <w:jc w:val="left"/>
-              <w:pBdr>
-                <w:bottom w:val="none" w:sz="0" w:space="0" w:color="000000"/>
-                <w:top w:val="none" w:sz="0" w:space="0" w:color="000000"/>
-                <w:left w:val="none" w:sz="0" w:space="0" w:color="000000"/>
-                <w:right w:val="none" w:sz="0" w:space="0" w:color="000000"/>
-              </w:pBdr>
-              <w:spacing w:after="60" w:before="60" w:line="240"/>
-              <w:ind w:left="60" w:right="60" w:firstLine="0" w:firstLineChars="0"/>
-              <w:rPr>
-                <w:rFonts w:ascii="Arial" w:hAnsi="Arial" w:eastAsia="Arial" w:cs="Arial"/>
-                <w:i w:val="false"/>
-                <w:b w:val="false"/>
-                <w:u w:val="none"/>
-                <w:strike w:val="false"/>
-                <w:sz w:val="18"/>
-                <w:szCs w:val="18"/>
-                <w:color w:val="000000"/>
-              </w:rPr>
-            </w:pPr>
-            <w:r>
-              <w:rPr>
-                <w:rFonts w:ascii="Arial" w:hAnsi="Arial" w:eastAsia="Arial" w:cs="Arial"/>
-                <w:i w:val="false"/>
-                <w:b w:val="false"/>
-                <w:u w:val="none"/>
-                <w:strike w:val="false"/>
-                <w:sz w:val="18"/>
-                <w:szCs w:val="18"/>
-                <w:color w:val="000000"/>
-              </w:rPr>
-              <w:t xml:space="preserve">Manuscript Methods rater credentials (author completion required)</w:t>
-            </w:r>
-          </w:p>
-        </w:tc>
-        <w:tc>
-          <w:tcPr>
-            <w:tcBorders>
-              <w:bottom w:val="none" w:sz="0" w:space="0" w:color="000000"/>
-              <w:top w:val="none" w:sz="0" w:space="0" w:color="000000"/>
-              <w:left w:val="none" w:sz="0" w:space="0" w:color="000000"/>
-              <w:right w:val="none" w:sz="0" w:space="0" w:color="000000"/>
-            </w:tcBorders>
-            <w:shd w:val="clear" w:color="auto" w:fill="FFFFFF"/>
-            <w:tcMar>
-              <w:top w:w="0" w:type="dxa"/>
-              <w:bottom w:w="0" w:type="dxa"/>
-              <w:left w:w="0" w:type="dxa"/>
-              <w:right w:w="0" w:type="dxa"/>
-            </w:tcMar>
-            <w:vAlign w:val="top"/>
-          </w:tcPr>
-          <w:p>
-            <w:pPr>
-              <w:pStyle w:val="Normal"/>
-              <w:jc w:val="left"/>
-              <w:pBdr>
-                <w:bottom w:val="none" w:sz="0" w:space="0" w:color="000000"/>
-                <w:top w:val="none" w:sz="0" w:space="0" w:color="000000"/>
-                <w:left w:val="none" w:sz="0" w:space="0" w:color="000000"/>
-                <w:right w:val="none" w:sz="0" w:space="0" w:color="000000"/>
-              </w:pBdr>
-              <w:spacing w:after="60" w:before="60" w:line="240"/>
-              <w:ind w:left="60" w:right="60" w:firstLine="0" w:firstLineChars="0"/>
-              <w:rPr>
-                <w:rFonts w:ascii="Arial" w:hAnsi="Arial" w:eastAsia="Arial" w:cs="Arial"/>
-                <w:i w:val="false"/>
-                <w:b w:val="false"/>
-                <w:u w:val="none"/>
-                <w:strike w:val="false"/>
-                <w:sz w:val="18"/>
-                <w:szCs w:val="18"/>
-                <w:color w:val="000000"/>
-              </w:rPr>
-            </w:pPr>
-            <w:r>
-              <w:rPr>
-                <w:rFonts w:ascii="Arial" w:hAnsi="Arial" w:eastAsia="Arial" w:cs="Arial"/>
-                <w:i w:val="false"/>
-                <w:b w:val="false"/>
-                <w:u w:val="none"/>
-                <w:strike w:val="false"/>
-                <w:sz w:val="18"/>
-                <w:szCs w:val="18"/>
-                <w:color w:val="000000"/>
-              </w:rPr>
-              <w:t xml:space="preserve">Author information required; the planned location is identified, but the statement is not supplied by these data.</w:t>
+              <w:t xml:space="preserve">5</w:t>
+            </w:r>
+          </w:p>
+        </w:tc>
+        <w:tc>
+          <w:tcPr>
+            <w:tcBorders>
+              <w:bottom w:val="none" w:sz="0" w:space="0" w:color="000000"/>
+              <w:top w:val="none" w:sz="0" w:space="0" w:color="000000"/>
+              <w:left w:val="none" w:sz="0" w:space="0" w:color="000000"/>
+              <w:right w:val="none" w:sz="0" w:space="0" w:color="000000"/>
+            </w:tcBorders>
+            <w:shd w:val="clear" w:color="auto" w:fill="FFFFFF"/>
+            <w:tcMar>
+              <w:top w:w="0" w:type="dxa"/>
+              <w:bottom w:w="0" w:type="dxa"/>
+              <w:left w:w="0" w:type="dxa"/>
+              <w:right w:w="0" w:type="dxa"/>
+            </w:tcMar>
+            <w:vAlign w:val="top"/>
+          </w:tcPr>
+          <w:p>
+            <w:pPr>
+              <w:pStyle w:val="Normal"/>
+              <w:jc w:val="left"/>
+              <w:pBdr>
+                <w:bottom w:val="none" w:sz="0" w:space="0" w:color="000000"/>
+                <w:top w:val="none" w:sz="0" w:space="0" w:color="000000"/>
+                <w:left w:val="none" w:sz="0" w:space="0" w:color="000000"/>
+                <w:right w:val="none" w:sz="0" w:space="0" w:color="000000"/>
+              </w:pBdr>
+              <w:spacing w:after="60" w:before="60" w:line="240"/>
+              <w:ind w:left="60" w:right="60" w:firstLine="0" w:firstLineChars="0"/>
+              <w:rPr>
+                <w:rFonts w:ascii="Arial" w:hAnsi="Arial" w:eastAsia="Arial" w:cs="Arial"/>
+                <w:i w:val="false"/>
+                <w:b w:val="false"/>
+                <w:u w:val="none"/>
+                <w:strike w:val="false"/>
+                <w:sz w:val="18"/>
+                <w:szCs w:val="18"/>
+                <w:color w:val="000000"/>
+              </w:rPr>
+            </w:pPr>
+            <w:r>
+              <w:rPr>
+                <w:rFonts w:ascii="Arial" w:hAnsi="Arial" w:eastAsia="Arial" w:cs="Arial"/>
+                <w:i w:val="false"/>
+                <w:b w:val="false"/>
+                <w:u w:val="none"/>
+                <w:strike w:val="false"/>
+                <w:sz w:val="18"/>
+                <w:szCs w:val="18"/>
+                <w:color w:val="000000"/>
+              </w:rPr>
+              <w:t xml:space="preserve">Rationale</w:t>
+            </w:r>
+          </w:p>
+        </w:tc>
+        <w:tc>
+          <w:tcPr>
+            <w:tcBorders>
+              <w:bottom w:val="none" w:sz="0" w:space="0" w:color="000000"/>
+              <w:top w:val="none" w:sz="0" w:space="0" w:color="000000"/>
+              <w:left w:val="none" w:sz="0" w:space="0" w:color="000000"/>
+              <w:right w:val="none" w:sz="0" w:space="0" w:color="000000"/>
+            </w:tcBorders>
+            <w:shd w:val="clear" w:color="auto" w:fill="FFFFFF"/>
+            <w:tcMar>
+              <w:top w:w="0" w:type="dxa"/>
+              <w:bottom w:w="0" w:type="dxa"/>
+              <w:left w:w="0" w:type="dxa"/>
+              <w:right w:w="0" w:type="dxa"/>
+            </w:tcMar>
+            <w:vAlign w:val="top"/>
+          </w:tcPr>
+          <w:p>
+            <w:pPr>
+              <w:pStyle w:val="Normal"/>
+              <w:jc w:val="left"/>
+              <w:pBdr>
+                <w:bottom w:val="none" w:sz="0" w:space="0" w:color="000000"/>
+                <w:top w:val="none" w:sz="0" w:space="0" w:color="000000"/>
+                <w:left w:val="none" w:sz="0" w:space="0" w:color="000000"/>
+                <w:right w:val="none" w:sz="0" w:space="0" w:color="000000"/>
+              </w:pBdr>
+              <w:spacing w:after="60" w:before="60" w:line="240"/>
+              <w:ind w:left="60" w:right="60" w:firstLine="0" w:firstLineChars="0"/>
+              <w:rPr>
+                <w:rFonts w:ascii="Arial" w:hAnsi="Arial" w:eastAsia="Arial" w:cs="Arial"/>
+                <w:i w:val="false"/>
+                <w:b w:val="false"/>
+                <w:u w:val="none"/>
+                <w:strike w:val="false"/>
+                <w:sz w:val="18"/>
+                <w:szCs w:val="18"/>
+                <w:color w:val="000000"/>
+              </w:rPr>
+            </w:pPr>
+            <w:r>
+              <w:rPr>
+                <w:rFonts w:ascii="Arial" w:hAnsi="Arial" w:eastAsia="Arial" w:cs="Arial"/>
+                <w:i w:val="false"/>
+                <w:b w:val="false"/>
+                <w:u w:val="none"/>
+                <w:strike w:val="false"/>
+                <w:sz w:val="18"/>
+                <w:szCs w:val="18"/>
+                <w:color w:val="000000"/>
+              </w:rPr>
+              <w:t xml:space="preserve">eMethods Blinded expert assessment</w:t>
+            </w:r>
+          </w:p>
+        </w:tc>
+        <w:tc>
+          <w:tcPr>
+            <w:tcBorders>
+              <w:bottom w:val="none" w:sz="0" w:space="0" w:color="000000"/>
+              <w:top w:val="none" w:sz="0" w:space="0" w:color="000000"/>
+              <w:left w:val="none" w:sz="0" w:space="0" w:color="000000"/>
+              <w:right w:val="none" w:sz="0" w:space="0" w:color="000000"/>
+            </w:tcBorders>
+            <w:shd w:val="clear" w:color="auto" w:fill="FFFFFF"/>
+            <w:tcMar>
+              <w:top w:w="0" w:type="dxa"/>
+              <w:bottom w:w="0" w:type="dxa"/>
+              <w:left w:w="0" w:type="dxa"/>
+              <w:right w:w="0" w:type="dxa"/>
+            </w:tcMar>
+            <w:vAlign w:val="top"/>
+          </w:tcPr>
+          <w:p>
+            <w:pPr>
+              <w:pStyle w:val="Normal"/>
+              <w:jc w:val="left"/>
+              <w:pBdr>
+                <w:bottom w:val="none" w:sz="0" w:space="0" w:color="000000"/>
+                <w:top w:val="none" w:sz="0" w:space="0" w:color="000000"/>
+                <w:left w:val="none" w:sz="0" w:space="0" w:color="000000"/>
+                <w:right w:val="none" w:sz="0" w:space="0" w:color="000000"/>
+              </w:pBdr>
+              <w:spacing w:after="60" w:before="60" w:line="240"/>
+              <w:ind w:left="60" w:right="60" w:firstLine="0" w:firstLineChars="0"/>
+              <w:rPr>
+                <w:rFonts w:ascii="Arial" w:hAnsi="Arial" w:eastAsia="Arial" w:cs="Arial"/>
+                <w:i w:val="false"/>
+                <w:b w:val="false"/>
+                <w:u w:val="none"/>
+                <w:strike w:val="false"/>
+                <w:sz w:val="18"/>
+                <w:szCs w:val="18"/>
+                <w:color w:val="000000"/>
+              </w:rPr>
+            </w:pPr>
+            <w:r>
+              <w:rPr>
+                <w:rFonts w:ascii="Arial" w:hAnsi="Arial" w:eastAsia="Arial" w:cs="Arial"/>
+                <w:i w:val="false"/>
+                <w:b w:val="false"/>
+                <w:u w:val="none"/>
+                <w:strike w:val="false"/>
+                <w:sz w:val="18"/>
+                <w:szCs w:val="18"/>
+                <w:color w:val="000000"/>
+              </w:rPr>
+              <w:t xml:space="preserve">Reported at the named display or supplement location.</w:t>
             </w:r>
           </w:p>
         </w:tc>
@@ -15322,117 +16540,117 @@
                 <w:szCs w:val="18"/>
                 <w:color w:val="000000"/>
               </w:rPr>
-              <w:t xml:space="preserve">5</w:t>
-            </w:r>
-          </w:p>
-        </w:tc>
-        <w:tc>
-          <w:tcPr>
-            <w:tcBorders>
-              <w:bottom w:val="none" w:sz="0" w:space="0" w:color="000000"/>
-              <w:top w:val="none" w:sz="0" w:space="0" w:color="000000"/>
-              <w:left w:val="none" w:sz="0" w:space="0" w:color="000000"/>
-              <w:right w:val="none" w:sz="0" w:space="0" w:color="000000"/>
-            </w:tcBorders>
-            <w:shd w:val="clear" w:color="auto" w:fill="FFFFFF"/>
-            <w:tcMar>
-              <w:top w:w="0" w:type="dxa"/>
-              <w:bottom w:w="0" w:type="dxa"/>
-              <w:left w:w="0" w:type="dxa"/>
-              <w:right w:w="0" w:type="dxa"/>
-            </w:tcMar>
-            <w:vAlign w:val="top"/>
-          </w:tcPr>
-          <w:p>
-            <w:pPr>
-              <w:pStyle w:val="Normal"/>
-              <w:jc w:val="left"/>
-              <w:pBdr>
-                <w:bottom w:val="none" w:sz="0" w:space="0" w:color="000000"/>
-                <w:top w:val="none" w:sz="0" w:space="0" w:color="000000"/>
-                <w:left w:val="none" w:sz="0" w:space="0" w:color="000000"/>
-                <w:right w:val="none" w:sz="0" w:space="0" w:color="000000"/>
-              </w:pBdr>
-              <w:spacing w:after="60" w:before="60" w:line="240"/>
-              <w:ind w:left="60" w:right="60" w:firstLine="0" w:firstLineChars="0"/>
-              <w:rPr>
-                <w:rFonts w:ascii="Arial" w:hAnsi="Arial" w:eastAsia="Arial" w:cs="Arial"/>
-                <w:i w:val="false"/>
-                <w:b w:val="false"/>
-                <w:u w:val="none"/>
-                <w:strike w:val="false"/>
-                <w:sz w:val="18"/>
-                <w:szCs w:val="18"/>
-                <w:color w:val="000000"/>
-              </w:rPr>
-            </w:pPr>
-            <w:r>
-              <w:rPr>
-                <w:rFonts w:ascii="Arial" w:hAnsi="Arial" w:eastAsia="Arial" w:cs="Arial"/>
-                <w:i w:val="false"/>
-                <w:b w:val="false"/>
-                <w:u w:val="none"/>
-                <w:strike w:val="false"/>
-                <w:sz w:val="18"/>
-                <w:szCs w:val="18"/>
-                <w:color w:val="000000"/>
-              </w:rPr>
-              <w:t xml:space="preserve">Rationale</w:t>
-            </w:r>
-          </w:p>
-        </w:tc>
-        <w:tc>
-          <w:tcPr>
-            <w:tcBorders>
-              <w:bottom w:val="none" w:sz="0" w:space="0" w:color="000000"/>
-              <w:top w:val="none" w:sz="0" w:space="0" w:color="000000"/>
-              <w:left w:val="none" w:sz="0" w:space="0" w:color="000000"/>
-              <w:right w:val="none" w:sz="0" w:space="0" w:color="000000"/>
-            </w:tcBorders>
-            <w:shd w:val="clear" w:color="auto" w:fill="FFFFFF"/>
-            <w:tcMar>
-              <w:top w:w="0" w:type="dxa"/>
-              <w:bottom w:w="0" w:type="dxa"/>
-              <w:left w:w="0" w:type="dxa"/>
-              <w:right w:w="0" w:type="dxa"/>
-            </w:tcMar>
-            <w:vAlign w:val="top"/>
-          </w:tcPr>
-          <w:p>
-            <w:pPr>
-              <w:pStyle w:val="Normal"/>
-              <w:jc w:val="left"/>
-              <w:pBdr>
-                <w:bottom w:val="none" w:sz="0" w:space="0" w:color="000000"/>
-                <w:top w:val="none" w:sz="0" w:space="0" w:color="000000"/>
-                <w:left w:val="none" w:sz="0" w:space="0" w:color="000000"/>
-                <w:right w:val="none" w:sz="0" w:space="0" w:color="000000"/>
-              </w:pBdr>
-              <w:spacing w:after="60" w:before="60" w:line="240"/>
-              <w:ind w:left="60" w:right="60" w:firstLine="0" w:firstLineChars="0"/>
-              <w:rPr>
-                <w:rFonts w:ascii="Arial" w:hAnsi="Arial" w:eastAsia="Arial" w:cs="Arial"/>
-                <w:i w:val="false"/>
-                <w:b w:val="false"/>
-                <w:u w:val="none"/>
-                <w:strike w:val="false"/>
-                <w:sz w:val="18"/>
-                <w:szCs w:val="18"/>
-                <w:color w:val="000000"/>
-              </w:rPr>
-            </w:pPr>
-            <w:r>
-              <w:rPr>
-                <w:rFonts w:ascii="Arial" w:hAnsi="Arial" w:eastAsia="Arial" w:cs="Arial"/>
-                <w:i w:val="false"/>
-                <w:b w:val="false"/>
-                <w:u w:val="none"/>
-                <w:strike w:val="false"/>
-                <w:sz w:val="18"/>
-                <w:szCs w:val="18"/>
-                <w:color w:val="000000"/>
-              </w:rPr>
-              <w:t xml:space="preserve">eMethods Adjudication process and primary endpoint</w:t>
+              <w:t xml:space="preserve">6</w:t>
+            </w:r>
+          </w:p>
+        </w:tc>
+        <w:tc>
+          <w:tcPr>
+            <w:tcBorders>
+              <w:bottom w:val="none" w:sz="0" w:space="0" w:color="000000"/>
+              <w:top w:val="none" w:sz="0" w:space="0" w:color="000000"/>
+              <w:left w:val="none" w:sz="0" w:space="0" w:color="000000"/>
+              <w:right w:val="none" w:sz="0" w:space="0" w:color="000000"/>
+            </w:tcBorders>
+            <w:shd w:val="clear" w:color="auto" w:fill="FFFFFF"/>
+            <w:tcMar>
+              <w:top w:w="0" w:type="dxa"/>
+              <w:bottom w:w="0" w:type="dxa"/>
+              <w:left w:w="0" w:type="dxa"/>
+              <w:right w:w="0" w:type="dxa"/>
+            </w:tcMar>
+            <w:vAlign w:val="top"/>
+          </w:tcPr>
+          <w:p>
+            <w:pPr>
+              <w:pStyle w:val="Normal"/>
+              <w:jc w:val="left"/>
+              <w:pBdr>
+                <w:bottom w:val="none" w:sz="0" w:space="0" w:color="000000"/>
+                <w:top w:val="none" w:sz="0" w:space="0" w:color="000000"/>
+                <w:left w:val="none" w:sz="0" w:space="0" w:color="000000"/>
+                <w:right w:val="none" w:sz="0" w:space="0" w:color="000000"/>
+              </w:pBdr>
+              <w:spacing w:after="60" w:before="60" w:line="240"/>
+              <w:ind w:left="60" w:right="60" w:firstLine="0" w:firstLineChars="0"/>
+              <w:rPr>
+                <w:rFonts w:ascii="Arial" w:hAnsi="Arial" w:eastAsia="Arial" w:cs="Arial"/>
+                <w:i w:val="false"/>
+                <w:b w:val="false"/>
+                <w:u w:val="none"/>
+                <w:strike w:val="false"/>
+                <w:sz w:val="18"/>
+                <w:szCs w:val="18"/>
+                <w:color w:val="000000"/>
+              </w:rPr>
+            </w:pPr>
+            <w:r>
+              <w:rPr>
+                <w:rFonts w:ascii="Arial" w:hAnsi="Arial" w:eastAsia="Arial" w:cs="Arial"/>
+                <w:i w:val="false"/>
+                <w:b w:val="false"/>
+                <w:u w:val="none"/>
+                <w:strike w:val="false"/>
+                <w:sz w:val="18"/>
+                <w:szCs w:val="18"/>
+                <w:color w:val="000000"/>
+              </w:rPr>
+              <w:t xml:space="preserve">Sample size rationale</w:t>
+            </w:r>
+          </w:p>
+        </w:tc>
+        <w:tc>
+          <w:tcPr>
+            <w:tcBorders>
+              <w:bottom w:val="none" w:sz="0" w:space="0" w:color="000000"/>
+              <w:top w:val="none" w:sz="0" w:space="0" w:color="000000"/>
+              <w:left w:val="none" w:sz="0" w:space="0" w:color="000000"/>
+              <w:right w:val="none" w:sz="0" w:space="0" w:color="000000"/>
+            </w:tcBorders>
+            <w:shd w:val="clear" w:color="auto" w:fill="FFFFFF"/>
+            <w:tcMar>
+              <w:top w:w="0" w:type="dxa"/>
+              <w:bottom w:w="0" w:type="dxa"/>
+              <w:left w:w="0" w:type="dxa"/>
+              <w:right w:w="0" w:type="dxa"/>
+            </w:tcMar>
+            <w:vAlign w:val="top"/>
+          </w:tcPr>
+          <w:p>
+            <w:pPr>
+              <w:pStyle w:val="Normal"/>
+              <w:jc w:val="left"/>
+              <w:pBdr>
+                <w:bottom w:val="none" w:sz="0" w:space="0" w:color="000000"/>
+                <w:top w:val="none" w:sz="0" w:space="0" w:color="000000"/>
+                <w:left w:val="none" w:sz="0" w:space="0" w:color="000000"/>
+                <w:right w:val="none" w:sz="0" w:space="0" w:color="000000"/>
+              </w:pBdr>
+              <w:spacing w:after="60" w:before="60" w:line="240"/>
+              <w:ind w:left="60" w:right="60" w:firstLine="0" w:firstLineChars="0"/>
+              <w:rPr>
+                <w:rFonts w:ascii="Arial" w:hAnsi="Arial" w:eastAsia="Arial" w:cs="Arial"/>
+                <w:i w:val="false"/>
+                <w:b w:val="false"/>
+                <w:u w:val="none"/>
+                <w:strike w:val="false"/>
+                <w:sz w:val="18"/>
+                <w:szCs w:val="18"/>
+                <w:color w:val="000000"/>
+              </w:rPr>
+            </w:pPr>
+            <w:r>
+              <w:rPr>
+                <w:rFonts w:ascii="Arial" w:hAnsi="Arial" w:eastAsia="Arial" w:cs="Arial"/>
+                <w:i w:val="false"/>
+                <w:b w:val="false"/>
+                <w:u w:val="none"/>
+                <w:strike w:val="false"/>
+                <w:sz w:val="18"/>
+                <w:szCs w:val="18"/>
+                <w:color w:val="000000"/>
+              </w:rPr>
+              <w:t xml:space="preserve">Benchmark README-FOR-ALI.md sampling; Figure 3 (fixed available sample)</w:t>
             </w:r>
           </w:p>
         </w:tc>
@@ -15603,117 +16821,117 @@
                 <w:szCs w:val="18"/>
                 <w:color w:val="000000"/>
               </w:rPr>
-              <w:t xml:space="preserve">6</w:t>
-            </w:r>
-          </w:p>
-        </w:tc>
-        <w:tc>
-          <w:tcPr>
-            <w:tcBorders>
-              <w:bottom w:val="none" w:sz="0" w:space="0" w:color="000000"/>
-              <w:top w:val="none" w:sz="0" w:space="0" w:color="000000"/>
-              <w:left w:val="none" w:sz="0" w:space="0" w:color="000000"/>
-              <w:right w:val="none" w:sz="0" w:space="0" w:color="000000"/>
-            </w:tcBorders>
-            <w:shd w:val="clear" w:color="auto" w:fill="FFFFFF"/>
-            <w:tcMar>
-              <w:top w:w="0" w:type="dxa"/>
-              <w:bottom w:w="0" w:type="dxa"/>
-              <w:left w:w="0" w:type="dxa"/>
-              <w:right w:w="0" w:type="dxa"/>
-            </w:tcMar>
-            <w:vAlign w:val="top"/>
-          </w:tcPr>
-          <w:p>
-            <w:pPr>
-              <w:pStyle w:val="Normal"/>
-              <w:jc w:val="left"/>
-              <w:pBdr>
-                <w:bottom w:val="none" w:sz="0" w:space="0" w:color="000000"/>
-                <w:top w:val="none" w:sz="0" w:space="0" w:color="000000"/>
-                <w:left w:val="none" w:sz="0" w:space="0" w:color="000000"/>
-                <w:right w:val="none" w:sz="0" w:space="0" w:color="000000"/>
-              </w:pBdr>
-              <w:spacing w:after="60" w:before="60" w:line="240"/>
-              <w:ind w:left="60" w:right="60" w:firstLine="0" w:firstLineChars="0"/>
-              <w:rPr>
-                <w:rFonts w:ascii="Arial" w:hAnsi="Arial" w:eastAsia="Arial" w:cs="Arial"/>
-                <w:i w:val="false"/>
-                <w:b w:val="false"/>
-                <w:u w:val="none"/>
-                <w:strike w:val="false"/>
-                <w:sz w:val="18"/>
-                <w:szCs w:val="18"/>
-                <w:color w:val="000000"/>
-              </w:rPr>
-            </w:pPr>
-            <w:r>
-              <w:rPr>
-                <w:rFonts w:ascii="Arial" w:hAnsi="Arial" w:eastAsia="Arial" w:cs="Arial"/>
-                <w:i w:val="false"/>
-                <w:b w:val="false"/>
-                <w:u w:val="none"/>
-                <w:strike w:val="false"/>
-                <w:sz w:val="18"/>
-                <w:szCs w:val="18"/>
-                <w:color w:val="000000"/>
-              </w:rPr>
-              <w:t xml:space="preserve">Sample size rationale</w:t>
-            </w:r>
-          </w:p>
-        </w:tc>
-        <w:tc>
-          <w:tcPr>
-            <w:tcBorders>
-              <w:bottom w:val="none" w:sz="0" w:space="0" w:color="000000"/>
-              <w:top w:val="none" w:sz="0" w:space="0" w:color="000000"/>
-              <w:left w:val="none" w:sz="0" w:space="0" w:color="000000"/>
-              <w:right w:val="none" w:sz="0" w:space="0" w:color="000000"/>
-            </w:tcBorders>
-            <w:shd w:val="clear" w:color="auto" w:fill="FFFFFF"/>
-            <w:tcMar>
-              <w:top w:w="0" w:type="dxa"/>
-              <w:bottom w:w="0" w:type="dxa"/>
-              <w:left w:w="0" w:type="dxa"/>
-              <w:right w:w="0" w:type="dxa"/>
-            </w:tcMar>
-            <w:vAlign w:val="top"/>
-          </w:tcPr>
-          <w:p>
-            <w:pPr>
-              <w:pStyle w:val="Normal"/>
-              <w:jc w:val="left"/>
-              <w:pBdr>
-                <w:bottom w:val="none" w:sz="0" w:space="0" w:color="000000"/>
-                <w:top w:val="none" w:sz="0" w:space="0" w:color="000000"/>
-                <w:left w:val="none" w:sz="0" w:space="0" w:color="000000"/>
-                <w:right w:val="none" w:sz="0" w:space="0" w:color="000000"/>
-              </w:pBdr>
-              <w:spacing w:after="60" w:before="60" w:line="240"/>
-              <w:ind w:left="60" w:right="60" w:firstLine="0" w:firstLineChars="0"/>
-              <w:rPr>
-                <w:rFonts w:ascii="Arial" w:hAnsi="Arial" w:eastAsia="Arial" w:cs="Arial"/>
-                <w:i w:val="false"/>
-                <w:b w:val="false"/>
-                <w:u w:val="none"/>
-                <w:strike w:val="false"/>
-                <w:sz w:val="18"/>
-                <w:szCs w:val="18"/>
-                <w:color w:val="000000"/>
-              </w:rPr>
-            </w:pPr>
-            <w:r>
-              <w:rPr>
-                <w:rFonts w:ascii="Arial" w:hAnsi="Arial" w:eastAsia="Arial" w:cs="Arial"/>
-                <w:i w:val="false"/>
-                <w:b w:val="false"/>
-                <w:u w:val="none"/>
-                <w:strike w:val="false"/>
-                <w:sz w:val="18"/>
-                <w:szCs w:val="18"/>
-                <w:color w:val="000000"/>
-              </w:rPr>
-              <w:t xml:space="preserve">Benchmark README-FOR-ALI.md sampling; Figure 3 (fixed available sample)</w:t>
+              <w:t xml:space="preserve">7</w:t>
+            </w:r>
+          </w:p>
+        </w:tc>
+        <w:tc>
+          <w:tcPr>
+            <w:tcBorders>
+              <w:bottom w:val="none" w:sz="0" w:space="0" w:color="000000"/>
+              <w:top w:val="none" w:sz="0" w:space="0" w:color="000000"/>
+              <w:left w:val="none" w:sz="0" w:space="0" w:color="000000"/>
+              <w:right w:val="none" w:sz="0" w:space="0" w:color="000000"/>
+            </w:tcBorders>
+            <w:shd w:val="clear" w:color="auto" w:fill="FFFFFF"/>
+            <w:tcMar>
+              <w:top w:w="0" w:type="dxa"/>
+              <w:bottom w:w="0" w:type="dxa"/>
+              <w:left w:w="0" w:type="dxa"/>
+              <w:right w:w="0" w:type="dxa"/>
+            </w:tcMar>
+            <w:vAlign w:val="top"/>
+          </w:tcPr>
+          <w:p>
+            <w:pPr>
+              <w:pStyle w:val="Normal"/>
+              <w:jc w:val="left"/>
+              <w:pBdr>
+                <w:bottom w:val="none" w:sz="0" w:space="0" w:color="000000"/>
+                <w:top w:val="none" w:sz="0" w:space="0" w:color="000000"/>
+                <w:left w:val="none" w:sz="0" w:space="0" w:color="000000"/>
+                <w:right w:val="none" w:sz="0" w:space="0" w:color="000000"/>
+              </w:pBdr>
+              <w:spacing w:after="60" w:before="60" w:line="240"/>
+              <w:ind w:left="60" w:right="60" w:firstLine="0" w:firstLineChars="0"/>
+              <w:rPr>
+                <w:rFonts w:ascii="Arial" w:hAnsi="Arial" w:eastAsia="Arial" w:cs="Arial"/>
+                <w:i w:val="false"/>
+                <w:b w:val="false"/>
+                <w:u w:val="none"/>
+                <w:strike w:val="false"/>
+                <w:sz w:val="18"/>
+                <w:szCs w:val="18"/>
+                <w:color w:val="000000"/>
+              </w:rPr>
+            </w:pPr>
+            <w:r>
+              <w:rPr>
+                <w:rFonts w:ascii="Arial" w:hAnsi="Arial" w:eastAsia="Arial" w:cs="Arial"/>
+                <w:i w:val="false"/>
+                <w:b w:val="false"/>
+                <w:u w:val="none"/>
+                <w:strike w:val="false"/>
+                <w:sz w:val="18"/>
+                <w:szCs w:val="18"/>
+                <w:color w:val="000000"/>
+              </w:rPr>
+              <w:t xml:space="preserve">Sampling</w:t>
+            </w:r>
+          </w:p>
+        </w:tc>
+        <w:tc>
+          <w:tcPr>
+            <w:tcBorders>
+              <w:bottom w:val="none" w:sz="0" w:space="0" w:color="000000"/>
+              <w:top w:val="none" w:sz="0" w:space="0" w:color="000000"/>
+              <w:left w:val="none" w:sz="0" w:space="0" w:color="000000"/>
+              <w:right w:val="none" w:sz="0" w:space="0" w:color="000000"/>
+            </w:tcBorders>
+            <w:shd w:val="clear" w:color="auto" w:fill="FFFFFF"/>
+            <w:tcMar>
+              <w:top w:w="0" w:type="dxa"/>
+              <w:bottom w:w="0" w:type="dxa"/>
+              <w:left w:w="0" w:type="dxa"/>
+              <w:right w:w="0" w:type="dxa"/>
+            </w:tcMar>
+            <w:vAlign w:val="top"/>
+          </w:tcPr>
+          <w:p>
+            <w:pPr>
+              <w:pStyle w:val="Normal"/>
+              <w:jc w:val="left"/>
+              <w:pBdr>
+                <w:bottom w:val="none" w:sz="0" w:space="0" w:color="000000"/>
+                <w:top w:val="none" w:sz="0" w:space="0" w:color="000000"/>
+                <w:left w:val="none" w:sz="0" w:space="0" w:color="000000"/>
+                <w:right w:val="none" w:sz="0" w:space="0" w:color="000000"/>
+              </w:pBdr>
+              <w:spacing w:after="60" w:before="60" w:line="240"/>
+              <w:ind w:left="60" w:right="60" w:firstLine="0" w:firstLineChars="0"/>
+              <w:rPr>
+                <w:rFonts w:ascii="Arial" w:hAnsi="Arial" w:eastAsia="Arial" w:cs="Arial"/>
+                <w:i w:val="false"/>
+                <w:b w:val="false"/>
+                <w:u w:val="none"/>
+                <w:strike w:val="false"/>
+                <w:sz w:val="18"/>
+                <w:szCs w:val="18"/>
+                <w:color w:val="000000"/>
+              </w:rPr>
+            </w:pPr>
+            <w:r>
+              <w:rPr>
+                <w:rFonts w:ascii="Arial" w:hAnsi="Arial" w:eastAsia="Arial" w:cs="Arial"/>
+                <w:i w:val="false"/>
+                <w:b w:val="false"/>
+                <w:u w:val="none"/>
+                <w:strike w:val="false"/>
+                <w:sz w:val="18"/>
+                <w:szCs w:val="18"/>
+                <w:color w:val="000000"/>
+              </w:rPr>
+              <w:t xml:space="preserve">eTable 11; benchmark README-FOR-ALI.md</w:t>
             </w:r>
           </w:p>
         </w:tc>
@@ -15884,117 +17102,117 @@
                 <w:szCs w:val="18"/>
                 <w:color w:val="000000"/>
               </w:rPr>
-              <w:t xml:space="preserve">7</w:t>
-            </w:r>
-          </w:p>
-        </w:tc>
-        <w:tc>
-          <w:tcPr>
-            <w:tcBorders>
-              <w:bottom w:val="none" w:sz="0" w:space="0" w:color="000000"/>
-              <w:top w:val="none" w:sz="0" w:space="0" w:color="000000"/>
-              <w:left w:val="none" w:sz="0" w:space="0" w:color="000000"/>
-              <w:right w:val="none" w:sz="0" w:space="0" w:color="000000"/>
-            </w:tcBorders>
-            <w:shd w:val="clear" w:color="auto" w:fill="FFFFFF"/>
-            <w:tcMar>
-              <w:top w:w="0" w:type="dxa"/>
-              <w:bottom w:w="0" w:type="dxa"/>
-              <w:left w:w="0" w:type="dxa"/>
-              <w:right w:w="0" w:type="dxa"/>
-            </w:tcMar>
-            <w:vAlign w:val="top"/>
-          </w:tcPr>
-          <w:p>
-            <w:pPr>
-              <w:pStyle w:val="Normal"/>
-              <w:jc w:val="left"/>
-              <w:pBdr>
-                <w:bottom w:val="none" w:sz="0" w:space="0" w:color="000000"/>
-                <w:top w:val="none" w:sz="0" w:space="0" w:color="000000"/>
-                <w:left w:val="none" w:sz="0" w:space="0" w:color="000000"/>
-                <w:right w:val="none" w:sz="0" w:space="0" w:color="000000"/>
-              </w:pBdr>
-              <w:spacing w:after="60" w:before="60" w:line="240"/>
-              <w:ind w:left="60" w:right="60" w:firstLine="0" w:firstLineChars="0"/>
-              <w:rPr>
-                <w:rFonts w:ascii="Arial" w:hAnsi="Arial" w:eastAsia="Arial" w:cs="Arial"/>
-                <w:i w:val="false"/>
-                <w:b w:val="false"/>
-                <w:u w:val="none"/>
-                <w:strike w:val="false"/>
-                <w:sz w:val="18"/>
-                <w:szCs w:val="18"/>
-                <w:color w:val="000000"/>
-              </w:rPr>
-            </w:pPr>
-            <w:r>
-              <w:rPr>
-                <w:rFonts w:ascii="Arial" w:hAnsi="Arial" w:eastAsia="Arial" w:cs="Arial"/>
-                <w:i w:val="false"/>
-                <w:b w:val="false"/>
-                <w:u w:val="none"/>
-                <w:strike w:val="false"/>
-                <w:sz w:val="18"/>
-                <w:szCs w:val="18"/>
-                <w:color w:val="000000"/>
-              </w:rPr>
-              <w:t xml:space="preserve">Sampling</w:t>
-            </w:r>
-          </w:p>
-        </w:tc>
-        <w:tc>
-          <w:tcPr>
-            <w:tcBorders>
-              <w:bottom w:val="none" w:sz="0" w:space="0" w:color="000000"/>
-              <w:top w:val="none" w:sz="0" w:space="0" w:color="000000"/>
-              <w:left w:val="none" w:sz="0" w:space="0" w:color="000000"/>
-              <w:right w:val="none" w:sz="0" w:space="0" w:color="000000"/>
-            </w:tcBorders>
-            <w:shd w:val="clear" w:color="auto" w:fill="FFFFFF"/>
-            <w:tcMar>
-              <w:top w:w="0" w:type="dxa"/>
-              <w:bottom w:w="0" w:type="dxa"/>
-              <w:left w:w="0" w:type="dxa"/>
-              <w:right w:w="0" w:type="dxa"/>
-            </w:tcMar>
-            <w:vAlign w:val="top"/>
-          </w:tcPr>
-          <w:p>
-            <w:pPr>
-              <w:pStyle w:val="Normal"/>
-              <w:jc w:val="left"/>
-              <w:pBdr>
-                <w:bottom w:val="none" w:sz="0" w:space="0" w:color="000000"/>
-                <w:top w:val="none" w:sz="0" w:space="0" w:color="000000"/>
-                <w:left w:val="none" w:sz="0" w:space="0" w:color="000000"/>
-                <w:right w:val="none" w:sz="0" w:space="0" w:color="000000"/>
-              </w:pBdr>
-              <w:spacing w:after="60" w:before="60" w:line="240"/>
-              <w:ind w:left="60" w:right="60" w:firstLine="0" w:firstLineChars="0"/>
-              <w:rPr>
-                <w:rFonts w:ascii="Arial" w:hAnsi="Arial" w:eastAsia="Arial" w:cs="Arial"/>
-                <w:i w:val="false"/>
-                <w:b w:val="false"/>
-                <w:u w:val="none"/>
-                <w:strike w:val="false"/>
-                <w:sz w:val="18"/>
-                <w:szCs w:val="18"/>
-                <w:color w:val="000000"/>
-              </w:rPr>
-            </w:pPr>
-            <w:r>
-              <w:rPr>
-                <w:rFonts w:ascii="Arial" w:hAnsi="Arial" w:eastAsia="Arial" w:cs="Arial"/>
-                <w:i w:val="false"/>
-                <w:b w:val="false"/>
-                <w:u w:val="none"/>
-                <w:strike w:val="false"/>
-                <w:sz w:val="18"/>
-                <w:szCs w:val="18"/>
-                <w:color w:val="000000"/>
-              </w:rPr>
-              <w:t xml:space="preserve">eTable 2; benchmark README-FOR-ALI.md</w:t>
+              <w:t xml:space="preserve">8</w:t>
+            </w:r>
+          </w:p>
+        </w:tc>
+        <w:tc>
+          <w:tcPr>
+            <w:tcBorders>
+              <w:bottom w:val="none" w:sz="0" w:space="0" w:color="000000"/>
+              <w:top w:val="none" w:sz="0" w:space="0" w:color="000000"/>
+              <w:left w:val="none" w:sz="0" w:space="0" w:color="000000"/>
+              <w:right w:val="none" w:sz="0" w:space="0" w:color="000000"/>
+            </w:tcBorders>
+            <w:shd w:val="clear" w:color="auto" w:fill="FFFFFF"/>
+            <w:tcMar>
+              <w:top w:w="0" w:type="dxa"/>
+              <w:bottom w:w="0" w:type="dxa"/>
+              <w:left w:w="0" w:type="dxa"/>
+              <w:right w:w="0" w:type="dxa"/>
+            </w:tcMar>
+            <w:vAlign w:val="top"/>
+          </w:tcPr>
+          <w:p>
+            <w:pPr>
+              <w:pStyle w:val="Normal"/>
+              <w:jc w:val="left"/>
+              <w:pBdr>
+                <w:bottom w:val="none" w:sz="0" w:space="0" w:color="000000"/>
+                <w:top w:val="none" w:sz="0" w:space="0" w:color="000000"/>
+                <w:left w:val="none" w:sz="0" w:space="0" w:color="000000"/>
+                <w:right w:val="none" w:sz="0" w:space="0" w:color="000000"/>
+              </w:pBdr>
+              <w:spacing w:after="60" w:before="60" w:line="240"/>
+              <w:ind w:left="60" w:right="60" w:firstLine="0" w:firstLineChars="0"/>
+              <w:rPr>
+                <w:rFonts w:ascii="Arial" w:hAnsi="Arial" w:eastAsia="Arial" w:cs="Arial"/>
+                <w:i w:val="false"/>
+                <w:b w:val="false"/>
+                <w:u w:val="none"/>
+                <w:strike w:val="false"/>
+                <w:sz w:val="18"/>
+                <w:szCs w:val="18"/>
+                <w:color w:val="000000"/>
+              </w:rPr>
+            </w:pPr>
+            <w:r>
+              <w:rPr>
+                <w:rFonts w:ascii="Arial" w:hAnsi="Arial" w:eastAsia="Arial" w:cs="Arial"/>
+                <w:i w:val="false"/>
+                <w:b w:val="false"/>
+                <w:u w:val="none"/>
+                <w:strike w:val="false"/>
+                <w:sz w:val="18"/>
+                <w:szCs w:val="18"/>
+                <w:color w:val="000000"/>
+              </w:rPr>
+              <w:t xml:space="preserve">Rating process and blinding</w:t>
+            </w:r>
+          </w:p>
+        </w:tc>
+        <w:tc>
+          <w:tcPr>
+            <w:tcBorders>
+              <w:bottom w:val="none" w:sz="0" w:space="0" w:color="000000"/>
+              <w:top w:val="none" w:sz="0" w:space="0" w:color="000000"/>
+              <w:left w:val="none" w:sz="0" w:space="0" w:color="000000"/>
+              <w:right w:val="none" w:sz="0" w:space="0" w:color="000000"/>
+            </w:tcBorders>
+            <w:shd w:val="clear" w:color="auto" w:fill="FFFFFF"/>
+            <w:tcMar>
+              <w:top w:w="0" w:type="dxa"/>
+              <w:bottom w:w="0" w:type="dxa"/>
+              <w:left w:w="0" w:type="dxa"/>
+              <w:right w:w="0" w:type="dxa"/>
+            </w:tcMar>
+            <w:vAlign w:val="top"/>
+          </w:tcPr>
+          <w:p>
+            <w:pPr>
+              <w:pStyle w:val="Normal"/>
+              <w:jc w:val="left"/>
+              <w:pBdr>
+                <w:bottom w:val="none" w:sz="0" w:space="0" w:color="000000"/>
+                <w:top w:val="none" w:sz="0" w:space="0" w:color="000000"/>
+                <w:left w:val="none" w:sz="0" w:space="0" w:color="000000"/>
+                <w:right w:val="none" w:sz="0" w:space="0" w:color="000000"/>
+              </w:pBdr>
+              <w:spacing w:after="60" w:before="60" w:line="240"/>
+              <w:ind w:left="60" w:right="60" w:firstLine="0" w:firstLineChars="0"/>
+              <w:rPr>
+                <w:rFonts w:ascii="Arial" w:hAnsi="Arial" w:eastAsia="Arial" w:cs="Arial"/>
+                <w:i w:val="false"/>
+                <w:b w:val="false"/>
+                <w:u w:val="none"/>
+                <w:strike w:val="false"/>
+                <w:sz w:val="18"/>
+                <w:szCs w:val="18"/>
+                <w:color w:val="000000"/>
+              </w:rPr>
+            </w:pPr>
+            <w:r>
+              <w:rPr>
+                <w:rFonts w:ascii="Arial" w:hAnsi="Arial" w:eastAsia="Arial" w:cs="Arial"/>
+                <w:i w:val="false"/>
+                <w:b w:val="false"/>
+                <w:u w:val="none"/>
+                <w:strike w:val="false"/>
+                <w:sz w:val="18"/>
+                <w:szCs w:val="18"/>
+                <w:color w:val="000000"/>
+              </w:rPr>
+              <w:t xml:space="preserve">eMethods Blinded expert assessment</w:t>
             </w:r>
           </w:p>
         </w:tc>
@@ -16165,117 +17383,117 @@
                 <w:szCs w:val="18"/>
                 <w:color w:val="000000"/>
               </w:rPr>
-              <w:t xml:space="preserve">8</w:t>
-            </w:r>
-          </w:p>
-        </w:tc>
-        <w:tc>
-          <w:tcPr>
-            <w:tcBorders>
-              <w:bottom w:val="none" w:sz="0" w:space="0" w:color="000000"/>
-              <w:top w:val="none" w:sz="0" w:space="0" w:color="000000"/>
-              <w:left w:val="none" w:sz="0" w:space="0" w:color="000000"/>
-              <w:right w:val="none" w:sz="0" w:space="0" w:color="000000"/>
-            </w:tcBorders>
-            <w:shd w:val="clear" w:color="auto" w:fill="FFFFFF"/>
-            <w:tcMar>
-              <w:top w:w="0" w:type="dxa"/>
-              <w:bottom w:w="0" w:type="dxa"/>
-              <w:left w:w="0" w:type="dxa"/>
-              <w:right w:w="0" w:type="dxa"/>
-            </w:tcMar>
-            <w:vAlign w:val="top"/>
-          </w:tcPr>
-          <w:p>
-            <w:pPr>
-              <w:pStyle w:val="Normal"/>
-              <w:jc w:val="left"/>
-              <w:pBdr>
-                <w:bottom w:val="none" w:sz="0" w:space="0" w:color="000000"/>
-                <w:top w:val="none" w:sz="0" w:space="0" w:color="000000"/>
-                <w:left w:val="none" w:sz="0" w:space="0" w:color="000000"/>
-                <w:right w:val="none" w:sz="0" w:space="0" w:color="000000"/>
-              </w:pBdr>
-              <w:spacing w:after="60" w:before="60" w:line="240"/>
-              <w:ind w:left="60" w:right="60" w:firstLine="0" w:firstLineChars="0"/>
-              <w:rPr>
-                <w:rFonts w:ascii="Arial" w:hAnsi="Arial" w:eastAsia="Arial" w:cs="Arial"/>
-                <w:i w:val="false"/>
-                <w:b w:val="false"/>
-                <w:u w:val="none"/>
-                <w:strike w:val="false"/>
-                <w:sz w:val="18"/>
-                <w:szCs w:val="18"/>
-                <w:color w:val="000000"/>
-              </w:rPr>
-            </w:pPr>
-            <w:r>
-              <w:rPr>
-                <w:rFonts w:ascii="Arial" w:hAnsi="Arial" w:eastAsia="Arial" w:cs="Arial"/>
-                <w:i w:val="false"/>
-                <w:b w:val="false"/>
-                <w:u w:val="none"/>
-                <w:strike w:val="false"/>
-                <w:sz w:val="18"/>
-                <w:szCs w:val="18"/>
-                <w:color w:val="000000"/>
-              </w:rPr>
-              <w:t xml:space="preserve">Rating process and blinding</w:t>
-            </w:r>
-          </w:p>
-        </w:tc>
-        <w:tc>
-          <w:tcPr>
-            <w:tcBorders>
-              <w:bottom w:val="none" w:sz="0" w:space="0" w:color="000000"/>
-              <w:top w:val="none" w:sz="0" w:space="0" w:color="000000"/>
-              <w:left w:val="none" w:sz="0" w:space="0" w:color="000000"/>
-              <w:right w:val="none" w:sz="0" w:space="0" w:color="000000"/>
-            </w:tcBorders>
-            <w:shd w:val="clear" w:color="auto" w:fill="FFFFFF"/>
-            <w:tcMar>
-              <w:top w:w="0" w:type="dxa"/>
-              <w:bottom w:w="0" w:type="dxa"/>
-              <w:left w:w="0" w:type="dxa"/>
-              <w:right w:w="0" w:type="dxa"/>
-            </w:tcMar>
-            <w:vAlign w:val="top"/>
-          </w:tcPr>
-          <w:p>
-            <w:pPr>
-              <w:pStyle w:val="Normal"/>
-              <w:jc w:val="left"/>
-              <w:pBdr>
-                <w:bottom w:val="none" w:sz="0" w:space="0" w:color="000000"/>
-                <w:top w:val="none" w:sz="0" w:space="0" w:color="000000"/>
-                <w:left w:val="none" w:sz="0" w:space="0" w:color="000000"/>
-                <w:right w:val="none" w:sz="0" w:space="0" w:color="000000"/>
-              </w:pBdr>
-              <w:spacing w:after="60" w:before="60" w:line="240"/>
-              <w:ind w:left="60" w:right="60" w:firstLine="0" w:firstLineChars="0"/>
-              <w:rPr>
-                <w:rFonts w:ascii="Arial" w:hAnsi="Arial" w:eastAsia="Arial" w:cs="Arial"/>
-                <w:i w:val="false"/>
-                <w:b w:val="false"/>
-                <w:u w:val="none"/>
-                <w:strike w:val="false"/>
-                <w:sz w:val="18"/>
-                <w:szCs w:val="18"/>
-                <w:color w:val="000000"/>
-              </w:rPr>
-            </w:pPr>
-            <w:r>
-              <w:rPr>
-                <w:rFonts w:ascii="Arial" w:hAnsi="Arial" w:eastAsia="Arial" w:cs="Arial"/>
-                <w:i w:val="false"/>
-                <w:b w:val="false"/>
-                <w:u w:val="none"/>
-                <w:strike w:val="false"/>
-                <w:sz w:val="18"/>
-                <w:szCs w:val="18"/>
-                <w:color w:val="000000"/>
-              </w:rPr>
-              <w:t xml:space="preserve">eMethods Adjudication process and primary endpoint</w:t>
+              <w:t xml:space="preserve">9</w:t>
+            </w:r>
+          </w:p>
+        </w:tc>
+        <w:tc>
+          <w:tcPr>
+            <w:tcBorders>
+              <w:bottom w:val="none" w:sz="0" w:space="0" w:color="000000"/>
+              <w:top w:val="none" w:sz="0" w:space="0" w:color="000000"/>
+              <w:left w:val="none" w:sz="0" w:space="0" w:color="000000"/>
+              <w:right w:val="none" w:sz="0" w:space="0" w:color="000000"/>
+            </w:tcBorders>
+            <w:shd w:val="clear" w:color="auto" w:fill="FFFFFF"/>
+            <w:tcMar>
+              <w:top w:w="0" w:type="dxa"/>
+              <w:bottom w:w="0" w:type="dxa"/>
+              <w:left w:w="0" w:type="dxa"/>
+              <w:right w:w="0" w:type="dxa"/>
+            </w:tcMar>
+            <w:vAlign w:val="top"/>
+          </w:tcPr>
+          <w:p>
+            <w:pPr>
+              <w:pStyle w:val="Normal"/>
+              <w:jc w:val="left"/>
+              <w:pBdr>
+                <w:bottom w:val="none" w:sz="0" w:space="0" w:color="000000"/>
+                <w:top w:val="none" w:sz="0" w:space="0" w:color="000000"/>
+                <w:left w:val="none" w:sz="0" w:space="0" w:color="000000"/>
+                <w:right w:val="none" w:sz="0" w:space="0" w:color="000000"/>
+              </w:pBdr>
+              <w:spacing w:after="60" w:before="60" w:line="240"/>
+              <w:ind w:left="60" w:right="60" w:firstLine="0" w:firstLineChars="0"/>
+              <w:rPr>
+                <w:rFonts w:ascii="Arial" w:hAnsi="Arial" w:eastAsia="Arial" w:cs="Arial"/>
+                <w:i w:val="false"/>
+                <w:b w:val="false"/>
+                <w:u w:val="none"/>
+                <w:strike w:val="false"/>
+                <w:sz w:val="18"/>
+                <w:szCs w:val="18"/>
+                <w:color w:val="000000"/>
+              </w:rPr>
+            </w:pPr>
+            <w:r>
+              <w:rPr>
+                <w:rFonts w:ascii="Arial" w:hAnsi="Arial" w:eastAsia="Arial" w:cs="Arial"/>
+                <w:i w:val="false"/>
+                <w:b w:val="false"/>
+                <w:u w:val="none"/>
+                <w:strike w:val="false"/>
+                <w:sz w:val="18"/>
+                <w:szCs w:val="18"/>
+                <w:color w:val="000000"/>
+              </w:rPr>
+              <w:t xml:space="preserve">Independent ratings</w:t>
+            </w:r>
+          </w:p>
+        </w:tc>
+        <w:tc>
+          <w:tcPr>
+            <w:tcBorders>
+              <w:bottom w:val="none" w:sz="0" w:space="0" w:color="000000"/>
+              <w:top w:val="none" w:sz="0" w:space="0" w:color="000000"/>
+              <w:left w:val="none" w:sz="0" w:space="0" w:color="000000"/>
+              <w:right w:val="none" w:sz="0" w:space="0" w:color="000000"/>
+            </w:tcBorders>
+            <w:shd w:val="clear" w:color="auto" w:fill="FFFFFF"/>
+            <w:tcMar>
+              <w:top w:w="0" w:type="dxa"/>
+              <w:bottom w:w="0" w:type="dxa"/>
+              <w:left w:w="0" w:type="dxa"/>
+              <w:right w:w="0" w:type="dxa"/>
+            </w:tcMar>
+            <w:vAlign w:val="top"/>
+          </w:tcPr>
+          <w:p>
+            <w:pPr>
+              <w:pStyle w:val="Normal"/>
+              <w:jc w:val="left"/>
+              <w:pBdr>
+                <w:bottom w:val="none" w:sz="0" w:space="0" w:color="000000"/>
+                <w:top w:val="none" w:sz="0" w:space="0" w:color="000000"/>
+                <w:left w:val="none" w:sz="0" w:space="0" w:color="000000"/>
+                <w:right w:val="none" w:sz="0" w:space="0" w:color="000000"/>
+              </w:pBdr>
+              <w:spacing w:after="60" w:before="60" w:line="240"/>
+              <w:ind w:left="60" w:right="60" w:firstLine="0" w:firstLineChars="0"/>
+              <w:rPr>
+                <w:rFonts w:ascii="Arial" w:hAnsi="Arial" w:eastAsia="Arial" w:cs="Arial"/>
+                <w:i w:val="false"/>
+                <w:b w:val="false"/>
+                <w:u w:val="none"/>
+                <w:strike w:val="false"/>
+                <w:sz w:val="18"/>
+                <w:szCs w:val="18"/>
+                <w:color w:val="000000"/>
+              </w:rPr>
+            </w:pPr>
+            <w:r>
+              <w:rPr>
+                <w:rFonts w:ascii="Arial" w:hAnsi="Arial" w:eastAsia="Arial" w:cs="Arial"/>
+                <w:i w:val="false"/>
+                <w:b w:val="false"/>
+                <w:u w:val="none"/>
+                <w:strike w:val="false"/>
+                <w:sz w:val="18"/>
+                <w:szCs w:val="18"/>
+                <w:color w:val="000000"/>
+              </w:rPr>
+              <w:t xml:space="preserve">Table 2; eMethods Blinded expert assessment</w:t>
             </w:r>
           </w:p>
         </w:tc>
@@ -16446,117 +17664,117 @@
                 <w:szCs w:val="18"/>
                 <w:color w:val="000000"/>
               </w:rPr>
-              <w:t xml:space="preserve">9</w:t>
-            </w:r>
-          </w:p>
-        </w:tc>
-        <w:tc>
-          <w:tcPr>
-            <w:tcBorders>
-              <w:bottom w:val="none" w:sz="0" w:space="0" w:color="000000"/>
-              <w:top w:val="none" w:sz="0" w:space="0" w:color="000000"/>
-              <w:left w:val="none" w:sz="0" w:space="0" w:color="000000"/>
-              <w:right w:val="none" w:sz="0" w:space="0" w:color="000000"/>
-            </w:tcBorders>
-            <w:shd w:val="clear" w:color="auto" w:fill="FFFFFF"/>
-            <w:tcMar>
-              <w:top w:w="0" w:type="dxa"/>
-              <w:bottom w:w="0" w:type="dxa"/>
-              <w:left w:w="0" w:type="dxa"/>
-              <w:right w:w="0" w:type="dxa"/>
-            </w:tcMar>
-            <w:vAlign w:val="top"/>
-          </w:tcPr>
-          <w:p>
-            <w:pPr>
-              <w:pStyle w:val="Normal"/>
-              <w:jc w:val="left"/>
-              <w:pBdr>
-                <w:bottom w:val="none" w:sz="0" w:space="0" w:color="000000"/>
-                <w:top w:val="none" w:sz="0" w:space="0" w:color="000000"/>
-                <w:left w:val="none" w:sz="0" w:space="0" w:color="000000"/>
-                <w:right w:val="none" w:sz="0" w:space="0" w:color="000000"/>
-              </w:pBdr>
-              <w:spacing w:after="60" w:before="60" w:line="240"/>
-              <w:ind w:left="60" w:right="60" w:firstLine="0" w:firstLineChars="0"/>
-              <w:rPr>
-                <w:rFonts w:ascii="Arial" w:hAnsi="Arial" w:eastAsia="Arial" w:cs="Arial"/>
-                <w:i w:val="false"/>
-                <w:b w:val="false"/>
-                <w:u w:val="none"/>
-                <w:strike w:val="false"/>
-                <w:sz w:val="18"/>
-                <w:szCs w:val="18"/>
-                <w:color w:val="000000"/>
-              </w:rPr>
-            </w:pPr>
-            <w:r>
-              <w:rPr>
-                <w:rFonts w:ascii="Arial" w:hAnsi="Arial" w:eastAsia="Arial" w:cs="Arial"/>
-                <w:i w:val="false"/>
-                <w:b w:val="false"/>
-                <w:u w:val="none"/>
-                <w:strike w:val="false"/>
-                <w:sz w:val="18"/>
-                <w:szCs w:val="18"/>
-                <w:color w:val="000000"/>
-              </w:rPr>
-              <w:t xml:space="preserve">Independent ratings</w:t>
-            </w:r>
-          </w:p>
-        </w:tc>
-        <w:tc>
-          <w:tcPr>
-            <w:tcBorders>
-              <w:bottom w:val="none" w:sz="0" w:space="0" w:color="000000"/>
-              <w:top w:val="none" w:sz="0" w:space="0" w:color="000000"/>
-              <w:left w:val="none" w:sz="0" w:space="0" w:color="000000"/>
-              <w:right w:val="none" w:sz="0" w:space="0" w:color="000000"/>
-            </w:tcBorders>
-            <w:shd w:val="clear" w:color="auto" w:fill="FFFFFF"/>
-            <w:tcMar>
-              <w:top w:w="0" w:type="dxa"/>
-              <w:bottom w:w="0" w:type="dxa"/>
-              <w:left w:w="0" w:type="dxa"/>
-              <w:right w:w="0" w:type="dxa"/>
-            </w:tcMar>
-            <w:vAlign w:val="top"/>
-          </w:tcPr>
-          <w:p>
-            <w:pPr>
-              <w:pStyle w:val="Normal"/>
-              <w:jc w:val="left"/>
-              <w:pBdr>
-                <w:bottom w:val="none" w:sz="0" w:space="0" w:color="000000"/>
-                <w:top w:val="none" w:sz="0" w:space="0" w:color="000000"/>
-                <w:left w:val="none" w:sz="0" w:space="0" w:color="000000"/>
-                <w:right w:val="none" w:sz="0" w:space="0" w:color="000000"/>
-              </w:pBdr>
-              <w:spacing w:after="60" w:before="60" w:line="240"/>
-              <w:ind w:left="60" w:right="60" w:firstLine="0" w:firstLineChars="0"/>
-              <w:rPr>
-                <w:rFonts w:ascii="Arial" w:hAnsi="Arial" w:eastAsia="Arial" w:cs="Arial"/>
-                <w:i w:val="false"/>
-                <w:b w:val="false"/>
-                <w:u w:val="none"/>
-                <w:strike w:val="false"/>
-                <w:sz w:val="18"/>
-                <w:szCs w:val="18"/>
-                <w:color w:val="000000"/>
-              </w:rPr>
-            </w:pPr>
-            <w:r>
-              <w:rPr>
-                <w:rFonts w:ascii="Arial" w:hAnsi="Arial" w:eastAsia="Arial" w:cs="Arial"/>
-                <w:i w:val="false"/>
-                <w:b w:val="false"/>
-                <w:u w:val="none"/>
-                <w:strike w:val="false"/>
-                <w:sz w:val="18"/>
-                <w:szCs w:val="18"/>
-                <w:color w:val="000000"/>
-              </w:rPr>
-              <w:t xml:space="preserve">Table 2; eMethods Adjudication process and primary endpoint</w:t>
+              <w:t xml:space="preserve">10</w:t>
+            </w:r>
+          </w:p>
+        </w:tc>
+        <w:tc>
+          <w:tcPr>
+            <w:tcBorders>
+              <w:bottom w:val="none" w:sz="0" w:space="0" w:color="000000"/>
+              <w:top w:val="none" w:sz="0" w:space="0" w:color="000000"/>
+              <w:left w:val="none" w:sz="0" w:space="0" w:color="000000"/>
+              <w:right w:val="none" w:sz="0" w:space="0" w:color="000000"/>
+            </w:tcBorders>
+            <w:shd w:val="clear" w:color="auto" w:fill="FFFFFF"/>
+            <w:tcMar>
+              <w:top w:w="0" w:type="dxa"/>
+              <w:bottom w:w="0" w:type="dxa"/>
+              <w:left w:w="0" w:type="dxa"/>
+              <w:right w:w="0" w:type="dxa"/>
+            </w:tcMar>
+            <w:vAlign w:val="top"/>
+          </w:tcPr>
+          <w:p>
+            <w:pPr>
+              <w:pStyle w:val="Normal"/>
+              <w:jc w:val="left"/>
+              <w:pBdr>
+                <w:bottom w:val="none" w:sz="0" w:space="0" w:color="000000"/>
+                <w:top w:val="none" w:sz="0" w:space="0" w:color="000000"/>
+                <w:left w:val="none" w:sz="0" w:space="0" w:color="000000"/>
+                <w:right w:val="none" w:sz="0" w:space="0" w:color="000000"/>
+              </w:pBdr>
+              <w:spacing w:after="60" w:before="60" w:line="240"/>
+              <w:ind w:left="60" w:right="60" w:firstLine="0" w:firstLineChars="0"/>
+              <w:rPr>
+                <w:rFonts w:ascii="Arial" w:hAnsi="Arial" w:eastAsia="Arial" w:cs="Arial"/>
+                <w:i w:val="false"/>
+                <w:b w:val="false"/>
+                <w:u w:val="none"/>
+                <w:strike w:val="false"/>
+                <w:sz w:val="18"/>
+                <w:szCs w:val="18"/>
+                <w:color w:val="000000"/>
+              </w:rPr>
+            </w:pPr>
+            <w:r>
+              <w:rPr>
+                <w:rFonts w:ascii="Arial" w:hAnsi="Arial" w:eastAsia="Arial" w:cs="Arial"/>
+                <w:i w:val="false"/>
+                <w:b w:val="false"/>
+                <w:u w:val="none"/>
+                <w:strike w:val="false"/>
+                <w:sz w:val="18"/>
+                <w:szCs w:val="18"/>
+                <w:color w:val="000000"/>
+              </w:rPr>
+              <w:t xml:space="preserve">Statistical methods</w:t>
+            </w:r>
+          </w:p>
+        </w:tc>
+        <w:tc>
+          <w:tcPr>
+            <w:tcBorders>
+              <w:bottom w:val="none" w:sz="0" w:space="0" w:color="000000"/>
+              <w:top w:val="none" w:sz="0" w:space="0" w:color="000000"/>
+              <w:left w:val="none" w:sz="0" w:space="0" w:color="000000"/>
+              <w:right w:val="none" w:sz="0" w:space="0" w:color="000000"/>
+            </w:tcBorders>
+            <w:shd w:val="clear" w:color="auto" w:fill="FFFFFF"/>
+            <w:tcMar>
+              <w:top w:w="0" w:type="dxa"/>
+              <w:bottom w:w="0" w:type="dxa"/>
+              <w:left w:w="0" w:type="dxa"/>
+              <w:right w:w="0" w:type="dxa"/>
+            </w:tcMar>
+            <w:vAlign w:val="top"/>
+          </w:tcPr>
+          <w:p>
+            <w:pPr>
+              <w:pStyle w:val="Normal"/>
+              <w:jc w:val="left"/>
+              <w:pBdr>
+                <w:bottom w:val="none" w:sz="0" w:space="0" w:color="000000"/>
+                <w:top w:val="none" w:sz="0" w:space="0" w:color="000000"/>
+                <w:left w:val="none" w:sz="0" w:space="0" w:color="000000"/>
+                <w:right w:val="none" w:sz="0" w:space="0" w:color="000000"/>
+              </w:pBdr>
+              <w:spacing w:after="60" w:before="60" w:line="240"/>
+              <w:ind w:left="60" w:right="60" w:firstLine="0" w:firstLineChars="0"/>
+              <w:rPr>
+                <w:rFonts w:ascii="Arial" w:hAnsi="Arial" w:eastAsia="Arial" w:cs="Arial"/>
+                <w:i w:val="false"/>
+                <w:b w:val="false"/>
+                <w:u w:val="none"/>
+                <w:strike w:val="false"/>
+                <w:sz w:val="18"/>
+                <w:szCs w:val="18"/>
+                <w:color w:val="000000"/>
+              </w:rPr>
+            </w:pPr>
+            <w:r>
+              <w:rPr>
+                <w:rFonts w:ascii="Arial" w:hAnsi="Arial" w:eastAsia="Arial" w:cs="Arial"/>
+                <w:i w:val="false"/>
+                <w:b w:val="false"/>
+                <w:u w:val="none"/>
+                <w:strike w:val="false"/>
+                <w:sz w:val="18"/>
+                <w:szCs w:val="18"/>
+                <w:color w:val="000000"/>
+              </w:rPr>
+              <w:t xml:space="preserve">eMethods Independent reference and Overall</w:t>
             </w:r>
           </w:p>
         </w:tc>
@@ -16612,6 +17830,602 @@
                 <w:color w:val="000000"/>
               </w:rPr>
               <w:t xml:space="preserve">Reported at the named display or supplement location.</w:t>
+            </w:r>
+          </w:p>
+        </w:tc>
+      </w:tr>
+      <w:tr>
+        <w:trPr>
+          <w:cantSplit/>
+          <w:trHeight w:val="490" w:hRule="auto"/>
+        </w:trPr>
+        <w:tc>
+          <w:tcPr>
+            <w:tcBorders>
+              <w:bottom w:val="single" w:sz="8" w:space="0" w:color="000000"/>
+              <w:top w:val="none" w:sz="0" w:space="0" w:color="000000"/>
+              <w:left w:val="none" w:sz="0" w:space="0" w:color="000000"/>
+              <w:right w:val="none" w:sz="0" w:space="0" w:color="000000"/>
+            </w:tcBorders>
+            <w:shd w:val="clear" w:color="auto" w:fill="FFFFFF"/>
+            <w:tcMar>
+              <w:top w:w="0" w:type="dxa"/>
+              <w:bottom w:w="0" w:type="dxa"/>
+              <w:left w:w="0" w:type="dxa"/>
+              <w:right w:w="0" w:type="dxa"/>
+            </w:tcMar>
+            <w:vAlign w:val="top"/>
+          </w:tcPr>
+          <w:p>
+            <w:pPr>
+              <w:pStyle w:val="Normal"/>
+              <w:jc w:val="left"/>
+              <w:pBdr>
+                <w:bottom w:val="none" w:sz="0" w:space="0" w:color="000000"/>
+                <w:top w:val="none" w:sz="0" w:space="0" w:color="000000"/>
+                <w:left w:val="none" w:sz="0" w:space="0" w:color="000000"/>
+                <w:right w:val="none" w:sz="0" w:space="0" w:color="000000"/>
+              </w:pBdr>
+              <w:spacing w:after="60" w:before="60" w:line="240"/>
+              <w:ind w:left="60" w:right="60" w:firstLine="0" w:firstLineChars="0"/>
+              <w:rPr>
+                <w:rFonts w:ascii="Arial" w:hAnsi="Arial" w:eastAsia="Arial" w:cs="Arial"/>
+                <w:i w:val="false"/>
+                <w:b w:val="false"/>
+                <w:u w:val="none"/>
+                <w:strike w:val="false"/>
+                <w:sz w:val="18"/>
+                <w:szCs w:val="18"/>
+                <w:color w:val="000000"/>
+              </w:rPr>
+            </w:pPr>
+            <w:r>
+              <w:rPr>
+                <w:rFonts w:ascii="Arial" w:hAnsi="Arial" w:eastAsia="Arial" w:cs="Arial"/>
+                <w:i w:val="false"/>
+                <w:b w:val="false"/>
+                <w:u w:val="none"/>
+                <w:strike w:val="false"/>
+                <w:sz w:val="18"/>
+                <w:szCs w:val="18"/>
+                <w:color w:val="000000"/>
+              </w:rPr>
+              <w:t xml:space="preserve">GRRAS</w:t>
+            </w:r>
+          </w:p>
+        </w:tc>
+        <w:tc>
+          <w:tcPr>
+            <w:tcBorders>
+              <w:bottom w:val="single" w:sz="8" w:space="0" w:color="000000"/>
+              <w:top w:val="none" w:sz="0" w:space="0" w:color="000000"/>
+              <w:left w:val="none" w:sz="0" w:space="0" w:color="000000"/>
+              <w:right w:val="none" w:sz="0" w:space="0" w:color="000000"/>
+            </w:tcBorders>
+            <w:shd w:val="clear" w:color="auto" w:fill="FFFFFF"/>
+            <w:tcMar>
+              <w:top w:w="0" w:type="dxa"/>
+              <w:bottom w:w="0" w:type="dxa"/>
+              <w:left w:w="0" w:type="dxa"/>
+              <w:right w:w="0" w:type="dxa"/>
+            </w:tcMar>
+            <w:vAlign w:val="top"/>
+          </w:tcPr>
+          <w:p>
+            <w:pPr>
+              <w:pStyle w:val="Normal"/>
+              <w:jc w:val="left"/>
+              <w:pBdr>
+                <w:bottom w:val="none" w:sz="0" w:space="0" w:color="000000"/>
+                <w:top w:val="none" w:sz="0" w:space="0" w:color="000000"/>
+                <w:left w:val="none" w:sz="0" w:space="0" w:color="000000"/>
+                <w:right w:val="none" w:sz="0" w:space="0" w:color="000000"/>
+              </w:pBdr>
+              <w:spacing w:after="60" w:before="60" w:line="240"/>
+              <w:ind w:left="60" w:right="60" w:firstLine="0" w:firstLineChars="0"/>
+              <w:rPr>
+                <w:rFonts w:ascii="Arial" w:hAnsi="Arial" w:eastAsia="Arial" w:cs="Arial"/>
+                <w:i w:val="false"/>
+                <w:b w:val="false"/>
+                <w:u w:val="none"/>
+                <w:strike w:val="false"/>
+                <w:sz w:val="18"/>
+                <w:szCs w:val="18"/>
+                <w:color w:val="000000"/>
+              </w:rPr>
+            </w:pPr>
+            <w:r>
+              <w:rPr>
+                <w:rFonts w:ascii="Arial" w:hAnsi="Arial" w:eastAsia="Arial" w:cs="Arial"/>
+                <w:i w:val="false"/>
+                <w:b w:val="false"/>
+                <w:u w:val="none"/>
+                <w:strike w:val="false"/>
+                <w:sz w:val="18"/>
+                <w:szCs w:val="18"/>
+                <w:color w:val="000000"/>
+              </w:rPr>
+              <w:t xml:space="preserve">11</w:t>
+            </w:r>
+          </w:p>
+        </w:tc>
+        <w:tc>
+          <w:tcPr>
+            <w:tcBorders>
+              <w:bottom w:val="single" w:sz="8" w:space="0" w:color="000000"/>
+              <w:top w:val="none" w:sz="0" w:space="0" w:color="000000"/>
+              <w:left w:val="none" w:sz="0" w:space="0" w:color="000000"/>
+              <w:right w:val="none" w:sz="0" w:space="0" w:color="000000"/>
+            </w:tcBorders>
+            <w:shd w:val="clear" w:color="auto" w:fill="FFFFFF"/>
+            <w:tcMar>
+              <w:top w:w="0" w:type="dxa"/>
+              <w:bottom w:w="0" w:type="dxa"/>
+              <w:left w:w="0" w:type="dxa"/>
+              <w:right w:w="0" w:type="dxa"/>
+            </w:tcMar>
+            <w:vAlign w:val="top"/>
+          </w:tcPr>
+          <w:p>
+            <w:pPr>
+              <w:pStyle w:val="Normal"/>
+              <w:jc w:val="left"/>
+              <w:pBdr>
+                <w:bottom w:val="none" w:sz="0" w:space="0" w:color="000000"/>
+                <w:top w:val="none" w:sz="0" w:space="0" w:color="000000"/>
+                <w:left w:val="none" w:sz="0" w:space="0" w:color="000000"/>
+                <w:right w:val="none" w:sz="0" w:space="0" w:color="000000"/>
+              </w:pBdr>
+              <w:spacing w:after="60" w:before="60" w:line="240"/>
+              <w:ind w:left="60" w:right="60" w:firstLine="0" w:firstLineChars="0"/>
+              <w:rPr>
+                <w:rFonts w:ascii="Arial" w:hAnsi="Arial" w:eastAsia="Arial" w:cs="Arial"/>
+                <w:i w:val="false"/>
+                <w:b w:val="false"/>
+                <w:u w:val="none"/>
+                <w:strike w:val="false"/>
+                <w:sz w:val="18"/>
+                <w:szCs w:val="18"/>
+                <w:color w:val="000000"/>
+              </w:rPr>
+            </w:pPr>
+            <w:r>
+              <w:rPr>
+                <w:rFonts w:ascii="Arial" w:hAnsi="Arial" w:eastAsia="Arial" w:cs="Arial"/>
+                <w:i w:val="false"/>
+                <w:b w:val="false"/>
+                <w:u w:val="none"/>
+                <w:strike w:val="false"/>
+                <w:sz w:val="18"/>
+                <w:szCs w:val="18"/>
+                <w:color w:val="000000"/>
+              </w:rPr>
+              <w:t xml:space="preserve">Actual sample counts</w:t>
+            </w:r>
+          </w:p>
+        </w:tc>
+        <w:tc>
+          <w:tcPr>
+            <w:tcBorders>
+              <w:bottom w:val="single" w:sz="8" w:space="0" w:color="000000"/>
+              <w:top w:val="none" w:sz="0" w:space="0" w:color="000000"/>
+              <w:left w:val="none" w:sz="0" w:space="0" w:color="000000"/>
+              <w:right w:val="none" w:sz="0" w:space="0" w:color="000000"/>
+            </w:tcBorders>
+            <w:shd w:val="clear" w:color="auto" w:fill="FFFFFF"/>
+            <w:tcMar>
+              <w:top w:w="0" w:type="dxa"/>
+              <w:bottom w:w="0" w:type="dxa"/>
+              <w:left w:w="0" w:type="dxa"/>
+              <w:right w:w="0" w:type="dxa"/>
+            </w:tcMar>
+            <w:vAlign w:val="top"/>
+          </w:tcPr>
+          <w:p>
+            <w:pPr>
+              <w:pStyle w:val="Normal"/>
+              <w:jc w:val="left"/>
+              <w:pBdr>
+                <w:bottom w:val="none" w:sz="0" w:space="0" w:color="000000"/>
+                <w:top w:val="none" w:sz="0" w:space="0" w:color="000000"/>
+                <w:left w:val="none" w:sz="0" w:space="0" w:color="000000"/>
+                <w:right w:val="none" w:sz="0" w:space="0" w:color="000000"/>
+              </w:pBdr>
+              <w:spacing w:after="60" w:before="60" w:line="240"/>
+              <w:ind w:left="60" w:right="60" w:firstLine="0" w:firstLineChars="0"/>
+              <w:rPr>
+                <w:rFonts w:ascii="Arial" w:hAnsi="Arial" w:eastAsia="Arial" w:cs="Arial"/>
+                <w:i w:val="false"/>
+                <w:b w:val="false"/>
+                <w:u w:val="none"/>
+                <w:strike w:val="false"/>
+                <w:sz w:val="18"/>
+                <w:szCs w:val="18"/>
+                <w:color w:val="000000"/>
+              </w:rPr>
+            </w:pPr>
+            <w:r>
+              <w:rPr>
+                <w:rFonts w:ascii="Arial" w:hAnsi="Arial" w:eastAsia="Arial" w:cs="Arial"/>
+                <w:i w:val="false"/>
+                <w:b w:val="false"/>
+                <w:u w:val="none"/>
+                <w:strike w:val="false"/>
+                <w:sz w:val="18"/>
+                <w:szCs w:val="18"/>
+                <w:color w:val="000000"/>
+              </w:rPr>
+              <w:t xml:space="preserve">Figure 3; Table 2</w:t>
+            </w:r>
+          </w:p>
+        </w:tc>
+        <w:tc>
+          <w:tcPr>
+            <w:tcBorders>
+              <w:bottom w:val="single" w:sz="8" w:space="0" w:color="000000"/>
+              <w:top w:val="none" w:sz="0" w:space="0" w:color="000000"/>
+              <w:left w:val="none" w:sz="0" w:space="0" w:color="000000"/>
+              <w:right w:val="none" w:sz="0" w:space="0" w:color="000000"/>
+            </w:tcBorders>
+            <w:shd w:val="clear" w:color="auto" w:fill="FFFFFF"/>
+            <w:tcMar>
+              <w:top w:w="0" w:type="dxa"/>
+              <w:bottom w:w="0" w:type="dxa"/>
+              <w:left w:w="0" w:type="dxa"/>
+              <w:right w:w="0" w:type="dxa"/>
+            </w:tcMar>
+            <w:vAlign w:val="top"/>
+          </w:tcPr>
+          <w:p>
+            <w:pPr>
+              <w:pStyle w:val="Normal"/>
+              <w:jc w:val="left"/>
+              <w:pBdr>
+                <w:bottom w:val="none" w:sz="0" w:space="0" w:color="000000"/>
+                <w:top w:val="none" w:sz="0" w:space="0" w:color="000000"/>
+                <w:left w:val="none" w:sz="0" w:space="0" w:color="000000"/>
+                <w:right w:val="none" w:sz="0" w:space="0" w:color="000000"/>
+              </w:pBdr>
+              <w:spacing w:after="60" w:before="60" w:line="240"/>
+              <w:ind w:left="60" w:right="60" w:firstLine="0" w:firstLineChars="0"/>
+              <w:rPr>
+                <w:rFonts w:ascii="Arial" w:hAnsi="Arial" w:eastAsia="Arial" w:cs="Arial"/>
+                <w:i w:val="false"/>
+                <w:b w:val="false"/>
+                <w:u w:val="none"/>
+                <w:strike w:val="false"/>
+                <w:sz w:val="18"/>
+                <w:szCs w:val="18"/>
+                <w:color w:val="000000"/>
+              </w:rPr>
+            </w:pPr>
+            <w:r>
+              <w:rPr>
+                <w:rFonts w:ascii="Arial" w:hAnsi="Arial" w:eastAsia="Arial" w:cs="Arial"/>
+                <w:i w:val="false"/>
+                <w:b w:val="false"/>
+                <w:u w:val="none"/>
+                <w:strike w:val="false"/>
+                <w:sz w:val="18"/>
+                <w:szCs w:val="18"/>
+                <w:color w:val="000000"/>
+              </w:rPr>
+              <w:t xml:space="preserve">Reported at the named display or supplement location.</w:t>
+            </w:r>
+          </w:p>
+        </w:tc>
+      </w:tr>
+    </w:tbl>
+    <w:p>
+      <w:pPr/>
+      <w:r>
+        <w:br w:type="page"/>
+      </w:r>
+    </w:p>
+    <w:p>
+      <w:pPr>
+        <w:pStyle w:val="Titre2"/>
+      </w:pPr>
+      <w:r>
+        <w:t xml:space="preserve">Reporting map continued</w:t>
+      </w:r>
+    </w:p>
+    <w:tbl xmlns:a="http://schemas.openxmlformats.org/drawingml/2006/main" xmlns:pic="http://schemas.openxmlformats.org/drawingml/2006/picture">
+      <w:tblPr>
+        <w:tblLayout w:type="fixed"/>
+        <w:jc w:val="center"/>
+        <w:tblLook w:firstRow="1" w:lastRow="0" w:firstColumn="0" w:lastColumn="0" w:noHBand="0" w:noVBand="1"/>
+      </w:tblPr>
+      <w:tblGrid>
+        <w:gridCol w:w="1008"/>
+        <w:gridCol w:w="576"/>
+        <w:gridCol w:w="1512"/>
+        <w:gridCol w:w="3960"/>
+        <w:gridCol w:w="2808"/>
+      </w:tblGrid>
+      <w:tr>
+        <w:trPr>
+          <w:cantSplit/>
+          <w:trHeight w:val="496" w:hRule="auto"/>
+          <w:tblHeader/>
+        </w:trPr>
+        <w:tc>
+          <w:tcPr>
+            <w:tcBorders>
+              <w:bottom w:val="single" w:sz="5" w:space="0" w:color="000000"/>
+              <w:top w:val="single" w:sz="8" w:space="0" w:color="000000"/>
+              <w:left w:val="none" w:sz="0" w:space="0" w:color="000000"/>
+              <w:right w:val="none" w:sz="0" w:space="0" w:color="000000"/>
+            </w:tcBorders>
+            <w:shd w:val="clear" w:color="auto" w:fill="FFFFFF"/>
+            <w:tcMar>
+              <w:top w:w="0" w:type="dxa"/>
+              <w:bottom w:w="0" w:type="dxa"/>
+              <w:left w:w="0" w:type="dxa"/>
+              <w:right w:w="0" w:type="dxa"/>
+            </w:tcMar>
+            <w:vAlign w:val="top"/>
+          </w:tcPr>
+          <w:p>
+            <w:pPr>
+              <w:pStyle w:val="Normal"/>
+              <w:jc w:val="left"/>
+              <w:keepNext/>
+              <w:pBdr>
+                <w:bottom w:val="none" w:sz="0" w:space="0" w:color="000000"/>
+                <w:top w:val="none" w:sz="0" w:space="0" w:color="000000"/>
+                <w:left w:val="none" w:sz="0" w:space="0" w:color="000000"/>
+                <w:right w:val="none" w:sz="0" w:space="0" w:color="000000"/>
+              </w:pBdr>
+              <w:spacing w:after="60" w:before="60" w:line="240"/>
+              <w:ind w:left="60" w:right="60" w:firstLine="0" w:firstLineChars="0"/>
+              <w:rPr>
+                <w:rFonts w:ascii="Arial" w:hAnsi="Arial" w:eastAsia="Arial" w:cs="Arial"/>
+                <w:i w:val="false"/>
+                <w:b w:val="true"/>
+                <w:u w:val="none"/>
+                <w:strike w:val="false"/>
+                <w:sz w:val="18"/>
+                <w:szCs w:val="18"/>
+                <w:color w:val="000000"/>
+              </w:rPr>
+            </w:pPr>
+            <w:r>
+              <w:rPr>
+                <w:rFonts w:ascii="Arial" w:hAnsi="Arial" w:eastAsia="Arial" w:cs="Arial"/>
+                <w:i w:val="false"/>
+                <w:b w:val="true"/>
+                <w:u w:val="none"/>
+                <w:strike w:val="false"/>
+                <w:sz w:val="18"/>
+                <w:szCs w:val="18"/>
+                <w:color w:val="000000"/>
+              </w:rPr>
+              <w:t xml:space="preserve">Guideline</w:t>
+            </w:r>
+          </w:p>
+        </w:tc>
+        <w:tc>
+          <w:tcPr>
+            <w:tcBorders>
+              <w:bottom w:val="single" w:sz="5" w:space="0" w:color="000000"/>
+              <w:top w:val="single" w:sz="8" w:space="0" w:color="000000"/>
+              <w:left w:val="none" w:sz="0" w:space="0" w:color="000000"/>
+              <w:right w:val="none" w:sz="0" w:space="0" w:color="000000"/>
+            </w:tcBorders>
+            <w:shd w:val="clear" w:color="auto" w:fill="FFFFFF"/>
+            <w:tcMar>
+              <w:top w:w="0" w:type="dxa"/>
+              <w:bottom w:w="0" w:type="dxa"/>
+              <w:left w:w="0" w:type="dxa"/>
+              <w:right w:w="0" w:type="dxa"/>
+            </w:tcMar>
+            <w:vAlign w:val="top"/>
+          </w:tcPr>
+          <w:p>
+            <w:pPr>
+              <w:pStyle w:val="Normal"/>
+              <w:jc w:val="left"/>
+              <w:keepNext/>
+              <w:pBdr>
+                <w:bottom w:val="none" w:sz="0" w:space="0" w:color="000000"/>
+                <w:top w:val="none" w:sz="0" w:space="0" w:color="000000"/>
+                <w:left w:val="none" w:sz="0" w:space="0" w:color="000000"/>
+                <w:right w:val="none" w:sz="0" w:space="0" w:color="000000"/>
+              </w:pBdr>
+              <w:spacing w:after="60" w:before="60" w:line="240"/>
+              <w:ind w:left="60" w:right="60" w:firstLine="0" w:firstLineChars="0"/>
+              <w:rPr>
+                <w:rFonts w:ascii="Arial" w:hAnsi="Arial" w:eastAsia="Arial" w:cs="Arial"/>
+                <w:i w:val="false"/>
+                <w:b w:val="true"/>
+                <w:u w:val="none"/>
+                <w:strike w:val="false"/>
+                <w:sz w:val="18"/>
+                <w:szCs w:val="18"/>
+                <w:color w:val="000000"/>
+              </w:rPr>
+            </w:pPr>
+            <w:r>
+              <w:rPr>
+                <w:rFonts w:ascii="Arial" w:hAnsi="Arial" w:eastAsia="Arial" w:cs="Arial"/>
+                <w:i w:val="false"/>
+                <w:b w:val="true"/>
+                <w:u w:val="none"/>
+                <w:strike w:val="false"/>
+                <w:sz w:val="18"/>
+                <w:szCs w:val="18"/>
+                <w:color w:val="000000"/>
+              </w:rPr>
+              <w:t xml:space="preserve">Item</w:t>
+            </w:r>
+          </w:p>
+        </w:tc>
+        <w:tc>
+          <w:tcPr>
+            <w:tcBorders>
+              <w:bottom w:val="single" w:sz="5" w:space="0" w:color="000000"/>
+              <w:top w:val="single" w:sz="8" w:space="0" w:color="000000"/>
+              <w:left w:val="none" w:sz="0" w:space="0" w:color="000000"/>
+              <w:right w:val="none" w:sz="0" w:space="0" w:color="000000"/>
+            </w:tcBorders>
+            <w:shd w:val="clear" w:color="auto" w:fill="FFFFFF"/>
+            <w:tcMar>
+              <w:top w:w="0" w:type="dxa"/>
+              <w:bottom w:w="0" w:type="dxa"/>
+              <w:left w:w="0" w:type="dxa"/>
+              <w:right w:w="0" w:type="dxa"/>
+            </w:tcMar>
+            <w:vAlign w:val="top"/>
+          </w:tcPr>
+          <w:p>
+            <w:pPr>
+              <w:pStyle w:val="Normal"/>
+              <w:jc w:val="left"/>
+              <w:keepNext/>
+              <w:pBdr>
+                <w:bottom w:val="none" w:sz="0" w:space="0" w:color="000000"/>
+                <w:top w:val="none" w:sz="0" w:space="0" w:color="000000"/>
+                <w:left w:val="none" w:sz="0" w:space="0" w:color="000000"/>
+                <w:right w:val="none" w:sz="0" w:space="0" w:color="000000"/>
+              </w:pBdr>
+              <w:spacing w:after="60" w:before="60" w:line="240"/>
+              <w:ind w:left="60" w:right="60" w:firstLine="0" w:firstLineChars="0"/>
+              <w:rPr>
+                <w:rFonts w:ascii="Arial" w:hAnsi="Arial" w:eastAsia="Arial" w:cs="Arial"/>
+                <w:i w:val="false"/>
+                <w:b w:val="true"/>
+                <w:u w:val="none"/>
+                <w:strike w:val="false"/>
+                <w:sz w:val="18"/>
+                <w:szCs w:val="18"/>
+                <w:color w:val="000000"/>
+              </w:rPr>
+            </w:pPr>
+            <w:r>
+              <w:rPr>
+                <w:rFonts w:ascii="Arial" w:hAnsi="Arial" w:eastAsia="Arial" w:cs="Arial"/>
+                <w:i w:val="false"/>
+                <w:b w:val="true"/>
+                <w:u w:val="none"/>
+                <w:strike w:val="false"/>
+                <w:sz w:val="18"/>
+                <w:szCs w:val="18"/>
+                <w:color w:val="000000"/>
+              </w:rPr>
+              <w:t xml:space="preserve">Topic</w:t>
+            </w:r>
+          </w:p>
+        </w:tc>
+        <w:tc>
+          <w:tcPr>
+            <w:tcBorders>
+              <w:bottom w:val="single" w:sz="5" w:space="0" w:color="000000"/>
+              <w:top w:val="single" w:sz="8" w:space="0" w:color="000000"/>
+              <w:left w:val="none" w:sz="0" w:space="0" w:color="000000"/>
+              <w:right w:val="none" w:sz="0" w:space="0" w:color="000000"/>
+            </w:tcBorders>
+            <w:shd w:val="clear" w:color="auto" w:fill="FFFFFF"/>
+            <w:tcMar>
+              <w:top w:w="0" w:type="dxa"/>
+              <w:bottom w:w="0" w:type="dxa"/>
+              <w:left w:w="0" w:type="dxa"/>
+              <w:right w:w="0" w:type="dxa"/>
+            </w:tcMar>
+            <w:vAlign w:val="top"/>
+          </w:tcPr>
+          <w:p>
+            <w:pPr>
+              <w:pStyle w:val="Normal"/>
+              <w:jc w:val="left"/>
+              <w:keepNext/>
+              <w:pBdr>
+                <w:bottom w:val="none" w:sz="0" w:space="0" w:color="000000"/>
+                <w:top w:val="none" w:sz="0" w:space="0" w:color="000000"/>
+                <w:left w:val="none" w:sz="0" w:space="0" w:color="000000"/>
+                <w:right w:val="none" w:sz="0" w:space="0" w:color="000000"/>
+              </w:pBdr>
+              <w:spacing w:after="60" w:before="60" w:line="240"/>
+              <w:ind w:left="60" w:right="60" w:firstLine="0" w:firstLineChars="0"/>
+              <w:rPr>
+                <w:rFonts w:ascii="Arial" w:hAnsi="Arial" w:eastAsia="Arial" w:cs="Arial"/>
+                <w:i w:val="false"/>
+                <w:b w:val="true"/>
+                <w:u w:val="none"/>
+                <w:strike w:val="false"/>
+                <w:sz w:val="18"/>
+                <w:szCs w:val="18"/>
+                <w:color w:val="000000"/>
+              </w:rPr>
+            </w:pPr>
+            <w:r>
+              <w:rPr>
+                <w:rFonts w:ascii="Arial" w:hAnsi="Arial" w:eastAsia="Arial" w:cs="Arial"/>
+                <w:i w:val="false"/>
+                <w:b w:val="true"/>
+                <w:u w:val="none"/>
+                <w:strike w:val="false"/>
+                <w:sz w:val="18"/>
+                <w:szCs w:val="18"/>
+                <w:color w:val="000000"/>
+              </w:rPr>
+              <w:t xml:space="preserve">Section</w:t>
+            </w:r>
+          </w:p>
+        </w:tc>
+        <w:tc>
+          <w:tcPr>
+            <w:tcBorders>
+              <w:bottom w:val="single" w:sz="5" w:space="0" w:color="000000"/>
+              <w:top w:val="single" w:sz="8" w:space="0" w:color="000000"/>
+              <w:left w:val="none" w:sz="0" w:space="0" w:color="000000"/>
+              <w:right w:val="none" w:sz="0" w:space="0" w:color="000000"/>
+            </w:tcBorders>
+            <w:shd w:val="clear" w:color="auto" w:fill="FFFFFF"/>
+            <w:tcMar>
+              <w:top w:w="0" w:type="dxa"/>
+              <w:bottom w:w="0" w:type="dxa"/>
+              <w:left w:w="0" w:type="dxa"/>
+              <w:right w:w="0" w:type="dxa"/>
+            </w:tcMar>
+            <w:vAlign w:val="top"/>
+          </w:tcPr>
+          <w:p>
+            <w:pPr>
+              <w:pStyle w:val="Normal"/>
+              <w:jc w:val="left"/>
+              <w:keepNext/>
+              <w:pBdr>
+                <w:bottom w:val="none" w:sz="0" w:space="0" w:color="000000"/>
+                <w:top w:val="none" w:sz="0" w:space="0" w:color="000000"/>
+                <w:left w:val="none" w:sz="0" w:space="0" w:color="000000"/>
+                <w:right w:val="none" w:sz="0" w:space="0" w:color="000000"/>
+              </w:pBdr>
+              <w:spacing w:after="60" w:before="60" w:line="240"/>
+              <w:ind w:left="60" w:right="60" w:firstLine="0" w:firstLineChars="0"/>
+              <w:rPr>
+                <w:rFonts w:ascii="Arial" w:hAnsi="Arial" w:eastAsia="Arial" w:cs="Arial"/>
+                <w:i w:val="false"/>
+                <w:b w:val="true"/>
+                <w:u w:val="none"/>
+                <w:strike w:val="false"/>
+                <w:sz w:val="18"/>
+                <w:szCs w:val="18"/>
+                <w:color w:val="000000"/>
+              </w:rPr>
+            </w:pPr>
+            <w:r>
+              <w:rPr>
+                <w:rFonts w:ascii="Arial" w:hAnsi="Arial" w:eastAsia="Arial" w:cs="Arial"/>
+                <w:i w:val="false"/>
+                <w:b w:val="true"/>
+                <w:u w:val="none"/>
+                <w:strike w:val="false"/>
+                <w:sz w:val="18"/>
+                <w:szCs w:val="18"/>
+                <w:color w:val="000000"/>
+              </w:rPr>
+              <w:t xml:space="preserve">Applicability and Notes</w:t>
             </w:r>
           </w:p>
         </w:tc>
@@ -16625,7 +18439,7 @@
           <w:tcPr>
             <w:tcBorders>
               <w:bottom w:val="none" w:sz="0" w:space="0" w:color="000000"/>
-              <w:top w:val="none" w:sz="0" w:space="0" w:color="000000"/>
+              <w:top w:val="single" w:sz="5" w:space="0" w:color="000000"/>
               <w:left w:val="none" w:sz="0" w:space="0" w:color="000000"/>
               <w:right w:val="none" w:sz="0" w:space="0" w:color="000000"/>
             </w:tcBorders>
@@ -16680,219 +18494,219 @@
           <w:tcPr>
             <w:tcBorders>
               <w:bottom w:val="none" w:sz="0" w:space="0" w:color="000000"/>
-              <w:top w:val="none" w:sz="0" w:space="0" w:color="000000"/>
-              <w:left w:val="none" w:sz="0" w:space="0" w:color="000000"/>
-              <w:right w:val="none" w:sz="0" w:space="0" w:color="000000"/>
-            </w:tcBorders>
-            <w:shd w:val="clear" w:color="auto" w:fill="FFFFFF"/>
-            <w:tcMar>
-              <w:top w:w="0" w:type="dxa"/>
-              <w:bottom w:w="0" w:type="dxa"/>
-              <w:left w:w="0" w:type="dxa"/>
-              <w:right w:w="0" w:type="dxa"/>
-            </w:tcMar>
-            <w:vAlign w:val="top"/>
-          </w:tcPr>
-          <w:p>
-            <w:pPr>
-              <w:pStyle w:val="Normal"/>
-              <w:jc w:val="left"/>
-              <w:pBdr>
-                <w:bottom w:val="none" w:sz="0" w:space="0" w:color="000000"/>
-                <w:top w:val="none" w:sz="0" w:space="0" w:color="000000"/>
-                <w:left w:val="none" w:sz="0" w:space="0" w:color="000000"/>
-                <w:right w:val="none" w:sz="0" w:space="0" w:color="000000"/>
-              </w:pBdr>
-              <w:spacing w:after="60" w:before="60" w:line="240"/>
-              <w:ind w:left="60" w:right="60" w:firstLine="0" w:firstLineChars="0"/>
-              <w:rPr>
-                <w:rFonts w:ascii="Arial" w:hAnsi="Arial" w:eastAsia="Arial" w:cs="Arial"/>
-                <w:i w:val="false"/>
-                <w:b w:val="false"/>
-                <w:u w:val="none"/>
-                <w:strike w:val="false"/>
-                <w:sz w:val="18"/>
-                <w:szCs w:val="18"/>
-                <w:color w:val="000000"/>
-              </w:rPr>
-            </w:pPr>
-            <w:r>
-              <w:rPr>
-                <w:rFonts w:ascii="Arial" w:hAnsi="Arial" w:eastAsia="Arial" w:cs="Arial"/>
-                <w:i w:val="false"/>
-                <w:b w:val="false"/>
-                <w:u w:val="none"/>
-                <w:strike w:val="false"/>
-                <w:sz w:val="18"/>
-                <w:szCs w:val="18"/>
-                <w:color w:val="000000"/>
-              </w:rPr>
-              <w:t xml:space="preserve">10</w:t>
-            </w:r>
-          </w:p>
-        </w:tc>
-        <w:tc>
-          <w:tcPr>
-            <w:tcBorders>
-              <w:bottom w:val="none" w:sz="0" w:space="0" w:color="000000"/>
-              <w:top w:val="none" w:sz="0" w:space="0" w:color="000000"/>
-              <w:left w:val="none" w:sz="0" w:space="0" w:color="000000"/>
-              <w:right w:val="none" w:sz="0" w:space="0" w:color="000000"/>
-            </w:tcBorders>
-            <w:shd w:val="clear" w:color="auto" w:fill="FFFFFF"/>
-            <w:tcMar>
-              <w:top w:w="0" w:type="dxa"/>
-              <w:bottom w:w="0" w:type="dxa"/>
-              <w:left w:w="0" w:type="dxa"/>
-              <w:right w:w="0" w:type="dxa"/>
-            </w:tcMar>
-            <w:vAlign w:val="top"/>
-          </w:tcPr>
-          <w:p>
-            <w:pPr>
-              <w:pStyle w:val="Normal"/>
-              <w:jc w:val="left"/>
-              <w:pBdr>
-                <w:bottom w:val="none" w:sz="0" w:space="0" w:color="000000"/>
-                <w:top w:val="none" w:sz="0" w:space="0" w:color="000000"/>
-                <w:left w:val="none" w:sz="0" w:space="0" w:color="000000"/>
-                <w:right w:val="none" w:sz="0" w:space="0" w:color="000000"/>
-              </w:pBdr>
-              <w:spacing w:after="60" w:before="60" w:line="240"/>
-              <w:ind w:left="60" w:right="60" w:firstLine="0" w:firstLineChars="0"/>
-              <w:rPr>
-                <w:rFonts w:ascii="Arial" w:hAnsi="Arial" w:eastAsia="Arial" w:cs="Arial"/>
-                <w:i w:val="false"/>
-                <w:b w:val="false"/>
-                <w:u w:val="none"/>
-                <w:strike w:val="false"/>
-                <w:sz w:val="18"/>
-                <w:szCs w:val="18"/>
-                <w:color w:val="000000"/>
-              </w:rPr>
-            </w:pPr>
-            <w:r>
-              <w:rPr>
-                <w:rFonts w:ascii="Arial" w:hAnsi="Arial" w:eastAsia="Arial" w:cs="Arial"/>
-                <w:i w:val="false"/>
-                <w:b w:val="false"/>
-                <w:u w:val="none"/>
-                <w:strike w:val="false"/>
-                <w:sz w:val="18"/>
-                <w:szCs w:val="18"/>
-                <w:color w:val="000000"/>
-              </w:rPr>
-              <w:t xml:space="preserve">Statistical methods</w:t>
-            </w:r>
-          </w:p>
-        </w:tc>
-        <w:tc>
-          <w:tcPr>
-            <w:tcBorders>
-              <w:bottom w:val="none" w:sz="0" w:space="0" w:color="000000"/>
-              <w:top w:val="none" w:sz="0" w:space="0" w:color="000000"/>
-              <w:left w:val="none" w:sz="0" w:space="0" w:color="000000"/>
-              <w:right w:val="none" w:sz="0" w:space="0" w:color="000000"/>
-            </w:tcBorders>
-            <w:shd w:val="clear" w:color="auto" w:fill="FFFFFF"/>
-            <w:tcMar>
-              <w:top w:w="0" w:type="dxa"/>
-              <w:bottom w:w="0" w:type="dxa"/>
-              <w:left w:w="0" w:type="dxa"/>
-              <w:right w:w="0" w:type="dxa"/>
-            </w:tcMar>
-            <w:vAlign w:val="top"/>
-          </w:tcPr>
-          <w:p>
-            <w:pPr>
-              <w:pStyle w:val="Normal"/>
-              <w:jc w:val="left"/>
-              <w:pBdr>
-                <w:bottom w:val="none" w:sz="0" w:space="0" w:color="000000"/>
-                <w:top w:val="none" w:sz="0" w:space="0" w:color="000000"/>
-                <w:left w:val="none" w:sz="0" w:space="0" w:color="000000"/>
-                <w:right w:val="none" w:sz="0" w:space="0" w:color="000000"/>
-              </w:pBdr>
-              <w:spacing w:after="60" w:before="60" w:line="240"/>
-              <w:ind w:left="60" w:right="60" w:firstLine="0" w:firstLineChars="0"/>
-              <w:rPr>
-                <w:rFonts w:ascii="Arial" w:hAnsi="Arial" w:eastAsia="Arial" w:cs="Arial"/>
-                <w:i w:val="false"/>
-                <w:b w:val="false"/>
-                <w:u w:val="none"/>
-                <w:strike w:val="false"/>
-                <w:sz w:val="18"/>
-                <w:szCs w:val="18"/>
-                <w:color w:val="000000"/>
-              </w:rPr>
-            </w:pPr>
-            <w:r>
-              <w:rPr>
-                <w:rFonts w:ascii="Arial" w:hAnsi="Arial" w:eastAsia="Arial" w:cs="Arial"/>
-                <w:i w:val="false"/>
-                <w:b w:val="false"/>
-                <w:u w:val="none"/>
-                <w:strike w:val="false"/>
-                <w:sz w:val="18"/>
-                <w:szCs w:val="18"/>
-                <w:color w:val="000000"/>
-              </w:rPr>
-              <w:t xml:space="preserve">eMethods Inference and references</w:t>
-            </w:r>
-          </w:p>
-        </w:tc>
-        <w:tc>
-          <w:tcPr>
-            <w:tcBorders>
-              <w:bottom w:val="none" w:sz="0" w:space="0" w:color="000000"/>
-              <w:top w:val="none" w:sz="0" w:space="0" w:color="000000"/>
-              <w:left w:val="none" w:sz="0" w:space="0" w:color="000000"/>
-              <w:right w:val="none" w:sz="0" w:space="0" w:color="000000"/>
-            </w:tcBorders>
-            <w:shd w:val="clear" w:color="auto" w:fill="FFFFFF"/>
-            <w:tcMar>
-              <w:top w:w="0" w:type="dxa"/>
-              <w:bottom w:w="0" w:type="dxa"/>
-              <w:left w:w="0" w:type="dxa"/>
-              <w:right w:w="0" w:type="dxa"/>
-            </w:tcMar>
-            <w:vAlign w:val="top"/>
-          </w:tcPr>
-          <w:p>
-            <w:pPr>
-              <w:pStyle w:val="Normal"/>
-              <w:jc w:val="left"/>
-              <w:pBdr>
-                <w:bottom w:val="none" w:sz="0" w:space="0" w:color="000000"/>
-                <w:top w:val="none" w:sz="0" w:space="0" w:color="000000"/>
-                <w:left w:val="none" w:sz="0" w:space="0" w:color="000000"/>
-                <w:right w:val="none" w:sz="0" w:space="0" w:color="000000"/>
-              </w:pBdr>
-              <w:spacing w:after="60" w:before="60" w:line="240"/>
-              <w:ind w:left="60" w:right="60" w:firstLine="0" w:firstLineChars="0"/>
-              <w:rPr>
-                <w:rFonts w:ascii="Arial" w:hAnsi="Arial" w:eastAsia="Arial" w:cs="Arial"/>
-                <w:i w:val="false"/>
-                <w:b w:val="false"/>
-                <w:u w:val="none"/>
-                <w:strike w:val="false"/>
-                <w:sz w:val="18"/>
-                <w:szCs w:val="18"/>
-                <w:color w:val="000000"/>
-              </w:rPr>
-            </w:pPr>
-            <w:r>
-              <w:rPr>
-                <w:rFonts w:ascii="Arial" w:hAnsi="Arial" w:eastAsia="Arial" w:cs="Arial"/>
-                <w:i w:val="false"/>
-                <w:b w:val="false"/>
-                <w:u w:val="none"/>
-                <w:strike w:val="false"/>
-                <w:sz w:val="18"/>
-                <w:szCs w:val="18"/>
-                <w:color w:val="000000"/>
-              </w:rPr>
-              <w:t xml:space="preserve">Reported at the named display or supplement location.</w:t>
+              <w:top w:val="single" w:sz="5" w:space="0" w:color="000000"/>
+              <w:left w:val="none" w:sz="0" w:space="0" w:color="000000"/>
+              <w:right w:val="none" w:sz="0" w:space="0" w:color="000000"/>
+            </w:tcBorders>
+            <w:shd w:val="clear" w:color="auto" w:fill="FFFFFF"/>
+            <w:tcMar>
+              <w:top w:w="0" w:type="dxa"/>
+              <w:bottom w:w="0" w:type="dxa"/>
+              <w:left w:w="0" w:type="dxa"/>
+              <w:right w:w="0" w:type="dxa"/>
+            </w:tcMar>
+            <w:vAlign w:val="top"/>
+          </w:tcPr>
+          <w:p>
+            <w:pPr>
+              <w:pStyle w:val="Normal"/>
+              <w:jc w:val="left"/>
+              <w:pBdr>
+                <w:bottom w:val="none" w:sz="0" w:space="0" w:color="000000"/>
+                <w:top w:val="none" w:sz="0" w:space="0" w:color="000000"/>
+                <w:left w:val="none" w:sz="0" w:space="0" w:color="000000"/>
+                <w:right w:val="none" w:sz="0" w:space="0" w:color="000000"/>
+              </w:pBdr>
+              <w:spacing w:after="60" w:before="60" w:line="240"/>
+              <w:ind w:left="60" w:right="60" w:firstLine="0" w:firstLineChars="0"/>
+              <w:rPr>
+                <w:rFonts w:ascii="Arial" w:hAnsi="Arial" w:eastAsia="Arial" w:cs="Arial"/>
+                <w:i w:val="false"/>
+                <w:b w:val="false"/>
+                <w:u w:val="none"/>
+                <w:strike w:val="false"/>
+                <w:sz w:val="18"/>
+                <w:szCs w:val="18"/>
+                <w:color w:val="000000"/>
+              </w:rPr>
+            </w:pPr>
+            <w:r>
+              <w:rPr>
+                <w:rFonts w:ascii="Arial" w:hAnsi="Arial" w:eastAsia="Arial" w:cs="Arial"/>
+                <w:i w:val="false"/>
+                <w:b w:val="false"/>
+                <w:u w:val="none"/>
+                <w:strike w:val="false"/>
+                <w:sz w:val="18"/>
+                <w:szCs w:val="18"/>
+                <w:color w:val="000000"/>
+              </w:rPr>
+              <w:t xml:space="preserve">12</w:t>
+            </w:r>
+          </w:p>
+        </w:tc>
+        <w:tc>
+          <w:tcPr>
+            <w:tcBorders>
+              <w:bottom w:val="none" w:sz="0" w:space="0" w:color="000000"/>
+              <w:top w:val="single" w:sz="5" w:space="0" w:color="000000"/>
+              <w:left w:val="none" w:sz="0" w:space="0" w:color="000000"/>
+              <w:right w:val="none" w:sz="0" w:space="0" w:color="000000"/>
+            </w:tcBorders>
+            <w:shd w:val="clear" w:color="auto" w:fill="FFFFFF"/>
+            <w:tcMar>
+              <w:top w:w="0" w:type="dxa"/>
+              <w:bottom w:w="0" w:type="dxa"/>
+              <w:left w:w="0" w:type="dxa"/>
+              <w:right w:w="0" w:type="dxa"/>
+            </w:tcMar>
+            <w:vAlign w:val="top"/>
+          </w:tcPr>
+          <w:p>
+            <w:pPr>
+              <w:pStyle w:val="Normal"/>
+              <w:jc w:val="left"/>
+              <w:pBdr>
+                <w:bottom w:val="none" w:sz="0" w:space="0" w:color="000000"/>
+                <w:top w:val="none" w:sz="0" w:space="0" w:color="000000"/>
+                <w:left w:val="none" w:sz="0" w:space="0" w:color="000000"/>
+                <w:right w:val="none" w:sz="0" w:space="0" w:color="000000"/>
+              </w:pBdr>
+              <w:spacing w:after="60" w:before="60" w:line="240"/>
+              <w:ind w:left="60" w:right="60" w:firstLine="0" w:firstLineChars="0"/>
+              <w:rPr>
+                <w:rFonts w:ascii="Arial" w:hAnsi="Arial" w:eastAsia="Arial" w:cs="Arial"/>
+                <w:i w:val="false"/>
+                <w:b w:val="false"/>
+                <w:u w:val="none"/>
+                <w:strike w:val="false"/>
+                <w:sz w:val="18"/>
+                <w:szCs w:val="18"/>
+                <w:color w:val="000000"/>
+              </w:rPr>
+            </w:pPr>
+            <w:r>
+              <w:rPr>
+                <w:rFonts w:ascii="Arial" w:hAnsi="Arial" w:eastAsia="Arial" w:cs="Arial"/>
+                <w:i w:val="false"/>
+                <w:b w:val="false"/>
+                <w:u w:val="none"/>
+                <w:strike w:val="false"/>
+                <w:sz w:val="18"/>
+                <w:szCs w:val="18"/>
+                <w:color w:val="000000"/>
+              </w:rPr>
+              <w:t xml:space="preserve">Sample/rater characteristics</w:t>
+            </w:r>
+          </w:p>
+        </w:tc>
+        <w:tc>
+          <w:tcPr>
+            <w:tcBorders>
+              <w:bottom w:val="none" w:sz="0" w:space="0" w:color="000000"/>
+              <w:top w:val="single" w:sz="5" w:space="0" w:color="000000"/>
+              <w:left w:val="none" w:sz="0" w:space="0" w:color="000000"/>
+              <w:right w:val="none" w:sz="0" w:space="0" w:color="000000"/>
+            </w:tcBorders>
+            <w:shd w:val="clear" w:color="auto" w:fill="FFFFFF"/>
+            <w:tcMar>
+              <w:top w:w="0" w:type="dxa"/>
+              <w:bottom w:w="0" w:type="dxa"/>
+              <w:left w:w="0" w:type="dxa"/>
+              <w:right w:w="0" w:type="dxa"/>
+            </w:tcMar>
+            <w:vAlign w:val="top"/>
+          </w:tcPr>
+          <w:p>
+            <w:pPr>
+              <w:pStyle w:val="Normal"/>
+              <w:jc w:val="left"/>
+              <w:pBdr>
+                <w:bottom w:val="none" w:sz="0" w:space="0" w:color="000000"/>
+                <w:top w:val="none" w:sz="0" w:space="0" w:color="000000"/>
+                <w:left w:val="none" w:sz="0" w:space="0" w:color="000000"/>
+                <w:right w:val="none" w:sz="0" w:space="0" w:color="000000"/>
+              </w:pBdr>
+              <w:spacing w:after="60" w:before="60" w:line="240"/>
+              <w:ind w:left="60" w:right="60" w:firstLine="0" w:firstLineChars="0"/>
+              <w:rPr>
+                <w:rFonts w:ascii="Arial" w:hAnsi="Arial" w:eastAsia="Arial" w:cs="Arial"/>
+                <w:i w:val="false"/>
+                <w:b w:val="false"/>
+                <w:u w:val="none"/>
+                <w:strike w:val="false"/>
+                <w:sz w:val="18"/>
+                <w:szCs w:val="18"/>
+                <w:color w:val="000000"/>
+              </w:rPr>
+            </w:pPr>
+            <w:r>
+              <w:rPr>
+                <w:rFonts w:ascii="Arial" w:hAnsi="Arial" w:eastAsia="Arial" w:cs="Arial"/>
+                <w:i w:val="false"/>
+                <w:b w:val="false"/>
+                <w:u w:val="none"/>
+                <w:strike w:val="false"/>
+                <w:sz w:val="18"/>
+                <w:szCs w:val="18"/>
+                <w:color w:val="000000"/>
+              </w:rPr>
+              <w:t xml:space="preserve">eTable 11; Manuscript Methods rater credentials (author completion required)</w:t>
+            </w:r>
+          </w:p>
+        </w:tc>
+        <w:tc>
+          <w:tcPr>
+            <w:tcBorders>
+              <w:bottom w:val="none" w:sz="0" w:space="0" w:color="000000"/>
+              <w:top w:val="single" w:sz="5" w:space="0" w:color="000000"/>
+              <w:left w:val="none" w:sz="0" w:space="0" w:color="000000"/>
+              <w:right w:val="none" w:sz="0" w:space="0" w:color="000000"/>
+            </w:tcBorders>
+            <w:shd w:val="clear" w:color="auto" w:fill="FFFFFF"/>
+            <w:tcMar>
+              <w:top w:w="0" w:type="dxa"/>
+              <w:bottom w:w="0" w:type="dxa"/>
+              <w:left w:w="0" w:type="dxa"/>
+              <w:right w:w="0" w:type="dxa"/>
+            </w:tcMar>
+            <w:vAlign w:val="top"/>
+          </w:tcPr>
+          <w:p>
+            <w:pPr>
+              <w:pStyle w:val="Normal"/>
+              <w:jc w:val="left"/>
+              <w:pBdr>
+                <w:bottom w:val="none" w:sz="0" w:space="0" w:color="000000"/>
+                <w:top w:val="none" w:sz="0" w:space="0" w:color="000000"/>
+                <w:left w:val="none" w:sz="0" w:space="0" w:color="000000"/>
+                <w:right w:val="none" w:sz="0" w:space="0" w:color="000000"/>
+              </w:pBdr>
+              <w:spacing w:after="60" w:before="60" w:line="240"/>
+              <w:ind w:left="60" w:right="60" w:firstLine="0" w:firstLineChars="0"/>
+              <w:rPr>
+                <w:rFonts w:ascii="Arial" w:hAnsi="Arial" w:eastAsia="Arial" w:cs="Arial"/>
+                <w:i w:val="false"/>
+                <w:b w:val="false"/>
+                <w:u w:val="none"/>
+                <w:strike w:val="false"/>
+                <w:sz w:val="18"/>
+                <w:szCs w:val="18"/>
+                <w:color w:val="000000"/>
+              </w:rPr>
+            </w:pPr>
+            <w:r>
+              <w:rPr>
+                <w:rFonts w:ascii="Arial" w:hAnsi="Arial" w:eastAsia="Arial" w:cs="Arial"/>
+                <w:i w:val="false"/>
+                <w:b w:val="false"/>
+                <w:u w:val="none"/>
+                <w:strike w:val="false"/>
+                <w:sz w:val="18"/>
+                <w:szCs w:val="18"/>
+                <w:color w:val="000000"/>
+              </w:rPr>
+              <w:t xml:space="preserve">Author information required; the planned location is identified, but the statement is not supplied by these data.</w:t>
             </w:r>
           </w:p>
         </w:tc>
@@ -17008,117 +18822,117 @@
                 <w:szCs w:val="18"/>
                 <w:color w:val="000000"/>
               </w:rPr>
-              <w:t xml:space="preserve">11</w:t>
-            </w:r>
-          </w:p>
-        </w:tc>
-        <w:tc>
-          <w:tcPr>
-            <w:tcBorders>
-              <w:bottom w:val="none" w:sz="0" w:space="0" w:color="000000"/>
-              <w:top w:val="none" w:sz="0" w:space="0" w:color="000000"/>
-              <w:left w:val="none" w:sz="0" w:space="0" w:color="000000"/>
-              <w:right w:val="none" w:sz="0" w:space="0" w:color="000000"/>
-            </w:tcBorders>
-            <w:shd w:val="clear" w:color="auto" w:fill="FFFFFF"/>
-            <w:tcMar>
-              <w:top w:w="0" w:type="dxa"/>
-              <w:bottom w:w="0" w:type="dxa"/>
-              <w:left w:w="0" w:type="dxa"/>
-              <w:right w:w="0" w:type="dxa"/>
-            </w:tcMar>
-            <w:vAlign w:val="top"/>
-          </w:tcPr>
-          <w:p>
-            <w:pPr>
-              <w:pStyle w:val="Normal"/>
-              <w:jc w:val="left"/>
-              <w:pBdr>
-                <w:bottom w:val="none" w:sz="0" w:space="0" w:color="000000"/>
-                <w:top w:val="none" w:sz="0" w:space="0" w:color="000000"/>
-                <w:left w:val="none" w:sz="0" w:space="0" w:color="000000"/>
-                <w:right w:val="none" w:sz="0" w:space="0" w:color="000000"/>
-              </w:pBdr>
-              <w:spacing w:after="60" w:before="60" w:line="240"/>
-              <w:ind w:left="60" w:right="60" w:firstLine="0" w:firstLineChars="0"/>
-              <w:rPr>
-                <w:rFonts w:ascii="Arial" w:hAnsi="Arial" w:eastAsia="Arial" w:cs="Arial"/>
-                <w:i w:val="false"/>
-                <w:b w:val="false"/>
-                <w:u w:val="none"/>
-                <w:strike w:val="false"/>
-                <w:sz w:val="18"/>
-                <w:szCs w:val="18"/>
-                <w:color w:val="000000"/>
-              </w:rPr>
-            </w:pPr>
-            <w:r>
-              <w:rPr>
-                <w:rFonts w:ascii="Arial" w:hAnsi="Arial" w:eastAsia="Arial" w:cs="Arial"/>
-                <w:i w:val="false"/>
-                <w:b w:val="false"/>
-                <w:u w:val="none"/>
-                <w:strike w:val="false"/>
-                <w:sz w:val="18"/>
-                <w:szCs w:val="18"/>
-                <w:color w:val="000000"/>
-              </w:rPr>
-              <w:t xml:space="preserve">Actual sample counts</w:t>
-            </w:r>
-          </w:p>
-        </w:tc>
-        <w:tc>
-          <w:tcPr>
-            <w:tcBorders>
-              <w:bottom w:val="none" w:sz="0" w:space="0" w:color="000000"/>
-              <w:top w:val="none" w:sz="0" w:space="0" w:color="000000"/>
-              <w:left w:val="none" w:sz="0" w:space="0" w:color="000000"/>
-              <w:right w:val="none" w:sz="0" w:space="0" w:color="000000"/>
-            </w:tcBorders>
-            <w:shd w:val="clear" w:color="auto" w:fill="FFFFFF"/>
-            <w:tcMar>
-              <w:top w:w="0" w:type="dxa"/>
-              <w:bottom w:w="0" w:type="dxa"/>
-              <w:left w:w="0" w:type="dxa"/>
-              <w:right w:w="0" w:type="dxa"/>
-            </w:tcMar>
-            <w:vAlign w:val="top"/>
-          </w:tcPr>
-          <w:p>
-            <w:pPr>
-              <w:pStyle w:val="Normal"/>
-              <w:jc w:val="left"/>
-              <w:pBdr>
-                <w:bottom w:val="none" w:sz="0" w:space="0" w:color="000000"/>
-                <w:top w:val="none" w:sz="0" w:space="0" w:color="000000"/>
-                <w:left w:val="none" w:sz="0" w:space="0" w:color="000000"/>
-                <w:right w:val="none" w:sz="0" w:space="0" w:color="000000"/>
-              </w:pBdr>
-              <w:spacing w:after="60" w:before="60" w:line="240"/>
-              <w:ind w:left="60" w:right="60" w:firstLine="0" w:firstLineChars="0"/>
-              <w:rPr>
-                <w:rFonts w:ascii="Arial" w:hAnsi="Arial" w:eastAsia="Arial" w:cs="Arial"/>
-                <w:i w:val="false"/>
-                <w:b w:val="false"/>
-                <w:u w:val="none"/>
-                <w:strike w:val="false"/>
-                <w:sz w:val="18"/>
-                <w:szCs w:val="18"/>
-                <w:color w:val="000000"/>
-              </w:rPr>
-            </w:pPr>
-            <w:r>
-              <w:rPr>
-                <w:rFonts w:ascii="Arial" w:hAnsi="Arial" w:eastAsia="Arial" w:cs="Arial"/>
-                <w:i w:val="false"/>
-                <w:b w:val="false"/>
-                <w:u w:val="none"/>
-                <w:strike w:val="false"/>
-                <w:sz w:val="18"/>
-                <w:szCs w:val="18"/>
-                <w:color w:val="000000"/>
-              </w:rPr>
-              <w:t xml:space="preserve">Figure 3; Table 2</w:t>
+              <w:t xml:space="preserve">13</w:t>
+            </w:r>
+          </w:p>
+        </w:tc>
+        <w:tc>
+          <w:tcPr>
+            <w:tcBorders>
+              <w:bottom w:val="none" w:sz="0" w:space="0" w:color="000000"/>
+              <w:top w:val="none" w:sz="0" w:space="0" w:color="000000"/>
+              <w:left w:val="none" w:sz="0" w:space="0" w:color="000000"/>
+              <w:right w:val="none" w:sz="0" w:space="0" w:color="000000"/>
+            </w:tcBorders>
+            <w:shd w:val="clear" w:color="auto" w:fill="FFFFFF"/>
+            <w:tcMar>
+              <w:top w:w="0" w:type="dxa"/>
+              <w:bottom w:w="0" w:type="dxa"/>
+              <w:left w:w="0" w:type="dxa"/>
+              <w:right w:w="0" w:type="dxa"/>
+            </w:tcMar>
+            <w:vAlign w:val="top"/>
+          </w:tcPr>
+          <w:p>
+            <w:pPr>
+              <w:pStyle w:val="Normal"/>
+              <w:jc w:val="left"/>
+              <w:pBdr>
+                <w:bottom w:val="none" w:sz="0" w:space="0" w:color="000000"/>
+                <w:top w:val="none" w:sz="0" w:space="0" w:color="000000"/>
+                <w:left w:val="none" w:sz="0" w:space="0" w:color="000000"/>
+                <w:right w:val="none" w:sz="0" w:space="0" w:color="000000"/>
+              </w:pBdr>
+              <w:spacing w:after="60" w:before="60" w:line="240"/>
+              <w:ind w:left="60" w:right="60" w:firstLine="0" w:firstLineChars="0"/>
+              <w:rPr>
+                <w:rFonts w:ascii="Arial" w:hAnsi="Arial" w:eastAsia="Arial" w:cs="Arial"/>
+                <w:i w:val="false"/>
+                <w:b w:val="false"/>
+                <w:u w:val="none"/>
+                <w:strike w:val="false"/>
+                <w:sz w:val="18"/>
+                <w:szCs w:val="18"/>
+                <w:color w:val="000000"/>
+              </w:rPr>
+            </w:pPr>
+            <w:r>
+              <w:rPr>
+                <w:rFonts w:ascii="Arial" w:hAnsi="Arial" w:eastAsia="Arial" w:cs="Arial"/>
+                <w:i w:val="false"/>
+                <w:b w:val="false"/>
+                <w:u w:val="none"/>
+                <w:strike w:val="false"/>
+                <w:sz w:val="18"/>
+                <w:szCs w:val="18"/>
+                <w:color w:val="000000"/>
+              </w:rPr>
+              <w:t xml:space="preserve">Estimates and uncertainty</w:t>
+            </w:r>
+          </w:p>
+        </w:tc>
+        <w:tc>
+          <w:tcPr>
+            <w:tcBorders>
+              <w:bottom w:val="none" w:sz="0" w:space="0" w:color="000000"/>
+              <w:top w:val="none" w:sz="0" w:space="0" w:color="000000"/>
+              <w:left w:val="none" w:sz="0" w:space="0" w:color="000000"/>
+              <w:right w:val="none" w:sz="0" w:space="0" w:color="000000"/>
+            </w:tcBorders>
+            <w:shd w:val="clear" w:color="auto" w:fill="FFFFFF"/>
+            <w:tcMar>
+              <w:top w:w="0" w:type="dxa"/>
+              <w:bottom w:w="0" w:type="dxa"/>
+              <w:left w:w="0" w:type="dxa"/>
+              <w:right w:w="0" w:type="dxa"/>
+            </w:tcMar>
+            <w:vAlign w:val="top"/>
+          </w:tcPr>
+          <w:p>
+            <w:pPr>
+              <w:pStyle w:val="Normal"/>
+              <w:jc w:val="left"/>
+              <w:pBdr>
+                <w:bottom w:val="none" w:sz="0" w:space="0" w:color="000000"/>
+                <w:top w:val="none" w:sz="0" w:space="0" w:color="000000"/>
+                <w:left w:val="none" w:sz="0" w:space="0" w:color="000000"/>
+                <w:right w:val="none" w:sz="0" w:space="0" w:color="000000"/>
+              </w:pBdr>
+              <w:spacing w:after="60" w:before="60" w:line="240"/>
+              <w:ind w:left="60" w:right="60" w:firstLine="0" w:firstLineChars="0"/>
+              <w:rPr>
+                <w:rFonts w:ascii="Arial" w:hAnsi="Arial" w:eastAsia="Arial" w:cs="Arial"/>
+                <w:i w:val="false"/>
+                <w:b w:val="false"/>
+                <w:u w:val="none"/>
+                <w:strike w:val="false"/>
+                <w:sz w:val="18"/>
+                <w:szCs w:val="18"/>
+                <w:color w:val="000000"/>
+              </w:rPr>
+            </w:pPr>
+            <w:r>
+              <w:rPr>
+                <w:rFonts w:ascii="Arial" w:hAnsi="Arial" w:eastAsia="Arial" w:cs="Arial"/>
+                <w:i w:val="false"/>
+                <w:b w:val="false"/>
+                <w:u w:val="none"/>
+                <w:strike w:val="false"/>
+                <w:sz w:val="18"/>
+                <w:szCs w:val="18"/>
+                <w:color w:val="000000"/>
+              </w:rPr>
+              <w:t xml:space="preserve">Tables 1–3; Figures 4–5</w:t>
             </w:r>
           </w:p>
         </w:tc>
@@ -17289,568 +19103,6 @@
                 <w:szCs w:val="18"/>
                 <w:color w:val="000000"/>
               </w:rPr>
-              <w:t xml:space="preserve">12</w:t>
-            </w:r>
-          </w:p>
-        </w:tc>
-        <w:tc>
-          <w:tcPr>
-            <w:tcBorders>
-              <w:bottom w:val="none" w:sz="0" w:space="0" w:color="000000"/>
-              <w:top w:val="none" w:sz="0" w:space="0" w:color="000000"/>
-              <w:left w:val="none" w:sz="0" w:space="0" w:color="000000"/>
-              <w:right w:val="none" w:sz="0" w:space="0" w:color="000000"/>
-            </w:tcBorders>
-            <w:shd w:val="clear" w:color="auto" w:fill="FFFFFF"/>
-            <w:tcMar>
-              <w:top w:w="0" w:type="dxa"/>
-              <w:bottom w:w="0" w:type="dxa"/>
-              <w:left w:w="0" w:type="dxa"/>
-              <w:right w:w="0" w:type="dxa"/>
-            </w:tcMar>
-            <w:vAlign w:val="top"/>
-          </w:tcPr>
-          <w:p>
-            <w:pPr>
-              <w:pStyle w:val="Normal"/>
-              <w:jc w:val="left"/>
-              <w:pBdr>
-                <w:bottom w:val="none" w:sz="0" w:space="0" w:color="000000"/>
-                <w:top w:val="none" w:sz="0" w:space="0" w:color="000000"/>
-                <w:left w:val="none" w:sz="0" w:space="0" w:color="000000"/>
-                <w:right w:val="none" w:sz="0" w:space="0" w:color="000000"/>
-              </w:pBdr>
-              <w:spacing w:after="60" w:before="60" w:line="240"/>
-              <w:ind w:left="60" w:right="60" w:firstLine="0" w:firstLineChars="0"/>
-              <w:rPr>
-                <w:rFonts w:ascii="Arial" w:hAnsi="Arial" w:eastAsia="Arial" w:cs="Arial"/>
-                <w:i w:val="false"/>
-                <w:b w:val="false"/>
-                <w:u w:val="none"/>
-                <w:strike w:val="false"/>
-                <w:sz w:val="18"/>
-                <w:szCs w:val="18"/>
-                <w:color w:val="000000"/>
-              </w:rPr>
-            </w:pPr>
-            <w:r>
-              <w:rPr>
-                <w:rFonts w:ascii="Arial" w:hAnsi="Arial" w:eastAsia="Arial" w:cs="Arial"/>
-                <w:i w:val="false"/>
-                <w:b w:val="false"/>
-                <w:u w:val="none"/>
-                <w:strike w:val="false"/>
-                <w:sz w:val="18"/>
-                <w:szCs w:val="18"/>
-                <w:color w:val="000000"/>
-              </w:rPr>
-              <w:t xml:space="preserve">Sample/rater characteristics</w:t>
-            </w:r>
-          </w:p>
-        </w:tc>
-        <w:tc>
-          <w:tcPr>
-            <w:tcBorders>
-              <w:bottom w:val="none" w:sz="0" w:space="0" w:color="000000"/>
-              <w:top w:val="none" w:sz="0" w:space="0" w:color="000000"/>
-              <w:left w:val="none" w:sz="0" w:space="0" w:color="000000"/>
-              <w:right w:val="none" w:sz="0" w:space="0" w:color="000000"/>
-            </w:tcBorders>
-            <w:shd w:val="clear" w:color="auto" w:fill="FFFFFF"/>
-            <w:tcMar>
-              <w:top w:w="0" w:type="dxa"/>
-              <w:bottom w:w="0" w:type="dxa"/>
-              <w:left w:w="0" w:type="dxa"/>
-              <w:right w:w="0" w:type="dxa"/>
-            </w:tcMar>
-            <w:vAlign w:val="top"/>
-          </w:tcPr>
-          <w:p>
-            <w:pPr>
-              <w:pStyle w:val="Normal"/>
-              <w:jc w:val="left"/>
-              <w:pBdr>
-                <w:bottom w:val="none" w:sz="0" w:space="0" w:color="000000"/>
-                <w:top w:val="none" w:sz="0" w:space="0" w:color="000000"/>
-                <w:left w:val="none" w:sz="0" w:space="0" w:color="000000"/>
-                <w:right w:val="none" w:sz="0" w:space="0" w:color="000000"/>
-              </w:pBdr>
-              <w:spacing w:after="60" w:before="60" w:line="240"/>
-              <w:ind w:left="60" w:right="60" w:firstLine="0" w:firstLineChars="0"/>
-              <w:rPr>
-                <w:rFonts w:ascii="Arial" w:hAnsi="Arial" w:eastAsia="Arial" w:cs="Arial"/>
-                <w:i w:val="false"/>
-                <w:b w:val="false"/>
-                <w:u w:val="none"/>
-                <w:strike w:val="false"/>
-                <w:sz w:val="18"/>
-                <w:szCs w:val="18"/>
-                <w:color w:val="000000"/>
-              </w:rPr>
-            </w:pPr>
-            <w:r>
-              <w:rPr>
-                <w:rFonts w:ascii="Arial" w:hAnsi="Arial" w:eastAsia="Arial" w:cs="Arial"/>
-                <w:i w:val="false"/>
-                <w:b w:val="false"/>
-                <w:u w:val="none"/>
-                <w:strike w:val="false"/>
-                <w:sz w:val="18"/>
-                <w:szCs w:val="18"/>
-                <w:color w:val="000000"/>
-              </w:rPr>
-              <w:t xml:space="preserve">eTable 2; Manuscript Methods rater credentials (author completion required)</w:t>
-            </w:r>
-          </w:p>
-        </w:tc>
-        <w:tc>
-          <w:tcPr>
-            <w:tcBorders>
-              <w:bottom w:val="none" w:sz="0" w:space="0" w:color="000000"/>
-              <w:top w:val="none" w:sz="0" w:space="0" w:color="000000"/>
-              <w:left w:val="none" w:sz="0" w:space="0" w:color="000000"/>
-              <w:right w:val="none" w:sz="0" w:space="0" w:color="000000"/>
-            </w:tcBorders>
-            <w:shd w:val="clear" w:color="auto" w:fill="FFFFFF"/>
-            <w:tcMar>
-              <w:top w:w="0" w:type="dxa"/>
-              <w:bottom w:w="0" w:type="dxa"/>
-              <w:left w:w="0" w:type="dxa"/>
-              <w:right w:w="0" w:type="dxa"/>
-            </w:tcMar>
-            <w:vAlign w:val="top"/>
-          </w:tcPr>
-          <w:p>
-            <w:pPr>
-              <w:pStyle w:val="Normal"/>
-              <w:jc w:val="left"/>
-              <w:pBdr>
-                <w:bottom w:val="none" w:sz="0" w:space="0" w:color="000000"/>
-                <w:top w:val="none" w:sz="0" w:space="0" w:color="000000"/>
-                <w:left w:val="none" w:sz="0" w:space="0" w:color="000000"/>
-                <w:right w:val="none" w:sz="0" w:space="0" w:color="000000"/>
-              </w:pBdr>
-              <w:spacing w:after="60" w:before="60" w:line="240"/>
-              <w:ind w:left="60" w:right="60" w:firstLine="0" w:firstLineChars="0"/>
-              <w:rPr>
-                <w:rFonts w:ascii="Arial" w:hAnsi="Arial" w:eastAsia="Arial" w:cs="Arial"/>
-                <w:i w:val="false"/>
-                <w:b w:val="false"/>
-                <w:u w:val="none"/>
-                <w:strike w:val="false"/>
-                <w:sz w:val="18"/>
-                <w:szCs w:val="18"/>
-                <w:color w:val="000000"/>
-              </w:rPr>
-            </w:pPr>
-            <w:r>
-              <w:rPr>
-                <w:rFonts w:ascii="Arial" w:hAnsi="Arial" w:eastAsia="Arial" w:cs="Arial"/>
-                <w:i w:val="false"/>
-                <w:b w:val="false"/>
-                <w:u w:val="none"/>
-                <w:strike w:val="false"/>
-                <w:sz w:val="18"/>
-                <w:szCs w:val="18"/>
-                <w:color w:val="000000"/>
-              </w:rPr>
-              <w:t xml:space="preserve">Author information required; the planned location is identified, but the statement is not supplied by these data.</w:t>
-            </w:r>
-          </w:p>
-        </w:tc>
-      </w:tr>
-      <w:tr>
-        <w:trPr>
-          <w:cantSplit/>
-          <w:trHeight w:val="480" w:hRule="auto"/>
-        </w:trPr>
-        <w:tc>
-          <w:tcPr>
-            <w:tcBorders>
-              <w:bottom w:val="none" w:sz="0" w:space="0" w:color="000000"/>
-              <w:top w:val="none" w:sz="0" w:space="0" w:color="000000"/>
-              <w:left w:val="none" w:sz="0" w:space="0" w:color="000000"/>
-              <w:right w:val="none" w:sz="0" w:space="0" w:color="000000"/>
-            </w:tcBorders>
-            <w:shd w:val="clear" w:color="auto" w:fill="FFFFFF"/>
-            <w:tcMar>
-              <w:top w:w="0" w:type="dxa"/>
-              <w:bottom w:w="0" w:type="dxa"/>
-              <w:left w:w="0" w:type="dxa"/>
-              <w:right w:w="0" w:type="dxa"/>
-            </w:tcMar>
-            <w:vAlign w:val="top"/>
-          </w:tcPr>
-          <w:p>
-            <w:pPr>
-              <w:pStyle w:val="Normal"/>
-              <w:jc w:val="left"/>
-              <w:pBdr>
-                <w:bottom w:val="none" w:sz="0" w:space="0" w:color="000000"/>
-                <w:top w:val="none" w:sz="0" w:space="0" w:color="000000"/>
-                <w:left w:val="none" w:sz="0" w:space="0" w:color="000000"/>
-                <w:right w:val="none" w:sz="0" w:space="0" w:color="000000"/>
-              </w:pBdr>
-              <w:spacing w:after="60" w:before="60" w:line="240"/>
-              <w:ind w:left="60" w:right="60" w:firstLine="0" w:firstLineChars="0"/>
-              <w:rPr>
-                <w:rFonts w:ascii="Arial" w:hAnsi="Arial" w:eastAsia="Arial" w:cs="Arial"/>
-                <w:i w:val="false"/>
-                <w:b w:val="false"/>
-                <w:u w:val="none"/>
-                <w:strike w:val="false"/>
-                <w:sz w:val="18"/>
-                <w:szCs w:val="18"/>
-                <w:color w:val="000000"/>
-              </w:rPr>
-            </w:pPr>
-            <w:r>
-              <w:rPr>
-                <w:rFonts w:ascii="Arial" w:hAnsi="Arial" w:eastAsia="Arial" w:cs="Arial"/>
-                <w:i w:val="false"/>
-                <w:b w:val="false"/>
-                <w:u w:val="none"/>
-                <w:strike w:val="false"/>
-                <w:sz w:val="18"/>
-                <w:szCs w:val="18"/>
-                <w:color w:val="000000"/>
-              </w:rPr>
-              <w:t xml:space="preserve">GRRAS</w:t>
-            </w:r>
-          </w:p>
-        </w:tc>
-        <w:tc>
-          <w:tcPr>
-            <w:tcBorders>
-              <w:bottom w:val="none" w:sz="0" w:space="0" w:color="000000"/>
-              <w:top w:val="none" w:sz="0" w:space="0" w:color="000000"/>
-              <w:left w:val="none" w:sz="0" w:space="0" w:color="000000"/>
-              <w:right w:val="none" w:sz="0" w:space="0" w:color="000000"/>
-            </w:tcBorders>
-            <w:shd w:val="clear" w:color="auto" w:fill="FFFFFF"/>
-            <w:tcMar>
-              <w:top w:w="0" w:type="dxa"/>
-              <w:bottom w:w="0" w:type="dxa"/>
-              <w:left w:w="0" w:type="dxa"/>
-              <w:right w:w="0" w:type="dxa"/>
-            </w:tcMar>
-            <w:vAlign w:val="top"/>
-          </w:tcPr>
-          <w:p>
-            <w:pPr>
-              <w:pStyle w:val="Normal"/>
-              <w:jc w:val="left"/>
-              <w:pBdr>
-                <w:bottom w:val="none" w:sz="0" w:space="0" w:color="000000"/>
-                <w:top w:val="none" w:sz="0" w:space="0" w:color="000000"/>
-                <w:left w:val="none" w:sz="0" w:space="0" w:color="000000"/>
-                <w:right w:val="none" w:sz="0" w:space="0" w:color="000000"/>
-              </w:pBdr>
-              <w:spacing w:after="60" w:before="60" w:line="240"/>
-              <w:ind w:left="60" w:right="60" w:firstLine="0" w:firstLineChars="0"/>
-              <w:rPr>
-                <w:rFonts w:ascii="Arial" w:hAnsi="Arial" w:eastAsia="Arial" w:cs="Arial"/>
-                <w:i w:val="false"/>
-                <w:b w:val="false"/>
-                <w:u w:val="none"/>
-                <w:strike w:val="false"/>
-                <w:sz w:val="18"/>
-                <w:szCs w:val="18"/>
-                <w:color w:val="000000"/>
-              </w:rPr>
-            </w:pPr>
-            <w:r>
-              <w:rPr>
-                <w:rFonts w:ascii="Arial" w:hAnsi="Arial" w:eastAsia="Arial" w:cs="Arial"/>
-                <w:i w:val="false"/>
-                <w:b w:val="false"/>
-                <w:u w:val="none"/>
-                <w:strike w:val="false"/>
-                <w:sz w:val="18"/>
-                <w:szCs w:val="18"/>
-                <w:color w:val="000000"/>
-              </w:rPr>
-              <w:t xml:space="preserve">13</w:t>
-            </w:r>
-          </w:p>
-        </w:tc>
-        <w:tc>
-          <w:tcPr>
-            <w:tcBorders>
-              <w:bottom w:val="none" w:sz="0" w:space="0" w:color="000000"/>
-              <w:top w:val="none" w:sz="0" w:space="0" w:color="000000"/>
-              <w:left w:val="none" w:sz="0" w:space="0" w:color="000000"/>
-              <w:right w:val="none" w:sz="0" w:space="0" w:color="000000"/>
-            </w:tcBorders>
-            <w:shd w:val="clear" w:color="auto" w:fill="FFFFFF"/>
-            <w:tcMar>
-              <w:top w:w="0" w:type="dxa"/>
-              <w:bottom w:w="0" w:type="dxa"/>
-              <w:left w:w="0" w:type="dxa"/>
-              <w:right w:w="0" w:type="dxa"/>
-            </w:tcMar>
-            <w:vAlign w:val="top"/>
-          </w:tcPr>
-          <w:p>
-            <w:pPr>
-              <w:pStyle w:val="Normal"/>
-              <w:jc w:val="left"/>
-              <w:pBdr>
-                <w:bottom w:val="none" w:sz="0" w:space="0" w:color="000000"/>
-                <w:top w:val="none" w:sz="0" w:space="0" w:color="000000"/>
-                <w:left w:val="none" w:sz="0" w:space="0" w:color="000000"/>
-                <w:right w:val="none" w:sz="0" w:space="0" w:color="000000"/>
-              </w:pBdr>
-              <w:spacing w:after="60" w:before="60" w:line="240"/>
-              <w:ind w:left="60" w:right="60" w:firstLine="0" w:firstLineChars="0"/>
-              <w:rPr>
-                <w:rFonts w:ascii="Arial" w:hAnsi="Arial" w:eastAsia="Arial" w:cs="Arial"/>
-                <w:i w:val="false"/>
-                <w:b w:val="false"/>
-                <w:u w:val="none"/>
-                <w:strike w:val="false"/>
-                <w:sz w:val="18"/>
-                <w:szCs w:val="18"/>
-                <w:color w:val="000000"/>
-              </w:rPr>
-            </w:pPr>
-            <w:r>
-              <w:rPr>
-                <w:rFonts w:ascii="Arial" w:hAnsi="Arial" w:eastAsia="Arial" w:cs="Arial"/>
-                <w:i w:val="false"/>
-                <w:b w:val="false"/>
-                <w:u w:val="none"/>
-                <w:strike w:val="false"/>
-                <w:sz w:val="18"/>
-                <w:szCs w:val="18"/>
-                <w:color w:val="000000"/>
-              </w:rPr>
-              <w:t xml:space="preserve">Estimates and uncertainty</w:t>
-            </w:r>
-          </w:p>
-        </w:tc>
-        <w:tc>
-          <w:tcPr>
-            <w:tcBorders>
-              <w:bottom w:val="none" w:sz="0" w:space="0" w:color="000000"/>
-              <w:top w:val="none" w:sz="0" w:space="0" w:color="000000"/>
-              <w:left w:val="none" w:sz="0" w:space="0" w:color="000000"/>
-              <w:right w:val="none" w:sz="0" w:space="0" w:color="000000"/>
-            </w:tcBorders>
-            <w:shd w:val="clear" w:color="auto" w:fill="FFFFFF"/>
-            <w:tcMar>
-              <w:top w:w="0" w:type="dxa"/>
-              <w:bottom w:w="0" w:type="dxa"/>
-              <w:left w:w="0" w:type="dxa"/>
-              <w:right w:w="0" w:type="dxa"/>
-            </w:tcMar>
-            <w:vAlign w:val="top"/>
-          </w:tcPr>
-          <w:p>
-            <w:pPr>
-              <w:pStyle w:val="Normal"/>
-              <w:jc w:val="left"/>
-              <w:pBdr>
-                <w:bottom w:val="none" w:sz="0" w:space="0" w:color="000000"/>
-                <w:top w:val="none" w:sz="0" w:space="0" w:color="000000"/>
-                <w:left w:val="none" w:sz="0" w:space="0" w:color="000000"/>
-                <w:right w:val="none" w:sz="0" w:space="0" w:color="000000"/>
-              </w:pBdr>
-              <w:spacing w:after="60" w:before="60" w:line="240"/>
-              <w:ind w:left="60" w:right="60" w:firstLine="0" w:firstLineChars="0"/>
-              <w:rPr>
-                <w:rFonts w:ascii="Arial" w:hAnsi="Arial" w:eastAsia="Arial" w:cs="Arial"/>
-                <w:i w:val="false"/>
-                <w:b w:val="false"/>
-                <w:u w:val="none"/>
-                <w:strike w:val="false"/>
-                <w:sz w:val="18"/>
-                <w:szCs w:val="18"/>
-                <w:color w:val="000000"/>
-              </w:rPr>
-            </w:pPr>
-            <w:r>
-              <w:rPr>
-                <w:rFonts w:ascii="Arial" w:hAnsi="Arial" w:eastAsia="Arial" w:cs="Arial"/>
-                <w:i w:val="false"/>
-                <w:b w:val="false"/>
-                <w:u w:val="none"/>
-                <w:strike w:val="false"/>
-                <w:sz w:val="18"/>
-                <w:szCs w:val="18"/>
-                <w:color w:val="000000"/>
-              </w:rPr>
-              <w:t xml:space="preserve">Tables 1–3; Figures 4–5</w:t>
-            </w:r>
-          </w:p>
-        </w:tc>
-        <w:tc>
-          <w:tcPr>
-            <w:tcBorders>
-              <w:bottom w:val="none" w:sz="0" w:space="0" w:color="000000"/>
-              <w:top w:val="none" w:sz="0" w:space="0" w:color="000000"/>
-              <w:left w:val="none" w:sz="0" w:space="0" w:color="000000"/>
-              <w:right w:val="none" w:sz="0" w:space="0" w:color="000000"/>
-            </w:tcBorders>
-            <w:shd w:val="clear" w:color="auto" w:fill="FFFFFF"/>
-            <w:tcMar>
-              <w:top w:w="0" w:type="dxa"/>
-              <w:bottom w:w="0" w:type="dxa"/>
-              <w:left w:w="0" w:type="dxa"/>
-              <w:right w:w="0" w:type="dxa"/>
-            </w:tcMar>
-            <w:vAlign w:val="top"/>
-          </w:tcPr>
-          <w:p>
-            <w:pPr>
-              <w:pStyle w:val="Normal"/>
-              <w:jc w:val="left"/>
-              <w:pBdr>
-                <w:bottom w:val="none" w:sz="0" w:space="0" w:color="000000"/>
-                <w:top w:val="none" w:sz="0" w:space="0" w:color="000000"/>
-                <w:left w:val="none" w:sz="0" w:space="0" w:color="000000"/>
-                <w:right w:val="none" w:sz="0" w:space="0" w:color="000000"/>
-              </w:pBdr>
-              <w:spacing w:after="60" w:before="60" w:line="240"/>
-              <w:ind w:left="60" w:right="60" w:firstLine="0" w:firstLineChars="0"/>
-              <w:rPr>
-                <w:rFonts w:ascii="Arial" w:hAnsi="Arial" w:eastAsia="Arial" w:cs="Arial"/>
-                <w:i w:val="false"/>
-                <w:b w:val="false"/>
-                <w:u w:val="none"/>
-                <w:strike w:val="false"/>
-                <w:sz w:val="18"/>
-                <w:szCs w:val="18"/>
-                <w:color w:val="000000"/>
-              </w:rPr>
-            </w:pPr>
-            <w:r>
-              <w:rPr>
-                <w:rFonts w:ascii="Arial" w:hAnsi="Arial" w:eastAsia="Arial" w:cs="Arial"/>
-                <w:i w:val="false"/>
-                <w:b w:val="false"/>
-                <w:u w:val="none"/>
-                <w:strike w:val="false"/>
-                <w:sz w:val="18"/>
-                <w:szCs w:val="18"/>
-                <w:color w:val="000000"/>
-              </w:rPr>
-              <w:t xml:space="preserve">Reported at the named display or supplement location.</w:t>
-            </w:r>
-          </w:p>
-        </w:tc>
-      </w:tr>
-      <w:tr>
-        <w:trPr>
-          <w:cantSplit/>
-          <w:trHeight w:val="480" w:hRule="auto"/>
-        </w:trPr>
-        <w:tc>
-          <w:tcPr>
-            <w:tcBorders>
-              <w:bottom w:val="none" w:sz="0" w:space="0" w:color="000000"/>
-              <w:top w:val="none" w:sz="0" w:space="0" w:color="000000"/>
-              <w:left w:val="none" w:sz="0" w:space="0" w:color="000000"/>
-              <w:right w:val="none" w:sz="0" w:space="0" w:color="000000"/>
-            </w:tcBorders>
-            <w:shd w:val="clear" w:color="auto" w:fill="FFFFFF"/>
-            <w:tcMar>
-              <w:top w:w="0" w:type="dxa"/>
-              <w:bottom w:w="0" w:type="dxa"/>
-              <w:left w:w="0" w:type="dxa"/>
-              <w:right w:w="0" w:type="dxa"/>
-            </w:tcMar>
-            <w:vAlign w:val="top"/>
-          </w:tcPr>
-          <w:p>
-            <w:pPr>
-              <w:pStyle w:val="Normal"/>
-              <w:jc w:val="left"/>
-              <w:pBdr>
-                <w:bottom w:val="none" w:sz="0" w:space="0" w:color="000000"/>
-                <w:top w:val="none" w:sz="0" w:space="0" w:color="000000"/>
-                <w:left w:val="none" w:sz="0" w:space="0" w:color="000000"/>
-                <w:right w:val="none" w:sz="0" w:space="0" w:color="000000"/>
-              </w:pBdr>
-              <w:spacing w:after="60" w:before="60" w:line="240"/>
-              <w:ind w:left="60" w:right="60" w:firstLine="0" w:firstLineChars="0"/>
-              <w:rPr>
-                <w:rFonts w:ascii="Arial" w:hAnsi="Arial" w:eastAsia="Arial" w:cs="Arial"/>
-                <w:i w:val="false"/>
-                <w:b w:val="false"/>
-                <w:u w:val="none"/>
-                <w:strike w:val="false"/>
-                <w:sz w:val="18"/>
-                <w:szCs w:val="18"/>
-                <w:color w:val="000000"/>
-              </w:rPr>
-            </w:pPr>
-            <w:r>
-              <w:rPr>
-                <w:rFonts w:ascii="Arial" w:hAnsi="Arial" w:eastAsia="Arial" w:cs="Arial"/>
-                <w:i w:val="false"/>
-                <w:b w:val="false"/>
-                <w:u w:val="none"/>
-                <w:strike w:val="false"/>
-                <w:sz w:val="18"/>
-                <w:szCs w:val="18"/>
-                <w:color w:val="000000"/>
-              </w:rPr>
-              <w:t xml:space="preserve">GRRAS</w:t>
-            </w:r>
-          </w:p>
-        </w:tc>
-        <w:tc>
-          <w:tcPr>
-            <w:tcBorders>
-              <w:bottom w:val="none" w:sz="0" w:space="0" w:color="000000"/>
-              <w:top w:val="none" w:sz="0" w:space="0" w:color="000000"/>
-              <w:left w:val="none" w:sz="0" w:space="0" w:color="000000"/>
-              <w:right w:val="none" w:sz="0" w:space="0" w:color="000000"/>
-            </w:tcBorders>
-            <w:shd w:val="clear" w:color="auto" w:fill="FFFFFF"/>
-            <w:tcMar>
-              <w:top w:w="0" w:type="dxa"/>
-              <w:bottom w:w="0" w:type="dxa"/>
-              <w:left w:w="0" w:type="dxa"/>
-              <w:right w:w="0" w:type="dxa"/>
-            </w:tcMar>
-            <w:vAlign w:val="top"/>
-          </w:tcPr>
-          <w:p>
-            <w:pPr>
-              <w:pStyle w:val="Normal"/>
-              <w:jc w:val="left"/>
-              <w:pBdr>
-                <w:bottom w:val="none" w:sz="0" w:space="0" w:color="000000"/>
-                <w:top w:val="none" w:sz="0" w:space="0" w:color="000000"/>
-                <w:left w:val="none" w:sz="0" w:space="0" w:color="000000"/>
-                <w:right w:val="none" w:sz="0" w:space="0" w:color="000000"/>
-              </w:pBdr>
-              <w:spacing w:after="60" w:before="60" w:line="240"/>
-              <w:ind w:left="60" w:right="60" w:firstLine="0" w:firstLineChars="0"/>
-              <w:rPr>
-                <w:rFonts w:ascii="Arial" w:hAnsi="Arial" w:eastAsia="Arial" w:cs="Arial"/>
-                <w:i w:val="false"/>
-                <w:b w:val="false"/>
-                <w:u w:val="none"/>
-                <w:strike w:val="false"/>
-                <w:sz w:val="18"/>
-                <w:szCs w:val="18"/>
-                <w:color w:val="000000"/>
-              </w:rPr>
-            </w:pPr>
-            <w:r>
-              <w:rPr>
-                <w:rFonts w:ascii="Arial" w:hAnsi="Arial" w:eastAsia="Arial" w:cs="Arial"/>
-                <w:i w:val="false"/>
-                <w:b w:val="false"/>
-                <w:u w:val="none"/>
-                <w:strike w:val="false"/>
-                <w:sz w:val="18"/>
-                <w:szCs w:val="18"/>
-                <w:color w:val="000000"/>
-              </w:rPr>
               <w:t xml:space="preserve">14</w:t>
             </w:r>
           </w:p>
@@ -18364,7 +19616,7 @@
                 <w:szCs w:val="18"/>
                 <w:color w:val="000000"/>
               </w:rPr>
-              <w:t xml:space="preserve">TRIPOD-LLM: https://www.tripod-statement.org/wp-content/uploads/2025/01/TRIPOD-LLM-Checklist.pdf; GRRAS: https://www.equator-network.org/wp-content/uploads/2012/12/GRRAS-checklist-for-reporting-of-studies-of-reliability-and-agreement.pdf</w:t>
+              <w:t xml:space="preserve">Author credentials, declarations and final pagination require author completion.</w:t>
             </w:r>
           </w:p>
         </w:tc>

--- a/analysis/output/manuscript/TRIPOD-LLM.docx
+++ b/analysis/output/manuscript/TRIPOD-LLM.docx
@@ -3060,7 +3060,7 @@
                 <w:szCs w:val="18"/>
                 <w:color w:val="000000"/>
               </w:rPr>
-              <w:t xml:space="preserve">eMethods Independent reference and Overall; Table 3</w:t>
+              <w:t xml:space="preserve">eMethods Independent reference and Overall; Table 2</w:t>
             </w:r>
           </w:p>
         </w:tc>
@@ -5061,7 +5061,7 @@
                 <w:szCs w:val="18"/>
                 <w:color w:val="000000"/>
               </w:rPr>
-              <w:t xml:space="preserve">Table 3; eMethods Evidence binding and verification</w:t>
+              <w:t xml:space="preserve">Table 2; eMethods Evidence binding and verification</w:t>
             </w:r>
           </w:p>
         </w:tc>
@@ -6185,7 +6185,7 @@
                 <w:szCs w:val="18"/>
                 <w:color w:val="000000"/>
               </w:rPr>
-              <w:t xml:space="preserve">eMethods Input parity and label targets; prompt templates; Table 1</w:t>
+              <w:t xml:space="preserve">eMethods Input parity and label targets; prompt templates; Table 3</w:t>
             </w:r>
           </w:p>
         </w:tc>
@@ -6747,7 +6747,7 @@
                 <w:szCs w:val="18"/>
                 <w:color w:val="000000"/>
               </w:rPr>
-              <w:t xml:space="preserve">Table 2; eTable 2 Full independent agreement and paired contrasts; eTable 8 Expert reliability</w:t>
+              <w:t xml:space="preserve">Table 1; eTable 2 Full independent agreement and paired contrasts; eTable 8 Expert reliability</w:t>
             </w:r>
           </w:p>
         </w:tc>
@@ -14402,7 +14402,7 @@
                 <w:szCs w:val="18"/>
                 <w:color w:val="000000"/>
               </w:rPr>
-              <w:t xml:space="preserve">Table 3; eMethods Algorithms and validation; Design status and limitations</w:t>
+              <w:t xml:space="preserve">Table 2; eMethods Algorithms and validation; Design status and limitations</w:t>
             </w:r>
           </w:p>
         </w:tc>
@@ -17493,7 +17493,7 @@
                 <w:szCs w:val="18"/>
                 <w:color w:val="000000"/>
               </w:rPr>
-              <w:t xml:space="preserve">Table 2; eMethods Blinded expert assessment</w:t>
+              <w:t xml:space="preserve">Table 1; eMethods Blinded expert assessment</w:t>
             </w:r>
           </w:p>
         </w:tc>
@@ -18055,7 +18055,7 @@
                 <w:szCs w:val="18"/>
                 <w:color w:val="000000"/>
               </w:rPr>
-              <w:t xml:space="preserve">Figure 3; Table 2</w:t>
+              <w:t xml:space="preserve">Figure 3; Table 1</w:t>
             </w:r>
           </w:p>
         </w:tc>

--- a/analysis/output/manuscript/TRIPOD-LLM.docx
+++ b/analysis/output/manuscript/TRIPOD-LLM.docx
@@ -1088,7 +1088,7 @@
                 <w:rFonts w:ascii="Arial" w:hAnsi="Arial"/>
                 <w:sz w:val="20"/>
               </w:rPr>
-              <w:t xml:space="default">eMethods Input parity and label targets; eTable 1</w:t>
+              <w:t xml:space="default">eMethods Input parity and label targets; eTable 1; initial review identification and eligibility require author completion</w:t>
             </w:r>
           </w:p>
         </w:tc>
@@ -1118,7 +1118,7 @@
                 <w:rFonts w:ascii="Arial" w:hAnsi="Arial"/>
                 <w:sz w:val="20"/>
               </w:rPr>
-              <w:t xml:space="default">Reported at the named current section or display</w:t>
+              <w:t xml:space="default">Partial: initial review identification and eligibility require author completion</w:t>
             </w:r>
           </w:p>
         </w:tc>
@@ -3879,7 +3879,7 @@
                 <w:rFonts w:ascii="Arial" w:hAnsi="Arial"/>
                 <w:sz w:val="20"/>
               </w:rPr>
-              <w:t xml:space="default">eMethods Algorithms and validation; Blinded expert assessment</w:t>
+              <w:t xml:space="default">eMethods Algorithms and validation; Blinded expert assessment; original blank form, instructions, target brief and multi-outcome judgment conventions require author completion</w:t>
             </w:r>
           </w:p>
         </w:tc>
@@ -3909,7 +3909,7 @@
                 <w:rFonts w:ascii="Arial" w:hAnsi="Arial"/>
                 <w:sz w:val="20"/>
               </w:rPr>
-              <w:t xml:space="default">Reported at the named current section or display</w:t>
+              <w:t xml:space="default">Partial: original annotation materials and target guidance require author completion</w:t>
             </w:r>
           </w:p>
         </w:tc>
@@ -4344,7 +4344,7 @@
                 <w:rFonts w:ascii="Arial" w:hAnsi="Arial"/>
                 <w:sz w:val="20"/>
               </w:rPr>
-              <w:t xml:space="default">Supplement Prompt templates and run provenance</w:t>
+              <w:t xml:space="default">Supplement Prompt templates and run provenance; prompt design, selection and version-freeze provenance require author completion</w:t>
             </w:r>
           </w:p>
         </w:tc>
@@ -4374,7 +4374,7 @@
                 <w:rFonts w:ascii="Arial" w:hAnsi="Arial"/>
                 <w:sz w:val="20"/>
               </w:rPr>
-              <w:t xml:space="default">Reported at the named current section or display</w:t>
+              <w:t xml:space="default">Partial: final templates do not establish the prompt-development process</w:t>
             </w:r>
           </w:p>
         </w:tc>
@@ -4732,7 +4732,7 @@
                 <w:rFonts w:ascii="Arial" w:hAnsi="Arial"/>
                 <w:sz w:val="20"/>
               </w:rPr>
-              <w:t xml:space="default">Supplement Prompt templates and run provenance; eTable 1</w:t>
+              <w:t xml:space="default">Supplement Prompt templates and run provenance; eTable 1; development data and any benchmark overlap require author completion</w:t>
             </w:r>
           </w:p>
         </w:tc>
@@ -4762,7 +4762,7 @@
                 <w:rFonts w:ascii="Arial" w:hAnsi="Arial"/>
                 <w:sz w:val="20"/>
               </w:rPr>
-              <w:t xml:space="default">Reported at the named current section or display</w:t>
+              <w:t xml:space="default">Partial: final templates and a filled example do not establish development data</w:t>
             </w:r>
           </w:p>
         </w:tc>
@@ -10236,7 +10236,7 @@
                 <w:rFonts w:ascii="Arial" w:hAnsi="Arial"/>
                 <w:sz w:val="20"/>
               </w:rPr>
-              <w:t xml:space="default">eTable 1; Manuscript Benchmark and assessment arms</w:t>
+              <w:t xml:space="default">eTable 1; Manuscript Benchmark and assessment arms; eMethods Input parity and label targets; initial review identification and eligibility require author completion</w:t>
             </w:r>
           </w:p>
         </w:tc>
@@ -10266,7 +10266,7 @@
                 <w:rFonts w:ascii="Arial" w:hAnsi="Arial"/>
                 <w:sz w:val="20"/>
               </w:rPr>
-              <w:t xml:space="default">Reported at the named current section or display</w:t>
+              <w:t xml:space="default">Partial: within-review sampling is described; initial review selection requires author completion</w:t>
             </w:r>
           </w:p>
         </w:tc>
@@ -10624,7 +10624,7 @@
                 <w:rFonts w:ascii="Arial" w:hAnsi="Arial"/>
                 <w:sz w:val="20"/>
               </w:rPr>
-              <w:t xml:space="default">eMethods Blinded expert assessment</w:t>
+              <w:t xml:space="default">eMethods Blinded expert assessment; original blank form, instructions, target brief and multi-outcome judgment conventions require author completion</w:t>
             </w:r>
           </w:p>
         </w:tc>
@@ -10654,7 +10654,7 @@
                 <w:rFonts w:ascii="Arial" w:hAnsi="Arial"/>
                 <w:sz w:val="20"/>
               </w:rPr>
-              <w:t xml:space="default">Reported at the named current section or display</w:t>
+              <w:t xml:space="default">Partial: assessment sequence is described; original materials and target guidance require author completion</w:t>
             </w:r>
           </w:p>
         </w:tc>

--- a/analysis/output/manuscript/TRIPOD-LLM.docx
+++ b/analysis/output/manuscript/TRIPOD-LLM.docx
@@ -1088,7 +1088,7 @@
                 <w:rFonts w:ascii="Arial" w:hAnsi="Arial"/>
                 <w:sz w:val="20"/>
               </w:rPr>
-              <w:t xml:space="default">eMethods Input parity and label targets; eTable 1; initial review identification and eligibility require author completion</w:t>
+              <w:t xml:space="default">eMethods Input parity and label targets; eTable 1; author-supplied purposive selection; search dates, ranking records and additional-review rationale unrecovered</w:t>
             </w:r>
           </w:p>
         </w:tc>
@@ -1118,7 +1118,7 @@
                 <w:rFonts w:ascii="Arial" w:hAnsi="Arial"/>
                 <w:sz w:val="20"/>
               </w:rPr>
-              <w:t xml:space="default">Partial: initial review identification and eligibility require author completion</w:t>
+              <w:t xml:space="default">Partial: purposive selection reported by author; search and ranking records unrecovered</w:t>
             </w:r>
           </w:p>
         </w:tc>
@@ -3879,7 +3879,7 @@
                 <w:rFonts w:ascii="Arial" w:hAnsi="Arial"/>
                 <w:sz w:val="20"/>
               </w:rPr>
-              <w:t xml:space="default">eMethods Algorithms and validation; Blinded expert assessment; original blank form, instructions, target brief and multi-outcome judgment conventions require author completion</w:t>
+              <w:t xml:space="default">eMethods Algorithms and validation; Blinded expert assessment; matched materials and task confirmed by author; original form and multi-outcome conventions unprovided</w:t>
             </w:r>
           </w:p>
         </w:tc>
@@ -3909,7 +3909,7 @@
                 <w:rFonts w:ascii="Arial" w:hAnsi="Arial"/>
                 <w:sz w:val="20"/>
               </w:rPr>
-              <w:t xml:space="default">Partial: original annotation materials and target guidance require author completion</w:t>
+              <w:t xml:space="default">Partial: matched task and guidance reported; original form and multi-outcome conventions unprovided</w:t>
             </w:r>
           </w:p>
         </w:tc>
@@ -4732,7 +4732,7 @@
                 <w:rFonts w:ascii="Arial" w:hAnsi="Arial"/>
                 <w:sz w:val="20"/>
               </w:rPr>
-              <w:t xml:space="default">Supplement Prompt templates and run provenance; eTable 1; development data and any benchmark overlap require author completion</w:t>
+              <w:t xml:space="default">Supplement Prompt templates and run provenance; eTable 1; author reports development on ARBITER eval/ and no benchmark use; independent overlap verification pending</w:t>
             </w:r>
           </w:p>
         </w:tc>
@@ -4762,7 +4762,7 @@
                 <w:rFonts w:ascii="Arial" w:hAnsi="Arial"/>
                 <w:sz w:val="20"/>
               </w:rPr>
-              <w:t xml:space="default">Partial: final templates and a filled example do not establish development data</w:t>
+              <w:t xml:space="default">Partial: author attestation of separate development set; independent overlap audit pending</w:t>
             </w:r>
           </w:p>
         </w:tc>
@@ -5817,7 +5817,7 @@
                 <w:rFonts w:ascii="Arial" w:hAnsi="Arial"/>
                 <w:sz w:val="20"/>
               </w:rPr>
-              <w:t xml:space="default">Manuscript Statistical analysis; formal primary endpoint and exploratory analyses; protocol/archive identifier requires author confirmation</w:t>
+              <w:t xml:space="default">Manuscript Statistical analysis; evaluation outcomes organized after analysis without a confirmatory hierarchy; protocol/archive identifier requires author confirmation</w:t>
             </w:r>
           </w:p>
         </w:tc>
@@ -10236,7 +10236,7 @@
                 <w:rFonts w:ascii="Arial" w:hAnsi="Arial"/>
                 <w:sz w:val="20"/>
               </w:rPr>
-              <w:t xml:space="default">eTable 1; Manuscript Benchmark and assessment arms; eMethods Input parity and label targets; initial review identification and eligibility require author completion</w:t>
+              <w:t xml:space="default">eTable 1; Manuscript Benchmark and assessment arms; eMethods Input parity and label targets; purposive selection and table-order sampling; search records unrecovered</w:t>
             </w:r>
           </w:p>
         </w:tc>
@@ -10266,7 +10266,7 @@
                 <w:rFonts w:ascii="Arial" w:hAnsi="Arial"/>
                 <w:sz w:val="20"/>
               </w:rPr>
-              <w:t xml:space="default">Partial: within-review sampling is described; initial review selection requires author completion</w:t>
+              <w:t xml:space="default">Partial: author-supplied purposive selection and within-review sampling reported; search records unrecovered</w:t>
             </w:r>
           </w:p>
         </w:tc>
@@ -10624,7 +10624,7 @@
                 <w:rFonts w:ascii="Arial" w:hAnsi="Arial"/>
                 <w:sz w:val="20"/>
               </w:rPr>
-              <w:t xml:space="default">eMethods Blinded expert assessment; original blank form, instructions, target brief and multi-outcome judgment conventions require author completion</w:t>
+              <w:t xml:space="default">eMethods Blinded expert assessment; same materials and task as model arms; Cochrane RoB 2 guidance; original form and multi-outcome conventions unprovided</w:t>
             </w:r>
           </w:p>
         </w:tc>
@@ -10654,7 +10654,7 @@
                 <w:rFonts w:ascii="Arial" w:hAnsi="Arial"/>
                 <w:sz w:val="20"/>
               </w:rPr>
-              <w:t xml:space="default">Partial: assessment sequence is described; original materials and target guidance require author completion</w:t>
+              <w:t xml:space="default">Partial: matched materials, task and guidance confirmed by author; original form and multi-outcome conventions unprovided</w:t>
             </w:r>
           </w:p>
         </w:tc>

--- a/analysis/output/manuscript/TRIPOD-LLM.docx
+++ b/analysis/output/manuscript/TRIPOD-LLM.docx
@@ -1088,7 +1088,7 @@
                 <w:rFonts w:ascii="Arial" w:hAnsi="Arial"/>
                 <w:sz w:val="20"/>
               </w:rPr>
-              <w:t xml:space="default">eMethods Input parity and label targets; eTable 1; author-supplied purposive selection; search dates, ranking records and additional-review rationale unrecovered</w:t>
+              <w:t xml:space="default">eMethods Input parity and label targets; Benchmark construction and exclusions; eTable 1; author-supplied purposive selection; search dates, ranking records and additional-review rationale unrecovered</w:t>
             </w:r>
           </w:p>
         </w:tc>
@@ -4732,7 +4732,7 @@
                 <w:rFonts w:ascii="Arial" w:hAnsi="Arial"/>
                 <w:sz w:val="20"/>
               </w:rPr>
-              <w:t xml:space="default">Supplement Prompt templates and run provenance; eTable 1; author reports development on ARBITER eval/ and no benchmark use; independent overlap verification pending</w:t>
+              <w:t xml:space="default">Supplement Prompt templates and run provenance; eTable 1; ten prostate-cancer development trials and synthetic cases retained in ARBITER eval/; benchmark non-use author-attested; complete exposure history and independent overlap audit unestablished</w:t>
             </w:r>
           </w:p>
         </w:tc>
@@ -4762,7 +4762,7 @@
                 <w:rFonts w:ascii="Arial" w:hAnsi="Arial"/>
                 <w:sz w:val="20"/>
               </w:rPr>
-              <w:t xml:space="default">Partial: author attestation of separate development set; independent overlap audit pending</w:t>
+              <w:t xml:space="default">Partial: author attestation of benchmark non-use; retained records do not establish exhaustive exposure history or a complete independent overlap audit</w:t>
             </w:r>
           </w:p>
         </w:tc>

--- a/analysis/output/manuscript/TRIPOD-LLM.docx
+++ b/analysis/output/manuscript/TRIPOD-LLM.docx
@@ -188,7 +188,7 @@
                 <w:sz w:val="20"/>
                 <w:b/>
               </w:rPr>
-              <w:t xml:space="default">Applicability and notes</w:t>
+              <w:t xml:space="default">Applicability and Notes</w:t>
             </w:r>
           </w:p>
         </w:tc>
@@ -343,7 +343,7 @@
                 <w:rFonts w:ascii="Arial" w:hAnsi="Arial"/>
                 <w:sz w:val="20"/>
               </w:rPr>
-              <w:t xml:space="default">Reported at the named current section or display</w:t>
+              <w:t xml:space="default">Reported at the named section or display</w:t>
             </w:r>
           </w:p>
         </w:tc>
@@ -468,7 +468,7 @@
                 <w:rFonts w:ascii="Arial" w:hAnsi="Arial"/>
                 <w:sz w:val="20"/>
               </w:rPr>
-              <w:t xml:space="default">Manuscript abstract; Manuscript Results</w:t>
+              <w:t xml:space="default">Manuscript abstract</w:t>
             </w:r>
           </w:p>
         </w:tc>
@@ -498,7 +498,7 @@
                 <w:rFonts w:ascii="Arial" w:hAnsi="Arial"/>
                 <w:sz w:val="20"/>
               </w:rPr>
-              <w:t xml:space="default">Reported at the named current section or display</w:t>
+              <w:t xml:space="default">Reported at the named section or display</w:t>
             </w:r>
           </w:p>
         </w:tc>
@@ -653,7 +653,7 @@
                 <w:rFonts w:ascii="Arial" w:hAnsi="Arial"/>
                 <w:sz w:val="20"/>
               </w:rPr>
-              <w:t xml:space="default">Reported at the named current section or display</w:t>
+              <w:t xml:space="default">Reported at the named section or display</w:t>
             </w:r>
           </w:p>
         </w:tc>
@@ -778,7 +778,7 @@
                 <w:rFonts w:ascii="Arial" w:hAnsi="Arial"/>
                 <w:sz w:val="20"/>
               </w:rPr>
-              <w:t xml:space="default">Manuscript Background and significance; eMethods Interpretive limits</w:t>
+              <w:t xml:space="default">Manuscript Objective and Discussion</w:t>
             </w:r>
           </w:p>
         </w:tc>
@@ -808,7 +808,7 @@
                 <w:rFonts w:ascii="Arial" w:hAnsi="Arial"/>
                 <w:sz w:val="20"/>
               </w:rPr>
-              <w:t xml:space="default">Reported at the named current section or display</w:t>
+              <w:t xml:space="default">Reported at the named section or display</w:t>
             </w:r>
           </w:p>
         </w:tc>
@@ -933,7 +933,7 @@
                 <w:rFonts w:ascii="Arial" w:hAnsi="Arial"/>
                 <w:sz w:val="20"/>
               </w:rPr>
-              <w:t xml:space="default">eMethods Blinded expert assessment</w:t>
+              <w:t xml:space="default">Manuscript Objective</w:t>
             </w:r>
           </w:p>
         </w:tc>
@@ -963,7 +963,7 @@
                 <w:rFonts w:ascii="Arial" w:hAnsi="Arial"/>
                 <w:sz w:val="20"/>
               </w:rPr>
-              <w:t xml:space="default">Reported at the named current section or display</w:t>
+              <w:t xml:space="default">Reported at the named section or display</w:t>
             </w:r>
           </w:p>
         </w:tc>
@@ -1088,7 +1088,7 @@
                 <w:rFonts w:ascii="Arial" w:hAnsi="Arial"/>
                 <w:sz w:val="20"/>
               </w:rPr>
-              <w:t xml:space="default">eMethods Input parity and label targets; Benchmark construction and exclusions; eTable 1; author-supplied purposive selection; search dates, ranking records and additional-review rationale unrecovered</w:t>
+              <w:t xml:space="default">eMethods Benchmark and supplied inputs; Targets and input parity; eTable 1</w:t>
             </w:r>
           </w:p>
         </w:tc>
@@ -1118,7 +1118,7 @@
                 <w:rFonts w:ascii="Arial" w:hAnsi="Arial"/>
                 <w:sz w:val="20"/>
               </w:rPr>
-              <w:t xml:space="default">Partial: purposive selection reported by author; search and ranking records unrecovered</w:t>
+              <w:t xml:space="default">Reported at the named section or display</w:t>
             </w:r>
           </w:p>
         </w:tc>
@@ -1243,7 +1243,7 @@
                 <w:rFonts w:ascii="Arial" w:hAnsi="Arial"/>
                 <w:sz w:val="20"/>
               </w:rPr>
-              <w:t xml:space="default">Supplement section 1 Benchmark trials</w:t>
+              <w:t xml:space="default">Table 1; eTables 1 and 4</w:t>
             </w:r>
           </w:p>
         </w:tc>
@@ -1273,7 +1273,7 @@
                 <w:rFonts w:ascii="Arial" w:hAnsi="Arial"/>
                 <w:sz w:val="20"/>
               </w:rPr>
-              <w:t xml:space="default">Reported at the named current section or display</w:t>
+              <w:t xml:space="default">Reported at the named section or display</w:t>
             </w:r>
           </w:p>
         </w:tc>
@@ -1398,7 +1398,7 @@
                 <w:rFonts w:ascii="Arial" w:hAnsi="Arial"/>
                 <w:sz w:val="20"/>
               </w:rPr>
-              <w:t xml:space="default">Text-date coverage is not reported; author information required</w:t>
+              <w:t xml:space="default">Text-date coverage not reported; author information required</w:t>
             </w:r>
           </w:p>
         </w:tc>
@@ -1428,7 +1428,7 @@
                 <w:rFonts w:ascii="Arial" w:hAnsi="Arial"/>
                 <w:sz w:val="20"/>
               </w:rPr>
-              <w:t xml:space="default">Partial: author information required</w:t>
+              <w:t xml:space="default">Partial; author information remains pending</w:t>
             </w:r>
           </w:p>
         </w:tc>
@@ -1463,7 +1463,7 @@
                 <w:rFonts w:ascii="Arial" w:hAnsi="Arial"/>
                 <w:sz w:val="20"/>
               </w:rPr>
-              <w:t xml:space="default">Author credentials, declarations, text-date coverage and archive details require author completion. Current section titles and stable display numbers identify reported material.</w:t>
+              <w:t xml:space="default">Author credentials, declarations, text-date coverage and archive details require author completion. Current section titles and display numbers identify reported material.</w:t>
             </w:r>
           </w:p>
         </w:tc>
@@ -1661,7 +1661,7 @@
                 <w:sz w:val="20"/>
                 <w:b/>
               </w:rPr>
-              <w:t xml:space="default">Applicability and notes</w:t>
+              <w:t xml:space="default">Applicability and Notes</w:t>
             </w:r>
           </w:p>
         </w:tc>
@@ -1786,7 +1786,7 @@
                 <w:rFonts w:ascii="Arial" w:hAnsi="Arial"/>
                 <w:sz w:val="20"/>
               </w:rPr>
-              <w:t xml:space="default">eMethods Algorithms and validation; prompt templates</w:t>
+              <w:t xml:space="default">eMethods Evidence records and source verification</w:t>
             </w:r>
           </w:p>
         </w:tc>
@@ -1816,7 +1816,7 @@
                 <w:rFonts w:ascii="Arial" w:hAnsi="Arial"/>
                 <w:sz w:val="20"/>
               </w:rPr>
-              <w:t xml:space="default">Reported at the named current section or display</w:t>
+              <w:t xml:space="default">Reported at the named section or display</w:t>
             </w:r>
           </w:p>
         </w:tc>
@@ -1941,7 +1941,7 @@
                 <w:rFonts w:ascii="Arial" w:hAnsi="Arial"/>
                 <w:sz w:val="20"/>
               </w:rPr>
-              <w:t xml:space="default">eMethods Independent reference and Overall; supplement section 5</w:t>
+              <w:t xml:space="default">eMethods Signalling mapping and eligibility; eTable 6B</w:t>
             </w:r>
           </w:p>
         </w:tc>
@@ -1971,7 +1971,7 @@
                 <w:rFonts w:ascii="Arial" w:hAnsi="Arial"/>
                 <w:sz w:val="20"/>
               </w:rPr>
-              <w:t xml:space="default">Reported at the named current section or display</w:t>
+              <w:t xml:space="default">Reported at the named section or display</w:t>
             </w:r>
           </w:p>
         </w:tc>
@@ -2096,7 +2096,7 @@
                 <w:rFonts w:ascii="Arial" w:hAnsi="Arial"/>
                 <w:sz w:val="20"/>
               </w:rPr>
-              <w:t xml:space="default">Supplement Prompt templates and run provenance; eMethods Interpretive limits</w:t>
+              <w:t xml:space="default">Prompt templates and run provenance</w:t>
             </w:r>
           </w:p>
         </w:tc>
@@ -2126,7 +2126,7 @@
                 <w:rFonts w:ascii="Arial" w:hAnsi="Arial"/>
                 <w:sz w:val="20"/>
               </w:rPr>
-              <w:t xml:space="default">Reported at the named current section or display</w:t>
+              <w:t xml:space="default">Reported at the named section or display</w:t>
             </w:r>
           </w:p>
         </w:tc>
@@ -2251,7 +2251,7 @@
                 <w:rFonts w:ascii="Arial" w:hAnsi="Arial"/>
                 <w:sz w:val="20"/>
               </w:rPr>
-              <w:t xml:space="default">N/A: fixed provider model; no model development or fine-tuning</w:t>
+              <w:t xml:space="default">Prompt templates and run provenance; complete development history requires author information</w:t>
             </w:r>
           </w:p>
         </w:tc>
@@ -2281,7 +2281,7 @@
                 <w:rFonts w:ascii="Arial" w:hAnsi="Arial"/>
                 <w:sz w:val="20"/>
               </w:rPr>
-              <w:t xml:space="default">Not applicable: fixed model and task</w:t>
+              <w:t xml:space="default">Partial; author information remains pending</w:t>
             </w:r>
           </w:p>
         </w:tc>
@@ -2406,7 +2406,7 @@
                 <w:rFonts w:ascii="Arial" w:hAnsi="Arial"/>
                 <w:sz w:val="20"/>
               </w:rPr>
-              <w:t xml:space="default">Supplement Prompt templates and run provenance</w:t>
+              <w:t xml:space="default">Prompt templates and run provenance</w:t>
             </w:r>
           </w:p>
         </w:tc>
@@ -2436,7 +2436,7 @@
                 <w:rFonts w:ascii="Arial" w:hAnsi="Arial"/>
                 <w:sz w:val="20"/>
               </w:rPr>
-              <w:t xml:space="default">Reported at the named current section or display</w:t>
+              <w:t xml:space="default">Reported at the named section or display</w:t>
             </w:r>
           </w:p>
         </w:tc>
@@ -2561,7 +2561,7 @@
                 <w:rFonts w:ascii="Arial" w:hAnsi="Arial"/>
                 <w:sz w:val="20"/>
               </w:rPr>
-              <w:t xml:space="default">eMethods Algorithms and validation; prompt templates</w:t>
+              <w:t xml:space="default">eMethods Algorithms and validation; Figures 1 and 2</w:t>
             </w:r>
           </w:p>
         </w:tc>
@@ -2591,7 +2591,7 @@
                 <w:rFonts w:ascii="Arial" w:hAnsi="Arial"/>
                 <w:sz w:val="20"/>
               </w:rPr>
-              <w:t xml:space="default">Reported at the named current section or display</w:t>
+              <w:t xml:space="default">Reported at the named section or display</w:t>
             </w:r>
           </w:p>
         </w:tc>
@@ -2716,7 +2716,7 @@
                 <w:rFonts w:ascii="Arial" w:hAnsi="Arial"/>
                 <w:sz w:val="20"/>
               </w:rPr>
-              <w:t xml:space="default">eMethods Algorithms and validation; Input parity and label targets</w:t>
+              <w:t xml:space="default">eMethods Algorithms and validation</w:t>
             </w:r>
           </w:p>
         </w:tc>
@@ -2746,7 +2746,7 @@
                 <w:rFonts w:ascii="Arial" w:hAnsi="Arial"/>
                 <w:sz w:val="20"/>
               </w:rPr>
-              <w:t xml:space="default">Reported at the named current section or display</w:t>
+              <w:t xml:space="default">Reported at the named section or display</w:t>
             </w:r>
           </w:p>
         </w:tc>
@@ -2871,7 +2871,7 @@
                 <w:rFonts w:ascii="Arial" w:hAnsi="Arial"/>
                 <w:sz w:val="20"/>
               </w:rPr>
-              <w:t xml:space="default">Table 3; eMethods Evidence binding and verification</w:t>
+              <w:t xml:space="default">Figures 4 and 5; Tables 2 and 3; eTables 2 to 6</w:t>
             </w:r>
           </w:p>
         </w:tc>
@@ -2901,7 +2901,7 @@
                 <w:rFonts w:ascii="Arial" w:hAnsi="Arial"/>
                 <w:sz w:val="20"/>
               </w:rPr>
-              <w:t xml:space="default">Reported at the named current section or display</w:t>
+              <w:t xml:space="default">Reported at the named section or display</w:t>
             </w:r>
           </w:p>
         </w:tc>
@@ -2936,7 +2936,7 @@
                 <w:rFonts w:ascii="Arial" w:hAnsi="Arial"/>
                 <w:sz w:val="20"/>
               </w:rPr>
-              <w:t xml:space="default">Author credentials, declarations, text-date coverage and archive details require author completion. Current section titles and stable display numbers identify reported material.</w:t>
+              <w:t xml:space="default">Author credentials, declarations, text-date coverage and archive details require author completion. Current section titles and display numbers identify reported material.</w:t>
             </w:r>
           </w:p>
         </w:tc>
@@ -3134,7 +3134,7 @@
                 <w:sz w:val="20"/>
                 <w:b/>
               </w:rPr>
-              <w:t xml:space="default">Applicability and notes</w:t>
+              <w:t xml:space="default">Applicability and Notes</w:t>
             </w:r>
           </w:p>
         </w:tc>
@@ -3259,7 +3259,7 @@
                 <w:rFonts w:ascii="Arial" w:hAnsi="Arial"/>
                 <w:sz w:val="20"/>
               </w:rPr>
-              <w:t xml:space="default">eMethods Blinded expert assessment; Independent reference and Overall</w:t>
+              <w:t xml:space="default">eMethods Inference and Exploratory diagnostic checks</w:t>
             </w:r>
           </w:p>
         </w:tc>
@@ -3289,7 +3289,7 @@
                 <w:rFonts w:ascii="Arial" w:hAnsi="Arial"/>
                 <w:sz w:val="20"/>
               </w:rPr>
-              <w:t xml:space="default">Reported at the named current section or display</w:t>
+              <w:t xml:space="default">Reported at the named section or display</w:t>
             </w:r>
           </w:p>
         </w:tc>
@@ -3414,7 +3414,7 @@
                 <w:rFonts w:ascii="Arial" w:hAnsi="Arial"/>
                 <w:sz w:val="20"/>
               </w:rPr>
-              <w:t xml:space="default">eMethods Input parity and label targets</w:t>
+              <w:t xml:space="default">eMethods Targets and input parity</w:t>
             </w:r>
           </w:p>
         </w:tc>
@@ -3444,7 +3444,7 @@
                 <w:rFonts w:ascii="Arial" w:hAnsi="Arial"/>
                 <w:sz w:val="20"/>
               </w:rPr>
-              <w:t xml:space="default">Reported at the named current section or display</w:t>
+              <w:t xml:space="default">Reported at the named section or display</w:t>
             </w:r>
           </w:p>
         </w:tc>
@@ -3569,7 +3569,7 @@
                 <w:rFonts w:ascii="Arial" w:hAnsi="Arial"/>
                 <w:sz w:val="20"/>
               </w:rPr>
-              <w:t xml:space="default">eMethods Blinded expert assessment; Manuscript Methods rater credentials (author completion required)</w:t>
+              <w:t xml:space="default">Manuscript Independent human reviews; eMethods Blinded human assessment; individual credentials require author information</w:t>
             </w:r>
           </w:p>
         </w:tc>
@@ -3599,7 +3599,7 @@
                 <w:rFonts w:ascii="Arial" w:hAnsi="Arial"/>
                 <w:sz w:val="20"/>
               </w:rPr>
-              <w:t xml:space="default">Partial: author information required</w:t>
+              <w:t xml:space="default">Partial; author information remains pending</w:t>
             </w:r>
           </w:p>
         </w:tc>
@@ -3724,7 +3724,7 @@
                 <w:rFonts w:ascii="Arial" w:hAnsi="Arial"/>
                 <w:sz w:val="20"/>
               </w:rPr>
-              <w:t xml:space="default">eMethods Input parity and label targets; prompt templates; Table 3</w:t>
+              <w:t xml:space="default">Manuscript Benchmark and assessment arms; Prompt templates and run provenance</w:t>
             </w:r>
           </w:p>
         </w:tc>
@@ -3754,7 +3754,7 @@
                 <w:rFonts w:ascii="Arial" w:hAnsi="Arial"/>
                 <w:sz w:val="20"/>
               </w:rPr>
-              <w:t xml:space="default">Reported at the named current section or display</w:t>
+              <w:t xml:space="default">Reported at the named section or display</w:t>
             </w:r>
           </w:p>
         </w:tc>
@@ -3879,7 +3879,7 @@
                 <w:rFonts w:ascii="Arial" w:hAnsi="Arial"/>
                 <w:sz w:val="20"/>
               </w:rPr>
-              <w:t xml:space="default">eMethods Algorithms and validation; Blinded expert assessment; matched materials and task confirmed by author; original form and multi-outcome conventions unprovided</w:t>
+              <w:t xml:space="default">eMethods Blinded human assessment; original blank form and multi-outcome conventions require author information</w:t>
             </w:r>
           </w:p>
         </w:tc>
@@ -3909,7 +3909,7 @@
                 <w:rFonts w:ascii="Arial" w:hAnsi="Arial"/>
                 <w:sz w:val="20"/>
               </w:rPr>
-              <w:t xml:space="default">Partial: matched task and guidance reported; original form and multi-outcome conventions unprovided</w:t>
+              <w:t xml:space="default">Partial; author information remains pending</w:t>
             </w:r>
           </w:p>
         </w:tc>
@@ -4034,7 +4034,7 @@
                 <w:rFonts w:ascii="Arial" w:hAnsi="Arial"/>
                 <w:sz w:val="20"/>
               </w:rPr>
-              <w:t xml:space="default">Figure 4; supplement sections 2 and 5</w:t>
+              <w:t xml:space="default">Figure 4; eTable 3</w:t>
             </w:r>
           </w:p>
         </w:tc>
@@ -4064,7 +4064,7 @@
                 <w:rFonts w:ascii="Arial" w:hAnsi="Arial"/>
                 <w:sz w:val="20"/>
               </w:rPr>
-              <w:t xml:space="default">Reported at the named current section or display</w:t>
+              <w:t xml:space="default">Reported at the named section or display</w:t>
             </w:r>
           </w:p>
         </w:tc>
@@ -4189,7 +4189,7 @@
                 <w:rFonts w:ascii="Arial" w:hAnsi="Arial"/>
                 <w:sz w:val="20"/>
               </w:rPr>
-              <w:t xml:space="default">Manuscript Methods rater credentials (author completion required)</w:t>
+              <w:t xml:space="default">Manuscript Independent human reviews; individual experience/calibration require author information</w:t>
             </w:r>
           </w:p>
         </w:tc>
@@ -4219,7 +4219,7 @@
                 <w:rFonts w:ascii="Arial" w:hAnsi="Arial"/>
                 <w:sz w:val="20"/>
               </w:rPr>
-              <w:t xml:space="default">Partial: author information required</w:t>
+              <w:t xml:space="default">Partial; author information remains pending</w:t>
             </w:r>
           </w:p>
         </w:tc>
@@ -4344,7 +4344,7 @@
                 <w:rFonts w:ascii="Arial" w:hAnsi="Arial"/>
                 <w:sz w:val="20"/>
               </w:rPr>
-              <w:t xml:space="default">Supplement Prompt templates and run provenance; prompt design, selection and version-freeze provenance require author completion</w:t>
+              <w:t xml:space="default">Prompt templates and run provenance; prompt selection and version-freeze history require author information</w:t>
             </w:r>
           </w:p>
         </w:tc>
@@ -4374,7 +4374,7 @@
                 <w:rFonts w:ascii="Arial" w:hAnsi="Arial"/>
                 <w:sz w:val="20"/>
               </w:rPr>
-              <w:t xml:space="default">Partial: final templates do not establish the prompt-development process</w:t>
+              <w:t xml:space="default">Partial; author information remains pending</w:t>
             </w:r>
           </w:p>
         </w:tc>
@@ -4409,7 +4409,7 @@
                 <w:rFonts w:ascii="Arial" w:hAnsi="Arial"/>
                 <w:sz w:val="20"/>
               </w:rPr>
-              <w:t xml:space="default">Author credentials, declarations, text-date coverage and archive details require author completion. Current section titles and stable display numbers identify reported material.</w:t>
+              <w:t xml:space="default">Author credentials, declarations, text-date coverage and archive details require author completion. Current section titles and display numbers identify reported material.</w:t>
             </w:r>
           </w:p>
         </w:tc>
@@ -4607,7 +4607,7 @@
                 <w:sz w:val="20"/>
                 <w:b/>
               </w:rPr>
-              <w:t xml:space="default">Applicability and notes</w:t>
+              <w:t xml:space="default">Applicability and Notes</w:t>
             </w:r>
           </w:p>
         </w:tc>
@@ -4732,7 +4732,7 @@
                 <w:rFonts w:ascii="Arial" w:hAnsi="Arial"/>
                 <w:sz w:val="20"/>
               </w:rPr>
-              <w:t xml:space="default">Supplement Prompt templates and run provenance; eTable 1; ten prostate-cancer development trials and synthetic cases retained in ARBITER eval/; benchmark non-use author-attested; complete exposure history and independent overlap audit unestablished</w:t>
+              <w:t xml:space="default">Prompt templates and run provenance; author-attested benchmark non-use and bounded development records</w:t>
             </w:r>
           </w:p>
         </w:tc>
@@ -4762,7 +4762,7 @@
                 <w:rFonts w:ascii="Arial" w:hAnsi="Arial"/>
                 <w:sz w:val="20"/>
               </w:rPr>
-              <w:t xml:space="default">Partial: author attestation of benchmark non-use; retained records do not establish exhaustive exposure history or a complete independent overlap audit</w:t>
+              <w:t xml:space="default">Reported at the named section or display</w:t>
             </w:r>
           </w:p>
         </w:tc>
@@ -4887,7 +4887,7 @@
                 <w:rFonts w:ascii="Arial" w:hAnsi="Arial"/>
                 <w:sz w:val="20"/>
               </w:rPr>
-              <w:t xml:space="default">N/A: no summarisation task; source parsing described in eMethods Evidence binding and verification</w:t>
+              <w:t xml:space="default">N/A: no summarization task; source parsing in eMethods Evidence records and source verification</w:t>
             </w:r>
           </w:p>
         </w:tc>
@@ -4917,7 +4917,7 @@
                 <w:rFonts w:ascii="Arial" w:hAnsi="Arial"/>
                 <w:sz w:val="20"/>
               </w:rPr>
-              <w:t xml:space="default">Not applicable: fixed model and task</w:t>
+              <w:t xml:space="default">Not applicable to this evaluation</w:t>
             </w:r>
           </w:p>
         </w:tc>
@@ -5042,7 +5042,7 @@
                 <w:rFonts w:ascii="Arial" w:hAnsi="Arial"/>
                 <w:sz w:val="20"/>
               </w:rPr>
-              <w:t xml:space="default">N/A: no instruction tuning or alignment training was performed</w:t>
+              <w:t xml:space="default">N/A: no instruction tuning or alignment training</w:t>
             </w:r>
           </w:p>
         </w:tc>
@@ -5072,7 +5072,7 @@
                 <w:rFonts w:ascii="Arial" w:hAnsi="Arial"/>
                 <w:sz w:val="20"/>
               </w:rPr>
-              <w:t xml:space="default">Not applicable: fixed model and task</w:t>
+              <w:t xml:space="default">Not applicable to this evaluation</w:t>
             </w:r>
           </w:p>
         </w:tc>
@@ -5197,7 +5197,7 @@
                 <w:rFonts w:ascii="Arial" w:hAnsi="Arial"/>
                 <w:sz w:val="20"/>
               </w:rPr>
-              <w:t xml:space="default">Supplement Prompt templates and run provenance; eMethods API list-price reconstruction; eTables 20–22</w:t>
+              <w:t xml:space="default">Table 3; eMethods Runtime and API equivalents; linked API ledgers</w:t>
             </w:r>
           </w:p>
         </w:tc>
@@ -5227,7 +5227,7 @@
                 <w:rFonts w:ascii="Arial" w:hAnsi="Arial"/>
                 <w:sz w:val="20"/>
               </w:rPr>
-              <w:t xml:space="default">Reported at the named current section or display</w:t>
+              <w:t xml:space="default">Reported at the named section or display</w:t>
             </w:r>
           </w:p>
         </w:tc>
@@ -5352,7 +5352,7 @@
                 <w:rFonts w:ascii="Arial" w:hAnsi="Arial"/>
                 <w:sz w:val="20"/>
               </w:rPr>
-              <w:t xml:space="default">Manuscript Ethics declaration (author completion required)</w:t>
+              <w:t xml:space="default">Manuscript Ethics declaration; author confirmation required</w:t>
             </w:r>
           </w:p>
         </w:tc>
@@ -5382,7 +5382,7 @@
                 <w:rFonts w:ascii="Arial" w:hAnsi="Arial"/>
                 <w:sz w:val="20"/>
               </w:rPr>
-              <w:t xml:space="default">Partial: author information required</w:t>
+              <w:t xml:space="default">Partial; author information remains pending</w:t>
             </w:r>
           </w:p>
         </w:tc>
@@ -5507,7 +5507,7 @@
                 <w:rFonts w:ascii="Arial" w:hAnsi="Arial"/>
                 <w:sz w:val="20"/>
               </w:rPr>
-              <w:t xml:space="default">Manuscript Funding declaration (author completion required)</w:t>
+              <w:t xml:space="default">Manuscript Funding; author confirmation required</w:t>
             </w:r>
           </w:p>
         </w:tc>
@@ -5537,7 +5537,7 @@
                 <w:rFonts w:ascii="Arial" w:hAnsi="Arial"/>
                 <w:sz w:val="20"/>
               </w:rPr>
-              <w:t xml:space="default">Partial: author information required</w:t>
+              <w:t xml:space="default">Partial; author information remains pending</w:t>
             </w:r>
           </w:p>
         </w:tc>
@@ -5662,7 +5662,7 @@
                 <w:rFonts w:ascii="Arial" w:hAnsi="Arial"/>
                 <w:sz w:val="20"/>
               </w:rPr>
-              <w:t xml:space="default">Manuscript Competing interests (author completion required)</w:t>
+              <w:t xml:space="default">Manuscript Competing interests; author confirmation required</w:t>
             </w:r>
           </w:p>
         </w:tc>
@@ -5692,7 +5692,7 @@
                 <w:rFonts w:ascii="Arial" w:hAnsi="Arial"/>
                 <w:sz w:val="20"/>
               </w:rPr>
-              <w:t xml:space="default">Partial: author information required</w:t>
+              <w:t xml:space="default">Partial; author information remains pending</w:t>
             </w:r>
           </w:p>
         </w:tc>
@@ -5817,7 +5817,7 @@
                 <w:rFonts w:ascii="Arial" w:hAnsi="Arial"/>
                 <w:sz w:val="20"/>
               </w:rPr>
-              <w:t xml:space="default">Manuscript Statistical analysis; evaluation outcomes organized after analysis without a confirmatory hierarchy; protocol/archive identifier requires author confirmation</w:t>
+              <w:t xml:space="default">eMethods Reporting scope; archive identifier requires author confirmation</w:t>
             </w:r>
           </w:p>
         </w:tc>
@@ -5847,7 +5847,7 @@
                 <w:rFonts w:ascii="Arial" w:hAnsi="Arial"/>
                 <w:sz w:val="20"/>
               </w:rPr>
-              <w:t xml:space="default">Partial: author information required</w:t>
+              <w:t xml:space="default">Partial; author information remains pending</w:t>
             </w:r>
           </w:p>
         </w:tc>
@@ -5882,7 +5882,7 @@
                 <w:rFonts w:ascii="Arial" w:hAnsi="Arial"/>
                 <w:sz w:val="20"/>
               </w:rPr>
-              <w:t xml:space="default">Author credentials, declarations, text-date coverage and archive details require author completion. Current section titles and stable display numbers identify reported material.</w:t>
+              <w:t xml:space="default">Author credentials, declarations, text-date coverage and archive details require author completion. Current section titles and display numbers identify reported material.</w:t>
             </w:r>
           </w:p>
         </w:tc>
@@ -6080,7 +6080,7 @@
                 <w:sz w:val="20"/>
                 <w:b/>
               </w:rPr>
-              <w:t xml:space="default">Applicability and notes</w:t>
+              <w:t xml:space="default">Applicability and Notes</w:t>
             </w:r>
           </w:p>
         </w:tc>
@@ -6205,7 +6205,7 @@
                 <w:rFonts w:ascii="Arial" w:hAnsi="Arial"/>
                 <w:sz w:val="20"/>
               </w:rPr>
-              <w:t xml:space="default">Manuscript Protocol/registration statement (author confirmation required)</w:t>
+              <w:t xml:space="default">Manuscript Ethics, registration and public involvement; author confirmation required</w:t>
             </w:r>
           </w:p>
         </w:tc>
@@ -6235,7 +6235,7 @@
                 <w:rFonts w:ascii="Arial" w:hAnsi="Arial"/>
                 <w:sz w:val="20"/>
               </w:rPr>
-              <w:t xml:space="default">Partial: author information required</w:t>
+              <w:t xml:space="default">Partial; author information remains pending</w:t>
             </w:r>
           </w:p>
         </w:tc>
@@ -6360,7 +6360,7 @@
                 <w:rFonts w:ascii="Arial" w:hAnsi="Arial"/>
                 <w:sz w:val="20"/>
               </w:rPr>
-              <w:t xml:space="default">Manuscript Data availability; Results report Reproduction</w:t>
+              <w:t xml:space="default">Manuscript Data availability; Linked source records and reproducibility materials</w:t>
             </w:r>
           </w:p>
         </w:tc>
@@ -6390,7 +6390,7 @@
                 <w:rFonts w:ascii="Arial" w:hAnsi="Arial"/>
                 <w:sz w:val="20"/>
               </w:rPr>
-              <w:t xml:space="default">Reported at the named current section or display</w:t>
+              <w:t xml:space="default">Reported at the named section or display</w:t>
             </w:r>
           </w:p>
         </w:tc>
@@ -6515,7 +6515,7 @@
                 <w:rFonts w:ascii="Arial" w:hAnsi="Arial"/>
                 <w:sz w:val="20"/>
               </w:rPr>
-              <w:t xml:space="default">Results report Reproduction; Supplement Prompt templates and run provenance</w:t>
+              <w:t xml:space="default">Manuscript Data availability; Prompt templates and run provenance</w:t>
             </w:r>
           </w:p>
         </w:tc>
@@ -6545,7 +6545,7 @@
                 <w:rFonts w:ascii="Arial" w:hAnsi="Arial"/>
                 <w:sz w:val="20"/>
               </w:rPr>
-              <w:t xml:space="default">Reported at the named current section or display</w:t>
+              <w:t xml:space="default">Reported at the named section or display</w:t>
             </w:r>
           </w:p>
         </w:tc>
@@ -6670,7 +6670,7 @@
                 <w:rFonts w:ascii="Arial" w:hAnsi="Arial"/>
                 <w:sz w:val="20"/>
               </w:rPr>
-              <w:t xml:space="default">Manuscript Public involvement statement (author confirmation required)</w:t>
+              <w:t xml:space="default">Manuscript Public involvement statement; author confirmation required</w:t>
             </w:r>
           </w:p>
         </w:tc>
@@ -6700,7 +6700,7 @@
                 <w:rFonts w:ascii="Arial" w:hAnsi="Arial"/>
                 <w:sz w:val="20"/>
               </w:rPr>
-              <w:t xml:space="default">Partial: author information required</w:t>
+              <w:t xml:space="default">Partial; author information remains pending</w:t>
             </w:r>
           </w:p>
         </w:tc>
@@ -6855,7 +6855,7 @@
                 <w:rFonts w:ascii="Arial" w:hAnsi="Arial"/>
                 <w:sz w:val="20"/>
               </w:rPr>
-              <w:t xml:space="default">Reported at the named current section or display</w:t>
+              <w:t xml:space="default">Reported at the named section or display</w:t>
             </w:r>
           </w:p>
         </w:tc>
@@ -6980,7 +6980,7 @@
                 <w:rFonts w:ascii="Arial" w:hAnsi="Arial"/>
                 <w:sz w:val="20"/>
               </w:rPr>
-              <w:t xml:space="default">eTable 1</w:t>
+              <w:t xml:space="default">Table 1; eTable 1</w:t>
             </w:r>
           </w:p>
         </w:tc>
@@ -7010,7 +7010,7 @@
                 <w:rFonts w:ascii="Arial" w:hAnsi="Arial"/>
                 <w:sz w:val="20"/>
               </w:rPr>
-              <w:t xml:space="default">Reported at the named current section or display</w:t>
+              <w:t xml:space="default">Reported at the named section or display</w:t>
             </w:r>
           </w:p>
         </w:tc>
@@ -7135,7 +7135,7 @@
                 <w:rFonts w:ascii="Arial" w:hAnsi="Arial"/>
                 <w:sz w:val="20"/>
               </w:rPr>
-              <w:t xml:space="default">eTable 1; N/A for individual-patient distributions: report-level benchmark</w:t>
+              <w:t xml:space="default">Table 1; eTable 1; report-level benchmark without patient-level distributions</w:t>
             </w:r>
           </w:p>
         </w:tc>
@@ -7165,7 +7165,7 @@
                 <w:rFonts w:ascii="Arial" w:hAnsi="Arial"/>
                 <w:sz w:val="20"/>
               </w:rPr>
-              <w:t xml:space="default">Reported at the named current section or display</w:t>
+              <w:t xml:space="default">Reported at the named section or display</w:t>
             </w:r>
           </w:p>
         </w:tc>
@@ -7290,7 +7290,7 @@
                 <w:rFonts w:ascii="Arial" w:hAnsi="Arial"/>
                 <w:sz w:val="20"/>
               </w:rPr>
-              <w:t xml:space="default">Figure 3; Tables 1–3</w:t>
+              <w:t xml:space="default">Figure 3; Table 1</w:t>
             </w:r>
           </w:p>
         </w:tc>
@@ -7320,7 +7320,7 @@
                 <w:rFonts w:ascii="Arial" w:hAnsi="Arial"/>
                 <w:sz w:val="20"/>
               </w:rPr>
-              <w:t xml:space="default">Reported at the named current section or display</w:t>
+              <w:t xml:space="default">Reported at the named section or display</w:t>
             </w:r>
           </w:p>
         </w:tc>
@@ -7355,7 +7355,7 @@
                 <w:rFonts w:ascii="Arial" w:hAnsi="Arial"/>
                 <w:sz w:val="20"/>
               </w:rPr>
-              <w:t xml:space="default">Author credentials, declarations, text-date coverage and archive details require author completion. Current section titles and stable display numbers identify reported material.</w:t>
+              <w:t xml:space="default">Author credentials, declarations, text-date coverage and archive details require author completion. Current section titles and display numbers identify reported material.</w:t>
             </w:r>
           </w:p>
         </w:tc>
@@ -7553,7 +7553,7 @@
                 <w:sz w:val="20"/>
                 <w:b/>
               </w:rPr>
-              <w:t xml:space="default">Applicability and notes</w:t>
+              <w:t xml:space="default">Applicability and Notes</w:t>
             </w:r>
           </w:p>
         </w:tc>
@@ -7678,7 +7678,7 @@
                 <w:rFonts w:ascii="Arial" w:hAnsi="Arial"/>
                 <w:sz w:val="20"/>
               </w:rPr>
-              <w:t xml:space="default">Figures 4–5; Tables 1–3; eTable 2 and eTable 16; eTables 13, 13A and 13B; eFigure 2 collapsed question differences; eFigure 5 five-level and collapsed differences; eFigure 4 source-specific signalling agreement</w:t>
+              <w:t xml:space="default">Figures 4 and 5; Tables 2 and 3; eTables 2 to 6</w:t>
             </w:r>
           </w:p>
         </w:tc>
@@ -7708,7 +7708,7 @@
                 <w:rFonts w:ascii="Arial" w:hAnsi="Arial"/>
                 <w:sz w:val="20"/>
               </w:rPr>
-              <w:t xml:space="default">Reported at the named current section or display</w:t>
+              <w:t xml:space="default">Reported at the named section or display</w:t>
             </w:r>
           </w:p>
         </w:tc>
@@ -7833,7 +7833,7 @@
                 <w:rFonts w:ascii="Arial" w:hAnsi="Arial"/>
                 <w:sz w:val="20"/>
               </w:rPr>
-              <w:t xml:space="default">N/A: no model updating or adaptation was performed</w:t>
+              <w:t xml:space="default">N/A: no model updating or adaptation</w:t>
             </w:r>
           </w:p>
         </w:tc>
@@ -7863,7 +7863,7 @@
                 <w:rFonts w:ascii="Arial" w:hAnsi="Arial"/>
                 <w:sz w:val="20"/>
               </w:rPr>
-              <w:t xml:space="default">Not applicable: fixed model and task</w:t>
+              <w:t xml:space="default">Not applicable to this evaluation</w:t>
             </w:r>
           </w:p>
         </w:tc>
@@ -7988,7 +7988,7 @@
                 <w:rFonts w:ascii="Arial" w:hAnsi="Arial"/>
                 <w:sz w:val="20"/>
               </w:rPr>
-              <w:t xml:space="default">Manuscript Discussion; Manuscript Results</w:t>
+              <w:t xml:space="default">Manuscript Discussion</w:t>
             </w:r>
           </w:p>
         </w:tc>
@@ -8018,7 +8018,7 @@
                 <w:rFonts w:ascii="Arial" w:hAnsi="Arial"/>
                 <w:sz w:val="20"/>
               </w:rPr>
-              <w:t xml:space="default">Reported at the named current section or display</w:t>
+              <w:t xml:space="default">Reported at the named section or display</w:t>
             </w:r>
           </w:p>
         </w:tc>
@@ -8143,7 +8143,7 @@
                 <w:rFonts w:ascii="Arial" w:hAnsi="Arial"/>
                 <w:sz w:val="20"/>
               </w:rPr>
-              <w:t xml:space="default">eMethods Interpretive limits</w:t>
+              <w:t xml:space="default">Manuscript Discussion; eMethods Inference</w:t>
             </w:r>
           </w:p>
         </w:tc>
@@ -8173,7 +8173,7 @@
                 <w:rFonts w:ascii="Arial" w:hAnsi="Arial"/>
                 <w:sz w:val="20"/>
               </w:rPr>
-              <w:t xml:space="default">Reported at the named current section or display</w:t>
+              <w:t xml:space="default">Reported at the named section or display</w:t>
             </w:r>
           </w:p>
         </w:tc>
@@ -8298,7 +8298,7 @@
                 <w:rFonts w:ascii="Arial" w:hAnsi="Arial"/>
                 <w:sz w:val="20"/>
               </w:rPr>
-              <w:t xml:space="default">eMethods Input parity and label targets; Interpretive limits</w:t>
+              <w:t xml:space="default">eMethods Targets and input parity</w:t>
             </w:r>
           </w:p>
         </w:tc>
@@ -8328,7 +8328,7 @@
                 <w:rFonts w:ascii="Arial" w:hAnsi="Arial"/>
                 <w:sz w:val="20"/>
               </w:rPr>
-              <w:t xml:space="default">Reported at the named current section or display</w:t>
+              <w:t xml:space="default">Reported at the named section or display</w:t>
             </w:r>
           </w:p>
         </w:tc>
@@ -8453,7 +8453,7 @@
                 <w:rFonts w:ascii="Arial" w:hAnsi="Arial"/>
                 <w:sz w:val="20"/>
               </w:rPr>
-              <w:t xml:space="default">eMethods Interpretive limits; Manuscript Discussion deployment</w:t>
+              <w:t xml:space="default">Manuscript Discussion</w:t>
             </w:r>
           </w:p>
         </w:tc>
@@ -8483,7 +8483,7 @@
                 <w:rFonts w:ascii="Arial" w:hAnsi="Arial"/>
                 <w:sz w:val="20"/>
               </w:rPr>
-              <w:t xml:space="default">Reported at the named current section or display</w:t>
+              <w:t xml:space="default">Reported at the named section or display</w:t>
             </w:r>
           </w:p>
         </w:tc>
@@ -8608,7 +8608,7 @@
                 <w:rFonts w:ascii="Arial" w:hAnsi="Arial"/>
                 <w:sz w:val="20"/>
               </w:rPr>
-              <w:t xml:space="default">Table 3; eMethods Algorithms and validation; Interpretive limits</w:t>
+              <w:t xml:space="default">Table 3; eMethods Targets and input parity</w:t>
             </w:r>
           </w:p>
         </w:tc>
@@ -8638,7 +8638,7 @@
                 <w:rFonts w:ascii="Arial" w:hAnsi="Arial"/>
                 <w:sz w:val="20"/>
               </w:rPr>
-              <w:t xml:space="default">Reported at the named current section or display</w:t>
+              <w:t xml:space="default">Reported at the named section or display</w:t>
             </w:r>
           </w:p>
         </w:tc>
@@ -8763,7 +8763,7 @@
                 <w:rFonts w:ascii="Arial" w:hAnsi="Arial"/>
                 <w:sz w:val="20"/>
               </w:rPr>
-              <w:t xml:space="default">Manuscript Discussion human oversight</w:t>
+              <w:t xml:space="default">Manuscript Discussion</w:t>
             </w:r>
           </w:p>
         </w:tc>
@@ -8793,7 +8793,7 @@
                 <w:rFonts w:ascii="Arial" w:hAnsi="Arial"/>
                 <w:sz w:val="20"/>
               </w:rPr>
-              <w:t xml:space="default">Reported at the named current section or display</w:t>
+              <w:t xml:space="default">Reported at the named section or display</w:t>
             </w:r>
           </w:p>
         </w:tc>
@@ -8828,7 +8828,7 @@
                 <w:rFonts w:ascii="Arial" w:hAnsi="Arial"/>
                 <w:sz w:val="20"/>
               </w:rPr>
-              <w:t xml:space="default">Author credentials, declarations, text-date coverage and archive details require author completion. Current section titles and stable display numbers identify reported material.</w:t>
+              <w:t xml:space="default">Author credentials, declarations, text-date coverage and archive details require author completion. Current section titles and display numbers identify reported material.</w:t>
             </w:r>
           </w:p>
         </w:tc>
@@ -9026,7 +9026,7 @@
                 <w:sz w:val="20"/>
                 <w:b/>
               </w:rPr>
-              <w:t xml:space="default">Applicability and notes</w:t>
+              <w:t xml:space="default">Applicability and Notes</w:t>
             </w:r>
           </w:p>
         </w:tc>
@@ -9151,7 +9151,7 @@
                 <w:rFonts w:ascii="Arial" w:hAnsi="Arial"/>
                 <w:sz w:val="20"/>
               </w:rPr>
-              <w:t xml:space="default">Manuscript Discussion future work</w:t>
+              <w:t xml:space="default">Manuscript Discussion</w:t>
             </w:r>
           </w:p>
         </w:tc>
@@ -9181,7 +9181,7 @@
                 <w:rFonts w:ascii="Arial" w:hAnsi="Arial"/>
                 <w:sz w:val="20"/>
               </w:rPr>
-              <w:t xml:space="default">Reported at the named current section or display</w:t>
+              <w:t xml:space="default">Reported at the named section or display</w:t>
             </w:r>
           </w:p>
         </w:tc>
@@ -9336,7 +9336,7 @@
                 <w:rFonts w:ascii="Arial" w:hAnsi="Arial"/>
                 <w:sz w:val="20"/>
               </w:rPr>
-              <w:t xml:space="default">Reported at the named current section or display</w:t>
+              <w:t xml:space="default">Reported at the named section or display</w:t>
             </w:r>
           </w:p>
         </w:tc>
@@ -9491,7 +9491,7 @@
                 <w:rFonts w:ascii="Arial" w:hAnsi="Arial"/>
                 <w:sz w:val="20"/>
               </w:rPr>
-              <w:t xml:space="default">Reported at the named current section or display</w:t>
+              <w:t xml:space="default">Reported at the named section or display</w:t>
             </w:r>
           </w:p>
         </w:tc>
@@ -9616,7 +9616,7 @@
                 <w:rFonts w:ascii="Arial" w:hAnsi="Arial"/>
                 <w:sz w:val="20"/>
               </w:rPr>
-              <w:t xml:space="default">eTable 1; Figure 3</w:t>
+              <w:t xml:space="default">Table 1; eTable 1</w:t>
             </w:r>
           </w:p>
         </w:tc>
@@ -9646,7 +9646,7 @@
                 <w:rFonts w:ascii="Arial" w:hAnsi="Arial"/>
                 <w:sz w:val="20"/>
               </w:rPr>
-              <w:t xml:space="default">Reported at the named current section or display</w:t>
+              <w:t xml:space="default">Reported at the named section or display</w:t>
             </w:r>
           </w:p>
         </w:tc>
@@ -9771,7 +9771,7 @@
                 <w:rFonts w:ascii="Arial" w:hAnsi="Arial"/>
                 <w:sz w:val="20"/>
               </w:rPr>
-              <w:t xml:space="default">Manuscript Methods rater credentials (author completion required)</w:t>
+              <w:t xml:space="default">Manuscript Independent human reviews; individual credentials require author information</w:t>
             </w:r>
           </w:p>
         </w:tc>
@@ -9801,7 +9801,7 @@
                 <w:rFonts w:ascii="Arial" w:hAnsi="Arial"/>
                 <w:sz w:val="20"/>
               </w:rPr>
-              <w:t xml:space="default">Partial: author information required</w:t>
+              <w:t xml:space="default">Partial; author information remains pending</w:t>
             </w:r>
           </w:p>
         </w:tc>
@@ -9926,7 +9926,7 @@
                 <w:rFonts w:ascii="Arial" w:hAnsi="Arial"/>
                 <w:sz w:val="20"/>
               </w:rPr>
-              <w:t xml:space="default">eMethods Blinded expert assessment</w:t>
+              <w:t xml:space="default">Manuscript Objective</w:t>
             </w:r>
           </w:p>
         </w:tc>
@@ -9956,7 +9956,7 @@
                 <w:rFonts w:ascii="Arial" w:hAnsi="Arial"/>
                 <w:sz w:val="20"/>
               </w:rPr>
-              <w:t xml:space="default">Reported at the named current section or display</w:t>
+              <w:t xml:space="default">Reported at the named section or display</w:t>
             </w:r>
           </w:p>
         </w:tc>
@@ -10081,7 +10081,7 @@
                 <w:rFonts w:ascii="Arial" w:hAnsi="Arial"/>
                 <w:sz w:val="20"/>
               </w:rPr>
-              <w:t xml:space="default">Manuscript Benchmark and assessment arms; Figure 3; eTable 1 (fixed available benchmark)</w:t>
+              <w:t xml:space="default">eMethods Benchmark and supplied inputs; available purposive sample</w:t>
             </w:r>
           </w:p>
         </w:tc>
@@ -10111,7 +10111,7 @@
                 <w:rFonts w:ascii="Arial" w:hAnsi="Arial"/>
                 <w:sz w:val="20"/>
               </w:rPr>
-              <w:t xml:space="default">Reported at the named current section or display</w:t>
+              <w:t xml:space="default">Reported at the named section or display</w:t>
             </w:r>
           </w:p>
         </w:tc>
@@ -10236,7 +10236,7 @@
                 <w:rFonts w:ascii="Arial" w:hAnsi="Arial"/>
                 <w:sz w:val="20"/>
               </w:rPr>
-              <w:t xml:space="default">eTable 1; Manuscript Benchmark and assessment arms; eMethods Input parity and label targets; purposive selection and table-order sampling; search records unrecovered</w:t>
+              <w:t xml:space="default">eMethods Benchmark and supplied inputs; search records require author information</w:t>
             </w:r>
           </w:p>
         </w:tc>
@@ -10266,7 +10266,7 @@
                 <w:rFonts w:ascii="Arial" w:hAnsi="Arial"/>
                 <w:sz w:val="20"/>
               </w:rPr>
-              <w:t xml:space="default">Partial: author-supplied purposive selection and within-review sampling reported; search records unrecovered</w:t>
+              <w:t xml:space="default">Partial; author information remains pending</w:t>
             </w:r>
           </w:p>
         </w:tc>
@@ -10301,7 +10301,7 @@
                 <w:rFonts w:ascii="Arial" w:hAnsi="Arial"/>
                 <w:sz w:val="20"/>
               </w:rPr>
-              <w:t xml:space="default">Author credentials, declarations, text-date coverage and archive details require author completion. Current section titles and stable display numbers identify reported material.</w:t>
+              <w:t xml:space="default">Author credentials, declarations, text-date coverage and archive details require author completion. Current section titles and display numbers identify reported material.</w:t>
             </w:r>
           </w:p>
         </w:tc>
@@ -10499,7 +10499,7 @@
                 <w:sz w:val="20"/>
                 <w:b/>
               </w:rPr>
-              <w:t xml:space="default">Applicability and notes</w:t>
+              <w:t xml:space="default">Applicability and Notes</w:t>
             </w:r>
           </w:p>
         </w:tc>
@@ -10624,7 +10624,7 @@
                 <w:rFonts w:ascii="Arial" w:hAnsi="Arial"/>
                 <w:sz w:val="20"/>
               </w:rPr>
-              <w:t xml:space="default">eMethods Blinded expert assessment; same materials and task as model arms; Cochrane RoB 2 guidance; original form and multi-outcome conventions unprovided</w:t>
+              <w:t xml:space="default">Figure 3; eMethods Blinded human assessment</w:t>
             </w:r>
           </w:p>
         </w:tc>
@@ -10654,7 +10654,7 @@
                 <w:rFonts w:ascii="Arial" w:hAnsi="Arial"/>
                 <w:sz w:val="20"/>
               </w:rPr>
-              <w:t xml:space="default">Partial: matched materials, task and guidance confirmed by author; original form and multi-outcome conventions unprovided</w:t>
+              <w:t xml:space="default">Reported at the named section or display</w:t>
             </w:r>
           </w:p>
         </w:tc>
@@ -10779,7 +10779,7 @@
                 <w:rFonts w:ascii="Arial" w:hAnsi="Arial"/>
                 <w:sz w:val="20"/>
               </w:rPr>
-              <w:t xml:space="default">Manuscript Independent expert references; eMethods Blinded expert assessment</w:t>
+              <w:t xml:space="default">eMethods Blinded human assessment</w:t>
             </w:r>
           </w:p>
         </w:tc>
@@ -10809,7 +10809,7 @@
                 <w:rFonts w:ascii="Arial" w:hAnsi="Arial"/>
                 <w:sz w:val="20"/>
               </w:rPr>
-              <w:t xml:space="default">Reported at the named current section or display</w:t>
+              <w:t xml:space="default">Reported at the named section or display</w:t>
             </w:r>
           </w:p>
         </w:tc>
@@ -10934,7 +10934,7 @@
                 <w:rFonts w:ascii="Arial" w:hAnsi="Arial"/>
                 <w:sz w:val="20"/>
               </w:rPr>
-              <w:t xml:space="default">eMethods Independent reference and Overall</w:t>
+              <w:t xml:space="default">eMethods Inference; Exploratory diagnostic checks</w:t>
             </w:r>
           </w:p>
         </w:tc>
@@ -10964,7 +10964,7 @@
                 <w:rFonts w:ascii="Arial" w:hAnsi="Arial"/>
                 <w:sz w:val="20"/>
               </w:rPr>
-              <w:t xml:space="default">Reported at the named current section or display</w:t>
+              <w:t xml:space="default">Reported at the named section or display</w:t>
             </w:r>
           </w:p>
         </w:tc>
@@ -11119,7 +11119,7 @@
                 <w:rFonts w:ascii="Arial" w:hAnsi="Arial"/>
                 <w:sz w:val="20"/>
               </w:rPr>
-              <w:t xml:space="default">Reported at the named current section or display</w:t>
+              <w:t xml:space="default">Reported at the named section or display</w:t>
             </w:r>
           </w:p>
         </w:tc>
@@ -11244,7 +11244,7 @@
                 <w:rFonts w:ascii="Arial" w:hAnsi="Arial"/>
                 <w:sz w:val="20"/>
               </w:rPr>
-              <w:t xml:space="default">eTable 1; Manuscript Methods rater credentials (author completion required)</w:t>
+              <w:t xml:space="default">Table 1; Manuscript Independent human reviews</w:t>
             </w:r>
           </w:p>
         </w:tc>
@@ -11274,7 +11274,7 @@
                 <w:rFonts w:ascii="Arial" w:hAnsi="Arial"/>
                 <w:sz w:val="20"/>
               </w:rPr>
-              <w:t xml:space="default">Partial: author information required</w:t>
+              <w:t xml:space="default">Reported at the named section or display</w:t>
             </w:r>
           </w:p>
         </w:tc>
@@ -11399,7 +11399,7 @@
                 <w:rFonts w:ascii="Arial" w:hAnsi="Arial"/>
                 <w:sz w:val="20"/>
               </w:rPr>
-              <w:t xml:space="default">Tables 1–3; Figures 4–5</w:t>
+              <w:t xml:space="default">Figures 4 and 5; eTables 2 to 6</w:t>
             </w:r>
           </w:p>
         </w:tc>
@@ -11429,7 +11429,7 @@
                 <w:rFonts w:ascii="Arial" w:hAnsi="Arial"/>
                 <w:sz w:val="20"/>
               </w:rPr>
-              <w:t xml:space="default">Reported at the named current section or display</w:t>
+              <w:t xml:space="default">Reported at the named section or display</w:t>
             </w:r>
           </w:p>
         </w:tc>
@@ -11584,7 +11584,7 @@
                 <w:rFonts w:ascii="Arial" w:hAnsi="Arial"/>
                 <w:sz w:val="20"/>
               </w:rPr>
-              <w:t xml:space="default">Reported at the named current section or display</w:t>
+              <w:t xml:space="default">Reported at the named section or display</w:t>
             </w:r>
           </w:p>
         </w:tc>
@@ -11709,7 +11709,7 @@
                 <w:rFonts w:ascii="Arial" w:hAnsi="Arial"/>
                 <w:sz w:val="20"/>
               </w:rPr>
-              <w:t xml:space="default">Supplementary analyses; results.html; repository CSVs</w:t>
+              <w:t xml:space="default">eTables 2 to 6; Linked source records and reproducibility materials</w:t>
             </w:r>
           </w:p>
         </w:tc>
@@ -11739,7 +11739,7 @@
                 <w:rFonts w:ascii="Arial" w:hAnsi="Arial"/>
                 <w:sz w:val="20"/>
               </w:rPr>
-              <w:t xml:space="default">Reported at the named current section or display</w:t>
+              <w:t xml:space="default">Reported at the named section or display</w:t>
             </w:r>
           </w:p>
         </w:tc>
@@ -11774,7 +11774,7 @@
                 <w:rFonts w:ascii="Arial" w:hAnsi="Arial"/>
                 <w:sz w:val="20"/>
               </w:rPr>
-              <w:t xml:space="default">Author credentials, declarations, text-date coverage and archive details require author completion. Current section titles and stable display numbers identify reported material.</w:t>
+              <w:t xml:space="default">Author credentials, declarations, text-date coverage and archive details require author completion. Current section titles and display numbers identify reported material.</w:t>
             </w:r>
           </w:p>
         </w:tc>

--- a/analysis/output/manuscript/TRIPOD-LLM.docx
+++ b/analysis/output/manuscript/TRIPOD-LLM.docx
@@ -313,7 +313,7 @@
                 <w:rFonts w:ascii="Arial" w:hAnsi="Arial"/>
                 <w:sz w:val="20"/>
               </w:rPr>
-              <w:t xml:space="default">Manuscript title</w:t>
+              <w:t xml:space="default">Pending manuscript title</w:t>
             </w:r>
           </w:p>
         </w:tc>
@@ -343,7 +343,7 @@
                 <w:rFonts w:ascii="Arial" w:hAnsi="Arial"/>
                 <w:sz w:val="20"/>
               </w:rPr>
-              <w:t xml:space="default">Reported at the named section or display</w:t>
+              <w:t xml:space="default">Partial or pending; see retained materials and author-completion notes</w:t>
             </w:r>
           </w:p>
         </w:tc>
@@ -468,7 +468,7 @@
                 <w:rFonts w:ascii="Arial" w:hAnsi="Arial"/>
                 <w:sz w:val="20"/>
               </w:rPr>
-              <w:t xml:space="default">Manuscript abstract</w:t>
+              <w:t xml:space="default">Pending manuscript abstract</w:t>
             </w:r>
           </w:p>
         </w:tc>
@@ -498,7 +498,7 @@
                 <w:rFonts w:ascii="Arial" w:hAnsi="Arial"/>
                 <w:sz w:val="20"/>
               </w:rPr>
-              <w:t xml:space="default">Reported at the named section or display</w:t>
+              <w:t xml:space="default">Partial or pending; see retained materials and author-completion notes</w:t>
             </w:r>
           </w:p>
         </w:tc>
@@ -623,7 +623,7 @@
                 <w:rFonts w:ascii="Arial" w:hAnsi="Arial"/>
                 <w:sz w:val="20"/>
               </w:rPr>
-              <w:t xml:space="default">Manuscript Background and significance</w:t>
+              <w:t xml:space="default">Pending manuscript background</w:t>
             </w:r>
           </w:p>
         </w:tc>
@@ -653,7 +653,7 @@
                 <w:rFonts w:ascii="Arial" w:hAnsi="Arial"/>
                 <w:sz w:val="20"/>
               </w:rPr>
-              <w:t xml:space="default">Reported at the named section or display</w:t>
+              <w:t xml:space="default">Partial or pending; see retained materials and author-completion notes</w:t>
             </w:r>
           </w:p>
         </w:tc>
@@ -778,7 +778,7 @@
                 <w:rFonts w:ascii="Arial" w:hAnsi="Arial"/>
                 <w:sz w:val="20"/>
               </w:rPr>
-              <w:t xml:space="default">Manuscript Objective and Discussion</w:t>
+              <w:t xml:space="default">Pending manuscript objectives and discussion</w:t>
             </w:r>
           </w:p>
         </w:tc>
@@ -808,7 +808,7 @@
                 <w:rFonts w:ascii="Arial" w:hAnsi="Arial"/>
                 <w:sz w:val="20"/>
               </w:rPr>
-              <w:t xml:space="default">Reported at the named section or display</w:t>
+              <w:t xml:space="default">Partial or pending; see retained materials and author-completion notes</w:t>
             </w:r>
           </w:p>
         </w:tc>
@@ -933,7 +933,7 @@
                 <w:rFonts w:ascii="Arial" w:hAnsi="Arial"/>
                 <w:sz w:val="20"/>
               </w:rPr>
-              <w:t xml:space="default">Manuscript Objective</w:t>
+              <w:t xml:space="default">Pending manuscript objectives</w:t>
             </w:r>
           </w:p>
         </w:tc>
@@ -963,7 +963,7 @@
                 <w:rFonts w:ascii="Arial" w:hAnsi="Arial"/>
                 <w:sz w:val="20"/>
               </w:rPr>
-              <w:t xml:space="default">Reported at the named section or display</w:t>
+              <w:t xml:space="default">Partial or pending; see retained materials and author-completion notes</w:t>
             </w:r>
           </w:p>
         </w:tc>
@@ -1428,7 +1428,7 @@
                 <w:rFonts w:ascii="Arial" w:hAnsi="Arial"/>
                 <w:sz w:val="20"/>
               </w:rPr>
-              <w:t xml:space="default">Partial; author information remains pending</w:t>
+              <w:t xml:space="default">Partial or pending; see retained materials and author-completion notes</w:t>
             </w:r>
           </w:p>
         </w:tc>
@@ -1463,7 +1463,7 @@
                 <w:rFonts w:ascii="Arial" w:hAnsi="Arial"/>
                 <w:sz w:val="20"/>
               </w:rPr>
-              <w:t xml:space="default">Author credentials, declarations, text-date coverage and archive details require author completion. Current section titles and display numbers identify reported material.</w:t>
+              <w:t xml:space="default">The previous IMRaD draft was removed for a fresh manuscript. Pending manuscript sections, author credentials, declarations, text-date coverage and archive details require completion. Other locators identify retained analysis and supplement materials.</w:t>
             </w:r>
           </w:p>
         </w:tc>
@@ -2281,7 +2281,7 @@
                 <w:rFonts w:ascii="Arial" w:hAnsi="Arial"/>
                 <w:sz w:val="20"/>
               </w:rPr>
-              <w:t xml:space="default">Partial; author information remains pending</w:t>
+              <w:t xml:space="default">Partial or pending; see retained materials and author-completion notes</w:t>
             </w:r>
           </w:p>
         </w:tc>
@@ -2936,7 +2936,7 @@
                 <w:rFonts w:ascii="Arial" w:hAnsi="Arial"/>
                 <w:sz w:val="20"/>
               </w:rPr>
-              <w:t xml:space="default">Author credentials, declarations, text-date coverage and archive details require author completion. Current section titles and display numbers identify reported material.</w:t>
+              <w:t xml:space="default">The previous IMRaD draft was removed for a fresh manuscript. Pending manuscript sections, author credentials, declarations, text-date coverage and archive details require completion. Other locators identify retained analysis and supplement materials.</w:t>
             </w:r>
           </w:p>
         </w:tc>
@@ -3569,7 +3569,7 @@
                 <w:rFonts w:ascii="Arial" w:hAnsi="Arial"/>
                 <w:sz w:val="20"/>
               </w:rPr>
-              <w:t xml:space="default">Manuscript Independent human reviews; eMethods Blinded human assessment; individual credentials require author information</w:t>
+              <w:t xml:space="default">eMethods Blinded human assessment; individual credentials require author information</w:t>
             </w:r>
           </w:p>
         </w:tc>
@@ -3599,7 +3599,7 @@
                 <w:rFonts w:ascii="Arial" w:hAnsi="Arial"/>
                 <w:sz w:val="20"/>
               </w:rPr>
-              <w:t xml:space="default">Partial; author information remains pending</w:t>
+              <w:t xml:space="default">Partial or pending; see retained materials and author-completion notes</w:t>
             </w:r>
           </w:p>
         </w:tc>
@@ -3724,7 +3724,7 @@
                 <w:rFonts w:ascii="Arial" w:hAnsi="Arial"/>
                 <w:sz w:val="20"/>
               </w:rPr>
-              <w:t xml:space="default">Manuscript Benchmark and assessment arms; Prompt templates and run provenance</w:t>
+              <w:t xml:space="default">eMethods Benchmark and supplied inputs; Prompt templates and run provenance</w:t>
             </w:r>
           </w:p>
         </w:tc>
@@ -3909,7 +3909,7 @@
                 <w:rFonts w:ascii="Arial" w:hAnsi="Arial"/>
                 <w:sz w:val="20"/>
               </w:rPr>
-              <w:t xml:space="default">Partial; author information remains pending</w:t>
+              <w:t xml:space="default">Partial or pending; see retained materials and author-completion notes</w:t>
             </w:r>
           </w:p>
         </w:tc>
@@ -4189,7 +4189,7 @@
                 <w:rFonts w:ascii="Arial" w:hAnsi="Arial"/>
                 <w:sz w:val="20"/>
               </w:rPr>
-              <w:t xml:space="default">Manuscript Independent human reviews; individual experience/calibration require author information</w:t>
+              <w:t xml:space="default">eMethods Blinded human assessment; individual experience/calibration require author information</w:t>
             </w:r>
           </w:p>
         </w:tc>
@@ -4219,7 +4219,7 @@
                 <w:rFonts w:ascii="Arial" w:hAnsi="Arial"/>
                 <w:sz w:val="20"/>
               </w:rPr>
-              <w:t xml:space="default">Partial; author information remains pending</w:t>
+              <w:t xml:space="default">Partial or pending; see retained materials and author-completion notes</w:t>
             </w:r>
           </w:p>
         </w:tc>
@@ -4374,7 +4374,7 @@
                 <w:rFonts w:ascii="Arial" w:hAnsi="Arial"/>
                 <w:sz w:val="20"/>
               </w:rPr>
-              <w:t xml:space="default">Partial; author information remains pending</w:t>
+              <w:t xml:space="default">Partial or pending; see retained materials and author-completion notes</w:t>
             </w:r>
           </w:p>
         </w:tc>
@@ -4409,7 +4409,7 @@
                 <w:rFonts w:ascii="Arial" w:hAnsi="Arial"/>
                 <w:sz w:val="20"/>
               </w:rPr>
-              <w:t xml:space="default">Author credentials, declarations, text-date coverage and archive details require author completion. Current section titles and display numbers identify reported material.</w:t>
+              <w:t xml:space="default">The previous IMRaD draft was removed for a fresh manuscript. Pending manuscript sections, author credentials, declarations, text-date coverage and archive details require completion. Other locators identify retained analysis and supplement materials.</w:t>
             </w:r>
           </w:p>
         </w:tc>
@@ -5352,7 +5352,7 @@
                 <w:rFonts w:ascii="Arial" w:hAnsi="Arial"/>
                 <w:sz w:val="20"/>
               </w:rPr>
-              <w:t xml:space="default">Manuscript Ethics declaration; author confirmation required</w:t>
+              <w:t xml:space="default">Pending manuscript ethics declaration; author confirmation required</w:t>
             </w:r>
           </w:p>
         </w:tc>
@@ -5382,7 +5382,7 @@
                 <w:rFonts w:ascii="Arial" w:hAnsi="Arial"/>
                 <w:sz w:val="20"/>
               </w:rPr>
-              <w:t xml:space="default">Partial; author information remains pending</w:t>
+              <w:t xml:space="default">Partial or pending; see retained materials and author-completion notes</w:t>
             </w:r>
           </w:p>
         </w:tc>
@@ -5507,7 +5507,7 @@
                 <w:rFonts w:ascii="Arial" w:hAnsi="Arial"/>
                 <w:sz w:val="20"/>
               </w:rPr>
-              <w:t xml:space="default">Manuscript Funding; author confirmation required</w:t>
+              <w:t xml:space="default">Pending manuscript funding statement; author confirmation required</w:t>
             </w:r>
           </w:p>
         </w:tc>
@@ -5537,7 +5537,7 @@
                 <w:rFonts w:ascii="Arial" w:hAnsi="Arial"/>
                 <w:sz w:val="20"/>
               </w:rPr>
-              <w:t xml:space="default">Partial; author information remains pending</w:t>
+              <w:t xml:space="default">Partial or pending; see retained materials and author-completion notes</w:t>
             </w:r>
           </w:p>
         </w:tc>
@@ -5662,7 +5662,7 @@
                 <w:rFonts w:ascii="Arial" w:hAnsi="Arial"/>
                 <w:sz w:val="20"/>
               </w:rPr>
-              <w:t xml:space="default">Manuscript Competing interests; author confirmation required</w:t>
+              <w:t xml:space="default">Pending manuscript competing interests; author confirmation required</w:t>
             </w:r>
           </w:p>
         </w:tc>
@@ -5692,7 +5692,7 @@
                 <w:rFonts w:ascii="Arial" w:hAnsi="Arial"/>
                 <w:sz w:val="20"/>
               </w:rPr>
-              <w:t xml:space="default">Partial; author information remains pending</w:t>
+              <w:t xml:space="default">Partial or pending; see retained materials and author-completion notes</w:t>
             </w:r>
           </w:p>
         </w:tc>
@@ -5847,7 +5847,7 @@
                 <w:rFonts w:ascii="Arial" w:hAnsi="Arial"/>
                 <w:sz w:val="20"/>
               </w:rPr>
-              <w:t xml:space="default">Partial; author information remains pending</w:t>
+              <w:t xml:space="default">Partial or pending; see retained materials and author-completion notes</w:t>
             </w:r>
           </w:p>
         </w:tc>
@@ -5882,7 +5882,7 @@
                 <w:rFonts w:ascii="Arial" w:hAnsi="Arial"/>
                 <w:sz w:val="20"/>
               </w:rPr>
-              <w:t xml:space="default">Author credentials, declarations, text-date coverage and archive details require author completion. Current section titles and display numbers identify reported material.</w:t>
+              <w:t xml:space="default">The previous IMRaD draft was removed for a fresh manuscript. Pending manuscript sections, author credentials, declarations, text-date coverage and archive details require completion. Other locators identify retained analysis and supplement materials.</w:t>
             </w:r>
           </w:p>
         </w:tc>
@@ -6205,7 +6205,7 @@
                 <w:rFonts w:ascii="Arial" w:hAnsi="Arial"/>
                 <w:sz w:val="20"/>
               </w:rPr>
-              <w:t xml:space="default">Manuscript Ethics, registration and public involvement; author confirmation required</w:t>
+              <w:t xml:space="default">Pending manuscript registration statement; author confirmation required</w:t>
             </w:r>
           </w:p>
         </w:tc>
@@ -6235,7 +6235,7 @@
                 <w:rFonts w:ascii="Arial" w:hAnsi="Arial"/>
                 <w:sz w:val="20"/>
               </w:rPr>
-              <w:t xml:space="default">Partial; author information remains pending</w:t>
+              <w:t xml:space="default">Partial or pending; see retained materials and author-completion notes</w:t>
             </w:r>
           </w:p>
         </w:tc>
@@ -6360,7 +6360,7 @@
                 <w:rFonts w:ascii="Arial" w:hAnsi="Arial"/>
                 <w:sz w:val="20"/>
               </w:rPr>
-              <w:t xml:space="default">Manuscript Data availability; Linked source records and reproducibility materials</w:t>
+              <w:t xml:space="default">Linked source records and reproducibility materials; pending manuscript data availability statement</w:t>
             </w:r>
           </w:p>
         </w:tc>
@@ -6390,7 +6390,7 @@
                 <w:rFonts w:ascii="Arial" w:hAnsi="Arial"/>
                 <w:sz w:val="20"/>
               </w:rPr>
-              <w:t xml:space="default">Reported at the named section or display</w:t>
+              <w:t xml:space="default">Partial or pending; see retained materials and author-completion notes</w:t>
             </w:r>
           </w:p>
         </w:tc>
@@ -6515,7 +6515,7 @@
                 <w:rFonts w:ascii="Arial" w:hAnsi="Arial"/>
                 <w:sz w:val="20"/>
               </w:rPr>
-              <w:t xml:space="default">Manuscript Data availability; Prompt templates and run provenance</w:t>
+              <w:t xml:space="default">Prompt templates and run provenance; pending manuscript code availability statement</w:t>
             </w:r>
           </w:p>
         </w:tc>
@@ -6545,7 +6545,7 @@
                 <w:rFonts w:ascii="Arial" w:hAnsi="Arial"/>
                 <w:sz w:val="20"/>
               </w:rPr>
-              <w:t xml:space="default">Reported at the named section or display</w:t>
+              <w:t xml:space="default">Partial or pending; see retained materials and author-completion notes</w:t>
             </w:r>
           </w:p>
         </w:tc>
@@ -6670,7 +6670,7 @@
                 <w:rFonts w:ascii="Arial" w:hAnsi="Arial"/>
                 <w:sz w:val="20"/>
               </w:rPr>
-              <w:t xml:space="default">Manuscript Public involvement statement; author confirmation required</w:t>
+              <w:t xml:space="default">Pending manuscript public involvement statement; author confirmation required</w:t>
             </w:r>
           </w:p>
         </w:tc>
@@ -6700,7 +6700,7 @@
                 <w:rFonts w:ascii="Arial" w:hAnsi="Arial"/>
                 <w:sz w:val="20"/>
               </w:rPr>
-              <w:t xml:space="default">Partial; author information remains pending</w:t>
+              <w:t xml:space="default">Partial or pending; see retained materials and author-completion notes</w:t>
             </w:r>
           </w:p>
         </w:tc>
@@ -7355,7 +7355,7 @@
                 <w:rFonts w:ascii="Arial" w:hAnsi="Arial"/>
                 <w:sz w:val="20"/>
               </w:rPr>
-              <w:t xml:space="default">Author credentials, declarations, text-date coverage and archive details require author completion. Current section titles and display numbers identify reported material.</w:t>
+              <w:t xml:space="default">The previous IMRaD draft was removed for a fresh manuscript. Pending manuscript sections, author credentials, declarations, text-date coverage and archive details require completion. Other locators identify retained analysis and supplement materials.</w:t>
             </w:r>
           </w:p>
         </w:tc>
@@ -7988,7 +7988,7 @@
                 <w:rFonts w:ascii="Arial" w:hAnsi="Arial"/>
                 <w:sz w:val="20"/>
               </w:rPr>
-              <w:t xml:space="default">Manuscript Discussion</w:t>
+              <w:t xml:space="default">Pending manuscript discussion</w:t>
             </w:r>
           </w:p>
         </w:tc>
@@ -8018,7 +8018,7 @@
                 <w:rFonts w:ascii="Arial" w:hAnsi="Arial"/>
                 <w:sz w:val="20"/>
               </w:rPr>
-              <w:t xml:space="default">Reported at the named section or display</w:t>
+              <w:t xml:space="default">Partial or pending; see retained materials and author-completion notes</w:t>
             </w:r>
           </w:p>
         </w:tc>
@@ -8143,7 +8143,7 @@
                 <w:rFonts w:ascii="Arial" w:hAnsi="Arial"/>
                 <w:sz w:val="20"/>
               </w:rPr>
-              <w:t xml:space="default">Manuscript Discussion; eMethods Inference</w:t>
+              <w:t xml:space="default">eMethods Inference; pending manuscript limitations</w:t>
             </w:r>
           </w:p>
         </w:tc>
@@ -8173,7 +8173,7 @@
                 <w:rFonts w:ascii="Arial" w:hAnsi="Arial"/>
                 <w:sz w:val="20"/>
               </w:rPr>
-              <w:t xml:space="default">Reported at the named section or display</w:t>
+              <w:t xml:space="default">Partial or pending; see retained materials and author-completion notes</w:t>
             </w:r>
           </w:p>
         </w:tc>
@@ -8453,7 +8453,7 @@
                 <w:rFonts w:ascii="Arial" w:hAnsi="Arial"/>
                 <w:sz w:val="20"/>
               </w:rPr>
-              <w:t xml:space="default">Manuscript Discussion</w:t>
+              <w:t xml:space="default">Pending manuscript discussion</w:t>
             </w:r>
           </w:p>
         </w:tc>
@@ -8483,7 +8483,7 @@
                 <w:rFonts w:ascii="Arial" w:hAnsi="Arial"/>
                 <w:sz w:val="20"/>
               </w:rPr>
-              <w:t xml:space="default">Reported at the named section or display</w:t>
+              <w:t xml:space="default">Partial or pending; see retained materials and author-completion notes</w:t>
             </w:r>
           </w:p>
         </w:tc>
@@ -8763,7 +8763,7 @@
                 <w:rFonts w:ascii="Arial" w:hAnsi="Arial"/>
                 <w:sz w:val="20"/>
               </w:rPr>
-              <w:t xml:space="default">Manuscript Discussion</w:t>
+              <w:t xml:space="default">Pending manuscript discussion</w:t>
             </w:r>
           </w:p>
         </w:tc>
@@ -8793,7 +8793,7 @@
                 <w:rFonts w:ascii="Arial" w:hAnsi="Arial"/>
                 <w:sz w:val="20"/>
               </w:rPr>
-              <w:t xml:space="default">Reported at the named section or display</w:t>
+              <w:t xml:space="default">Partial or pending; see retained materials and author-completion notes</w:t>
             </w:r>
           </w:p>
         </w:tc>
@@ -8828,7 +8828,7 @@
                 <w:rFonts w:ascii="Arial" w:hAnsi="Arial"/>
                 <w:sz w:val="20"/>
               </w:rPr>
-              <w:t xml:space="default">Author credentials, declarations, text-date coverage and archive details require author completion. Current section titles and display numbers identify reported material.</w:t>
+              <w:t xml:space="default">The previous IMRaD draft was removed for a fresh manuscript. Pending manuscript sections, author credentials, declarations, text-date coverage and archive details require completion. Other locators identify retained analysis and supplement materials.</w:t>
             </w:r>
           </w:p>
         </w:tc>
@@ -9151,7 +9151,7 @@
                 <w:rFonts w:ascii="Arial" w:hAnsi="Arial"/>
                 <w:sz w:val="20"/>
               </w:rPr>
-              <w:t xml:space="default">Manuscript Discussion</w:t>
+              <w:t xml:space="default">Pending manuscript discussion</w:t>
             </w:r>
           </w:p>
         </w:tc>
@@ -9181,7 +9181,7 @@
                 <w:rFonts w:ascii="Arial" w:hAnsi="Arial"/>
                 <w:sz w:val="20"/>
               </w:rPr>
-              <w:t xml:space="default">Reported at the named section or display</w:t>
+              <w:t xml:space="default">Partial or pending; see retained materials and author-completion notes</w:t>
             </w:r>
           </w:p>
         </w:tc>
@@ -9306,7 +9306,7 @@
                 <w:rFonts w:ascii="Arial" w:hAnsi="Arial"/>
                 <w:sz w:val="20"/>
               </w:rPr>
-              <w:t xml:space="default">Manuscript title and abstract</w:t>
+              <w:t xml:space="default">Pending manuscript title and abstract</w:t>
             </w:r>
           </w:p>
         </w:tc>
@@ -9336,7 +9336,7 @@
                 <w:rFonts w:ascii="Arial" w:hAnsi="Arial"/>
                 <w:sz w:val="20"/>
               </w:rPr>
-              <w:t xml:space="default">Reported at the named section or display</w:t>
+              <w:t xml:space="default">Partial or pending; see retained materials and author-completion notes</w:t>
             </w:r>
           </w:p>
         </w:tc>
@@ -9771,7 +9771,7 @@
                 <w:rFonts w:ascii="Arial" w:hAnsi="Arial"/>
                 <w:sz w:val="20"/>
               </w:rPr>
-              <w:t xml:space="default">Manuscript Independent human reviews; individual credentials require author information</w:t>
+              <w:t xml:space="default">eMethods Blinded human assessment; individual credentials require author information</w:t>
             </w:r>
           </w:p>
         </w:tc>
@@ -9801,7 +9801,7 @@
                 <w:rFonts w:ascii="Arial" w:hAnsi="Arial"/>
                 <w:sz w:val="20"/>
               </w:rPr>
-              <w:t xml:space="default">Partial; author information remains pending</w:t>
+              <w:t xml:space="default">Partial or pending; see retained materials and author-completion notes</w:t>
             </w:r>
           </w:p>
         </w:tc>
@@ -9926,7 +9926,7 @@
                 <w:rFonts w:ascii="Arial" w:hAnsi="Arial"/>
                 <w:sz w:val="20"/>
               </w:rPr>
-              <w:t xml:space="default">Manuscript Objective</w:t>
+              <w:t xml:space="default">Pending manuscript objectives</w:t>
             </w:r>
           </w:p>
         </w:tc>
@@ -9956,7 +9956,7 @@
                 <w:rFonts w:ascii="Arial" w:hAnsi="Arial"/>
                 <w:sz w:val="20"/>
               </w:rPr>
-              <w:t xml:space="default">Reported at the named section or display</w:t>
+              <w:t xml:space="default">Partial or pending; see retained materials and author-completion notes</w:t>
             </w:r>
           </w:p>
         </w:tc>
@@ -10266,7 +10266,7 @@
                 <w:rFonts w:ascii="Arial" w:hAnsi="Arial"/>
                 <w:sz w:val="20"/>
               </w:rPr>
-              <w:t xml:space="default">Partial; author information remains pending</w:t>
+              <w:t xml:space="default">Partial or pending; see retained materials and author-completion notes</w:t>
             </w:r>
           </w:p>
         </w:tc>
@@ -10301,7 +10301,7 @@
                 <w:rFonts w:ascii="Arial" w:hAnsi="Arial"/>
                 <w:sz w:val="20"/>
               </w:rPr>
-              <w:t xml:space="default">Author credentials, declarations, text-date coverage and archive details require author completion. Current section titles and display numbers identify reported material.</w:t>
+              <w:t xml:space="default">The previous IMRaD draft was removed for a fresh manuscript. Pending manuscript sections, author credentials, declarations, text-date coverage and archive details require completion. Other locators identify retained analysis and supplement materials.</w:t>
             </w:r>
           </w:p>
         </w:tc>
@@ -11244,7 +11244,7 @@
                 <w:rFonts w:ascii="Arial" w:hAnsi="Arial"/>
                 <w:sz w:val="20"/>
               </w:rPr>
-              <w:t xml:space="default">Table 1; Manuscript Independent human reviews</w:t>
+              <w:t xml:space="default">Table 1; eMethods Blinded human assessment</w:t>
             </w:r>
           </w:p>
         </w:tc>
@@ -11554,7 +11554,7 @@
                 <w:rFonts w:ascii="Arial" w:hAnsi="Arial"/>
                 <w:sz w:val="20"/>
               </w:rPr>
-              <w:t xml:space="default">Manuscript Discussion</w:t>
+              <w:t xml:space="default">Pending manuscript discussion</w:t>
             </w:r>
           </w:p>
         </w:tc>
@@ -11584,7 +11584,7 @@
                 <w:rFonts w:ascii="Arial" w:hAnsi="Arial"/>
                 <w:sz w:val="20"/>
               </w:rPr>
-              <w:t xml:space="default">Reported at the named section or display</w:t>
+              <w:t xml:space="default">Partial or pending; see retained materials and author-completion notes</w:t>
             </w:r>
           </w:p>
         </w:tc>
@@ -11774,7 +11774,7 @@
                 <w:rFonts w:ascii="Arial" w:hAnsi="Arial"/>
                 <w:sz w:val="20"/>
               </w:rPr>
-              <w:t xml:space="default">Author credentials, declarations, text-date coverage and archive details require author completion. Current section titles and display numbers identify reported material.</w:t>
+              <w:t xml:space="default">The previous IMRaD draft was removed for a fresh manuscript. Pending manuscript sections, author credentials, declarations, text-date coverage and archive details require completion. Other locators identify retained analysis and supplement materials.</w:t>
             </w:r>
           </w:p>
         </w:tc>

--- a/analysis/output/manuscript/TRIPOD-LLM.docx
+++ b/analysis/output/manuscript/TRIPOD-LLM.docx
@@ -1088,7 +1088,7 @@
                 <w:rFonts w:ascii="Arial" w:hAnsi="Arial"/>
                 <w:sz w:val="20"/>
               </w:rPr>
-              <w:t xml:space="default">eMethods Benchmark and supplied inputs; Targets and input parity; eTable 1</w:t>
+              <w:t xml:space="default">eMethods Benchmark and supplied inputs; Targets and input parity; Linked benchmark source records</w:t>
             </w:r>
           </w:p>
         </w:tc>
@@ -1243,7 +1243,7 @@
                 <w:rFonts w:ascii="Arial" w:hAnsi="Arial"/>
                 <w:sz w:val="20"/>
               </w:rPr>
-              <w:t xml:space="default">Table 1; eTables 1 and 4</w:t>
+              <w:t xml:space="default">Table 1; eTable 3</w:t>
             </w:r>
           </w:p>
         </w:tc>
@@ -1941,7 +1941,7 @@
                 <w:rFonts w:ascii="Arial" w:hAnsi="Arial"/>
                 <w:sz w:val="20"/>
               </w:rPr>
-              <w:t xml:space="default">eMethods Signalling mapping and eligibility; eTable 6B</w:t>
+              <w:t xml:space="default">eMethods Signalling mapping and eligibility; eTable 4B</w:t>
             </w:r>
           </w:p>
         </w:tc>
@@ -2871,7 +2871,7 @@
                 <w:rFonts w:ascii="Arial" w:hAnsi="Arial"/>
                 <w:sz w:val="20"/>
               </w:rPr>
-              <w:t xml:space="default">Figures 4 and 5; Tables 2 and 3; eTables 2 to 6</w:t>
+              <w:t xml:space="default">Figures 4 and 5; Tables 2 and 3; eTables 1 to 4</w:t>
             </w:r>
           </w:p>
         </w:tc>
@@ -4034,7 +4034,7 @@
                 <w:rFonts w:ascii="Arial" w:hAnsi="Arial"/>
                 <w:sz w:val="20"/>
               </w:rPr>
-              <w:t xml:space="default">Figure 4; eTable 3</w:t>
+              <w:t xml:space="default">Figure 4; eTable 2</w:t>
             </w:r>
           </w:p>
         </w:tc>
@@ -6980,7 +6980,7 @@
                 <w:rFonts w:ascii="Arial" w:hAnsi="Arial"/>
                 <w:sz w:val="20"/>
               </w:rPr>
-              <w:t xml:space="default">Table 1; eTable 1</w:t>
+              <w:t xml:space="default">Table 1; Linked benchmark source records</w:t>
             </w:r>
           </w:p>
         </w:tc>
@@ -7135,7 +7135,7 @@
                 <w:rFonts w:ascii="Arial" w:hAnsi="Arial"/>
                 <w:sz w:val="20"/>
               </w:rPr>
-              <w:t xml:space="default">Table 1; eTable 1; report-level benchmark without patient-level distributions</w:t>
+              <w:t xml:space="default">Table 1; Linked benchmark source records; report-level benchmark without patient-level distributions</w:t>
             </w:r>
           </w:p>
         </w:tc>
@@ -7678,7 +7678,7 @@
                 <w:rFonts w:ascii="Arial" w:hAnsi="Arial"/>
                 <w:sz w:val="20"/>
               </w:rPr>
-              <w:t xml:space="default">Figures 4 and 5; Tables 2 and 3; eTables 2 to 6</w:t>
+              <w:t xml:space="default">Figures 4 and 5; Tables 2 and 3; eTables 1 to 4</w:t>
             </w:r>
           </w:p>
         </w:tc>
@@ -9616,7 +9616,7 @@
                 <w:rFonts w:ascii="Arial" w:hAnsi="Arial"/>
                 <w:sz w:val="20"/>
               </w:rPr>
-              <w:t xml:space="default">Table 1; eTable 1</w:t>
+              <w:t xml:space="default">Table 1; Linked benchmark source records</w:t>
             </w:r>
           </w:p>
         </w:tc>
@@ -11399,7 +11399,7 @@
                 <w:rFonts w:ascii="Arial" w:hAnsi="Arial"/>
                 <w:sz w:val="20"/>
               </w:rPr>
-              <w:t xml:space="default">Figures 4 and 5; eTables 2 to 6</w:t>
+              <w:t xml:space="default">Figures 4 and 5; eTables 1 to 4</w:t>
             </w:r>
           </w:p>
         </w:tc>
@@ -11709,7 +11709,7 @@
                 <w:rFonts w:ascii="Arial" w:hAnsi="Arial"/>
                 <w:sz w:val="20"/>
               </w:rPr>
-              <w:t xml:space="default">eTables 2 to 6; Linked source records and reproducibility materials</w:t>
+              <w:t xml:space="default">eTables 1 to 4; Linked source records and reproducibility materials</w:t>
             </w:r>
           </w:p>
         </w:tc>
